--- a/backend/plantillas/Formato 1 - Carta de presentación de la oferta.docx
+++ b/backend/plantillas/Formato 1 - Carta de presentación de la oferta.docx
@@ -58,7 +58,7 @@
           <w:szCs w:val="20"/>
           <w:lang w:val="es-ES"/>
         </w:rPr>
-        <w:t>20005543</w:t>
+        <w:t>«no_proceso»</w:t>
       </w:r>
       <w:r>
         <w:rPr>
@@ -149,6 +149,7 @@
         <w:pStyle w:val="InviasNormal"/>
         <w:spacing w:before="0" w:after="0"/>
         <w:contextualSpacing/>
+        <w:jc w:val="left"/>
         <w:outlineLvl w:val="0"/>
         <w:rPr>
           <w:rFonts w:ascii="Roboto" w:hAnsi="Roboto" w:cs="Tahoma"/>
@@ -162,6 +163,7 @@
         <w:pStyle w:val="InviasNormal"/>
         <w:spacing w:before="0" w:after="0"/>
         <w:contextualSpacing/>
+        <w:jc w:val="left"/>
         <w:outlineLvl w:val="0"/>
         <w:rPr>
           <w:rFonts w:ascii="Roboto" w:hAnsi="Roboto" w:cs="Tahoma"/>
@@ -175,6 +177,7 @@
         <w:pStyle w:val="InviasNormal"/>
         <w:spacing w:before="0" w:after="0"/>
         <w:contextualSpacing/>
+        <w:jc w:val="left"/>
         <w:outlineLvl w:val="0"/>
         <w:rPr>
           <w:rFonts w:ascii="Roboto" w:hAnsi="Roboto" w:cs="Tahoma"/>
@@ -197,6 +200,7 @@
         <w:pStyle w:val="InviasNormal"/>
         <w:spacing w:before="0" w:after="0"/>
         <w:contextualSpacing/>
+        <w:jc w:val="left"/>
         <w:rPr>
           <w:rFonts w:ascii="Roboto" w:hAnsi="Roboto" w:cs="Tahoma"/>
           <w:b/>
@@ -239,7 +243,7 @@
           <w:sz w:val="20"/>
           <w:szCs w:val="20"/>
         </w:rPr>
-        <w:t>DISTRITO ESPECIAL DE CIENCIA, TECNOLOGÍA E INNOVACIÓN DE MEDELLÍN</w:t>
+        <w:t>«nombre_entidad»</w:t>
       </w:r>
       <w:r>
         <w:rPr>
@@ -259,6 +263,7 @@
         </w:numPr>
         <w:spacing w:before="0" w:after="0"/>
         <w:contextualSpacing/>
+        <w:jc w:val="left"/>
         <w:outlineLvl w:val="0"/>
         <w:rPr>
           <w:rFonts w:ascii="Roboto" w:hAnsi="Roboto" w:cs="Tahoma"/>
@@ -297,7 +302,7 @@
           <w:sz w:val="20"/>
           <w:szCs w:val="20"/>
         </w:rPr>
-        <w:t>Calle 44 # 52 - 165</w:t>
+        <w:t>«dir_entidad»</w:t>
       </w:r>
       <w:r>
         <w:rPr>
@@ -316,6 +321,7 @@
         </w:numPr>
         <w:spacing w:before="0" w:after="0"/>
         <w:contextualSpacing/>
+        <w:jc w:val="left"/>
         <w:outlineLvl w:val="0"/>
         <w:rPr>
           <w:rFonts w:ascii="Roboto" w:hAnsi="Roboto" w:cs="Tahoma"/>
@@ -324,47 +330,6 @@
           <w:szCs w:val="20"/>
         </w:rPr>
       </w:pPr>
-      <w:r>
-        <w:rPr>
-          <w:rFonts w:ascii="Roboto" w:hAnsi="Roboto" w:cs="Tahoma"/>
-          <w:sz w:val="20"/>
-          <w:szCs w:val="20"/>
-        </w:rPr>
-        <w:fldChar w:fldCharType="begin"/>
-      </w:r>
-      <w:r>
-        <w:rPr>
-          <w:rFonts w:ascii="Roboto" w:hAnsi="Roboto" w:cs="Tahoma"/>
-          <w:sz w:val="20"/>
-          <w:szCs w:val="20"/>
-        </w:rPr>
-        <w:instrText xml:space="preserve"> MERGEFIELD "ciudad" </w:instrText>
-      </w:r>
-      <w:r>
-        <w:rPr>
-          <w:rFonts w:ascii="Roboto" w:hAnsi="Roboto" w:cs="Tahoma"/>
-          <w:sz w:val="20"/>
-          <w:szCs w:val="20"/>
-        </w:rPr>
-        <w:fldChar w:fldCharType="separate"/>
-      </w:r>
-      <w:r>
-        <w:rPr>
-          <w:rFonts w:ascii="Roboto" w:hAnsi="Roboto" w:cs="Tahoma"/>
-          <w:noProof/>
-          <w:sz w:val="20"/>
-          <w:szCs w:val="20"/>
-        </w:rPr>
-        <w:t>Medellín - Colombia</w:t>
-      </w:r>
-      <w:r>
-        <w:rPr>
-          <w:rFonts w:ascii="Roboto" w:hAnsi="Roboto" w:cs="Tahoma"/>
-          <w:sz w:val="20"/>
-          <w:szCs w:val="20"/>
-        </w:rPr>
-        <w:fldChar w:fldCharType="end"/>
-      </w:r>
     </w:p>
     <w:p>
       <w:pPr>
@@ -374,6 +339,7 @@
         </w:numPr>
         <w:spacing w:before="0" w:after="0"/>
         <w:contextualSpacing/>
+        <w:jc w:val="left"/>
         <w:outlineLvl w:val="0"/>
         <w:rPr>
           <w:rFonts w:ascii="Roboto" w:hAnsi="Roboto" w:cs="Tahoma"/>
@@ -388,6 +354,7 @@
         <w:pStyle w:val="InviasNormal"/>
         <w:spacing w:before="0" w:after="0"/>
         <w:contextualSpacing/>
+        <w:jc w:val="left"/>
         <w:outlineLvl w:val="0"/>
         <w:rPr>
           <w:rFonts w:ascii="Roboto" w:hAnsi="Roboto" w:cs="Tahoma"/>
@@ -477,7 +444,7 @@
           <w:sz w:val="20"/>
           <w:szCs w:val="20"/>
         </w:rPr>
-        <w:t>20005543</w:t>
+        <w:t>«no_proceso»</w:t>
       </w:r>
       <w:r>
         <w:rPr>
@@ -505,6 +472,7 @@
         <w:pStyle w:val="InviasNormal"/>
         <w:spacing w:before="0" w:after="0"/>
         <w:contextualSpacing/>
+        <w:jc w:val="left"/>
         <w:outlineLvl w:val="0"/>
         <w:rPr>
           <w:rFonts w:ascii="Roboto" w:hAnsi="Roboto" w:cs="Tahoma"/>
@@ -519,6 +487,7 @@
       <w:pPr>
         <w:spacing w:before="0" w:after="0"/>
         <w:contextualSpacing/>
+        <w:jc w:val="left"/>
         <w:rPr>
           <w:rFonts w:ascii="Roboto" w:hAnsi="Roboto" w:cs="Tahoma"/>
           <w:b/>
@@ -576,7 +545,7 @@
           <w:sz w:val="20"/>
           <w:szCs w:val="20"/>
         </w:rPr>
-        <w:t>Interventoría al mantenimiento e instalación de defensas viales, barandas, pasamanos y otros elementos para la seguridad vial.</w:t>
+        <w:t>«objeto»</w:t>
       </w:r>
       <w:r>
         <w:rPr>
@@ -591,6 +560,7 @@
       <w:pPr>
         <w:spacing w:before="0" w:after="0"/>
         <w:contextualSpacing/>
+        <w:jc w:val="left"/>
         <w:rPr>
           <w:rFonts w:ascii="Roboto" w:hAnsi="Roboto" w:cs="Tahoma"/>
           <w:b/>
@@ -605,6 +575,7 @@
       <w:pPr>
         <w:spacing w:before="0" w:after="0"/>
         <w:contextualSpacing/>
+        <w:jc w:val="left"/>
         <w:rPr>
           <w:rFonts w:ascii="Roboto" w:hAnsi="Roboto" w:cs="Tahoma"/>
           <w:b/>
@@ -641,13 +612,34 @@
           <w:sz w:val="20"/>
           <w:szCs w:val="20"/>
         </w:rPr>
-        <w:fldChar w:fldCharType="end"/>
+        <w:fldChar w:fldCharType="separate"/>
       </w:r>
       <w:r>
         <w:rPr>
           <w:rFonts w:ascii="Roboto" w:hAnsi="Roboto" w:cs="Tahoma"/>
           <w:b/>
           <w:bCs/>
+          <w:noProof/>
+          <w:sz w:val="20"/>
+          <w:szCs w:val="20"/>
+        </w:rPr>
+        <w:t>«lote»</w:t>
+      </w:r>
+      <w:r>
+        <w:rPr>
+          <w:rFonts w:ascii="Roboto" w:hAnsi="Roboto" w:cs="Tahoma"/>
+          <w:b/>
+          <w:bCs/>
+          <w:sz w:val="20"/>
+          <w:szCs w:val="20"/>
+        </w:rPr>
+        <w:fldChar w:fldCharType="end"/>
+      </w:r>
+      <w:r>
+        <w:rPr>
+          <w:rFonts w:ascii="Roboto" w:hAnsi="Roboto" w:cs="Tahoma"/>
+          <w:b/>
+          <w:bCs/>
           <w:sz w:val="20"/>
           <w:szCs w:val="20"/>
         </w:rPr>
@@ -658,6 +650,7 @@
       <w:pPr>
         <w:spacing w:before="0" w:after="0"/>
         <w:contextualSpacing/>
+        <w:jc w:val="left"/>
         <w:rPr>
           <w:rFonts w:ascii="Roboto" w:hAnsi="Roboto" w:cs="Tahoma"/>
           <w:b/>
@@ -671,6 +664,7 @@
       <w:pPr>
         <w:spacing w:before="0" w:after="0"/>
         <w:contextualSpacing/>
+        <w:jc w:val="left"/>
         <w:rPr>
           <w:rFonts w:ascii="Roboto" w:hAnsi="Roboto" w:cs="Tahoma"/>
           <w:b/>
@@ -687,6 +681,7 @@
         <w:adjustRightInd w:val="0"/>
         <w:spacing w:before="0" w:after="0"/>
         <w:contextualSpacing/>
+        <w:jc w:val="left"/>
         <w:rPr>
           <w:rFonts w:ascii="Roboto" w:eastAsiaTheme="minorEastAsia" w:hAnsi="Roboto" w:cs="Tahoma"/>
           <w:sz w:val="20"/>
@@ -771,7 +766,7 @@
           <w:sz w:val="20"/>
           <w:szCs w:val="20"/>
         </w:rPr>
-        <w:t>RAFAEL JAVIER GUISA RUEDA</w:t>
+        <w:t>«nom_pers_nat__o_rp_propo_1»</w:t>
       </w:r>
       <w:r>
         <w:rPr>
@@ -872,7 +867,7 @@
           <w:sz w:val="20"/>
           <w:szCs w:val="20"/>
         </w:rPr>
-        <w:t>UNION TEMPORAL VIALTEK 29</w:t>
+        <w:t>«nom_proponente»</w:t>
       </w:r>
       <w:r>
         <w:rPr>
@@ -3512,7 +3507,7 @@
                 <w:szCs w:val="20"/>
                 <w:u w:val="single"/>
               </w:rPr>
-              <w:t>_</w:t>
+              <w:t>«propo_per_natu»</w:t>
             </w:r>
             <w:r>
               <w:rPr>
@@ -3826,7 +3821,7 @@
                 <w:sz w:val="20"/>
                 <w:szCs w:val="20"/>
               </w:rPr>
-              <w:t>X</w:t>
+              <w:t>«propo_union»</w:t>
             </w:r>
             <w:r>
               <w:rPr>
@@ -3918,7 +3913,7 @@
                 <w:szCs w:val="20"/>
                 <w:u w:val="single"/>
               </w:rPr>
-              <w:t>_</w:t>
+              <w:t>«propo_conso»</w:t>
             </w:r>
             <w:r>
               <w:rPr>
@@ -3961,39 +3956,48 @@
               </w:rPr>
               <w:t>Otro__</w:t>
             </w:r>
+            <w:r>
+              <w:rPr>
+                <w:rFonts w:ascii="Roboto" w:hAnsi="Roboto" w:cs="Tahoma"/>
+                <w:sz w:val="20"/>
+                <w:szCs w:val="20"/>
+              </w:rPr>
+              <w:fldChar w:fldCharType="begin"/>
+            </w:r>
+            <w:r>
+              <w:rPr>
+                <w:rFonts w:ascii="Roboto" w:hAnsi="Roboto" w:cs="Tahoma"/>
+                <w:sz w:val="20"/>
+                <w:szCs w:val="20"/>
+              </w:rPr>
+              <w:instrText xml:space="preserve"> AUTHOR  "Nombre y Apellidos" \* FirstCap  \* MERGEFORMAT </w:instrText>
+            </w:r>
+            <w:r>
+              <w:rPr>
+                <w:rFonts w:ascii="Roboto" w:hAnsi="Roboto" w:cs="Tahoma"/>
+                <w:sz w:val="20"/>
+                <w:szCs w:val="20"/>
+              </w:rPr>
+              <w:fldChar w:fldCharType="separate"/>
+            </w:r>
+            <w:r>
+              <w:rPr>
+                <w:rFonts w:ascii="Roboto" w:hAnsi="Roboto" w:cs="Tahoma"/>
+                <w:noProof/>
+                <w:sz w:val="20"/>
+                <w:szCs w:val="20"/>
+              </w:rPr>
+              <w:t>Nombre</w:t>
+            </w:r>
             <w:proofErr w:type="spellEnd"/>
             <w:r>
               <w:rPr>
                 <w:rFonts w:ascii="Roboto" w:hAnsi="Roboto" w:cs="Tahoma"/>
-                <w:sz w:val="20"/>
-                <w:szCs w:val="20"/>
-              </w:rPr>
-              <w:fldChar w:fldCharType="begin"/>
-            </w:r>
-            <w:r>
-              <w:rPr>
-                <w:rFonts w:ascii="Roboto" w:hAnsi="Roboto" w:cs="Tahoma"/>
-                <w:sz w:val="20"/>
-                <w:szCs w:val="20"/>
-              </w:rPr>
-              <w:instrText xml:space="preserve"> AUTHOR  "Nombre y Apellidos" \* FirstCap  \* MERGEFORMAT </w:instrText>
-            </w:r>
-            <w:r>
-              <w:rPr>
-                <w:rFonts w:ascii="Roboto" w:hAnsi="Roboto" w:cs="Tahoma"/>
-                <w:sz w:val="20"/>
-                <w:szCs w:val="20"/>
-              </w:rPr>
-              <w:fldChar w:fldCharType="separate"/>
-            </w:r>
-            <w:r>
-              <w:rPr>
-                <w:rFonts w:ascii="Roboto" w:hAnsi="Roboto" w:cs="Tahoma"/>
                 <w:noProof/>
                 <w:sz w:val="20"/>
                 <w:szCs w:val="20"/>
               </w:rPr>
-              <w:t>Nombre y Apellidos</w:t>
+              <w:t xml:space="preserve"> y Apellidos</w:t>
             </w:r>
             <w:r>
               <w:rPr>
@@ -4152,7 +4156,6 @@
               </w:rPr>
               <w:t xml:space="preserve"> </w:t>
             </w:r>
-            <w:proofErr w:type="spellStart"/>
             <w:r>
               <w:rPr>
                 <w:rFonts w:ascii="Roboto" w:hAnsi="Roboto" w:cs="Tahoma"/>
@@ -4172,7 +4175,6 @@
               </w:rPr>
               <w:t>_</w:t>
             </w:r>
-            <w:proofErr w:type="spellEnd"/>
             <w:r>
               <w:rPr>
                 <w:rFonts w:ascii="Roboto" w:hAnsi="Roboto" w:cs="Tahoma"/>
@@ -4216,7 +4218,7 @@
                 <w:szCs w:val="20"/>
                 <w:u w:val="single"/>
               </w:rPr>
-              <w:t>X</w:t>
+              <w:t>«grupo_emp»</w:t>
             </w:r>
             <w:r>
               <w:rPr>
@@ -4428,7 +4430,7 @@
                 <w:sz w:val="20"/>
                 <w:szCs w:val="20"/>
               </w:rPr>
-              <w:t>RAFAEL JAVIER GUISA RUEDA</w:t>
+              <w:t>«nom_o_raz_soc_1»</w:t>
             </w:r>
             <w:r>
               <w:rPr>
@@ -4579,7 +4581,7 @@
                 <w:szCs w:val="20"/>
                 <w:u w:val="single"/>
               </w:rPr>
-              <w:t>X</w:t>
+              <w:t>«grupo_emp»</w:t>
             </w:r>
             <w:r>
               <w:rPr>
@@ -4814,16 +4816,7 @@
                 <w:sz w:val="20"/>
                 <w:szCs w:val="20"/>
               </w:rPr>
-              <w:t xml:space="preserve"> </w:t>
-            </w:r>
-            <w:proofErr w:type="spellStart"/>
-            <w:r>
-              <w:rPr>
-                <w:rFonts w:ascii="Roboto" w:hAnsi="Roboto" w:cs="Tahoma"/>
-                <w:sz w:val="20"/>
-                <w:szCs w:val="20"/>
-              </w:rPr>
-              <w:t>no</w:t>
+              <w:t xml:space="preserve"> no</w:t>
             </w:r>
             <w:r>
               <w:rPr>
@@ -4836,7 +4829,6 @@
               </w:rPr>
               <w:t>_</w:t>
             </w:r>
-            <w:proofErr w:type="spellEnd"/>
             <w:r>
               <w:rPr>
                 <w:rFonts w:ascii="Roboto" w:hAnsi="Roboto" w:cs="Tahoma"/>
@@ -4880,7 +4872,7 @@
                 <w:szCs w:val="20"/>
                 <w:u w:val="single"/>
               </w:rPr>
-              <w:t>X</w:t>
+              <w:t>«cot_bolsa»</w:t>
             </w:r>
             <w:r>
               <w:rPr>
@@ -5048,7 +5040,7 @@
                 <w:sz w:val="20"/>
                 <w:szCs w:val="20"/>
               </w:rPr>
-              <w:t>INGENNIA S.A.S.</w:t>
+              <w:t>«nom_o_raz_soc_2»</w:t>
             </w:r>
             <w:r>
               <w:rPr>
@@ -5074,9 +5066,9 @@
               <w:tblLook w:val="0600" w:firstRow="0" w:lastRow="0" w:firstColumn="0" w:lastColumn="0" w:noHBand="1" w:noVBand="1"/>
             </w:tblPr>
             <w:tblGrid>
-              <w:gridCol w:w="1755"/>
-              <w:gridCol w:w="2391"/>
-              <w:gridCol w:w="2627"/>
+              <w:gridCol w:w="1852"/>
+              <w:gridCol w:w="2342"/>
+              <w:gridCol w:w="2579"/>
             </w:tblGrid>
             <w:tr>
               <w:trPr>
@@ -5271,7 +5263,7 @@
                       <w:sz w:val="20"/>
                       <w:szCs w:val="20"/>
                     </w:rPr>
-                    <w:t>60%</w:t>
+                    <w:t>«porcen_partici_1»</w:t>
                   </w:r>
                   <w:r>
                     <w:rPr>
@@ -5336,7 +5328,7 @@
                       <w:sz w:val="20"/>
                       <w:szCs w:val="20"/>
                     </w:rPr>
-                    <w:t>42.480.915</w:t>
+                    <w:t>«cedula_accion_1»</w:t>
                   </w:r>
                   <w:r>
                     <w:rPr>
@@ -5401,7 +5393,7 @@
                       <w:sz w:val="20"/>
                       <w:szCs w:val="20"/>
                     </w:rPr>
-                    <w:t>LAURA XIOMARA ROJAS RUEDAS</w:t>
+                    <w:t>«nom_accion_1»</w:t>
                   </w:r>
                   <w:r>
                     <w:rPr>
@@ -5472,7 +5464,7 @@
                       <w:sz w:val="20"/>
                       <w:szCs w:val="20"/>
                     </w:rPr>
-                    <w:t>40%</w:t>
+                    <w:t>«porcen_partici_2»</w:t>
                   </w:r>
                   <w:r>
                     <w:rPr>
@@ -5537,7 +5529,7 @@
                       <w:sz w:val="20"/>
                       <w:szCs w:val="20"/>
                     </w:rPr>
-                    <w:t>1.098.762.461</w:t>
+                    <w:t>«cedula_accion_2»</w:t>
                   </w:r>
                   <w:r>
                     <w:rPr>
@@ -5602,7 +5594,7 @@
                       <w:sz w:val="20"/>
                       <w:szCs w:val="20"/>
                     </w:rPr>
-                    <w:t>FELIX JULIAN ACELAS</w:t>
+                    <w:t>«nom_accion_2»</w:t>
                   </w:r>
                   <w:r>
                     <w:rPr>
@@ -5952,7 +5944,7 @@
                 <w:sz w:val="20"/>
                 <w:szCs w:val="20"/>
               </w:rPr>
-              <w:t>RAFAEL JAVIER GUISA RUEDA</w:t>
+              <w:t>«contac_nombre»</w:t>
             </w:r>
             <w:r>
               <w:rPr>
@@ -6060,7 +6052,7 @@
                 <w:sz w:val="20"/>
                 <w:szCs w:val="20"/>
               </w:rPr>
-              <w:t>Calle 35 No. 25-37 Apto 1502 Torre B - Bucaramanga</w:t>
+              <w:t>«contac_dir_ciudad»</w:t>
             </w:r>
             <w:r>
               <w:rPr>
@@ -6167,7 +6159,7 @@
                 <w:sz w:val="20"/>
                 <w:szCs w:val="20"/>
               </w:rPr>
-              <w:t>(607) 7014625</w:t>
+              <w:t>«contac_tele»</w:t>
             </w:r>
             <w:r>
               <w:rPr>
@@ -6267,7 +6259,7 @@
                 <w:sz w:val="20"/>
                 <w:szCs w:val="20"/>
               </w:rPr>
-              <w:t>3003670445</w:t>
+              <w:t>«contac_cel»</w:t>
             </w:r>
             <w:r>
               <w:rPr>
@@ -6375,7 +6367,7 @@
                 <w:sz w:val="20"/>
                 <w:szCs w:val="20"/>
               </w:rPr>
-              <w:t>rjguisa@hotmail.com</w:t>
+              <w:t>«contac_email»</w:t>
             </w:r>
             <w:r>
               <w:rPr>
@@ -6559,7 +6551,6 @@
           <w:sz w:val="20"/>
           <w:szCs w:val="20"/>
         </w:rPr>
-        <w:lastRenderedPageBreak/>
         <w:t>Nombre del Proponente</w:t>
       </w:r>
       <w:r>
@@ -6617,7 +6608,7 @@
           <w:sz w:val="20"/>
           <w:szCs w:val="20"/>
         </w:rPr>
-        <w:t>UNION TEMPORAL VIALTEK 29</w:t>
+        <w:t>«nom_proponente»</w:t>
       </w:r>
       <w:r>
         <w:rPr>
@@ -6694,7 +6685,7 @@
           <w:sz w:val="20"/>
           <w:szCs w:val="20"/>
         </w:rPr>
-        <w:t>RAFAEL JAVIER GUISA RUEDA</w:t>
+        <w:t>«nom_pers_nat__o_rp_propo_1»</w:t>
       </w:r>
       <w:r>
         <w:rPr>
@@ -6795,7 +6786,7 @@
           <w:sz w:val="20"/>
           <w:szCs w:val="20"/>
         </w:rPr>
-        <w:t>91.261.497 de Bucaramanga</w:t>
+        <w:t>«repre_cedula»</w:t>
       </w:r>
       <w:r>
         <w:rPr>
@@ -6880,7 +6871,7 @@
           <w:sz w:val="20"/>
           <w:szCs w:val="20"/>
         </w:rPr>
-        <w:t>68202-091504 STD</w:t>
+        <w:t>«repre_mat_profe»</w:t>
       </w:r>
       <w:r>
         <w:rPr>
@@ -6965,7 +6956,7 @@
           <w:sz w:val="20"/>
           <w:szCs w:val="20"/>
         </w:rPr>
-        <w:t>Calle 35 No. 25 – 37 Apto 1502 Torre B</w:t>
+        <w:t>«repre_direcc_corr»</w:t>
       </w:r>
       <w:r>
         <w:rPr>
@@ -7050,7 +7041,7 @@
           <w:sz w:val="20"/>
           <w:szCs w:val="20"/>
         </w:rPr>
-        <w:t>contratacion.rjgr@hotmail.com - rjguisa@hotmail.com</w:t>
+        <w:t>«repre_email»</w:t>
       </w:r>
       <w:r>
         <w:rPr>
@@ -7151,7 +7142,7 @@
           <w:sz w:val="20"/>
           <w:szCs w:val="20"/>
         </w:rPr>
-        <w:t>(607) 7014625 - 3003670445</w:t>
+        <w:t>«repre_tele»</w:t>
       </w:r>
       <w:r>
         <w:rPr>
@@ -7252,7 +7243,7 @@
           <w:sz w:val="20"/>
           <w:szCs w:val="20"/>
         </w:rPr>
-        <w:t>Bucaramanga</w:t>
+        <w:t>«repre_ciudad»</w:t>
       </w:r>
       <w:r>
         <w:rPr>
@@ -7456,7 +7447,7 @@
           <w:sz w:val="20"/>
           <w:szCs w:val="20"/>
         </w:rPr>
-        <w:t>RAFAEL JAVIER GUISA RUEDA</w:t>
+        <w:t>«nom_pers_nat__o_rp_propo_1»</w:t>
       </w:r>
       <w:r>
         <w:rPr>
@@ -7520,7 +7511,7 @@
           <w:sz w:val="20"/>
           <w:szCs w:val="20"/>
         </w:rPr>
-        <w:t>91.261.497 de Bucaramanga</w:t>
+        <w:t>«repre_cedula»</w:t>
       </w:r>
       <w:r>
         <w:rPr>
@@ -7584,7 +7575,7 @@
           <w:sz w:val="20"/>
           <w:szCs w:val="20"/>
         </w:rPr>
-        <w:t>UNION TEMPORAL VIALTEK 29</w:t>
+        <w:t>«nom_proponente»</w:t>
       </w:r>
       <w:r>
         <w:rPr>
@@ -8779,523 +8770,6 @@
     <w:abstractNumId w:val="3"/>
   </w:num>
 </w:numbering>
-</file>
-
-<file path=word/recipientData.xml><?xml version="1.0" encoding="utf-8"?>
-<wne:recipients xmlns:wpc="http://schemas.microsoft.com/office/word/2010/wordprocessingCanvas" xmlns:cx="http://schemas.microsoft.com/office/drawing/2014/chartex" xmlns:cx1="http://schemas.microsoft.com/office/drawing/2015/9/8/chartex" xmlns:cx2="http://schemas.microsoft.com/office/drawing/2015/10/21/chartex" xmlns:cx3="http://schemas.microsoft.com/office/drawing/2016/5/9/chartex" xmlns:cx4="http://schemas.microsoft.com/office/drawing/2016/5/10/chartex" xmlns:cx5="http://schemas.microsoft.com/office/drawing/2016/5/11/chartex" xmlns:cx6="http://schemas.microsoft.com/office/drawing/2016/5/12/chartex" xmlns:cx7="http://schemas.microsoft.com/office/drawing/2016/5/13/chartex" xmlns:cx8="http://schemas.microsoft.com/office/drawing/2016/5/14/chartex" xmlns:mc="http://schemas.openxmlformats.org/markup-compatibility/2006" xmlns:aink="http://schemas.microsoft.com/office/drawing/2016/ink" xmlns:am3d="http://schemas.microsoft.com/office/drawing/2017/model3d" xmlns:o="urn:schemas-microsoft-com:office:office" xmlns:oel="http://schemas.microsoft.com/office/2019/extlst" xmlns:r="http://schemas.openxmlformats.org/officeDocument/2006/relationships" xmlns:m="http://schemas.openxmlformats.org/officeDocument/2006/math" xmlns:v="urn:schemas-microsoft-com:vml" xmlns:wp14="http://schemas.microsoft.com/office/word/2010/wordprocessingDrawing" xmlns:wp="http://schemas.openxmlformats.org/drawingml/2006/wordprocessingDrawing" xmlns:w10="urn:schemas-microsoft-com:office:word" xmlns:w="http://schemas.openxmlformats.org/wordprocessingml/2006/main" xmlns:w14="http://schemas.microsoft.com/office/word/2010/wordml" xmlns:w15="http://schemas.microsoft.com/office/word/2012/wordml" xmlns:w16cex="http://schemas.microsoft.com/office/word/2018/wordml/cex" xmlns:w16cid="http://schemas.microsoft.com/office/word/2016/wordml/cid" xmlns:w16="http://schemas.microsoft.com/office/word/2018/wordml" xmlns:w16du="http://schemas.microsoft.com/office/word/2023/wordml/word16du" xmlns:w16sdtdh="http://schemas.microsoft.com/office/word/2020/wordml/sdtdatahash" xmlns:w16sdtfl="http://schemas.microsoft.com/office/word/2024/wordml/sdtformatlock" xmlns:w16se="http://schemas.microsoft.com/office/word/2015/wordml/symex" xmlns:wpg="http://schemas.microsoft.com/office/word/2010/wordprocessingGroup" xmlns:wpi="http://schemas.microsoft.com/office/word/2010/wordprocessingInk" xmlns:wne="http://schemas.microsoft.com/office/word/2006/wordml" xmlns:wps="http://schemas.microsoft.com/office/word/2010/wordprocessingShape" mc:Ignorable="w14 w15 w16se w16cid w16 w16cex w16sdtdh w16sdtfl w16du wp14">
-  <wne:recipientData>
-    <wne:active wne:val="1"/>
-    <wne:hash wne:val="-1091607238"/>
-  </wne:recipientData>
-  <wne:recipientData>
-    <wne:active wne:val="1"/>
-    <wne:hash wne:val="1516954309"/>
-  </wne:recipientData>
-  <wne:recipientData>
-    <wne:active wne:val="1"/>
-    <wne:hash wne:val="-1158436149"/>
-  </wne:recipientData>
-  <wne:recipientData>
-    <wne:active wne:val="1"/>
-    <wne:hash wne:val="-928939268"/>
-  </wne:recipientData>
-  <wne:recipientData>
-    <wne:active wne:val="1"/>
-    <wne:hash wne:val="540959907"/>
-  </wne:recipientData>
-  <wne:recipientData>
-    <wne:active wne:val="1"/>
-    <wne:hash wne:val="-699076460"/>
-  </wne:recipientData>
-  <wne:recipientData>
-    <wne:active wne:val="1"/>
-    <wne:hash wne:val="974740276"/>
-  </wne:recipientData>
-  <wne:recipientData>
-    <wne:active wne:val="1"/>
-    <wne:hash wne:val="-547220640"/>
-  </wne:recipientData>
-  <wne:recipientData>
-    <wne:active wne:val="1"/>
-    <wne:hash wne:val="416774395"/>
-  </wne:recipientData>
-  <wne:recipientData>
-    <wne:active wne:val="1"/>
-    <wne:hash wne:val="-89644165"/>
-  </wne:recipientData>
-  <wne:recipientData>
-    <wne:active wne:val="1"/>
-    <wne:hash wne:val="-659423472"/>
-  </wne:recipientData>
-  <wne:recipientData>
-    <wne:active wne:val="1"/>
-    <wne:hash wne:val="-1886340590"/>
-  </wne:recipientData>
-  <wne:recipientData>
-    <wne:active wne:val="1"/>
-    <wne:hash wne:val="-2077265605"/>
-  </wne:recipientData>
-  <wne:recipientData>
-    <wne:active wne:val="1"/>
-    <wne:hash wne:val="-66795996"/>
-  </wne:recipientData>
-  <wne:recipientData>
-    <wne:active wne:val="1"/>
-    <wne:hash wne:val="-1911716907"/>
-  </wne:recipientData>
-  <wne:recipientData>
-    <wne:active wne:val="1"/>
-    <wne:hash wne:val="929663571"/>
-  </wne:recipientData>
-  <wne:recipientData>
-    <wne:active wne:val="1"/>
-    <wne:hash wne:val="-315867349"/>
-  </wne:recipientData>
-  <wne:recipientData>
-    <wne:active wne:val="1"/>
-    <wne:hash wne:val="-1884433752"/>
-  </wne:recipientData>
-  <wne:recipientData>
-    <wne:active wne:val="1"/>
-    <wne:hash wne:val="-1293777355"/>
-  </wne:recipientData>
-  <wne:recipientData>
-    <wne:active wne:val="1"/>
-    <wne:hash wne:val="-168467900"/>
-  </wne:recipientData>
-  <wne:recipientData>
-    <wne:active wne:val="1"/>
-    <wne:hash wne:val="232161035"/>
-  </wne:recipientData>
-  <wne:recipientData>
-    <wne:active wne:val="1"/>
-    <wne:hash wne:val="1133455164"/>
-  </wne:recipientData>
-  <wne:recipientData>
-    <wne:active wne:val="1"/>
-    <wne:hash wne:val="-1434204687"/>
-  </wne:recipientData>
-  <wne:recipientData>
-    <wne:active wne:val="1"/>
-    <wne:hash wne:val="-1685958974"/>
-  </wne:recipientData>
-  <wne:recipientData>
-    <wne:active wne:val="1"/>
-    <wne:hash wne:val="805582503"/>
-  </wne:recipientData>
-  <wne:recipientData>
-    <wne:active wne:val="1"/>
-    <wne:hash wne:val="1484704056"/>
-  </wne:recipientData>
-  <wne:recipientData>
-    <wne:active wne:val="1"/>
-    <wne:hash wne:val="-1695374471"/>
-  </wne:recipientData>
-  <wne:recipientData>
-    <wne:active wne:val="1"/>
-    <wne:hash wne:val="995746666"/>
-  </wne:recipientData>
-  <wne:recipientData>
-    <wne:active wne:val="1"/>
-    <wne:hash wne:val="-1832937034"/>
-  </wne:recipientData>
-  <wne:recipientData>
-    <wne:active wne:val="1"/>
-    <wne:hash wne:val="-1772664375"/>
-  </wne:recipientData>
-  <wne:recipientData>
-    <wne:active wne:val="1"/>
-    <wne:hash wne:val="-1840928684"/>
-  </wne:recipientData>
-  <wne:recipientData>
-    <wne:active wne:val="1"/>
-    <wne:hash wne:val="761933221"/>
-  </wne:recipientData>
-  <wne:recipientData>
-    <wne:active wne:val="1"/>
-    <wne:hash wne:val="1707334061"/>
-  </wne:recipientData>
-  <wne:recipientData>
-    <wne:active wne:val="1"/>
-    <wne:hash wne:val="-1497349687"/>
-  </wne:recipientData>
-  <wne:recipientData>
-    <wne:active wne:val="1"/>
-    <wne:hash wne:val="-37584691"/>
-  </wne:recipientData>
-  <wne:recipientData>
-    <wne:active wne:val="1"/>
-    <wne:hash wne:val="-1929301496"/>
-  </wne:recipientData>
-  <wne:recipientData>
-    <wne:active wne:val="1"/>
-    <wne:hash wne:val="546254742"/>
-  </wne:recipientData>
-  <wne:recipientData>
-    <wne:active wne:val="1"/>
-    <wne:hash wne:val="-1560380291"/>
-  </wne:recipientData>
-  <wne:recipientData>
-    <wne:active wne:val="1"/>
-    <wne:hash wne:val="1234329999"/>
-  </wne:recipientData>
-  <wne:recipientData>
-    <wne:active wne:val="1"/>
-    <wne:hash wne:val="448500023"/>
-  </wne:recipientData>
-  <wne:recipientData>
-    <wne:active wne:val="1"/>
-    <wne:hash wne:val="752269891"/>
-  </wne:recipientData>
-  <wne:recipientData>
-    <wne:active wne:val="1"/>
-    <wne:hash wne:val="-1178052205"/>
-  </wne:recipientData>
-  <wne:recipientData>
-    <wne:active wne:val="1"/>
-    <wne:hash wne:val="-951704520"/>
-  </wne:recipientData>
-  <wne:recipientData>
-    <wne:active wne:val="1"/>
-    <wne:hash wne:val="-522939331"/>
-  </wne:recipientData>
-  <wne:recipientData>
-    <wne:active wne:val="1"/>
-    <wne:hash wne:val="-2007927491"/>
-  </wne:recipientData>
-  <wne:recipientData>
-    <wne:active wne:val="1"/>
-    <wne:hash wne:val="1953856709"/>
-  </wne:recipientData>
-  <wne:recipientData>
-    <wne:active wne:val="1"/>
-    <wne:hash wne:val="1248560935"/>
-  </wne:recipientData>
-  <wne:recipientData>
-    <wne:active wne:val="1"/>
-    <wne:hash wne:val="1294448435"/>
-  </wne:recipientData>
-  <wne:recipientData>
-    <wne:active wne:val="1"/>
-    <wne:hash wne:val="1724705122"/>
-  </wne:recipientData>
-  <wne:recipientData>
-    <wne:active wne:val="1"/>
-    <wne:hash wne:val="1840305830"/>
-  </wne:recipientData>
-  <wne:recipientData>
-    <wne:active wne:val="1"/>
-    <wne:hash wne:val="-1994124119"/>
-  </wne:recipientData>
-  <wne:recipientData>
-    <wne:active wne:val="1"/>
-    <wne:hash wne:val="217882265"/>
-  </wne:recipientData>
-  <wne:recipientData>
-    <wne:active wne:val="1"/>
-    <wne:hash wne:val="-1462853180"/>
-  </wne:recipientData>
-  <wne:recipientData>
-    <wne:active wne:val="1"/>
-    <wne:hash wne:val="1578186229"/>
-  </wne:recipientData>
-  <wne:recipientData>
-    <wne:active wne:val="1"/>
-    <wne:hash wne:val="1573144750"/>
-  </wne:recipientData>
-  <wne:recipientData>
-    <wne:active wne:val="1"/>
-    <wne:hash wne:val="200047675"/>
-  </wne:recipientData>
-  <wne:recipientData>
-    <wne:active wne:val="1"/>
-    <wne:hash wne:val="741182004"/>
-  </wne:recipientData>
-  <wne:recipientData>
-    <wne:active wne:val="1"/>
-    <wne:hash wne:val="533273986"/>
-  </wne:recipientData>
-  <wne:recipientData>
-    <wne:active wne:val="1"/>
-    <wne:hash wne:val="-1835860080"/>
-  </wne:recipientData>
-  <wne:recipientData>
-    <wne:active wne:val="1"/>
-    <wne:hash wne:val="177575810"/>
-  </wne:recipientData>
-  <wne:recipientData>
-    <wne:active wne:val="1"/>
-    <wne:hash wne:val="-465531920"/>
-  </wne:recipientData>
-  <wne:recipientData>
-    <wne:active wne:val="1"/>
-    <wne:hash wne:val="317966957"/>
-  </wne:recipientData>
-  <wne:recipientData>
-    <wne:active wne:val="1"/>
-    <wne:hash wne:val="436785877"/>
-  </wne:recipientData>
-  <wne:recipientData>
-    <wne:active wne:val="1"/>
-    <wne:hash wne:val="-872814923"/>
-  </wne:recipientData>
-  <wne:recipientData>
-    <wne:active wne:val="1"/>
-    <wne:hash wne:val="-562901462"/>
-  </wne:recipientData>
-  <wne:recipientData>
-    <wne:active wne:val="1"/>
-    <wne:hash wne:val="-1699240332"/>
-  </wne:recipientData>
-  <wne:recipientData>
-    <wne:active wne:val="1"/>
-    <wne:hash wne:val="202388238"/>
-  </wne:recipientData>
-  <wne:recipientData>
-    <wne:active wne:val="1"/>
-    <wne:hash wne:val="863051993"/>
-  </wne:recipientData>
-  <wne:recipientData>
-    <wne:active wne:val="1"/>
-    <wne:hash wne:val="-1121356832"/>
-  </wne:recipientData>
-  <wne:recipientData>
-    <wne:active wne:val="1"/>
-    <wne:hash wne:val="-1387146604"/>
-  </wne:recipientData>
-  <wne:recipientData>
-    <wne:active wne:val="1"/>
-    <wne:hash wne:val="835470928"/>
-  </wne:recipientData>
-  <wne:recipientData>
-    <wne:active wne:val="1"/>
-    <wne:hash wne:val="303705381"/>
-  </wne:recipientData>
-  <wne:recipientData>
-    <wne:active wne:val="1"/>
-    <wne:hash wne:val="24164356"/>
-  </wne:recipientData>
-  <wne:recipientData>
-    <wne:active wne:val="1"/>
-    <wne:hash wne:val="225756855"/>
-  </wne:recipientData>
-  <wne:recipientData>
-    <wne:active wne:val="1"/>
-    <wne:hash wne:val="-708858860"/>
-  </wne:recipientData>
-  <wne:recipientData>
-    <wne:active wne:val="1"/>
-    <wne:hash wne:val="1538793867"/>
-  </wne:recipientData>
-  <wne:recipientData>
-    <wne:active wne:val="1"/>
-    <wne:hash wne:val="994040469"/>
-  </wne:recipientData>
-  <wne:recipientData>
-    <wne:active wne:val="1"/>
-    <wne:hash wne:val="411952614"/>
-  </wne:recipientData>
-  <wne:recipientData>
-    <wne:active wne:val="1"/>
-    <wne:hash wne:val="-933225178"/>
-  </wne:recipientData>
-  <wne:recipientData>
-    <wne:active wne:val="1"/>
-    <wne:hash wne:val="124848008"/>
-  </wne:recipientData>
-  <wne:recipientData>
-    <wne:active wne:val="1"/>
-    <wne:hash wne:val="1310554932"/>
-  </wne:recipientData>
-  <wne:recipientData>
-    <wne:active wne:val="1"/>
-    <wne:hash wne:val="1019382283"/>
-  </wne:recipientData>
-  <wne:recipientData>
-    <wne:active wne:val="1"/>
-    <wne:hash wne:val="-605478177"/>
-  </wne:recipientData>
-  <wne:recipientData>
-    <wne:active wne:val="1"/>
-    <wne:hash wne:val="1541931221"/>
-  </wne:recipientData>
-  <wne:recipientData>
-    <wne:active wne:val="1"/>
-    <wne:hash wne:val="-841040806"/>
-  </wne:recipientData>
-  <wne:recipientData>
-    <wne:active wne:val="1"/>
-    <wne:hash wne:val="939383934"/>
-  </wne:recipientData>
-  <wne:recipientData>
-    <wne:active wne:val="1"/>
-    <wne:hash wne:val="-1612678942"/>
-  </wne:recipientData>
-  <wne:recipientData>
-    <wne:active wne:val="1"/>
-    <wne:hash wne:val="-915787161"/>
-  </wne:recipientData>
-  <wne:recipientData>
-    <wne:active wne:val="1"/>
-    <wne:hash wne:val="-1335712511"/>
-  </wne:recipientData>
-  <wne:recipientData>
-    <wne:active wne:val="1"/>
-    <wne:hash wne:val="945910629"/>
-  </wne:recipientData>
-  <wne:recipientData>
-    <wne:active wne:val="1"/>
-    <wne:hash wne:val="523150117"/>
-  </wne:recipientData>
-  <wne:recipientData>
-    <wne:active wne:val="1"/>
-    <wne:hash wne:val="-1393064307"/>
-  </wne:recipientData>
-  <wne:recipientData>
-    <wne:active wne:val="1"/>
-    <wne:hash wne:val="1895533199"/>
-  </wne:recipientData>
-  <wne:recipientData>
-    <wne:active wne:val="1"/>
-    <wne:hash wne:val="914247582"/>
-  </wne:recipientData>
-  <wne:recipientData>
-    <wne:active wne:val="1"/>
-    <wne:hash wne:val="-1221554728"/>
-  </wne:recipientData>
-  <wne:recipientData>
-    <wne:active wne:val="1"/>
-    <wne:hash wne:val="-43246503"/>
-  </wne:recipientData>
-  <wne:recipientData>
-    <wne:active wne:val="1"/>
-    <wne:hash wne:val="-1552511625"/>
-  </wne:recipientData>
-  <wne:recipientData>
-    <wne:active wne:val="1"/>
-    <wne:hash wne:val="-521676100"/>
-  </wne:recipientData>
-  <wne:recipientData>
-    <wne:active wne:val="1"/>
-    <wne:hash wne:val="-1865714409"/>
-  </wne:recipientData>
-  <wne:recipientData>
-    <wne:active wne:val="1"/>
-    <wne:hash wne:val="-1519107795"/>
-  </wne:recipientData>
-  <wne:recipientData>
-    <wne:active wne:val="1"/>
-    <wne:hash wne:val="275828213"/>
-  </wne:recipientData>
-  <wne:recipientData>
-    <wne:active wne:val="1"/>
-    <wne:hash wne:val="1054054357"/>
-  </wne:recipientData>
-  <wne:recipientData>
-    <wne:active wne:val="1"/>
-    <wne:hash wne:val="-1818282232"/>
-  </wne:recipientData>
-  <wne:recipientData>
-    <wne:active wne:val="1"/>
-    <wne:hash wne:val="9532589"/>
-  </wne:recipientData>
-  <wne:recipientData>
-    <wne:active wne:val="1"/>
-    <wne:hash wne:val="-1351349770"/>
-  </wne:recipientData>
-  <wne:recipientData>
-    <wne:active wne:val="1"/>
-    <wne:hash wne:val="1923451183"/>
-  </wne:recipientData>
-  <wne:recipientData>
-    <wne:active wne:val="1"/>
-    <wne:hash wne:val="-788163929"/>
-  </wne:recipientData>
-  <wne:recipientData>
-    <wne:active wne:val="1"/>
-    <wne:hash wne:val="1302900224"/>
-  </wne:recipientData>
-  <wne:recipientData>
-    <wne:active wne:val="1"/>
-    <wne:hash wne:val="753641210"/>
-  </wne:recipientData>
-  <wne:recipientData>
-    <wne:active wne:val="1"/>
-    <wne:hash wne:val="998669846"/>
-  </wne:recipientData>
-  <wne:recipientData>
-    <wne:active wne:val="1"/>
-    <wne:hash wne:val="-846157402"/>
-  </wne:recipientData>
-  <wne:recipientData>
-    <wne:active wne:val="1"/>
-    <wne:hash wne:val="-539010008"/>
-  </wne:recipientData>
-  <wne:recipientData>
-    <wne:active wne:val="1"/>
-    <wne:hash wne:val="550649853"/>
-  </wne:recipientData>
-  <wne:recipientData>
-    <wne:active wne:val="1"/>
-    <wne:hash wne:val="894174879"/>
-  </wne:recipientData>
-  <wne:recipientData>
-    <wne:active wne:val="1"/>
-    <wne:hash wne:val="-1866467755"/>
-  </wne:recipientData>
-  <wne:recipientData>
-    <wne:active wne:val="1"/>
-    <wne:hash wne:val="-220244861"/>
-  </wne:recipientData>
-  <wne:recipientData>
-    <wne:active wne:val="1"/>
-    <wne:hash wne:val="1870565059"/>
-  </wne:recipientData>
-  <wne:recipientData>
-    <wne:active wne:val="1"/>
-    <wne:hash wne:val="-1405210491"/>
-  </wne:recipientData>
-  <wne:recipientData>
-    <wne:active wne:val="1"/>
-    <wne:hash wne:val="-1976032614"/>
-  </wne:recipientData>
-  <wne:recipientData>
-    <wne:active wne:val="1"/>
-    <wne:hash wne:val="-945851517"/>
-  </wne:recipientData>
-  <wne:recipientData>
-    <wne:active wne:val="1"/>
-    <wne:hash wne:val="-753227161"/>
-  </wne:recipientData>
-  <wne:recipientData>
-    <wne:active wne:val="1"/>
-    <wne:hash wne:val="95599231"/>
-  </wne:recipientData>
-  <wne:recipientData>
-    <wne:active wne:val="1"/>
-    <wne:hash wne:val="-740678595"/>
-  </wne:recipientData>
-  <wne:recipientData>
-    <wne:active wne:val="1"/>
-    <wne:hash wne:val="-188154696"/>
-  </wne:recipientData>
-  <wne:recipientData>
-    <wne:active wne:val="1"/>
-    <wne:hash wne:val="-1797480585"/>
-  </wne:recipientData>
-  <wne:recipientData>
-    <wne:active wne:val="1"/>
-    <wne:hash wne:val="452932016"/>
-  </wne:recipientData>
-  <wne:recipientData>
-    <wne:active wne:val="1"/>
-    <wne:hash wne:val="1638943288"/>
-  </wne:recipientData>
-  <wne:recipientData>
-    <wne:active wne:val="1"/>
-    <wne:hash wne:val="-1428895585"/>
-  </wne:recipientData>
-</wne:recipients>
 </file>
 
 <file path=word/styles.xml><?xml version="1.0" encoding="utf-8"?>

--- a/backend/plantillas/Formato 1 - Carta de presentación de la oferta.docx
+++ b/backend/plantillas/Formato 1 - Carta de presentación de la oferta.docx
@@ -12,60 +12,48 @@
         <w:jc w:val="left"/>
         <w:outlineLvl w:val="0"/>
         <w:rPr>
-          <w:rFonts w:ascii="Roboto" w:hAnsi="Roboto" w:cs="Tahoma"/>
           <w:bCs/>
-          <w:sz w:val="20"/>
-          <w:szCs w:val="20"/>
+          <w:szCs w:val="22"/>
           <w:lang w:val="es-ES"/>
         </w:rPr>
       </w:pPr>
       <w:r>
         <w:rPr>
-          <w:rFonts w:ascii="Roboto" w:hAnsi="Roboto" w:cs="Tahoma"/>
           <w:bCs/>
-          <w:sz w:val="20"/>
-          <w:szCs w:val="20"/>
+          <w:szCs w:val="22"/>
           <w:lang w:val="es-ES"/>
         </w:rPr>
         <w:fldChar w:fldCharType="begin"/>
       </w:r>
       <w:r>
         <w:rPr>
-          <w:rFonts w:ascii="Roboto" w:hAnsi="Roboto" w:cs="Tahoma"/>
           <w:bCs/>
-          <w:sz w:val="20"/>
-          <w:szCs w:val="20"/>
+          <w:szCs w:val="22"/>
           <w:lang w:val="es-ES"/>
         </w:rPr>
         <w:instrText xml:space="preserve"> MERGEFIELD "no_proceso" </w:instrText>
       </w:r>
       <w:r>
         <w:rPr>
-          <w:rFonts w:ascii="Roboto" w:hAnsi="Roboto" w:cs="Tahoma"/>
           <w:bCs/>
-          <w:sz w:val="20"/>
-          <w:szCs w:val="20"/>
+          <w:szCs w:val="22"/>
           <w:lang w:val="es-ES"/>
         </w:rPr>
         <w:fldChar w:fldCharType="separate"/>
       </w:r>
       <w:r>
         <w:rPr>
-          <w:rFonts w:ascii="Roboto" w:hAnsi="Roboto" w:cs="Tahoma"/>
           <w:bCs/>
           <w:noProof/>
-          <w:sz w:val="20"/>
-          <w:szCs w:val="20"/>
+          <w:szCs w:val="22"/>
           <w:lang w:val="es-ES"/>
         </w:rPr>
         <w:t>«no_proceso»</w:t>
       </w:r>
       <w:r>
         <w:rPr>
-          <w:rFonts w:ascii="Roboto" w:hAnsi="Roboto" w:cs="Tahoma"/>
           <w:bCs/>
-          <w:sz w:val="20"/>
-          <w:szCs w:val="20"/>
+          <w:szCs w:val="22"/>
           <w:lang w:val="es-ES"/>
         </w:rPr>
         <w:fldChar w:fldCharType="end"/>
@@ -80,10 +68,8 @@
         <w:jc w:val="left"/>
         <w:outlineLvl w:val="0"/>
         <w:rPr>
-          <w:rFonts w:ascii="Roboto" w:hAnsi="Roboto" w:cs="Tahoma"/>
           <w:b/>
-          <w:sz w:val="20"/>
-          <w:szCs w:val="20"/>
+          <w:szCs w:val="22"/>
           <w:lang w:val="es-ES"/>
         </w:rPr>
       </w:pPr>
@@ -96,50 +82,40 @@
         <w:jc w:val="center"/>
         <w:outlineLvl w:val="0"/>
         <w:rPr>
-          <w:rFonts w:ascii="Roboto" w:hAnsi="Roboto" w:cs="Tahoma"/>
           <w:b/>
           <w:bCs/>
-          <w:sz w:val="20"/>
-          <w:szCs w:val="20"/>
-        </w:rPr>
-      </w:pPr>
-      <w:r>
-        <w:rPr>
-          <w:rFonts w:ascii="Roboto" w:hAnsi="Roboto" w:cs="Tahoma"/>
+          <w:szCs w:val="22"/>
+        </w:rPr>
+      </w:pPr>
+      <w:r>
+        <w:rPr>
           <w:b/>
-          <w:sz w:val="20"/>
-          <w:szCs w:val="20"/>
+          <w:szCs w:val="22"/>
           <w:lang w:val="es-ES"/>
         </w:rPr>
         <w:t xml:space="preserve">FORMATO 1 </w:t>
       </w:r>
       <w:r>
         <w:rPr>
-          <w:rFonts w:ascii="Roboto" w:hAnsi="Roboto" w:cs="Tahoma"/>
           <w:b/>
-          <w:sz w:val="20"/>
-          <w:szCs w:val="20"/>
+          <w:szCs w:val="22"/>
           <w:lang w:val="es-ES"/>
         </w:rPr>
         <w:t xml:space="preserve">- </w:t>
       </w:r>
       <w:r>
         <w:rPr>
-          <w:rFonts w:ascii="Roboto" w:hAnsi="Roboto" w:cs="Tahoma"/>
           <w:b/>
           <w:bCs/>
-          <w:sz w:val="20"/>
-          <w:szCs w:val="20"/>
+          <w:szCs w:val="22"/>
         </w:rPr>
         <w:t xml:space="preserve">CARTA DE PRESENTACIÓN DE LA </w:t>
       </w:r>
       <w:r>
         <w:rPr>
-          <w:rFonts w:ascii="Roboto" w:hAnsi="Roboto" w:cs="Tahoma"/>
           <w:b/>
           <w:bCs/>
-          <w:sz w:val="20"/>
-          <w:szCs w:val="20"/>
+          <w:szCs w:val="22"/>
         </w:rPr>
         <w:t>OFERTA</w:t>
       </w:r>
@@ -152,9 +128,7 @@
         <w:jc w:val="left"/>
         <w:outlineLvl w:val="0"/>
         <w:rPr>
-          <w:rFonts w:ascii="Roboto" w:hAnsi="Roboto" w:cs="Tahoma"/>
-          <w:sz w:val="20"/>
-          <w:szCs w:val="20"/>
+          <w:szCs w:val="22"/>
         </w:rPr>
       </w:pPr>
     </w:p>
@@ -166,9 +140,7 @@
         <w:jc w:val="left"/>
         <w:outlineLvl w:val="0"/>
         <w:rPr>
-          <w:rFonts w:ascii="Roboto" w:hAnsi="Roboto" w:cs="Tahoma"/>
-          <w:sz w:val="20"/>
-          <w:szCs w:val="20"/>
+          <w:szCs w:val="22"/>
         </w:rPr>
       </w:pPr>
     </w:p>
@@ -180,17 +152,13 @@
         <w:jc w:val="left"/>
         <w:outlineLvl w:val="0"/>
         <w:rPr>
-          <w:rFonts w:ascii="Roboto" w:hAnsi="Roboto" w:cs="Tahoma"/>
-          <w:sz w:val="20"/>
-          <w:szCs w:val="20"/>
+          <w:szCs w:val="22"/>
         </w:rPr>
       </w:pPr>
       <w:bookmarkStart w:id="1" w:name="_Hlk199800306"/>
       <w:r>
         <w:rPr>
-          <w:rFonts w:ascii="Roboto" w:hAnsi="Roboto" w:cs="Tahoma"/>
-          <w:sz w:val="20"/>
-          <w:szCs w:val="20"/>
+          <w:szCs w:val="22"/>
         </w:rPr>
         <w:t>Señores</w:t>
       </w:r>
@@ -202,55 +170,43 @@
         <w:contextualSpacing/>
         <w:jc w:val="left"/>
         <w:rPr>
-          <w:rFonts w:ascii="Roboto" w:hAnsi="Roboto" w:cs="Tahoma"/>
           <w:b/>
-          <w:sz w:val="20"/>
-          <w:szCs w:val="20"/>
-        </w:rPr>
-      </w:pPr>
-      <w:r>
-        <w:rPr>
-          <w:rFonts w:ascii="Roboto" w:hAnsi="Roboto" w:cs="Tahoma"/>
+          <w:szCs w:val="22"/>
+        </w:rPr>
+      </w:pPr>
+      <w:r>
+        <w:rPr>
           <w:b/>
-          <w:sz w:val="20"/>
-          <w:szCs w:val="20"/>
+          <w:szCs w:val="22"/>
         </w:rPr>
         <w:fldChar w:fldCharType="begin"/>
       </w:r>
       <w:r>
         <w:rPr>
-          <w:rFonts w:ascii="Roboto" w:hAnsi="Roboto" w:cs="Tahoma"/>
           <w:b/>
-          <w:sz w:val="20"/>
-          <w:szCs w:val="20"/>
+          <w:szCs w:val="22"/>
         </w:rPr>
         <w:instrText xml:space="preserve"> MERGEFIELD "nombre_entidad" </w:instrText>
       </w:r>
       <w:r>
         <w:rPr>
-          <w:rFonts w:ascii="Roboto" w:hAnsi="Roboto" w:cs="Tahoma"/>
           <w:b/>
-          <w:sz w:val="20"/>
-          <w:szCs w:val="20"/>
+          <w:szCs w:val="22"/>
         </w:rPr>
         <w:fldChar w:fldCharType="separate"/>
       </w:r>
       <w:r>
         <w:rPr>
-          <w:rFonts w:ascii="Roboto" w:hAnsi="Roboto" w:cs="Tahoma"/>
           <w:b/>
           <w:noProof/>
-          <w:sz w:val="20"/>
-          <w:szCs w:val="20"/>
+          <w:szCs w:val="22"/>
         </w:rPr>
         <w:t>«nombre_entidad»</w:t>
       </w:r>
       <w:r>
         <w:rPr>
-          <w:rFonts w:ascii="Roboto" w:hAnsi="Roboto" w:cs="Tahoma"/>
           <w:b/>
-          <w:sz w:val="20"/>
-          <w:szCs w:val="20"/>
+          <w:szCs w:val="22"/>
         </w:rPr>
         <w:fldChar w:fldCharType="end"/>
       </w:r>
@@ -266,49 +222,43 @@
         <w:jc w:val="left"/>
         <w:outlineLvl w:val="0"/>
         <w:rPr>
-          <w:rFonts w:ascii="Roboto" w:hAnsi="Roboto" w:cs="Tahoma"/>
-          <w:sz w:val="20"/>
-          <w:szCs w:val="20"/>
-        </w:rPr>
-      </w:pPr>
-      <w:r>
-        <w:rPr>
-          <w:rFonts w:ascii="Roboto" w:hAnsi="Roboto" w:cs="Tahoma"/>
-          <w:sz w:val="20"/>
-          <w:szCs w:val="20"/>
+          <w:rFonts w:cs="Arial"/>
+          <w:szCs w:val="22"/>
+        </w:rPr>
+      </w:pPr>
+      <w:r>
+        <w:rPr>
+          <w:rFonts w:cs="Arial"/>
+          <w:szCs w:val="22"/>
         </w:rPr>
         <w:fldChar w:fldCharType="begin"/>
       </w:r>
       <w:r>
         <w:rPr>
-          <w:rFonts w:ascii="Roboto" w:hAnsi="Roboto" w:cs="Tahoma"/>
-          <w:sz w:val="20"/>
-          <w:szCs w:val="20"/>
+          <w:rFonts w:cs="Arial"/>
+          <w:szCs w:val="22"/>
         </w:rPr>
         <w:instrText xml:space="preserve"> MERGEFIELD "dir_entidad" </w:instrText>
       </w:r>
       <w:r>
         <w:rPr>
-          <w:rFonts w:ascii="Roboto" w:hAnsi="Roboto" w:cs="Tahoma"/>
-          <w:sz w:val="20"/>
-          <w:szCs w:val="20"/>
+          <w:rFonts w:cs="Arial"/>
+          <w:szCs w:val="22"/>
         </w:rPr>
         <w:fldChar w:fldCharType="separate"/>
       </w:r>
       <w:r>
         <w:rPr>
-          <w:rFonts w:ascii="Roboto" w:hAnsi="Roboto" w:cs="Tahoma"/>
+          <w:rFonts w:cs="Arial"/>
           <w:noProof/>
-          <w:sz w:val="20"/>
-          <w:szCs w:val="20"/>
+          <w:szCs w:val="22"/>
         </w:rPr>
         <w:t>«dir_entidad»</w:t>
       </w:r>
       <w:r>
         <w:rPr>
-          <w:rFonts w:ascii="Roboto" w:hAnsi="Roboto" w:cs="Tahoma"/>
-          <w:sz w:val="20"/>
-          <w:szCs w:val="20"/>
+          <w:rFonts w:cs="Arial"/>
+          <w:szCs w:val="22"/>
         </w:rPr>
         <w:fldChar w:fldCharType="end"/>
       </w:r>
@@ -324,10 +274,9 @@
         <w:jc w:val="left"/>
         <w:outlineLvl w:val="0"/>
         <w:rPr>
-          <w:rFonts w:ascii="Roboto" w:hAnsi="Roboto" w:cs="Tahoma"/>
+          <w:rFonts w:cs="Arial"/>
           <w:b/>
-          <w:sz w:val="20"/>
-          <w:szCs w:val="20"/>
+          <w:szCs w:val="22"/>
         </w:rPr>
       </w:pPr>
     </w:p>
@@ -342,10 +291,9 @@
         <w:jc w:val="left"/>
         <w:outlineLvl w:val="0"/>
         <w:rPr>
-          <w:rFonts w:ascii="Roboto" w:hAnsi="Roboto" w:cs="Tahoma"/>
+          <w:rFonts w:cs="Arial"/>
           <w:b/>
-          <w:sz w:val="20"/>
-          <w:szCs w:val="20"/>
+          <w:szCs w:val="22"/>
         </w:rPr>
       </w:pPr>
     </w:p>
@@ -357,112 +305,88 @@
         <w:jc w:val="left"/>
         <w:outlineLvl w:val="0"/>
         <w:rPr>
-          <w:rFonts w:ascii="Roboto" w:hAnsi="Roboto" w:cs="Tahoma"/>
-          <w:sz w:val="20"/>
-          <w:szCs w:val="20"/>
-        </w:rPr>
-      </w:pPr>
-      <w:r>
-        <w:rPr>
-          <w:rFonts w:ascii="Roboto" w:hAnsi="Roboto" w:cs="Tahoma"/>
+          <w:szCs w:val="22"/>
+        </w:rPr>
+      </w:pPr>
+      <w:r>
+        <w:rPr>
           <w:b/>
-          <w:sz w:val="20"/>
-          <w:szCs w:val="20"/>
+          <w:szCs w:val="22"/>
         </w:rPr>
         <w:t>REFERENCIA:</w:t>
       </w:r>
       <w:bookmarkStart w:id="2" w:name="_Hlk511125090"/>
       <w:r>
         <w:rPr>
-          <w:rFonts w:ascii="Roboto" w:hAnsi="Roboto" w:cs="Tahoma"/>
-          <w:sz w:val="20"/>
-          <w:szCs w:val="20"/>
+          <w:szCs w:val="22"/>
         </w:rPr>
         <w:t xml:space="preserve"> </w:t>
       </w:r>
       <w:r>
         <w:rPr>
-          <w:rFonts w:ascii="Roboto" w:hAnsi="Roboto" w:cs="Tahoma"/>
-          <w:sz w:val="20"/>
-          <w:szCs w:val="20"/>
+          <w:szCs w:val="22"/>
         </w:rPr>
         <w:t xml:space="preserve">Proceso de </w:t>
       </w:r>
       <w:r>
         <w:rPr>
-          <w:rFonts w:ascii="Roboto" w:hAnsi="Roboto" w:cs="Tahoma"/>
-          <w:sz w:val="20"/>
-          <w:szCs w:val="20"/>
+          <w:szCs w:val="22"/>
         </w:rPr>
         <w:t>Contratación</w:t>
       </w:r>
       <w:bookmarkEnd w:id="2"/>
       <w:r>
         <w:rPr>
-          <w:rFonts w:ascii="Roboto" w:hAnsi="Roboto" w:cs="Tahoma"/>
-          <w:sz w:val="20"/>
-          <w:szCs w:val="20"/>
+          <w:szCs w:val="22"/>
         </w:rPr>
         <w:t xml:space="preserve"> </w:t>
       </w:r>
       <w:r>
         <w:rPr>
-          <w:rFonts w:ascii="Roboto" w:hAnsi="Roboto" w:cs="Tahoma"/>
           <w:b/>
           <w:bCs/>
-          <w:sz w:val="20"/>
-          <w:szCs w:val="20"/>
+          <w:szCs w:val="22"/>
         </w:rPr>
         <w:fldChar w:fldCharType="begin"/>
       </w:r>
       <w:r>
         <w:rPr>
-          <w:rFonts w:ascii="Roboto" w:hAnsi="Roboto" w:cs="Tahoma"/>
           <w:b/>
           <w:bCs/>
-          <w:sz w:val="20"/>
-          <w:szCs w:val="20"/>
+          <w:szCs w:val="22"/>
         </w:rPr>
         <w:instrText xml:space="preserve"> MERGEFIELD "no_proceso" </w:instrText>
       </w:r>
       <w:r>
         <w:rPr>
-          <w:rFonts w:ascii="Roboto" w:hAnsi="Roboto" w:cs="Tahoma"/>
           <w:b/>
           <w:bCs/>
-          <w:sz w:val="20"/>
-          <w:szCs w:val="20"/>
+          <w:szCs w:val="22"/>
         </w:rPr>
         <w:fldChar w:fldCharType="separate"/>
       </w:r>
       <w:r>
         <w:rPr>
-          <w:rFonts w:ascii="Roboto" w:hAnsi="Roboto" w:cs="Tahoma"/>
           <w:b/>
           <w:bCs/>
           <w:noProof/>
-          <w:sz w:val="20"/>
-          <w:szCs w:val="20"/>
+          <w:szCs w:val="22"/>
         </w:rPr>
         <w:t>«no_proceso»</w:t>
       </w:r>
       <w:r>
         <w:rPr>
-          <w:rFonts w:ascii="Roboto" w:hAnsi="Roboto" w:cs="Tahoma"/>
           <w:b/>
           <w:bCs/>
-          <w:sz w:val="20"/>
-          <w:szCs w:val="20"/>
+          <w:szCs w:val="22"/>
         </w:rPr>
         <w:fldChar w:fldCharType="end"/>
       </w:r>
       <w:r>
         <w:rPr>
-          <w:rFonts w:ascii="Roboto" w:hAnsi="Roboto" w:cs="Tahoma"/>
           <w:b/>
           <w:bCs/>
-          <w:sz w:val="20"/>
-          <w:szCs w:val="20"/>
+          <w:szCs w:val="22"/>
         </w:rPr>
         <w:t>.</w:t>
       </w:r>
@@ -475,10 +399,8 @@
         <w:jc w:val="left"/>
         <w:outlineLvl w:val="0"/>
         <w:rPr>
-          <w:rFonts w:ascii="Roboto" w:hAnsi="Roboto" w:cs="Tahoma"/>
           <w:b/>
-          <w:sz w:val="20"/>
-          <w:szCs w:val="20"/>
+          <w:szCs w:val="22"/>
           <w:u w:val="single"/>
         </w:rPr>
       </w:pPr>
@@ -489,69 +411,61 @@
         <w:contextualSpacing/>
         <w:jc w:val="left"/>
         <w:rPr>
-          <w:rFonts w:ascii="Roboto" w:hAnsi="Roboto" w:cs="Tahoma"/>
+          <w:rFonts w:cs="Arial"/>
           <w:b/>
           <w:bCs/>
-          <w:sz w:val="20"/>
-          <w:szCs w:val="20"/>
-        </w:rPr>
-      </w:pPr>
-      <w:r>
-        <w:rPr>
-          <w:rFonts w:ascii="Roboto" w:hAnsi="Roboto" w:cs="Tahoma"/>
+          <w:szCs w:val="22"/>
+        </w:rPr>
+      </w:pPr>
+      <w:r>
+        <w:rPr>
+          <w:rFonts w:cs="Arial"/>
           <w:b/>
           <w:bCs/>
-          <w:sz w:val="20"/>
-          <w:szCs w:val="20"/>
+          <w:szCs w:val="22"/>
         </w:rPr>
         <w:t>OBJETO</w:t>
       </w:r>
       <w:r>
         <w:rPr>
-          <w:rFonts w:ascii="Roboto" w:hAnsi="Roboto" w:cs="Tahoma"/>
-          <w:sz w:val="20"/>
-          <w:szCs w:val="20"/>
+          <w:rFonts w:cs="Arial"/>
+          <w:szCs w:val="22"/>
         </w:rPr>
         <w:t xml:space="preserve">: </w:t>
       </w:r>
       <w:r>
         <w:rPr>
-          <w:rFonts w:ascii="Roboto" w:hAnsi="Roboto" w:cs="Tahoma"/>
-          <w:sz w:val="20"/>
-          <w:szCs w:val="20"/>
+          <w:rFonts w:cs="Arial"/>
+          <w:szCs w:val="22"/>
         </w:rPr>
         <w:fldChar w:fldCharType="begin"/>
       </w:r>
       <w:r>
         <w:rPr>
-          <w:rFonts w:ascii="Roboto" w:hAnsi="Roboto" w:cs="Tahoma"/>
-          <w:sz w:val="20"/>
-          <w:szCs w:val="20"/>
+          <w:rFonts w:cs="Arial"/>
+          <w:szCs w:val="22"/>
         </w:rPr>
         <w:instrText xml:space="preserve"> MERGEFIELD "objeto" </w:instrText>
       </w:r>
       <w:r>
         <w:rPr>
-          <w:rFonts w:ascii="Roboto" w:hAnsi="Roboto" w:cs="Tahoma"/>
-          <w:sz w:val="20"/>
-          <w:szCs w:val="20"/>
+          <w:rFonts w:cs="Arial"/>
+          <w:szCs w:val="22"/>
         </w:rPr>
         <w:fldChar w:fldCharType="separate"/>
       </w:r>
       <w:r>
         <w:rPr>
-          <w:rFonts w:ascii="Roboto" w:hAnsi="Roboto" w:cs="Tahoma"/>
+          <w:rFonts w:cs="Arial"/>
           <w:noProof/>
-          <w:sz w:val="20"/>
-          <w:szCs w:val="20"/>
+          <w:szCs w:val="22"/>
         </w:rPr>
         <w:t>«objeto»</w:t>
       </w:r>
       <w:r>
         <w:rPr>
-          <w:rFonts w:ascii="Roboto" w:hAnsi="Roboto" w:cs="Tahoma"/>
-          <w:sz w:val="20"/>
-          <w:szCs w:val="20"/>
+          <w:rFonts w:cs="Arial"/>
+          <w:szCs w:val="22"/>
         </w:rPr>
         <w:fldChar w:fldCharType="end"/>
       </w:r>
@@ -562,11 +476,10 @@
         <w:contextualSpacing/>
         <w:jc w:val="left"/>
         <w:rPr>
-          <w:rFonts w:ascii="Roboto" w:hAnsi="Roboto" w:cs="Tahoma"/>
+          <w:rFonts w:cs="Arial"/>
           <w:b/>
           <w:bCs/>
-          <w:sz w:val="20"/>
-          <w:szCs w:val="20"/>
+          <w:szCs w:val="22"/>
         </w:rPr>
       </w:pPr>
     </w:p>
@@ -577,71 +490,64 @@
         <w:contextualSpacing/>
         <w:jc w:val="left"/>
         <w:rPr>
-          <w:rFonts w:ascii="Roboto" w:hAnsi="Roboto" w:cs="Tahoma"/>
+          <w:rFonts w:cs="Arial"/>
           <w:b/>
           <w:bCs/>
-          <w:sz w:val="20"/>
-          <w:szCs w:val="20"/>
-        </w:rPr>
-      </w:pPr>
-      <w:r>
-        <w:rPr>
-          <w:rFonts w:ascii="Roboto" w:hAnsi="Roboto" w:cs="Tahoma"/>
+          <w:szCs w:val="22"/>
+        </w:rPr>
+      </w:pPr>
+      <w:r>
+        <w:rPr>
+          <w:rFonts w:cs="Arial"/>
           <w:b/>
           <w:bCs/>
-          <w:sz w:val="20"/>
-          <w:szCs w:val="20"/>
+          <w:szCs w:val="22"/>
         </w:rPr>
         <w:fldChar w:fldCharType="begin"/>
       </w:r>
       <w:r>
         <w:rPr>
-          <w:rFonts w:ascii="Roboto" w:hAnsi="Roboto" w:cs="Tahoma"/>
+          <w:rFonts w:cs="Arial"/>
           <w:b/>
           <w:bCs/>
-          <w:sz w:val="20"/>
-          <w:szCs w:val="20"/>
+          <w:szCs w:val="22"/>
         </w:rPr>
         <w:instrText xml:space="preserve"> MERGEFIELD "lote" </w:instrText>
       </w:r>
       <w:r>
         <w:rPr>
-          <w:rFonts w:ascii="Roboto" w:hAnsi="Roboto" w:cs="Tahoma"/>
+          <w:rFonts w:cs="Arial"/>
           <w:b/>
           <w:bCs/>
-          <w:sz w:val="20"/>
-          <w:szCs w:val="20"/>
+          <w:szCs w:val="22"/>
         </w:rPr>
         <w:fldChar w:fldCharType="separate"/>
       </w:r>
       <w:r>
         <w:rPr>
-          <w:rFonts w:ascii="Roboto" w:hAnsi="Roboto" w:cs="Tahoma"/>
+          <w:rFonts w:cs="Arial"/>
           <w:b/>
           <w:bCs/>
           <w:noProof/>
-          <w:sz w:val="20"/>
-          <w:szCs w:val="20"/>
+          <w:szCs w:val="22"/>
         </w:rPr>
         <w:t>«lote»</w:t>
       </w:r>
       <w:r>
         <w:rPr>
-          <w:rFonts w:ascii="Roboto" w:hAnsi="Roboto" w:cs="Tahoma"/>
+          <w:rFonts w:cs="Arial"/>
           <w:b/>
           <w:bCs/>
-          <w:sz w:val="20"/>
-          <w:szCs w:val="20"/>
+          <w:szCs w:val="22"/>
         </w:rPr>
         <w:fldChar w:fldCharType="end"/>
       </w:r>
       <w:r>
         <w:rPr>
-          <w:rFonts w:ascii="Roboto" w:hAnsi="Roboto" w:cs="Tahoma"/>
+          <w:rFonts w:cs="Arial"/>
           <w:b/>
           <w:bCs/>
-          <w:sz w:val="20"/>
-          <w:szCs w:val="20"/>
+          <w:szCs w:val="22"/>
         </w:rPr>
         <w:t>.</w:t>
       </w:r>
@@ -652,11 +558,10 @@
         <w:contextualSpacing/>
         <w:jc w:val="left"/>
         <w:rPr>
-          <w:rFonts w:ascii="Roboto" w:hAnsi="Roboto" w:cs="Tahoma"/>
+          <w:rFonts w:cs="Arial"/>
           <w:b/>
           <w:bCs/>
-          <w:sz w:val="20"/>
-          <w:szCs w:val="20"/>
+          <w:szCs w:val="22"/>
         </w:rPr>
       </w:pPr>
     </w:p>
@@ -666,11 +571,10 @@
         <w:contextualSpacing/>
         <w:jc w:val="left"/>
         <w:rPr>
-          <w:rFonts w:ascii="Roboto" w:hAnsi="Roboto" w:cs="Tahoma"/>
+          <w:rFonts w:cs="Arial"/>
           <w:b/>
           <w:bCs/>
-          <w:sz w:val="20"/>
-          <w:szCs w:val="20"/>
+          <w:szCs w:val="22"/>
         </w:rPr>
       </w:pPr>
     </w:p>
@@ -683,16 +587,14 @@
         <w:contextualSpacing/>
         <w:jc w:val="left"/>
         <w:rPr>
-          <w:rFonts w:ascii="Roboto" w:eastAsiaTheme="minorEastAsia" w:hAnsi="Roboto" w:cs="Tahoma"/>
-          <w:sz w:val="20"/>
-          <w:szCs w:val="20"/>
-        </w:rPr>
-      </w:pPr>
-      <w:r>
-        <w:rPr>
-          <w:rFonts w:ascii="Roboto" w:eastAsiaTheme="minorEastAsia" w:hAnsi="Roboto" w:cs="Tahoma"/>
-          <w:sz w:val="20"/>
-          <w:szCs w:val="20"/>
+          <w:rFonts w:eastAsiaTheme="minorEastAsia" w:cs="Arial"/>
+          <w:szCs w:val="22"/>
+        </w:rPr>
+      </w:pPr>
+      <w:r>
+        <w:rPr>
+          <w:rFonts w:eastAsiaTheme="minorEastAsia" w:cs="Arial"/>
+          <w:szCs w:val="22"/>
         </w:rPr>
         <w:t>Estimados señores:</w:t>
       </w:r>
@@ -707,9 +609,8 @@
         <w:spacing w:before="0" w:after="0"/>
         <w:contextualSpacing/>
         <w:rPr>
-          <w:rFonts w:ascii="Roboto" w:eastAsia="Arial" w:hAnsi="Roboto" w:cs="Tahoma"/>
-          <w:sz w:val="20"/>
-          <w:szCs w:val="20"/>
+          <w:rFonts w:eastAsia="Arial" w:cs="Arial"/>
+          <w:szCs w:val="22"/>
         </w:rPr>
       </w:pPr>
     </w:p>
@@ -722,227 +623,202 @@
         <w:spacing w:before="240" w:after="0"/>
         <w:contextualSpacing/>
         <w:rPr>
-          <w:rFonts w:ascii="Roboto" w:eastAsiaTheme="minorEastAsia" w:hAnsi="Roboto" w:cs="Tahoma"/>
-          <w:sz w:val="20"/>
-          <w:szCs w:val="20"/>
-        </w:rPr>
-      </w:pPr>
-      <w:r>
-        <w:rPr>
-          <w:rFonts w:ascii="Roboto" w:hAnsi="Roboto" w:cs="Tahoma"/>
+          <w:rFonts w:eastAsiaTheme="minorEastAsia" w:cs="Arial"/>
+          <w:szCs w:val="22"/>
+        </w:rPr>
+      </w:pPr>
+      <w:r>
+        <w:rPr>
+          <w:rFonts w:cs="Arial"/>
           <w:b/>
           <w:bCs/>
-          <w:sz w:val="20"/>
-          <w:szCs w:val="20"/>
+          <w:szCs w:val="22"/>
         </w:rPr>
         <w:fldChar w:fldCharType="begin"/>
       </w:r>
       <w:r>
         <w:rPr>
-          <w:rFonts w:ascii="Roboto" w:hAnsi="Roboto" w:cs="Tahoma"/>
+          <w:rFonts w:cs="Arial"/>
           <w:b/>
           <w:bCs/>
-          <w:sz w:val="20"/>
-          <w:szCs w:val="20"/>
+          <w:szCs w:val="22"/>
         </w:rPr>
         <w:instrText xml:space="preserve"> MERGEFIELD nom_pers_nat__o_rp_propo_1 </w:instrText>
       </w:r>
       <w:r>
         <w:rPr>
-          <w:rFonts w:ascii="Roboto" w:hAnsi="Roboto" w:cs="Tahoma"/>
+          <w:rFonts w:cs="Arial"/>
           <w:b/>
           <w:bCs/>
-          <w:sz w:val="20"/>
-          <w:szCs w:val="20"/>
+          <w:szCs w:val="22"/>
         </w:rPr>
         <w:fldChar w:fldCharType="separate"/>
       </w:r>
       <w:r>
         <w:rPr>
-          <w:rFonts w:ascii="Roboto" w:hAnsi="Roboto" w:cs="Tahoma"/>
+          <w:rFonts w:cs="Arial"/>
           <w:b/>
           <w:bCs/>
           <w:noProof/>
-          <w:sz w:val="20"/>
-          <w:szCs w:val="20"/>
+          <w:szCs w:val="22"/>
         </w:rPr>
         <w:t>«nom_pers_nat__o_rp_propo_1»</w:t>
       </w:r>
       <w:r>
         <w:rPr>
-          <w:rFonts w:ascii="Roboto" w:hAnsi="Roboto" w:cs="Tahoma"/>
+          <w:rFonts w:cs="Arial"/>
           <w:b/>
           <w:bCs/>
-          <w:sz w:val="20"/>
-          <w:szCs w:val="20"/>
+          <w:szCs w:val="22"/>
         </w:rPr>
         <w:fldChar w:fldCharType="end"/>
       </w:r>
       <w:r>
         <w:rPr>
-          <w:rFonts w:ascii="Roboto" w:hAnsi="Roboto" w:cs="Tahoma"/>
+          <w:rFonts w:cs="Arial"/>
           <w:b/>
           <w:bCs/>
-          <w:sz w:val="20"/>
-          <w:szCs w:val="20"/>
+          <w:szCs w:val="22"/>
         </w:rPr>
         <w:t xml:space="preserve"> </w:t>
       </w:r>
       <w:r>
         <w:rPr>
-          <w:rFonts w:ascii="Roboto" w:eastAsiaTheme="minorEastAsia" w:hAnsi="Roboto" w:cs="Tahoma"/>
-          <w:sz w:val="20"/>
-          <w:szCs w:val="20"/>
+          <w:rFonts w:eastAsiaTheme="minorEastAsia" w:cs="Arial"/>
+          <w:szCs w:val="22"/>
         </w:rPr>
         <w:t xml:space="preserve">en mi calidad de </w:t>
       </w:r>
       <w:r>
         <w:rPr>
-          <w:rFonts w:ascii="Roboto" w:eastAsiaTheme="minorEastAsia" w:hAnsi="Roboto" w:cs="Tahoma"/>
-          <w:sz w:val="20"/>
-          <w:szCs w:val="20"/>
+          <w:rFonts w:eastAsiaTheme="minorEastAsia" w:cs="Arial"/>
+          <w:szCs w:val="22"/>
         </w:rPr>
         <w:t>r</w:t>
       </w:r>
       <w:r>
         <w:rPr>
-          <w:rFonts w:ascii="Roboto" w:eastAsiaTheme="minorEastAsia" w:hAnsi="Roboto" w:cs="Tahoma"/>
-          <w:sz w:val="20"/>
-          <w:szCs w:val="20"/>
+          <w:rFonts w:eastAsiaTheme="minorEastAsia" w:cs="Arial"/>
+          <w:szCs w:val="22"/>
         </w:rPr>
         <w:t xml:space="preserve">epresentante </w:t>
       </w:r>
       <w:r>
         <w:rPr>
-          <w:rFonts w:ascii="Roboto" w:eastAsiaTheme="minorEastAsia" w:hAnsi="Roboto" w:cs="Tahoma"/>
-          <w:sz w:val="20"/>
-          <w:szCs w:val="20"/>
+          <w:rFonts w:eastAsiaTheme="minorEastAsia" w:cs="Arial"/>
+          <w:szCs w:val="22"/>
         </w:rPr>
         <w:t>l</w:t>
       </w:r>
       <w:r>
         <w:rPr>
-          <w:rFonts w:ascii="Roboto" w:eastAsiaTheme="minorEastAsia" w:hAnsi="Roboto" w:cs="Tahoma"/>
-          <w:sz w:val="20"/>
-          <w:szCs w:val="20"/>
+          <w:rFonts w:eastAsiaTheme="minorEastAsia" w:cs="Arial"/>
+          <w:szCs w:val="22"/>
         </w:rPr>
         <w:t xml:space="preserve">egal de </w:t>
       </w:r>
       <w:r>
         <w:rPr>
-          <w:rFonts w:ascii="Roboto" w:hAnsi="Roboto" w:cs="Tahoma"/>
+          <w:rFonts w:cs="Arial"/>
           <w:b/>
           <w:bCs/>
-          <w:sz w:val="20"/>
-          <w:szCs w:val="20"/>
+          <w:szCs w:val="22"/>
         </w:rPr>
         <w:fldChar w:fldCharType="begin"/>
       </w:r>
       <w:r>
         <w:rPr>
-          <w:rFonts w:ascii="Roboto" w:hAnsi="Roboto" w:cs="Tahoma"/>
+          <w:rFonts w:cs="Arial"/>
           <w:b/>
           <w:bCs/>
-          <w:sz w:val="20"/>
-          <w:szCs w:val="20"/>
+          <w:szCs w:val="22"/>
         </w:rPr>
         <w:instrText xml:space="preserve"> MERGEFIELD "nom_proponente" </w:instrText>
       </w:r>
       <w:r>
         <w:rPr>
-          <w:rFonts w:ascii="Roboto" w:hAnsi="Roboto" w:cs="Tahoma"/>
+          <w:rFonts w:cs="Arial"/>
           <w:b/>
           <w:bCs/>
-          <w:sz w:val="20"/>
-          <w:szCs w:val="20"/>
+          <w:szCs w:val="22"/>
         </w:rPr>
         <w:fldChar w:fldCharType="separate"/>
       </w:r>
       <w:r>
         <w:rPr>
-          <w:rFonts w:ascii="Roboto" w:hAnsi="Roboto" w:cs="Tahoma"/>
+          <w:rFonts w:cs="Arial"/>
           <w:b/>
           <w:bCs/>
           <w:noProof/>
-          <w:sz w:val="20"/>
-          <w:szCs w:val="20"/>
+          <w:szCs w:val="22"/>
         </w:rPr>
         <w:t>«nom_proponente»</w:t>
       </w:r>
       <w:r>
         <w:rPr>
-          <w:rFonts w:ascii="Roboto" w:hAnsi="Roboto" w:cs="Tahoma"/>
+          <w:rFonts w:cs="Arial"/>
           <w:b/>
           <w:bCs/>
-          <w:sz w:val="20"/>
-          <w:szCs w:val="20"/>
+          <w:szCs w:val="22"/>
         </w:rPr>
         <w:fldChar w:fldCharType="end"/>
       </w:r>
       <w:r>
         <w:rPr>
-          <w:rFonts w:ascii="Roboto" w:hAnsi="Roboto" w:cs="Tahoma"/>
-          <w:sz w:val="20"/>
-          <w:szCs w:val="20"/>
+          <w:rFonts w:cs="Arial"/>
+          <w:szCs w:val="22"/>
         </w:rPr>
         <w:t xml:space="preserve"> </w:t>
       </w:r>
       <w:r>
         <w:rPr>
-          <w:rFonts w:ascii="Roboto" w:hAnsi="Roboto" w:cs="Tahoma"/>
-          <w:sz w:val="20"/>
-          <w:szCs w:val="20"/>
+          <w:rFonts w:cs="Arial"/>
+          <w:szCs w:val="22"/>
           <w:lang w:bidi="en-US"/>
         </w:rPr>
         <w:t xml:space="preserve">en adelante el </w:t>
       </w:r>
       <w:r>
         <w:rPr>
-          <w:rFonts w:ascii="Roboto" w:hAnsi="Roboto" w:cs="Tahoma"/>
-          <w:sz w:val="20"/>
-          <w:szCs w:val="20"/>
+          <w:rFonts w:cs="Arial"/>
+          <w:szCs w:val="22"/>
           <w:lang w:bidi="en-US"/>
         </w:rPr>
         <w:t>Proponente</w:t>
       </w:r>
       <w:r>
         <w:rPr>
-          <w:rFonts w:ascii="Roboto" w:hAnsi="Roboto" w:cs="Tahoma"/>
-          <w:sz w:val="20"/>
-          <w:szCs w:val="20"/>
+          <w:rFonts w:cs="Arial"/>
+          <w:szCs w:val="22"/>
           <w:lang w:bidi="en-US"/>
         </w:rPr>
         <w:t xml:space="preserve">, </w:t>
       </w:r>
       <w:r>
         <w:rPr>
-          <w:rFonts w:ascii="Roboto" w:eastAsiaTheme="minorEastAsia" w:hAnsi="Roboto" w:cs="Tahoma"/>
-          <w:sz w:val="20"/>
-          <w:szCs w:val="20"/>
+          <w:rFonts w:eastAsiaTheme="minorEastAsia" w:cs="Arial"/>
+          <w:szCs w:val="22"/>
         </w:rPr>
         <w:t xml:space="preserve">manifiesto, </w:t>
       </w:r>
       <w:r>
         <w:rPr>
-          <w:rFonts w:ascii="Roboto" w:hAnsi="Roboto" w:cs="Tahoma"/>
-          <w:sz w:val="20"/>
-          <w:szCs w:val="20"/>
+          <w:rFonts w:cs="Arial"/>
+          <w:szCs w:val="22"/>
         </w:rPr>
         <w:t>bajo la gravedad del juramento</w:t>
       </w:r>
       <w:r>
         <w:rPr>
-          <w:rFonts w:ascii="Roboto" w:eastAsiaTheme="minorEastAsia" w:hAnsi="Roboto" w:cs="Tahoma"/>
-          <w:sz w:val="20"/>
-          <w:szCs w:val="20"/>
+          <w:rFonts w:eastAsiaTheme="minorEastAsia" w:cs="Arial"/>
+          <w:szCs w:val="22"/>
         </w:rPr>
         <w:t xml:space="preserve"> </w:t>
       </w:r>
       <w:r>
         <w:rPr>
-          <w:rFonts w:ascii="Roboto" w:eastAsiaTheme="minorEastAsia" w:hAnsi="Roboto" w:cs="Tahoma"/>
-          <w:sz w:val="20"/>
-          <w:szCs w:val="20"/>
+          <w:rFonts w:eastAsiaTheme="minorEastAsia" w:cs="Arial"/>
+          <w:szCs w:val="22"/>
         </w:rPr>
         <w:t>que:</w:t>
       </w:r>
@@ -956,9 +832,8 @@
         <w:spacing w:before="0" w:after="0"/>
         <w:contextualSpacing/>
         <w:rPr>
-          <w:rFonts w:ascii="Roboto" w:hAnsi="Roboto" w:cs="Tahoma"/>
-          <w:sz w:val="20"/>
-          <w:szCs w:val="20"/>
+          <w:rFonts w:cs="Arial"/>
+          <w:szCs w:val="22"/>
         </w:rPr>
       </w:pPr>
     </w:p>
@@ -972,96 +847,84 @@
         <w:spacing w:before="0" w:after="0"/>
         <w:ind w:left="360"/>
         <w:rPr>
-          <w:rFonts w:ascii="Roboto" w:hAnsi="Roboto" w:cs="Tahoma"/>
-          <w:sz w:val="20"/>
-          <w:szCs w:val="20"/>
-        </w:rPr>
-      </w:pPr>
-      <w:r>
-        <w:rPr>
-          <w:rFonts w:ascii="Roboto" w:hAnsi="Roboto" w:cs="Tahoma"/>
-          <w:sz w:val="20"/>
-          <w:szCs w:val="20"/>
+          <w:rFonts w:cs="Arial"/>
+          <w:szCs w:val="22"/>
+        </w:rPr>
+      </w:pPr>
+      <w:r>
+        <w:rPr>
+          <w:rFonts w:cs="Arial"/>
+          <w:szCs w:val="22"/>
         </w:rPr>
         <w:t xml:space="preserve">Estoy autorizado para suscribir y presentar la oferta y </w:t>
       </w:r>
       <w:r>
         <w:rPr>
-          <w:rFonts w:ascii="Roboto" w:hAnsi="Roboto" w:cs="Tahoma"/>
-          <w:sz w:val="20"/>
-          <w:szCs w:val="20"/>
+          <w:rFonts w:cs="Arial"/>
+          <w:szCs w:val="22"/>
         </w:rPr>
         <w:t>firmar</w:t>
       </w:r>
       <w:r>
         <w:rPr>
-          <w:rFonts w:ascii="Roboto" w:hAnsi="Roboto" w:cs="Tahoma"/>
-          <w:sz w:val="20"/>
-          <w:szCs w:val="20"/>
+          <w:rFonts w:cs="Arial"/>
+          <w:szCs w:val="22"/>
         </w:rPr>
         <w:t xml:space="preserve"> el </w:t>
       </w:r>
       <w:r>
         <w:rPr>
-          <w:rFonts w:ascii="Roboto" w:hAnsi="Roboto" w:cs="Tahoma"/>
-          <w:sz w:val="20"/>
-          <w:szCs w:val="20"/>
+          <w:rFonts w:cs="Arial"/>
+          <w:szCs w:val="22"/>
         </w:rPr>
         <w:t>c</w:t>
       </w:r>
       <w:r>
         <w:rPr>
-          <w:rFonts w:ascii="Roboto" w:hAnsi="Roboto" w:cs="Tahoma"/>
-          <w:sz w:val="20"/>
-          <w:szCs w:val="20"/>
+          <w:rFonts w:cs="Arial"/>
+          <w:szCs w:val="22"/>
         </w:rPr>
         <w:t xml:space="preserve">ontrato </w:t>
       </w:r>
       <w:r>
         <w:rPr>
-          <w:rFonts w:ascii="Roboto" w:hAnsi="Roboto" w:cs="Tahoma"/>
-          <w:sz w:val="20"/>
-          <w:szCs w:val="20"/>
+          <w:rFonts w:cs="Arial"/>
+          <w:szCs w:val="22"/>
         </w:rPr>
         <w:t xml:space="preserve">si resulto adjudicatario del </w:t>
       </w:r>
       <w:r>
         <w:rPr>
-          <w:rFonts w:ascii="Roboto" w:hAnsi="Roboto" w:cs="Tahoma"/>
-          <w:sz w:val="20"/>
-          <w:szCs w:val="20"/>
+          <w:rFonts w:cs="Arial"/>
+          <w:szCs w:val="22"/>
         </w:rPr>
         <w:t xml:space="preserve">Proceso </w:t>
       </w:r>
       <w:r>
         <w:rPr>
-          <w:rFonts w:ascii="Roboto" w:hAnsi="Roboto" w:cs="Tahoma"/>
-          <w:sz w:val="20"/>
-          <w:szCs w:val="20"/>
+          <w:rFonts w:cs="Arial"/>
+          <w:szCs w:val="22"/>
         </w:rPr>
         <w:t xml:space="preserve">de </w:t>
       </w:r>
       <w:r>
         <w:rPr>
-          <w:rFonts w:ascii="Roboto" w:hAnsi="Roboto" w:cs="Tahoma"/>
-          <w:sz w:val="20"/>
-          <w:szCs w:val="20"/>
+          <w:rFonts w:cs="Arial"/>
+          <w:szCs w:val="22"/>
         </w:rPr>
         <w:t xml:space="preserve">Contratación </w:t>
       </w:r>
       <w:r>
         <w:rPr>
-          <w:rFonts w:ascii="Roboto" w:hAnsi="Roboto" w:cs="Tahoma"/>
-          <w:sz w:val="20"/>
-          <w:szCs w:val="20"/>
+          <w:rFonts w:cs="Arial"/>
+          <w:szCs w:val="22"/>
         </w:rPr>
         <w:t>de la referencia</w:t>
       </w:r>
       <w:r>
         <w:rPr>
-          <w:rFonts w:ascii="Roboto" w:hAnsi="Roboto" w:cs="Tahoma"/>
-          <w:sz w:val="20"/>
-          <w:szCs w:val="20"/>
+          <w:rFonts w:cs="Arial"/>
+          <w:szCs w:val="22"/>
         </w:rPr>
         <w:t>.</w:t>
       </w:r>
@@ -1076,176 +939,154 @@
         <w:spacing w:before="0" w:after="0"/>
         <w:ind w:left="360"/>
         <w:rPr>
-          <w:rFonts w:ascii="Roboto" w:hAnsi="Roboto" w:cs="Tahoma"/>
-          <w:sz w:val="20"/>
-          <w:szCs w:val="20"/>
-        </w:rPr>
-      </w:pPr>
-      <w:r>
-        <w:rPr>
-          <w:rFonts w:ascii="Roboto" w:hAnsi="Roboto" w:cs="Tahoma"/>
-          <w:sz w:val="20"/>
-          <w:szCs w:val="20"/>
+          <w:rFonts w:cs="Arial"/>
+          <w:szCs w:val="22"/>
+        </w:rPr>
+      </w:pPr>
+      <w:r>
+        <w:rPr>
+          <w:rFonts w:cs="Arial"/>
+          <w:szCs w:val="22"/>
         </w:rPr>
         <w:t xml:space="preserve">En caso de que la </w:t>
       </w:r>
       <w:r>
         <w:rPr>
-          <w:rFonts w:ascii="Roboto" w:hAnsi="Roboto" w:cs="Tahoma"/>
-          <w:sz w:val="20"/>
-          <w:szCs w:val="20"/>
+          <w:rFonts w:cs="Arial"/>
+          <w:szCs w:val="22"/>
         </w:rPr>
         <w:t>o</w:t>
       </w:r>
       <w:r>
         <w:rPr>
-          <w:rFonts w:ascii="Roboto" w:hAnsi="Roboto" w:cs="Tahoma"/>
-          <w:sz w:val="20"/>
-          <w:szCs w:val="20"/>
+          <w:rFonts w:cs="Arial"/>
+          <w:szCs w:val="22"/>
         </w:rPr>
         <w:t xml:space="preserve">ferta </w:t>
       </w:r>
       <w:r>
         <w:rPr>
-          <w:rFonts w:ascii="Roboto" w:hAnsi="Roboto" w:cs="Tahoma"/>
-          <w:sz w:val="20"/>
-          <w:szCs w:val="20"/>
+          <w:rFonts w:cs="Arial"/>
+          <w:szCs w:val="22"/>
         </w:rPr>
         <w:t>m</w:t>
       </w:r>
       <w:r>
         <w:rPr>
-          <w:rFonts w:ascii="Roboto" w:hAnsi="Roboto" w:cs="Tahoma"/>
-          <w:sz w:val="20"/>
-          <w:szCs w:val="20"/>
+          <w:rFonts w:cs="Arial"/>
+          <w:szCs w:val="22"/>
         </w:rPr>
         <w:t>e sea adjudicada</w:t>
       </w:r>
       <w:r>
         <w:rPr>
-          <w:rFonts w:ascii="Roboto" w:hAnsi="Roboto" w:cs="Tahoma"/>
-          <w:sz w:val="20"/>
-          <w:szCs w:val="20"/>
+          <w:rFonts w:cs="Arial"/>
+          <w:szCs w:val="22"/>
         </w:rPr>
         <w:t xml:space="preserve"> </w:t>
       </w:r>
       <w:r>
         <w:rPr>
-          <w:rFonts w:ascii="Roboto" w:hAnsi="Roboto" w:cs="Tahoma"/>
-          <w:sz w:val="20"/>
-          <w:szCs w:val="20"/>
+          <w:rFonts w:cs="Arial"/>
+          <w:szCs w:val="22"/>
         </w:rPr>
         <w:t xml:space="preserve">suscribiré el </w:t>
       </w:r>
       <w:r>
         <w:rPr>
-          <w:rFonts w:ascii="Roboto" w:hAnsi="Roboto" w:cs="Tahoma"/>
-          <w:sz w:val="20"/>
-          <w:szCs w:val="20"/>
+          <w:rFonts w:cs="Arial"/>
+          <w:szCs w:val="22"/>
         </w:rPr>
         <w:t>c</w:t>
       </w:r>
       <w:r>
         <w:rPr>
-          <w:rFonts w:ascii="Roboto" w:hAnsi="Roboto" w:cs="Tahoma"/>
-          <w:sz w:val="20"/>
-          <w:szCs w:val="20"/>
+          <w:rFonts w:cs="Arial"/>
+          <w:szCs w:val="22"/>
         </w:rPr>
         <w:t xml:space="preserve">ontrato </w:t>
       </w:r>
       <w:r>
         <w:rPr>
-          <w:rFonts w:ascii="Roboto" w:hAnsi="Roboto" w:cs="Tahoma"/>
-          <w:sz w:val="20"/>
-          <w:szCs w:val="20"/>
+          <w:rFonts w:cs="Arial"/>
+          <w:szCs w:val="22"/>
         </w:rPr>
         <w:t xml:space="preserve">objeto del </w:t>
       </w:r>
       <w:r>
         <w:rPr>
-          <w:rFonts w:ascii="Roboto" w:hAnsi="Roboto" w:cs="Tahoma"/>
-          <w:sz w:val="20"/>
-          <w:szCs w:val="20"/>
+          <w:rFonts w:cs="Arial"/>
+          <w:szCs w:val="22"/>
         </w:rPr>
         <w:t xml:space="preserve">Proceso </w:t>
       </w:r>
       <w:r>
         <w:rPr>
-          <w:rFonts w:ascii="Roboto" w:hAnsi="Roboto" w:cs="Tahoma"/>
-          <w:sz w:val="20"/>
-          <w:szCs w:val="20"/>
+          <w:rFonts w:cs="Arial"/>
+          <w:szCs w:val="22"/>
         </w:rPr>
         <w:t xml:space="preserve">de </w:t>
       </w:r>
       <w:r>
         <w:rPr>
-          <w:rFonts w:ascii="Roboto" w:hAnsi="Roboto" w:cs="Tahoma"/>
-          <w:sz w:val="20"/>
-          <w:szCs w:val="20"/>
+          <w:rFonts w:cs="Arial"/>
+          <w:szCs w:val="22"/>
         </w:rPr>
         <w:t xml:space="preserve">Contratación </w:t>
       </w:r>
       <w:r>
         <w:rPr>
-          <w:rFonts w:ascii="Roboto" w:hAnsi="Roboto" w:cs="Tahoma"/>
-          <w:sz w:val="20"/>
-          <w:szCs w:val="20"/>
+          <w:rFonts w:cs="Arial"/>
+          <w:szCs w:val="22"/>
         </w:rPr>
         <w:t xml:space="preserve">en la fecha prevista para el efecto en el </w:t>
       </w:r>
       <w:r>
         <w:rPr>
-          <w:rFonts w:ascii="Roboto" w:hAnsi="Roboto" w:cs="Tahoma"/>
-          <w:sz w:val="20"/>
-          <w:szCs w:val="20"/>
+          <w:rFonts w:cs="Arial"/>
+          <w:szCs w:val="22"/>
         </w:rPr>
         <w:t>C</w:t>
       </w:r>
       <w:r>
         <w:rPr>
-          <w:rFonts w:ascii="Roboto" w:hAnsi="Roboto" w:cs="Tahoma"/>
-          <w:sz w:val="20"/>
-          <w:szCs w:val="20"/>
+          <w:rFonts w:cs="Arial"/>
+          <w:szCs w:val="22"/>
         </w:rPr>
         <w:t xml:space="preserve">ronograma contenido en los </w:t>
       </w:r>
       <w:r>
         <w:rPr>
-          <w:rFonts w:ascii="Roboto" w:hAnsi="Roboto" w:cs="Tahoma"/>
-          <w:sz w:val="20"/>
-          <w:szCs w:val="20"/>
+          <w:rFonts w:cs="Arial"/>
+          <w:szCs w:val="22"/>
         </w:rPr>
         <w:t>D</w:t>
       </w:r>
       <w:r>
         <w:rPr>
-          <w:rFonts w:ascii="Roboto" w:hAnsi="Roboto" w:cs="Tahoma"/>
-          <w:sz w:val="20"/>
-          <w:szCs w:val="20"/>
+          <w:rFonts w:cs="Arial"/>
+          <w:szCs w:val="22"/>
         </w:rPr>
         <w:t xml:space="preserve">ocumentos del </w:t>
       </w:r>
       <w:r>
         <w:rPr>
-          <w:rFonts w:ascii="Roboto" w:hAnsi="Roboto" w:cs="Tahoma"/>
-          <w:sz w:val="20"/>
-          <w:szCs w:val="20"/>
+          <w:rFonts w:cs="Arial"/>
+          <w:szCs w:val="22"/>
         </w:rPr>
         <w:t>P</w:t>
       </w:r>
       <w:r>
         <w:rPr>
-          <w:rFonts w:ascii="Roboto" w:hAnsi="Roboto" w:cs="Tahoma"/>
-          <w:sz w:val="20"/>
-          <w:szCs w:val="20"/>
+          <w:rFonts w:cs="Arial"/>
+          <w:szCs w:val="22"/>
         </w:rPr>
         <w:t>roceso.</w:t>
       </w:r>
       <w:r>
         <w:rPr>
-          <w:rFonts w:ascii="Roboto" w:hAnsi="Roboto" w:cs="Tahoma"/>
-          <w:sz w:val="20"/>
-          <w:szCs w:val="20"/>
+          <w:rFonts w:cs="Arial"/>
+          <w:szCs w:val="22"/>
         </w:rPr>
         <w:t xml:space="preserve"> </w:t>
       </w:r>
@@ -1260,120 +1101,105 @@
         <w:spacing w:before="0" w:after="0"/>
         <w:ind w:left="360"/>
         <w:rPr>
-          <w:rFonts w:ascii="Roboto" w:hAnsi="Roboto" w:cs="Tahoma"/>
-          <w:sz w:val="20"/>
-          <w:szCs w:val="20"/>
-        </w:rPr>
-      </w:pPr>
-      <w:r>
-        <w:rPr>
-          <w:rFonts w:ascii="Roboto" w:hAnsi="Roboto" w:cs="Tahoma"/>
-          <w:sz w:val="20"/>
-          <w:szCs w:val="20"/>
+          <w:rFonts w:cs="Arial"/>
+          <w:szCs w:val="22"/>
+        </w:rPr>
+      </w:pPr>
+      <w:r>
+        <w:rPr>
+          <w:rFonts w:cs="Arial"/>
+          <w:szCs w:val="22"/>
         </w:rPr>
         <w:t xml:space="preserve">Conozco los </w:t>
       </w:r>
       <w:r>
         <w:rPr>
-          <w:rFonts w:ascii="Roboto" w:hAnsi="Roboto" w:cs="Tahoma"/>
-          <w:sz w:val="20"/>
-          <w:szCs w:val="20"/>
+          <w:rFonts w:cs="Arial"/>
+          <w:szCs w:val="22"/>
         </w:rPr>
         <w:t>D</w:t>
       </w:r>
       <w:r>
         <w:rPr>
-          <w:rFonts w:ascii="Roboto" w:hAnsi="Roboto" w:cs="Tahoma"/>
-          <w:sz w:val="20"/>
-          <w:szCs w:val="20"/>
+          <w:rFonts w:cs="Arial"/>
+          <w:szCs w:val="22"/>
         </w:rPr>
         <w:t xml:space="preserve">ocumentos del </w:t>
       </w:r>
       <w:r>
         <w:rPr>
-          <w:rFonts w:ascii="Roboto" w:hAnsi="Roboto" w:cs="Tahoma"/>
-          <w:sz w:val="20"/>
-          <w:szCs w:val="20"/>
+          <w:rFonts w:cs="Arial"/>
+          <w:szCs w:val="22"/>
         </w:rPr>
         <w:t>P</w:t>
       </w:r>
       <w:r>
         <w:rPr>
-          <w:rFonts w:ascii="Roboto" w:hAnsi="Roboto" w:cs="Tahoma"/>
-          <w:sz w:val="20"/>
-          <w:szCs w:val="20"/>
+          <w:rFonts w:cs="Arial"/>
+          <w:szCs w:val="22"/>
         </w:rPr>
         <w:t xml:space="preserve">roceso, incluyendo </w:t>
       </w:r>
       <w:r>
         <w:rPr>
-          <w:rFonts w:ascii="Roboto" w:hAnsi="Roboto" w:cs="Tahoma"/>
-          <w:sz w:val="20"/>
-          <w:szCs w:val="20"/>
+          <w:rFonts w:cs="Arial"/>
+          <w:szCs w:val="22"/>
         </w:rPr>
         <w:t>A</w:t>
       </w:r>
       <w:r>
         <w:rPr>
-          <w:rFonts w:ascii="Roboto" w:hAnsi="Roboto" w:cs="Tahoma"/>
-          <w:sz w:val="20"/>
-          <w:szCs w:val="20"/>
+          <w:rFonts w:cs="Arial"/>
+          <w:szCs w:val="22"/>
         </w:rPr>
         <w:t xml:space="preserve">dendas y acepto los requisitos en ellos contenidos. Dentro de los documentos presentados a la </w:t>
       </w:r>
       <w:r>
         <w:rPr>
-          <w:rFonts w:ascii="Roboto" w:hAnsi="Roboto" w:cs="Tahoma"/>
-          <w:sz w:val="20"/>
-          <w:szCs w:val="20"/>
+          <w:rFonts w:cs="Arial"/>
+          <w:szCs w:val="22"/>
         </w:rPr>
         <w:t xml:space="preserve">Entidad </w:t>
       </w:r>
       <w:r>
         <w:rPr>
-          <w:rFonts w:ascii="Roboto" w:hAnsi="Roboto" w:cs="Tahoma"/>
-          <w:sz w:val="20"/>
-          <w:szCs w:val="20"/>
+          <w:rFonts w:cs="Arial"/>
+          <w:szCs w:val="22"/>
         </w:rPr>
         <w:t>conozco los ítems, la descripción, las unidades y cantidades establecidas en el Formulario</w:t>
       </w:r>
       <w:r>
         <w:rPr>
-          <w:rFonts w:ascii="Roboto" w:hAnsi="Roboto" w:cs="Tahoma"/>
-          <w:sz w:val="20"/>
-          <w:szCs w:val="20"/>
+          <w:rFonts w:cs="Arial"/>
+          <w:szCs w:val="22"/>
         </w:rPr>
         <w:t xml:space="preserve"> 1 </w:t>
       </w:r>
       <w:r>
         <w:rPr>
-          <w:rFonts w:ascii="Roboto" w:hAnsi="Roboto" w:cs="Tahoma"/>
-          <w:sz w:val="20"/>
-          <w:szCs w:val="20"/>
+          <w:rFonts w:cs="Arial"/>
+          <w:szCs w:val="22"/>
         </w:rPr>
         <w:t>–</w:t>
       </w:r>
       <w:r>
         <w:rPr>
-          <w:rFonts w:ascii="Roboto" w:hAnsi="Roboto" w:cs="Tahoma"/>
-          <w:sz w:val="20"/>
-          <w:szCs w:val="20"/>
+          <w:rFonts w:cs="Arial"/>
+          <w:szCs w:val="22"/>
         </w:rPr>
         <w:t xml:space="preserve"> Propuest</w:t>
       </w:r>
       <w:r>
         <w:rPr>
-          <w:rFonts w:ascii="Roboto" w:hAnsi="Roboto" w:cs="Tahoma"/>
-          <w:sz w:val="20"/>
-          <w:szCs w:val="20"/>
+          <w:rFonts w:cs="Arial"/>
+          <w:szCs w:val="22"/>
         </w:rPr>
         <w:t>a económica</w:t>
       </w:r>
       <w:r>
         <w:rPr>
-          <w:rFonts w:ascii="Roboto" w:hAnsi="Roboto" w:cs="Tahoma"/>
-          <w:sz w:val="20"/>
-          <w:szCs w:val="20"/>
+          <w:rFonts w:cs="Arial"/>
+          <w:szCs w:val="22"/>
         </w:rPr>
         <w:t xml:space="preserve">. </w:t>
       </w:r>
@@ -1388,48 +1214,42 @@
         <w:spacing w:before="0" w:after="0"/>
         <w:ind w:left="360"/>
         <w:rPr>
-          <w:rFonts w:ascii="Roboto" w:hAnsi="Roboto" w:cs="Tahoma"/>
-          <w:sz w:val="20"/>
-          <w:szCs w:val="20"/>
-        </w:rPr>
-      </w:pPr>
-      <w:r>
-        <w:rPr>
-          <w:rFonts w:ascii="Roboto" w:hAnsi="Roboto" w:cs="Tahoma"/>
-          <w:sz w:val="20"/>
-          <w:szCs w:val="20"/>
+          <w:rFonts w:cs="Arial"/>
+          <w:szCs w:val="22"/>
+        </w:rPr>
+      </w:pPr>
+      <w:r>
+        <w:rPr>
+          <w:rFonts w:cs="Arial"/>
+          <w:szCs w:val="22"/>
         </w:rPr>
         <w:t xml:space="preserve">Conozco las leyes de la República de Colombia que rigen el </w:t>
       </w:r>
       <w:r>
         <w:rPr>
-          <w:rFonts w:ascii="Roboto" w:hAnsi="Roboto" w:cs="Tahoma"/>
-          <w:sz w:val="20"/>
-          <w:szCs w:val="20"/>
+          <w:rFonts w:cs="Arial"/>
+          <w:szCs w:val="22"/>
         </w:rPr>
         <w:t xml:space="preserve">Proceso </w:t>
       </w:r>
       <w:r>
         <w:rPr>
-          <w:rFonts w:ascii="Roboto" w:hAnsi="Roboto" w:cs="Tahoma"/>
-          <w:sz w:val="20"/>
-          <w:szCs w:val="20"/>
+          <w:rFonts w:cs="Arial"/>
+          <w:szCs w:val="22"/>
         </w:rPr>
         <w:t xml:space="preserve">de </w:t>
       </w:r>
       <w:r>
         <w:rPr>
-          <w:rFonts w:ascii="Roboto" w:hAnsi="Roboto" w:cs="Tahoma"/>
-          <w:sz w:val="20"/>
-          <w:szCs w:val="20"/>
+          <w:rFonts w:cs="Arial"/>
+          <w:szCs w:val="22"/>
         </w:rPr>
         <w:t>Contratación</w:t>
       </w:r>
       <w:r>
         <w:rPr>
-          <w:rFonts w:ascii="Roboto" w:hAnsi="Roboto" w:cs="Tahoma"/>
-          <w:sz w:val="20"/>
-          <w:szCs w:val="20"/>
+          <w:rFonts w:cs="Arial"/>
+          <w:szCs w:val="22"/>
         </w:rPr>
         <w:t xml:space="preserve">. </w:t>
       </w:r>
@@ -1444,96 +1264,84 @@
         <w:spacing w:before="0" w:after="0"/>
         <w:ind w:left="360"/>
         <w:rPr>
-          <w:rFonts w:ascii="Roboto" w:hAnsi="Roboto" w:cs="Tahoma"/>
-          <w:sz w:val="20"/>
-          <w:szCs w:val="20"/>
-        </w:rPr>
-      </w:pPr>
-      <w:r>
-        <w:rPr>
-          <w:rFonts w:ascii="Roboto" w:hAnsi="Roboto" w:cs="Tahoma"/>
-          <w:sz w:val="20"/>
-          <w:szCs w:val="20"/>
+          <w:rFonts w:cs="Arial"/>
+          <w:szCs w:val="22"/>
+        </w:rPr>
+      </w:pPr>
+      <w:r>
+        <w:rPr>
+          <w:rFonts w:cs="Arial"/>
+          <w:szCs w:val="22"/>
         </w:rPr>
         <w:t>C</w:t>
       </w:r>
       <w:r>
         <w:rPr>
-          <w:rFonts w:ascii="Roboto" w:hAnsi="Roboto" w:cs="Tahoma"/>
-          <w:sz w:val="20"/>
-          <w:szCs w:val="20"/>
+          <w:rFonts w:cs="Arial"/>
+          <w:szCs w:val="22"/>
         </w:rPr>
         <w:t>ono</w:t>
       </w:r>
       <w:r>
         <w:rPr>
-          <w:rFonts w:ascii="Roboto" w:hAnsi="Roboto" w:cs="Tahoma"/>
-          <w:sz w:val="20"/>
-          <w:szCs w:val="20"/>
+          <w:rFonts w:cs="Arial"/>
+          <w:szCs w:val="22"/>
         </w:rPr>
         <w:t>zco</w:t>
       </w:r>
       <w:r>
         <w:rPr>
-          <w:rFonts w:ascii="Roboto" w:hAnsi="Roboto" w:cs="Tahoma"/>
-          <w:sz w:val="20"/>
-          <w:szCs w:val="20"/>
+          <w:rFonts w:cs="Arial"/>
+          <w:szCs w:val="22"/>
         </w:rPr>
         <w:t xml:space="preserve"> las especificaciones técnicas y el alcance de la obra objeto de </w:t>
       </w:r>
       <w:r>
         <w:rPr>
-          <w:rFonts w:ascii="Roboto" w:hAnsi="Roboto" w:cs="Tahoma"/>
-          <w:sz w:val="20"/>
-          <w:szCs w:val="20"/>
+          <w:rFonts w:cs="Arial"/>
+          <w:szCs w:val="22"/>
         </w:rPr>
         <w:t>interventoría,</w:t>
       </w:r>
       <w:r>
         <w:rPr>
-          <w:rFonts w:ascii="Roboto" w:hAnsi="Roboto" w:cs="Tahoma"/>
-          <w:sz w:val="20"/>
-          <w:szCs w:val="20"/>
+          <w:rFonts w:cs="Arial"/>
+          <w:szCs w:val="22"/>
         </w:rPr>
         <w:t xml:space="preserve"> </w:t>
       </w:r>
       <w:r>
         <w:rPr>
-          <w:rFonts w:ascii="Roboto" w:hAnsi="Roboto" w:cs="Tahoma"/>
-          <w:sz w:val="20"/>
-          <w:szCs w:val="20"/>
+          <w:rFonts w:cs="Arial"/>
+          <w:szCs w:val="22"/>
         </w:rPr>
         <w:t xml:space="preserve">así como las disposiciones establecidas en el </w:t>
       </w:r>
       <w:r>
         <w:rPr>
-          <w:rFonts w:ascii="Roboto" w:hAnsi="Roboto" w:cs="Tahoma"/>
-          <w:sz w:val="20"/>
-          <w:szCs w:val="20"/>
+          <w:rFonts w:cs="Arial"/>
+          <w:szCs w:val="22"/>
         </w:rPr>
         <w:t>“</w:t>
       </w:r>
       <w:r>
         <w:rPr>
-          <w:rFonts w:ascii="Roboto" w:hAnsi="Roboto" w:cs="Tahoma"/>
-          <w:sz w:val="20"/>
-          <w:szCs w:val="20"/>
+          <w:rFonts w:cs="Arial"/>
+          <w:szCs w:val="22"/>
         </w:rPr>
         <w:t>Anexo 1 – Anexo Técnico</w:t>
       </w:r>
       <w:r>
         <w:rPr>
-          <w:rFonts w:ascii="Roboto" w:hAnsi="Roboto" w:cs="Tahoma"/>
-          <w:sz w:val="20"/>
-          <w:szCs w:val="20"/>
+          <w:rFonts w:cs="Arial"/>
+          <w:szCs w:val="22"/>
         </w:rPr>
         <w:t>”</w:t>
       </w:r>
       <w:r>
         <w:rPr>
-          <w:rFonts w:ascii="Roboto" w:hAnsi="Roboto" w:cs="Tahoma"/>
-          <w:sz w:val="20"/>
-          <w:szCs w:val="20"/>
+          <w:rFonts w:cs="Arial"/>
+          <w:szCs w:val="22"/>
         </w:rPr>
         <w:t xml:space="preserve">. </w:t>
       </w:r>
@@ -1548,96 +1356,84 @@
         <w:spacing w:before="0" w:after="0"/>
         <w:ind w:left="360"/>
         <w:rPr>
-          <w:rFonts w:ascii="Roboto" w:hAnsi="Roboto" w:cs="Tahoma"/>
-          <w:sz w:val="20"/>
-          <w:szCs w:val="20"/>
-        </w:rPr>
-      </w:pPr>
-      <w:r>
-        <w:rPr>
-          <w:rFonts w:ascii="Roboto" w:hAnsi="Roboto" w:cs="Tahoma"/>
-          <w:sz w:val="20"/>
-          <w:szCs w:val="20"/>
+          <w:rFonts w:cs="Arial"/>
+          <w:szCs w:val="22"/>
+        </w:rPr>
+      </w:pPr>
+      <w:r>
+        <w:rPr>
+          <w:rFonts w:cs="Arial"/>
+          <w:szCs w:val="22"/>
         </w:rPr>
         <w:t xml:space="preserve">Conozco el sitio donde se ejecutará el </w:t>
       </w:r>
       <w:r>
         <w:rPr>
-          <w:rFonts w:ascii="Roboto" w:hAnsi="Roboto" w:cs="Tahoma"/>
-          <w:sz w:val="20"/>
-          <w:szCs w:val="20"/>
+          <w:rFonts w:cs="Arial"/>
+          <w:szCs w:val="22"/>
         </w:rPr>
         <w:t>c</w:t>
       </w:r>
       <w:r>
         <w:rPr>
-          <w:rFonts w:ascii="Roboto" w:hAnsi="Roboto" w:cs="Tahoma"/>
-          <w:sz w:val="20"/>
-          <w:szCs w:val="20"/>
+          <w:rFonts w:cs="Arial"/>
+          <w:szCs w:val="22"/>
         </w:rPr>
         <w:t xml:space="preserve">ontrato y asumo los </w:t>
       </w:r>
       <w:r>
         <w:rPr>
-          <w:rFonts w:ascii="Roboto" w:hAnsi="Roboto" w:cs="Tahoma"/>
-          <w:sz w:val="20"/>
-          <w:szCs w:val="20"/>
+          <w:rFonts w:cs="Arial"/>
+          <w:szCs w:val="22"/>
         </w:rPr>
         <w:t xml:space="preserve">Riesgos </w:t>
       </w:r>
       <w:r>
         <w:rPr>
-          <w:rFonts w:ascii="Roboto" w:hAnsi="Roboto" w:cs="Tahoma"/>
-          <w:sz w:val="20"/>
-          <w:szCs w:val="20"/>
+          <w:rFonts w:cs="Arial"/>
+          <w:szCs w:val="22"/>
         </w:rPr>
         <w:t>p</w:t>
       </w:r>
       <w:r>
         <w:rPr>
-          <w:rFonts w:ascii="Roboto" w:hAnsi="Roboto" w:cs="Tahoma"/>
-          <w:sz w:val="20"/>
-          <w:szCs w:val="20"/>
+          <w:rFonts w:cs="Arial"/>
+          <w:szCs w:val="22"/>
         </w:rPr>
         <w:t xml:space="preserve">revisibles </w:t>
       </w:r>
       <w:r>
         <w:rPr>
-          <w:rFonts w:ascii="Roboto" w:hAnsi="Roboto" w:cs="Tahoma"/>
-          <w:sz w:val="20"/>
-          <w:szCs w:val="20"/>
+          <w:rFonts w:cs="Arial"/>
+          <w:szCs w:val="22"/>
         </w:rPr>
         <w:t xml:space="preserve">inherentes al mismo, así como aquellos asignados en el </w:t>
       </w:r>
       <w:r>
         <w:rPr>
-          <w:rFonts w:ascii="Roboto" w:hAnsi="Roboto" w:cs="Tahoma"/>
-          <w:sz w:val="20"/>
-          <w:szCs w:val="20"/>
+          <w:rFonts w:cs="Arial"/>
+          <w:szCs w:val="22"/>
         </w:rPr>
         <w:t xml:space="preserve">Pliego </w:t>
       </w:r>
       <w:r>
         <w:rPr>
-          <w:rFonts w:ascii="Roboto" w:hAnsi="Roboto" w:cs="Tahoma"/>
-          <w:sz w:val="20"/>
-          <w:szCs w:val="20"/>
+          <w:rFonts w:cs="Arial"/>
+          <w:szCs w:val="22"/>
         </w:rPr>
         <w:t xml:space="preserve">de </w:t>
       </w:r>
       <w:r>
         <w:rPr>
-          <w:rFonts w:ascii="Roboto" w:hAnsi="Roboto" w:cs="Tahoma"/>
-          <w:sz w:val="20"/>
-          <w:szCs w:val="20"/>
+          <w:rFonts w:cs="Arial"/>
+          <w:szCs w:val="22"/>
         </w:rPr>
         <w:t>Condiciones</w:t>
       </w:r>
       <w:r>
         <w:rPr>
-          <w:rFonts w:ascii="Roboto" w:hAnsi="Roboto" w:cs="Tahoma"/>
-          <w:sz w:val="20"/>
-          <w:szCs w:val="20"/>
+          <w:rFonts w:cs="Arial"/>
+          <w:szCs w:val="22"/>
         </w:rPr>
         <w:t xml:space="preserve">. </w:t>
       </w:r>
@@ -1652,88 +1448,77 @@
         <w:spacing w:before="0" w:after="0"/>
         <w:ind w:left="360"/>
         <w:rPr>
-          <w:rFonts w:ascii="Roboto" w:hAnsi="Roboto" w:cs="Tahoma"/>
-          <w:sz w:val="20"/>
-          <w:szCs w:val="20"/>
-        </w:rPr>
-      </w:pPr>
-      <w:r>
-        <w:rPr>
-          <w:rFonts w:ascii="Roboto" w:hAnsi="Roboto" w:cs="Tahoma"/>
-          <w:sz w:val="20"/>
-          <w:szCs w:val="20"/>
+          <w:rFonts w:cs="Arial"/>
+          <w:szCs w:val="22"/>
+        </w:rPr>
+      </w:pPr>
+      <w:r>
+        <w:rPr>
+          <w:rFonts w:cs="Arial"/>
+          <w:szCs w:val="22"/>
         </w:rPr>
         <w:t>L</w:t>
       </w:r>
       <w:r>
         <w:rPr>
-          <w:rFonts w:ascii="Roboto" w:hAnsi="Roboto" w:cs="Tahoma"/>
-          <w:sz w:val="20"/>
-          <w:szCs w:val="20"/>
+          <w:rFonts w:cs="Arial"/>
+          <w:szCs w:val="22"/>
         </w:rPr>
         <w:t>a información contenida</w:t>
       </w:r>
       <w:r>
         <w:rPr>
-          <w:rFonts w:ascii="Roboto" w:hAnsi="Roboto" w:cs="Tahoma"/>
-          <w:sz w:val="20"/>
-          <w:szCs w:val="20"/>
+          <w:rFonts w:cs="Arial"/>
+          <w:szCs w:val="22"/>
         </w:rPr>
         <w:t xml:space="preserve"> en todos los documentos de la oferta es </w:t>
       </w:r>
       <w:r>
         <w:rPr>
-          <w:rFonts w:ascii="Roboto" w:hAnsi="Roboto" w:cs="Tahoma"/>
-          <w:sz w:val="20"/>
-          <w:szCs w:val="20"/>
+          <w:rFonts w:cs="Arial"/>
+          <w:szCs w:val="22"/>
         </w:rPr>
         <w:t>veraz</w:t>
       </w:r>
       <w:r>
         <w:rPr>
-          <w:rFonts w:ascii="Roboto" w:hAnsi="Roboto" w:cs="Tahoma"/>
-          <w:sz w:val="20"/>
-          <w:szCs w:val="20"/>
+          <w:rFonts w:cs="Arial"/>
+          <w:szCs w:val="22"/>
         </w:rPr>
         <w:t xml:space="preserve"> y</w:t>
       </w:r>
       <w:r>
         <w:rPr>
-          <w:rFonts w:ascii="Roboto" w:hAnsi="Roboto" w:cs="Tahoma"/>
-          <w:sz w:val="20"/>
-          <w:szCs w:val="20"/>
+          <w:rFonts w:cs="Arial"/>
+          <w:szCs w:val="22"/>
         </w:rPr>
         <w:t xml:space="preserve"> asum</w:t>
       </w:r>
       <w:r>
         <w:rPr>
-          <w:rFonts w:ascii="Roboto" w:hAnsi="Roboto" w:cs="Tahoma"/>
-          <w:sz w:val="20"/>
-          <w:szCs w:val="20"/>
+          <w:rFonts w:cs="Arial"/>
+          <w:szCs w:val="22"/>
         </w:rPr>
         <w:t>o</w:t>
       </w:r>
       <w:r>
         <w:rPr>
-          <w:rFonts w:ascii="Roboto" w:hAnsi="Roboto" w:cs="Tahoma"/>
-          <w:sz w:val="20"/>
-          <w:szCs w:val="20"/>
+          <w:rFonts w:cs="Arial"/>
+          <w:szCs w:val="22"/>
         </w:rPr>
         <w:t xml:space="preserve"> total responsabilidad frente a la </w:t>
       </w:r>
       <w:r>
         <w:rPr>
-          <w:rFonts w:ascii="Roboto" w:hAnsi="Roboto" w:cs="Tahoma"/>
-          <w:sz w:val="20"/>
-          <w:szCs w:val="20"/>
+          <w:rFonts w:cs="Arial"/>
+          <w:szCs w:val="22"/>
         </w:rPr>
         <w:t xml:space="preserve">Entidad </w:t>
       </w:r>
       <w:r>
         <w:rPr>
-          <w:rFonts w:ascii="Roboto" w:hAnsi="Roboto" w:cs="Tahoma"/>
-          <w:sz w:val="20"/>
-          <w:szCs w:val="20"/>
+          <w:rFonts w:cs="Arial"/>
+          <w:szCs w:val="22"/>
         </w:rPr>
         <w:t>cuando los datos suministrados sean falsos o contrarios a la realidad, sin perjuicio de lo dispuesto en el Código Penal y demás normas concordantes.</w:t>
       </w:r>
@@ -1748,296 +1533,259 @@
         <w:spacing w:before="0" w:after="0"/>
         <w:ind w:left="360"/>
         <w:rPr>
-          <w:rFonts w:ascii="Roboto" w:hAnsi="Roboto" w:cs="Tahoma"/>
-          <w:sz w:val="20"/>
-          <w:szCs w:val="20"/>
-        </w:rPr>
-      </w:pPr>
-      <w:r>
-        <w:rPr>
-          <w:rFonts w:ascii="Roboto" w:hAnsi="Roboto" w:cs="Tahoma"/>
-          <w:sz w:val="20"/>
-          <w:szCs w:val="20"/>
+          <w:rFonts w:cs="Arial"/>
+          <w:szCs w:val="22"/>
+        </w:rPr>
+      </w:pPr>
+      <w:r>
+        <w:rPr>
+          <w:rFonts w:cs="Arial"/>
+          <w:szCs w:val="22"/>
         </w:rPr>
         <w:t xml:space="preserve">La información diligenciada en el </w:t>
       </w:r>
       <w:r>
         <w:rPr>
-          <w:rFonts w:ascii="Roboto" w:hAnsi="Roboto" w:cs="Tahoma"/>
-          <w:sz w:val="20"/>
-          <w:szCs w:val="20"/>
+          <w:rFonts w:cs="Arial"/>
+          <w:szCs w:val="22"/>
         </w:rPr>
         <w:t>“</w:t>
       </w:r>
       <w:r>
         <w:rPr>
-          <w:rFonts w:ascii="Roboto" w:hAnsi="Roboto" w:cs="Tahoma"/>
-          <w:sz w:val="20"/>
-          <w:szCs w:val="20"/>
+          <w:rFonts w:cs="Arial"/>
+          <w:szCs w:val="22"/>
         </w:rPr>
         <w:t xml:space="preserve">Formato </w:t>
       </w:r>
       <w:r>
         <w:rPr>
-          <w:rFonts w:ascii="Roboto" w:hAnsi="Roboto" w:cs="Tahoma"/>
-          <w:sz w:val="20"/>
-          <w:szCs w:val="20"/>
+          <w:rFonts w:cs="Arial"/>
+          <w:szCs w:val="22"/>
         </w:rPr>
         <w:t>8</w:t>
       </w:r>
       <w:r>
         <w:rPr>
-          <w:rFonts w:ascii="Roboto" w:hAnsi="Roboto" w:cs="Tahoma"/>
-          <w:sz w:val="20"/>
-          <w:szCs w:val="20"/>
+          <w:rFonts w:cs="Arial"/>
+          <w:szCs w:val="22"/>
         </w:rPr>
         <w:t xml:space="preserve"> </w:t>
       </w:r>
       <w:r>
         <w:rPr>
-          <w:rFonts w:ascii="Roboto" w:hAnsi="Roboto" w:cs="Tahoma"/>
-          <w:sz w:val="20"/>
-          <w:szCs w:val="20"/>
+          <w:rFonts w:cs="Arial"/>
+          <w:szCs w:val="22"/>
         </w:rPr>
         <w:t xml:space="preserve">- </w:t>
       </w:r>
       <w:r>
         <w:rPr>
-          <w:rFonts w:ascii="Roboto" w:hAnsi="Roboto" w:cs="Tahoma"/>
-          <w:sz w:val="20"/>
-          <w:szCs w:val="20"/>
+          <w:rFonts w:cs="Arial"/>
+          <w:szCs w:val="22"/>
         </w:rPr>
         <w:t xml:space="preserve">Aceptación y cumplimiento de la formación </w:t>
       </w:r>
       <w:r>
         <w:rPr>
-          <w:rFonts w:ascii="Roboto" w:hAnsi="Roboto" w:cs="Tahoma"/>
-          <w:sz w:val="20"/>
-          <w:szCs w:val="20"/>
+          <w:rFonts w:cs="Arial"/>
+          <w:szCs w:val="22"/>
         </w:rPr>
         <w:t>académica</w:t>
       </w:r>
       <w:r>
         <w:rPr>
-          <w:rFonts w:ascii="Roboto" w:hAnsi="Roboto" w:cs="Tahoma"/>
-          <w:sz w:val="20"/>
-          <w:szCs w:val="20"/>
+          <w:rFonts w:cs="Arial"/>
+          <w:szCs w:val="22"/>
         </w:rPr>
         <w:t xml:space="preserve"> </w:t>
       </w:r>
       <w:r>
         <w:rPr>
-          <w:rFonts w:ascii="Roboto" w:hAnsi="Roboto" w:cs="Tahoma"/>
-          <w:sz w:val="20"/>
-          <w:szCs w:val="20"/>
+          <w:rFonts w:cs="Arial"/>
+          <w:szCs w:val="22"/>
         </w:rPr>
         <w:t>y la experiencia d</w:t>
       </w:r>
       <w:r>
         <w:rPr>
-          <w:rFonts w:ascii="Roboto" w:hAnsi="Roboto" w:cs="Tahoma"/>
-          <w:sz w:val="20"/>
-          <w:szCs w:val="20"/>
+          <w:rFonts w:cs="Arial"/>
+          <w:szCs w:val="22"/>
         </w:rPr>
         <w:t>el Personal Clave Evaluable”</w:t>
       </w:r>
       <w:r>
         <w:rPr>
-          <w:rFonts w:ascii="Roboto" w:hAnsi="Roboto" w:cs="Tahoma"/>
-          <w:sz w:val="20"/>
-          <w:szCs w:val="20"/>
+          <w:rFonts w:cs="Arial"/>
+          <w:szCs w:val="22"/>
         </w:rPr>
         <w:t xml:space="preserve"> es </w:t>
       </w:r>
       <w:r>
         <w:rPr>
-          <w:rFonts w:ascii="Roboto" w:hAnsi="Roboto" w:cs="Tahoma"/>
-          <w:sz w:val="20"/>
-          <w:szCs w:val="20"/>
+          <w:rFonts w:cs="Arial"/>
+          <w:szCs w:val="22"/>
         </w:rPr>
         <w:t xml:space="preserve">real y verificable con los soportes de formación académica y experiencia que </w:t>
       </w:r>
       <w:r>
         <w:rPr>
-          <w:rFonts w:ascii="Roboto" w:hAnsi="Roboto" w:cs="Tahoma"/>
-          <w:sz w:val="20"/>
-          <w:szCs w:val="20"/>
+          <w:rFonts w:cs="Arial"/>
+          <w:szCs w:val="22"/>
         </w:rPr>
         <w:t>ent</w:t>
       </w:r>
       <w:r>
         <w:rPr>
-          <w:rFonts w:ascii="Roboto" w:hAnsi="Roboto" w:cs="Tahoma"/>
-          <w:sz w:val="20"/>
-          <w:szCs w:val="20"/>
+          <w:rFonts w:cs="Arial"/>
+          <w:szCs w:val="22"/>
         </w:rPr>
         <w:t>r</w:t>
       </w:r>
       <w:r>
         <w:rPr>
-          <w:rFonts w:ascii="Roboto" w:hAnsi="Roboto" w:cs="Tahoma"/>
-          <w:sz w:val="20"/>
-          <w:szCs w:val="20"/>
+          <w:rFonts w:cs="Arial"/>
+          <w:szCs w:val="22"/>
         </w:rPr>
         <w:t>egaré a la</w:t>
       </w:r>
       <w:r>
         <w:rPr>
-          <w:rFonts w:ascii="Roboto" w:hAnsi="Roboto" w:cs="Tahoma"/>
-          <w:sz w:val="20"/>
-          <w:szCs w:val="20"/>
+          <w:rFonts w:cs="Arial"/>
+          <w:szCs w:val="22"/>
         </w:rPr>
         <w:t xml:space="preserve"> Entidad en el momento dispuesto en el numeral 9.1 del Documento Base</w:t>
       </w:r>
       <w:r>
         <w:rPr>
-          <w:rFonts w:ascii="Roboto" w:hAnsi="Roboto" w:cs="Tahoma"/>
-          <w:sz w:val="20"/>
-          <w:szCs w:val="20"/>
+          <w:rFonts w:cs="Arial"/>
+          <w:szCs w:val="22"/>
         </w:rPr>
         <w:t>.</w:t>
       </w:r>
       <w:r>
         <w:rPr>
-          <w:rFonts w:ascii="Roboto" w:hAnsi="Roboto" w:cs="Tahoma"/>
-          <w:sz w:val="20"/>
-          <w:szCs w:val="20"/>
+          <w:rFonts w:cs="Arial"/>
+          <w:szCs w:val="22"/>
         </w:rPr>
         <w:t xml:space="preserve"> </w:t>
       </w:r>
       <w:r>
         <w:rPr>
-          <w:rFonts w:ascii="Roboto" w:hAnsi="Roboto" w:cs="Tahoma"/>
-          <w:sz w:val="20"/>
-          <w:szCs w:val="20"/>
+          <w:rFonts w:cs="Arial"/>
+          <w:szCs w:val="22"/>
         </w:rPr>
         <w:t>En el caso que</w:t>
       </w:r>
       <w:r>
         <w:rPr>
-          <w:rFonts w:ascii="Roboto" w:hAnsi="Roboto" w:cs="Tahoma"/>
-          <w:sz w:val="20"/>
-          <w:szCs w:val="20"/>
+          <w:rFonts w:cs="Arial"/>
+          <w:szCs w:val="22"/>
         </w:rPr>
         <w:t xml:space="preserve"> la </w:t>
       </w:r>
       <w:r>
         <w:rPr>
-          <w:rFonts w:ascii="Roboto" w:hAnsi="Roboto" w:cs="Tahoma"/>
-          <w:sz w:val="20"/>
-          <w:szCs w:val="20"/>
+          <w:rFonts w:cs="Arial"/>
+          <w:szCs w:val="22"/>
         </w:rPr>
         <w:t xml:space="preserve">Entidad </w:t>
       </w:r>
       <w:r>
         <w:rPr>
-          <w:rFonts w:ascii="Roboto" w:hAnsi="Roboto" w:cs="Tahoma"/>
-          <w:sz w:val="20"/>
-          <w:szCs w:val="20"/>
+          <w:rFonts w:cs="Arial"/>
+          <w:szCs w:val="22"/>
         </w:rPr>
         <w:t xml:space="preserve">encuentre que la información del Formato no </w:t>
       </w:r>
       <w:r>
         <w:rPr>
-          <w:rFonts w:ascii="Roboto" w:hAnsi="Roboto" w:cs="Tahoma"/>
-          <w:sz w:val="20"/>
-          <w:szCs w:val="20"/>
+          <w:rFonts w:cs="Arial"/>
+          <w:szCs w:val="22"/>
         </w:rPr>
         <w:t>es</w:t>
       </w:r>
       <w:r>
         <w:rPr>
-          <w:rFonts w:ascii="Roboto" w:hAnsi="Roboto" w:cs="Tahoma"/>
-          <w:sz w:val="20"/>
-          <w:szCs w:val="20"/>
+          <w:rFonts w:cs="Arial"/>
+          <w:szCs w:val="22"/>
         </w:rPr>
         <w:t xml:space="preserve"> verídica</w:t>
       </w:r>
       <w:r>
         <w:rPr>
-          <w:rFonts w:ascii="Roboto" w:hAnsi="Roboto" w:cs="Tahoma"/>
-          <w:sz w:val="20"/>
-          <w:szCs w:val="20"/>
+          <w:rFonts w:cs="Arial"/>
+          <w:szCs w:val="22"/>
         </w:rPr>
         <w:t>,</w:t>
       </w:r>
       <w:r>
         <w:rPr>
-          <w:rFonts w:ascii="Roboto" w:hAnsi="Roboto" w:cs="Tahoma"/>
-          <w:sz w:val="20"/>
-          <w:szCs w:val="20"/>
+          <w:rFonts w:cs="Arial"/>
+          <w:szCs w:val="22"/>
         </w:rPr>
         <w:t xml:space="preserve"> </w:t>
       </w:r>
       <w:r>
         <w:rPr>
-          <w:rFonts w:ascii="Roboto" w:hAnsi="Roboto" w:cs="Tahoma"/>
-          <w:sz w:val="20"/>
-          <w:szCs w:val="20"/>
+          <w:rFonts w:cs="Arial"/>
+          <w:szCs w:val="22"/>
         </w:rPr>
         <w:t xml:space="preserve">soy consciente de las sanciones </w:t>
       </w:r>
       <w:r>
         <w:rPr>
-          <w:rFonts w:ascii="Roboto" w:hAnsi="Roboto" w:cs="Tahoma"/>
-          <w:sz w:val="20"/>
-          <w:szCs w:val="20"/>
+          <w:rFonts w:cs="Arial"/>
+          <w:szCs w:val="22"/>
         </w:rPr>
         <w:t xml:space="preserve">penales </w:t>
       </w:r>
       <w:r>
         <w:rPr>
-          <w:rFonts w:ascii="Roboto" w:hAnsi="Roboto" w:cs="Tahoma"/>
-          <w:sz w:val="20"/>
-          <w:szCs w:val="20"/>
+          <w:rFonts w:cs="Arial"/>
+          <w:szCs w:val="22"/>
         </w:rPr>
         <w:t xml:space="preserve">en </w:t>
       </w:r>
       <w:r>
         <w:rPr>
-          <w:rFonts w:ascii="Roboto" w:hAnsi="Roboto" w:cs="Tahoma"/>
-          <w:sz w:val="20"/>
-          <w:szCs w:val="20"/>
+          <w:rFonts w:cs="Arial"/>
+          <w:szCs w:val="22"/>
         </w:rPr>
         <w:t xml:space="preserve">que puedo incurrir, </w:t>
       </w:r>
       <w:r>
         <w:rPr>
-          <w:rFonts w:ascii="Roboto" w:hAnsi="Roboto" w:cs="Tahoma"/>
-          <w:sz w:val="20"/>
-          <w:szCs w:val="20"/>
+          <w:rFonts w:cs="Arial"/>
+          <w:szCs w:val="22"/>
         </w:rPr>
         <w:t xml:space="preserve">tales </w:t>
       </w:r>
       <w:r>
         <w:rPr>
-          <w:rFonts w:ascii="Roboto" w:hAnsi="Roboto" w:cs="Tahoma"/>
-          <w:sz w:val="20"/>
-          <w:szCs w:val="20"/>
+          <w:rFonts w:cs="Arial"/>
+          <w:szCs w:val="22"/>
         </w:rPr>
         <w:t xml:space="preserve">como </w:t>
       </w:r>
       <w:r>
         <w:rPr>
-          <w:rFonts w:ascii="Roboto" w:hAnsi="Roboto" w:cs="Tahoma"/>
-          <w:sz w:val="20"/>
-          <w:szCs w:val="20"/>
+          <w:rFonts w:cs="Arial"/>
+          <w:szCs w:val="22"/>
         </w:rPr>
         <w:t xml:space="preserve">falsedad </w:t>
       </w:r>
       <w:r>
         <w:rPr>
-          <w:rFonts w:ascii="Roboto" w:hAnsi="Roboto" w:cs="Tahoma"/>
-          <w:sz w:val="20"/>
-          <w:szCs w:val="20"/>
+          <w:rFonts w:cs="Arial"/>
+          <w:szCs w:val="22"/>
         </w:rPr>
         <w:t xml:space="preserve">en </w:t>
       </w:r>
       <w:r>
         <w:rPr>
-          <w:rFonts w:ascii="Roboto" w:hAnsi="Roboto" w:cs="Tahoma"/>
-          <w:sz w:val="20"/>
-          <w:szCs w:val="20"/>
+          <w:rFonts w:cs="Arial"/>
+          <w:szCs w:val="22"/>
         </w:rPr>
         <w:t>documento público.</w:t>
       </w:r>
@@ -2052,17 +1800,16 @@
         <w:spacing w:before="0" w:after="0"/>
         <w:ind w:left="360"/>
         <w:rPr>
-          <w:rFonts w:ascii="Roboto" w:hAnsi="Roboto" w:cs="Tahoma"/>
-          <w:sz w:val="20"/>
-          <w:szCs w:val="20"/>
-        </w:rPr>
-      </w:pPr>
-      <w:r>
-        <w:rPr>
-          <w:rFonts w:ascii="Roboto" w:hAnsi="Roboto" w:cs="Tahoma"/>
-          <w:sz w:val="20"/>
-          <w:szCs w:val="20"/>
-        </w:rPr>
+          <w:rFonts w:cs="Arial"/>
+          <w:szCs w:val="22"/>
+        </w:rPr>
+      </w:pPr>
+      <w:r>
+        <w:rPr>
+          <w:rFonts w:cs="Arial"/>
+          <w:szCs w:val="22"/>
+        </w:rPr>
+        <w:lastRenderedPageBreak/>
         <w:t xml:space="preserve">Conozco y cuento con los profesionales ofertados en el equipo de trabajo y los pondré a disposición de la Entidad para el cumplimiento del objeto de la interventoría en los plazos dispuestos en el numeral 9.1 del Documento Base. </w:t>
       </w:r>
     </w:p>
@@ -2076,120 +1823,105 @@
         <w:spacing w:before="0" w:after="0"/>
         <w:ind w:left="360"/>
         <w:rPr>
-          <w:rFonts w:ascii="Roboto" w:hAnsi="Roboto" w:cs="Tahoma"/>
-          <w:sz w:val="20"/>
-          <w:szCs w:val="20"/>
-        </w:rPr>
-      </w:pPr>
-      <w:r>
-        <w:rPr>
-          <w:rFonts w:ascii="Roboto" w:hAnsi="Roboto" w:cs="Tahoma"/>
-          <w:sz w:val="20"/>
-          <w:szCs w:val="20"/>
+          <w:rFonts w:cs="Arial"/>
+          <w:szCs w:val="22"/>
+        </w:rPr>
+      </w:pPr>
+      <w:r>
+        <w:rPr>
+          <w:rFonts w:cs="Arial"/>
+          <w:szCs w:val="22"/>
         </w:rPr>
         <w:t xml:space="preserve">Ni los integrantes del </w:t>
       </w:r>
       <w:r>
         <w:rPr>
-          <w:rFonts w:ascii="Roboto" w:hAnsi="Roboto" w:cs="Tahoma"/>
-          <w:sz w:val="20"/>
-          <w:szCs w:val="20"/>
+          <w:rFonts w:cs="Arial"/>
+          <w:szCs w:val="22"/>
         </w:rPr>
         <w:t>Proponente Plural</w:t>
       </w:r>
       <w:r>
         <w:rPr>
-          <w:rFonts w:ascii="Roboto" w:hAnsi="Roboto" w:cs="Tahoma"/>
-          <w:sz w:val="20"/>
-          <w:szCs w:val="20"/>
+          <w:rFonts w:cs="Arial"/>
+          <w:szCs w:val="22"/>
         </w:rPr>
         <w:t>, ni los socios de la persona jurídica que represento</w:t>
       </w:r>
       <w:r>
         <w:rPr>
-          <w:rFonts w:ascii="Roboto" w:hAnsi="Roboto" w:cs="Tahoma"/>
-          <w:sz w:val="20"/>
-          <w:szCs w:val="20"/>
+          <w:rFonts w:cs="Arial"/>
+          <w:szCs w:val="22"/>
         </w:rPr>
         <w:t xml:space="preserve"> (se exceptúa</w:t>
       </w:r>
       <w:r>
         <w:rPr>
-          <w:rFonts w:ascii="Roboto" w:hAnsi="Roboto" w:cs="Tahoma"/>
-          <w:sz w:val="20"/>
-          <w:szCs w:val="20"/>
+          <w:rFonts w:cs="Arial"/>
+          <w:szCs w:val="22"/>
         </w:rPr>
         <w:t>n</w:t>
       </w:r>
       <w:r>
         <w:rPr>
-          <w:rFonts w:ascii="Roboto" w:hAnsi="Roboto" w:cs="Tahoma"/>
-          <w:sz w:val="20"/>
-          <w:szCs w:val="20"/>
+          <w:rFonts w:cs="Arial"/>
+          <w:szCs w:val="22"/>
         </w:rPr>
         <w:t xml:space="preserve"> las sociedades anónimas abiertas)</w:t>
       </w:r>
       <w:r>
         <w:rPr>
-          <w:rFonts w:ascii="Roboto" w:hAnsi="Roboto" w:cs="Tahoma"/>
-          <w:sz w:val="20"/>
-          <w:szCs w:val="20"/>
+          <w:rFonts w:cs="Arial"/>
+          <w:szCs w:val="22"/>
         </w:rPr>
         <w:t xml:space="preserve">, ni yo nos hallamos incursos en causal alguna de </w:t>
       </w:r>
       <w:r>
         <w:rPr>
-          <w:rFonts w:ascii="Roboto" w:hAnsi="Roboto" w:cs="Tahoma"/>
-          <w:sz w:val="20"/>
-          <w:szCs w:val="20"/>
+          <w:rFonts w:cs="Arial"/>
+          <w:szCs w:val="22"/>
         </w:rPr>
         <w:t>C</w:t>
       </w:r>
       <w:r>
         <w:rPr>
-          <w:rFonts w:ascii="Roboto" w:hAnsi="Roboto" w:cs="Tahoma"/>
-          <w:sz w:val="20"/>
-          <w:szCs w:val="20"/>
+          <w:rFonts w:cs="Arial"/>
+          <w:szCs w:val="22"/>
         </w:rPr>
         <w:t xml:space="preserve">onflicto de </w:t>
       </w:r>
       <w:r>
         <w:rPr>
-          <w:rFonts w:ascii="Roboto" w:hAnsi="Roboto" w:cs="Tahoma"/>
-          <w:sz w:val="20"/>
-          <w:szCs w:val="20"/>
+          <w:rFonts w:cs="Arial"/>
+          <w:szCs w:val="22"/>
         </w:rPr>
         <w:t>I</w:t>
       </w:r>
       <w:r>
         <w:rPr>
-          <w:rFonts w:ascii="Roboto" w:hAnsi="Roboto" w:cs="Tahoma"/>
-          <w:sz w:val="20"/>
-          <w:szCs w:val="20"/>
+          <w:rFonts w:cs="Arial"/>
+          <w:szCs w:val="22"/>
         </w:rPr>
         <w:t xml:space="preserve">nterés, inhabilidad o incompatibilidad de las señaladas en la Constitución y en la </w:t>
       </w:r>
       <w:r>
         <w:rPr>
-          <w:rFonts w:ascii="Roboto" w:hAnsi="Roboto" w:cs="Tahoma"/>
-          <w:sz w:val="20"/>
-          <w:szCs w:val="20"/>
+          <w:rFonts w:cs="Arial"/>
+          <w:szCs w:val="22"/>
         </w:rPr>
         <w:t>l</w:t>
       </w:r>
       <w:r>
         <w:rPr>
-          <w:rFonts w:ascii="Roboto" w:hAnsi="Roboto" w:cs="Tahoma"/>
-          <w:sz w:val="20"/>
-          <w:szCs w:val="20"/>
+          <w:rFonts w:cs="Arial"/>
+          <w:szCs w:val="22"/>
         </w:rPr>
         <w:t>ey</w:t>
       </w:r>
       <w:r>
         <w:rPr>
-          <w:rFonts w:ascii="Roboto" w:hAnsi="Roboto" w:cs="Tahoma"/>
-          <w:sz w:val="20"/>
-          <w:szCs w:val="20"/>
+          <w:rFonts w:cs="Arial"/>
+          <w:szCs w:val="22"/>
         </w:rPr>
         <w:t>.</w:t>
       </w:r>
@@ -2204,89 +1936,77 @@
         <w:spacing w:before="0" w:after="0"/>
         <w:ind w:left="360"/>
         <w:rPr>
-          <w:rFonts w:ascii="Roboto" w:hAnsi="Roboto" w:cs="Tahoma"/>
-          <w:sz w:val="20"/>
-          <w:szCs w:val="20"/>
-        </w:rPr>
-      </w:pPr>
-      <w:r>
-        <w:rPr>
-          <w:rFonts w:ascii="Roboto" w:hAnsi="Roboto" w:cs="Tahoma"/>
-          <w:sz w:val="20"/>
-          <w:szCs w:val="20"/>
-        </w:rPr>
-        <w:lastRenderedPageBreak/>
+          <w:rFonts w:cs="Arial"/>
+          <w:szCs w:val="22"/>
+        </w:rPr>
+      </w:pPr>
+      <w:r>
+        <w:rPr>
+          <w:rFonts w:cs="Arial"/>
+          <w:szCs w:val="22"/>
+        </w:rPr>
         <w:t xml:space="preserve">Ni los integrantes del </w:t>
       </w:r>
       <w:r>
         <w:rPr>
-          <w:rFonts w:ascii="Roboto" w:hAnsi="Roboto" w:cs="Tahoma"/>
-          <w:sz w:val="20"/>
-          <w:szCs w:val="20"/>
+          <w:rFonts w:cs="Arial"/>
+          <w:szCs w:val="22"/>
         </w:rPr>
         <w:t xml:space="preserve">Proponente </w:t>
       </w:r>
       <w:r>
         <w:rPr>
-          <w:rFonts w:ascii="Roboto" w:hAnsi="Roboto" w:cs="Tahoma"/>
-          <w:sz w:val="20"/>
-          <w:szCs w:val="20"/>
+          <w:rFonts w:cs="Arial"/>
+          <w:szCs w:val="22"/>
         </w:rPr>
         <w:t>Plural, ni los socios de la persona jurídica que represento</w:t>
       </w:r>
       <w:r>
         <w:rPr>
-          <w:rFonts w:ascii="Roboto" w:hAnsi="Roboto" w:cs="Tahoma"/>
-          <w:sz w:val="20"/>
-          <w:szCs w:val="20"/>
+          <w:rFonts w:cs="Arial"/>
+          <w:szCs w:val="22"/>
         </w:rPr>
         <w:t xml:space="preserve"> (se exceptúa</w:t>
       </w:r>
       <w:r>
         <w:rPr>
-          <w:rFonts w:ascii="Roboto" w:hAnsi="Roboto" w:cs="Tahoma"/>
-          <w:sz w:val="20"/>
-          <w:szCs w:val="20"/>
+          <w:rFonts w:cs="Arial"/>
+          <w:szCs w:val="22"/>
         </w:rPr>
         <w:t>n</w:t>
       </w:r>
       <w:r>
         <w:rPr>
-          <w:rFonts w:ascii="Roboto" w:hAnsi="Roboto" w:cs="Tahoma"/>
-          <w:sz w:val="20"/>
-          <w:szCs w:val="20"/>
+          <w:rFonts w:cs="Arial"/>
+          <w:szCs w:val="22"/>
         </w:rPr>
         <w:t xml:space="preserve"> las sociedades anónimas abiertas)</w:t>
       </w:r>
       <w:r>
         <w:rPr>
-          <w:rFonts w:ascii="Roboto" w:hAnsi="Roboto" w:cs="Tahoma"/>
-          <w:sz w:val="20"/>
-          <w:szCs w:val="20"/>
+          <w:rFonts w:cs="Arial"/>
+          <w:szCs w:val="22"/>
         </w:rPr>
         <w:t xml:space="preserve">, ni yo nos encontramos en ninguno de los eventos de prohibiciones especiales para contratar, ni nos </w:t>
       </w:r>
       <w:r>
         <w:rPr>
-          <w:rFonts w:ascii="Roboto" w:hAnsi="Roboto" w:cs="Tahoma"/>
-          <w:sz w:val="20"/>
-          <w:szCs w:val="20"/>
+          <w:rFonts w:cs="Arial"/>
+          <w:szCs w:val="22"/>
         </w:rPr>
         <w:t>hallamos</w:t>
       </w:r>
       <w:r>
         <w:rPr>
-          <w:rFonts w:ascii="Roboto" w:hAnsi="Roboto" w:cs="Tahoma"/>
-          <w:sz w:val="20"/>
-          <w:szCs w:val="20"/>
+          <w:rFonts w:cs="Arial"/>
+          <w:szCs w:val="22"/>
         </w:rPr>
         <w:t xml:space="preserve"> incursos en ninguno de los conflictos de intereses para participar establecidos en la ley</w:t>
       </w:r>
       <w:r>
         <w:rPr>
-          <w:rFonts w:ascii="Roboto" w:hAnsi="Roboto" w:cs="Tahoma"/>
-          <w:sz w:val="20"/>
-          <w:szCs w:val="20"/>
+          <w:rFonts w:cs="Arial"/>
+          <w:szCs w:val="22"/>
         </w:rPr>
         <w:t>.</w:t>
       </w:r>
@@ -2301,152 +2021,133 @@
         <w:spacing w:before="0" w:after="0"/>
         <w:ind w:left="360"/>
         <w:rPr>
-          <w:rFonts w:ascii="Roboto" w:hAnsi="Roboto" w:cs="Tahoma"/>
-          <w:sz w:val="20"/>
-          <w:szCs w:val="20"/>
-        </w:rPr>
-      </w:pPr>
-      <w:r>
-        <w:rPr>
-          <w:rFonts w:ascii="Roboto" w:hAnsi="Roboto" w:cs="Tahoma"/>
-          <w:sz w:val="20"/>
-          <w:szCs w:val="20"/>
+          <w:rFonts w:cs="Arial"/>
+          <w:szCs w:val="22"/>
+        </w:rPr>
+      </w:pPr>
+      <w:r>
+        <w:rPr>
+          <w:rFonts w:cs="Arial"/>
+          <w:szCs w:val="22"/>
         </w:rPr>
         <w:t xml:space="preserve">En caso de conocer que los integrantes del </w:t>
       </w:r>
       <w:r>
         <w:rPr>
-          <w:rFonts w:ascii="Roboto" w:hAnsi="Roboto" w:cs="Tahoma"/>
-          <w:sz w:val="20"/>
-          <w:szCs w:val="20"/>
+          <w:rFonts w:cs="Arial"/>
+          <w:szCs w:val="22"/>
         </w:rPr>
         <w:t>Proponente Plural</w:t>
       </w:r>
       <w:r>
         <w:rPr>
-          <w:rFonts w:ascii="Roboto" w:hAnsi="Roboto" w:cs="Tahoma"/>
-          <w:sz w:val="20"/>
-          <w:szCs w:val="20"/>
+          <w:rFonts w:cs="Arial"/>
+          <w:szCs w:val="22"/>
         </w:rPr>
         <w:t>, los socios de la persona jurídica que represent</w:t>
       </w:r>
       <w:r>
         <w:rPr>
-          <w:rFonts w:ascii="Roboto" w:hAnsi="Roboto" w:cs="Tahoma"/>
-          <w:sz w:val="20"/>
-          <w:szCs w:val="20"/>
+          <w:rFonts w:cs="Arial"/>
+          <w:szCs w:val="22"/>
         </w:rPr>
         <w:t>o</w:t>
       </w:r>
       <w:r>
         <w:rPr>
-          <w:rFonts w:ascii="Roboto" w:hAnsi="Roboto" w:cs="Tahoma"/>
-          <w:sz w:val="20"/>
-          <w:szCs w:val="20"/>
+          <w:rFonts w:cs="Arial"/>
+          <w:szCs w:val="22"/>
         </w:rPr>
         <w:t xml:space="preserve"> (se exceptúan las sociedades anónimas abiertas)</w:t>
       </w:r>
       <w:r>
         <w:rPr>
-          <w:rFonts w:ascii="Roboto" w:hAnsi="Roboto" w:cs="Tahoma"/>
-          <w:sz w:val="20"/>
-          <w:szCs w:val="20"/>
+          <w:rFonts w:cs="Arial"/>
+          <w:szCs w:val="22"/>
         </w:rPr>
         <w:t xml:space="preserve"> o yo nos encontr</w:t>
       </w:r>
       <w:r>
         <w:rPr>
-          <w:rFonts w:ascii="Roboto" w:hAnsi="Roboto" w:cs="Tahoma"/>
-          <w:sz w:val="20"/>
-          <w:szCs w:val="20"/>
+          <w:rFonts w:cs="Arial"/>
+          <w:szCs w:val="22"/>
         </w:rPr>
         <w:t>e</w:t>
       </w:r>
       <w:r>
         <w:rPr>
-          <w:rFonts w:ascii="Roboto" w:hAnsi="Roboto" w:cs="Tahoma"/>
-          <w:sz w:val="20"/>
-          <w:szCs w:val="20"/>
+          <w:rFonts w:cs="Arial"/>
+          <w:szCs w:val="22"/>
         </w:rPr>
         <w:t xml:space="preserve">mos incursos en alguna inhabilidad o </w:t>
       </w:r>
       <w:r>
         <w:rPr>
-          <w:rFonts w:ascii="Roboto" w:hAnsi="Roboto" w:cs="Tahoma"/>
-          <w:sz w:val="20"/>
-          <w:szCs w:val="20"/>
+          <w:rFonts w:cs="Arial"/>
+          <w:szCs w:val="22"/>
         </w:rPr>
         <w:t>C</w:t>
       </w:r>
       <w:r>
         <w:rPr>
-          <w:rFonts w:ascii="Roboto" w:hAnsi="Roboto" w:cs="Tahoma"/>
-          <w:sz w:val="20"/>
-          <w:szCs w:val="20"/>
+          <w:rFonts w:cs="Arial"/>
+          <w:szCs w:val="22"/>
         </w:rPr>
         <w:t xml:space="preserve">onflicto de </w:t>
       </w:r>
       <w:r>
         <w:rPr>
-          <w:rFonts w:ascii="Roboto" w:hAnsi="Roboto" w:cs="Tahoma"/>
-          <w:sz w:val="20"/>
-          <w:szCs w:val="20"/>
+          <w:rFonts w:cs="Arial"/>
+          <w:szCs w:val="22"/>
         </w:rPr>
         <w:t>I</w:t>
       </w:r>
       <w:r>
         <w:rPr>
-          <w:rFonts w:ascii="Roboto" w:hAnsi="Roboto" w:cs="Tahoma"/>
-          <w:sz w:val="20"/>
-          <w:szCs w:val="20"/>
+          <w:rFonts w:cs="Arial"/>
+          <w:szCs w:val="22"/>
         </w:rPr>
         <w:t xml:space="preserve">nterés sobreviniente, contemplados en la normativa vigente, nos comprometemos a informar de manera inmediata tal circunstancia a la </w:t>
       </w:r>
       <w:r>
         <w:rPr>
-          <w:rFonts w:ascii="Roboto" w:hAnsi="Roboto" w:cs="Tahoma"/>
-          <w:sz w:val="20"/>
-          <w:szCs w:val="20"/>
+          <w:rFonts w:cs="Arial"/>
+          <w:szCs w:val="22"/>
         </w:rPr>
         <w:t>Entidad</w:t>
       </w:r>
       <w:r>
         <w:rPr>
-          <w:rFonts w:ascii="Roboto" w:hAnsi="Roboto" w:cs="Tahoma"/>
-          <w:sz w:val="20"/>
-          <w:szCs w:val="20"/>
+          <w:rFonts w:cs="Arial"/>
+          <w:szCs w:val="22"/>
         </w:rPr>
         <w:t xml:space="preserve">, para que tome las medidas pertinentes. Este compromiso lo adquirimos en total independencia de la etapa en que se encuentre el </w:t>
       </w:r>
       <w:r>
         <w:rPr>
-          <w:rFonts w:ascii="Roboto" w:hAnsi="Roboto" w:cs="Tahoma"/>
-          <w:sz w:val="20"/>
-          <w:szCs w:val="20"/>
+          <w:rFonts w:cs="Arial"/>
+          <w:szCs w:val="22"/>
         </w:rPr>
         <w:t xml:space="preserve">Proceso </w:t>
       </w:r>
       <w:r>
         <w:rPr>
-          <w:rFonts w:ascii="Roboto" w:hAnsi="Roboto" w:cs="Tahoma"/>
-          <w:sz w:val="20"/>
-          <w:szCs w:val="20"/>
+          <w:rFonts w:cs="Arial"/>
+          <w:szCs w:val="22"/>
         </w:rPr>
         <w:t xml:space="preserve">de </w:t>
       </w:r>
       <w:r>
         <w:rPr>
-          <w:rFonts w:ascii="Roboto" w:hAnsi="Roboto" w:cs="Tahoma"/>
-          <w:sz w:val="20"/>
-          <w:szCs w:val="20"/>
+          <w:rFonts w:cs="Arial"/>
+          <w:szCs w:val="22"/>
         </w:rPr>
         <w:t xml:space="preserve">Contratación </w:t>
       </w:r>
       <w:r>
         <w:rPr>
-          <w:rFonts w:ascii="Roboto" w:hAnsi="Roboto" w:cs="Tahoma"/>
-          <w:sz w:val="20"/>
-          <w:szCs w:val="20"/>
+          <w:rFonts w:cs="Arial"/>
+          <w:szCs w:val="22"/>
         </w:rPr>
         <w:t>(precontractual, contractual y/o post contractual).</w:t>
       </w:r>
@@ -2461,72 +2162,63 @@
         <w:spacing w:before="0" w:after="0"/>
         <w:ind w:left="360"/>
         <w:rPr>
-          <w:rFonts w:ascii="Roboto" w:hAnsi="Roboto" w:cs="Tahoma"/>
-          <w:sz w:val="20"/>
-          <w:szCs w:val="20"/>
-        </w:rPr>
-      </w:pPr>
-      <w:r>
-        <w:rPr>
-          <w:rFonts w:ascii="Roboto" w:hAnsi="Roboto" w:cs="Tahoma"/>
-          <w:sz w:val="20"/>
-          <w:szCs w:val="20"/>
+          <w:rFonts w:cs="Arial"/>
+          <w:szCs w:val="22"/>
+        </w:rPr>
+      </w:pPr>
+      <w:r>
+        <w:rPr>
+          <w:rFonts w:cs="Arial"/>
+          <w:szCs w:val="22"/>
         </w:rPr>
         <w:t xml:space="preserve">Ni los integrantes del </w:t>
       </w:r>
       <w:r>
         <w:rPr>
-          <w:rFonts w:ascii="Roboto" w:hAnsi="Roboto" w:cs="Tahoma"/>
-          <w:sz w:val="20"/>
-          <w:szCs w:val="20"/>
+          <w:rFonts w:cs="Arial"/>
+          <w:szCs w:val="22"/>
         </w:rPr>
         <w:t>Proponente Plural</w:t>
       </w:r>
       <w:r>
         <w:rPr>
-          <w:rFonts w:ascii="Roboto" w:hAnsi="Roboto" w:cs="Tahoma"/>
-          <w:sz w:val="20"/>
-          <w:szCs w:val="20"/>
+          <w:rFonts w:cs="Arial"/>
+          <w:szCs w:val="22"/>
         </w:rPr>
         <w:t>, ni los socios de la persona jurídica que represento (se exceptúa</w:t>
       </w:r>
       <w:r>
         <w:rPr>
-          <w:rFonts w:ascii="Roboto" w:hAnsi="Roboto" w:cs="Tahoma"/>
-          <w:sz w:val="20"/>
-          <w:szCs w:val="20"/>
+          <w:rFonts w:cs="Arial"/>
+          <w:szCs w:val="22"/>
         </w:rPr>
         <w:t>n</w:t>
       </w:r>
       <w:r>
         <w:rPr>
-          <w:rFonts w:ascii="Roboto" w:hAnsi="Roboto" w:cs="Tahoma"/>
-          <w:sz w:val="20"/>
-          <w:szCs w:val="20"/>
+          <w:rFonts w:cs="Arial"/>
+          <w:szCs w:val="22"/>
         </w:rPr>
         <w:t xml:space="preserve"> las sociedades anónimas abiertas), ni a mí, se nos ha declarado responsables judicialmente por actos de corrupción, la comisión de delitos de peculado, concusión, cohecho, prevaricato en</w:t>
       </w:r>
       <w:r>
         <w:rPr>
-          <w:rFonts w:ascii="Roboto" w:hAnsi="Roboto" w:cs="Tahoma"/>
-          <w:sz w:val="20"/>
-          <w:szCs w:val="20"/>
+          <w:rFonts w:cs="Arial"/>
+          <w:szCs w:val="22"/>
         </w:rPr>
         <w:t xml:space="preserve"> cualquiera de</w:t>
       </w:r>
       <w:r>
         <w:rPr>
-          <w:rFonts w:ascii="Roboto" w:hAnsi="Roboto" w:cs="Tahoma"/>
-          <w:sz w:val="20"/>
-          <w:szCs w:val="20"/>
+          <w:rFonts w:cs="Arial"/>
+          <w:szCs w:val="22"/>
         </w:rPr>
         <w:t xml:space="preserve"> sus modalidades, soborno trasnacional, lavado de activos, enriquecimiento ilícito, entre otros, de conformidad con la ley penal colombiana y los tratados internacionales sobre la materia, así como sus equivalentes en otras jurisdicciones</w:t>
       </w:r>
       <w:r>
         <w:rPr>
-          <w:rFonts w:ascii="Roboto" w:hAnsi="Roboto" w:cs="Tahoma"/>
-          <w:sz w:val="20"/>
-          <w:szCs w:val="20"/>
+          <w:rFonts w:cs="Arial"/>
+          <w:szCs w:val="22"/>
         </w:rPr>
         <w:t>.</w:t>
       </w:r>
@@ -2541,80 +2233,70 @@
         <w:spacing w:before="0" w:after="0"/>
         <w:ind w:left="360"/>
         <w:rPr>
-          <w:rFonts w:ascii="Roboto" w:hAnsi="Roboto" w:cs="Tahoma"/>
-          <w:sz w:val="20"/>
-          <w:szCs w:val="20"/>
-        </w:rPr>
-      </w:pPr>
-      <w:r>
-        <w:rPr>
-          <w:rFonts w:ascii="Roboto" w:hAnsi="Roboto" w:cs="Tahoma"/>
-          <w:sz w:val="20"/>
-          <w:szCs w:val="20"/>
+          <w:rFonts w:cs="Arial"/>
+          <w:szCs w:val="22"/>
+        </w:rPr>
+      </w:pPr>
+      <w:r>
+        <w:rPr>
+          <w:rFonts w:cs="Arial"/>
+          <w:szCs w:val="22"/>
         </w:rPr>
         <w:t xml:space="preserve">Ni los integrantes del </w:t>
       </w:r>
       <w:r>
         <w:rPr>
-          <w:rFonts w:ascii="Roboto" w:hAnsi="Roboto" w:cs="Tahoma"/>
-          <w:sz w:val="20"/>
-          <w:szCs w:val="20"/>
+          <w:rFonts w:cs="Arial"/>
+          <w:szCs w:val="22"/>
         </w:rPr>
         <w:t>Proponente Plura</w:t>
       </w:r>
       <w:r>
         <w:rPr>
-          <w:rFonts w:ascii="Roboto" w:hAnsi="Roboto" w:cs="Tahoma"/>
-          <w:sz w:val="20"/>
-          <w:szCs w:val="20"/>
+          <w:rFonts w:cs="Arial"/>
+          <w:szCs w:val="22"/>
         </w:rPr>
         <w:t>l, ni los socios de la persona jurídica que represento</w:t>
       </w:r>
       <w:r>
         <w:rPr>
-          <w:rFonts w:ascii="Roboto" w:hAnsi="Roboto" w:cs="Tahoma"/>
-          <w:sz w:val="20"/>
-          <w:szCs w:val="20"/>
+          <w:rFonts w:cs="Arial"/>
+          <w:szCs w:val="22"/>
         </w:rPr>
         <w:t xml:space="preserve"> (se exceptúan las sociedades anónimas abiertas)</w:t>
       </w:r>
       <w:r>
         <w:rPr>
-          <w:rFonts w:ascii="Roboto" w:hAnsi="Roboto" w:cs="Tahoma"/>
-          <w:sz w:val="20"/>
-          <w:szCs w:val="20"/>
+          <w:rFonts w:cs="Arial"/>
+          <w:szCs w:val="22"/>
         </w:rPr>
         <w:t>, ni yo estamos incursos en la situación descrita en el numeral 1</w:t>
       </w:r>
       <w:r>
         <w:rPr>
-          <w:rFonts w:ascii="Roboto" w:hAnsi="Roboto" w:cs="Tahoma"/>
-          <w:sz w:val="20"/>
-          <w:szCs w:val="20"/>
+          <w:rFonts w:cs="Arial"/>
+          <w:szCs w:val="22"/>
         </w:rPr>
         <w:t>°</w:t>
       </w:r>
       <w:r>
         <w:rPr>
-          <w:rFonts w:ascii="Roboto" w:hAnsi="Roboto" w:cs="Tahoma"/>
-          <w:sz w:val="20"/>
-          <w:szCs w:val="20"/>
+          <w:rFonts w:cs="Arial"/>
+          <w:szCs w:val="22"/>
         </w:rPr>
         <w:t xml:space="preserve"> del artículo 38 de la </w:t>
       </w:r>
       <w:r>
         <w:rPr>
-          <w:rFonts w:ascii="Roboto" w:hAnsi="Roboto" w:cs="Tahoma"/>
-          <w:sz w:val="20"/>
-          <w:szCs w:val="20"/>
+          <w:rFonts w:cs="Arial"/>
+          <w:szCs w:val="22"/>
         </w:rPr>
         <w:t>L</w:t>
       </w:r>
       <w:r>
         <w:rPr>
-          <w:rFonts w:ascii="Roboto" w:hAnsi="Roboto" w:cs="Tahoma"/>
-          <w:sz w:val="20"/>
-          <w:szCs w:val="20"/>
+          <w:rFonts w:cs="Arial"/>
+          <w:szCs w:val="22"/>
         </w:rPr>
         <w:t>ey 1116 de 2006.</w:t>
       </w:r>
@@ -2629,152 +2311,133 @@
         <w:spacing w:before="0" w:after="0"/>
         <w:ind w:left="360"/>
         <w:rPr>
-          <w:rFonts w:ascii="Roboto" w:hAnsi="Roboto" w:cs="Tahoma"/>
-          <w:sz w:val="20"/>
-          <w:szCs w:val="20"/>
-        </w:rPr>
-      </w:pPr>
-      <w:r>
-        <w:rPr>
-          <w:rFonts w:ascii="Roboto" w:hAnsi="Roboto" w:cs="Tahoma"/>
-          <w:sz w:val="20"/>
-          <w:szCs w:val="20"/>
+          <w:rFonts w:cs="Arial"/>
+          <w:szCs w:val="22"/>
+        </w:rPr>
+      </w:pPr>
+      <w:r>
+        <w:rPr>
+          <w:rFonts w:cs="Arial"/>
+          <w:szCs w:val="22"/>
         </w:rPr>
         <w:t>Conozco</w:t>
       </w:r>
       <w:r>
         <w:rPr>
-          <w:rFonts w:ascii="Roboto" w:hAnsi="Roboto" w:cs="Tahoma"/>
-          <w:sz w:val="20"/>
-          <w:szCs w:val="20"/>
+          <w:rFonts w:cs="Arial"/>
+          <w:szCs w:val="22"/>
         </w:rPr>
         <w:t xml:space="preserve"> el </w:t>
       </w:r>
       <w:r>
         <w:rPr>
-          <w:rFonts w:ascii="Roboto" w:hAnsi="Roboto" w:cs="Tahoma"/>
-          <w:sz w:val="20"/>
-          <w:szCs w:val="20"/>
+          <w:rFonts w:cs="Arial"/>
+          <w:szCs w:val="22"/>
         </w:rPr>
         <w:t xml:space="preserve">Anexo </w:t>
       </w:r>
       <w:r>
         <w:rPr>
-          <w:rFonts w:ascii="Roboto" w:hAnsi="Roboto" w:cs="Tahoma"/>
-          <w:sz w:val="20"/>
-          <w:szCs w:val="20"/>
+          <w:rFonts w:cs="Arial"/>
+          <w:szCs w:val="22"/>
         </w:rPr>
         <w:t>4</w:t>
       </w:r>
       <w:r>
         <w:rPr>
-          <w:rFonts w:ascii="Roboto" w:hAnsi="Roboto" w:cs="Tahoma"/>
-          <w:sz w:val="20"/>
-          <w:szCs w:val="20"/>
+          <w:rFonts w:cs="Arial"/>
+          <w:szCs w:val="22"/>
         </w:rPr>
         <w:t xml:space="preserve"> </w:t>
       </w:r>
       <w:r>
         <w:rPr>
-          <w:rFonts w:ascii="Roboto" w:hAnsi="Roboto" w:cs="Tahoma"/>
-          <w:sz w:val="20"/>
-          <w:szCs w:val="20"/>
+          <w:rFonts w:cs="Arial"/>
+          <w:szCs w:val="22"/>
         </w:rPr>
         <w:t>denominado “</w:t>
       </w:r>
       <w:r>
         <w:rPr>
-          <w:rFonts w:ascii="Roboto" w:hAnsi="Roboto" w:cs="Tahoma"/>
-          <w:sz w:val="20"/>
-          <w:szCs w:val="20"/>
+          <w:rFonts w:cs="Arial"/>
+          <w:szCs w:val="22"/>
         </w:rPr>
         <w:t>P</w:t>
       </w:r>
       <w:r>
         <w:rPr>
-          <w:rFonts w:ascii="Roboto" w:hAnsi="Roboto" w:cs="Tahoma"/>
-          <w:sz w:val="20"/>
-          <w:szCs w:val="20"/>
+          <w:rFonts w:cs="Arial"/>
+          <w:szCs w:val="22"/>
         </w:rPr>
         <w:t xml:space="preserve">acto de </w:t>
       </w:r>
       <w:r>
         <w:rPr>
-          <w:rFonts w:ascii="Roboto" w:hAnsi="Roboto" w:cs="Tahoma"/>
-          <w:sz w:val="20"/>
-          <w:szCs w:val="20"/>
+          <w:rFonts w:cs="Arial"/>
+          <w:szCs w:val="22"/>
         </w:rPr>
         <w:t>T</w:t>
       </w:r>
       <w:r>
         <w:rPr>
-          <w:rFonts w:ascii="Roboto" w:hAnsi="Roboto" w:cs="Tahoma"/>
-          <w:sz w:val="20"/>
-          <w:szCs w:val="20"/>
+          <w:rFonts w:cs="Arial"/>
+          <w:szCs w:val="22"/>
         </w:rPr>
         <w:t xml:space="preserve">ransparencia” relacionado en el </w:t>
       </w:r>
       <w:r>
         <w:rPr>
-          <w:rFonts w:ascii="Roboto" w:hAnsi="Roboto" w:cs="Tahoma"/>
-          <w:sz w:val="20"/>
-          <w:szCs w:val="20"/>
+          <w:rFonts w:cs="Arial"/>
+          <w:szCs w:val="22"/>
         </w:rPr>
         <w:t xml:space="preserve">Pliego </w:t>
       </w:r>
       <w:r>
         <w:rPr>
-          <w:rFonts w:ascii="Roboto" w:hAnsi="Roboto" w:cs="Tahoma"/>
-          <w:sz w:val="20"/>
-          <w:szCs w:val="20"/>
+          <w:rFonts w:cs="Arial"/>
+          <w:szCs w:val="22"/>
         </w:rPr>
         <w:t xml:space="preserve">de </w:t>
       </w:r>
       <w:r>
         <w:rPr>
-          <w:rFonts w:ascii="Roboto" w:hAnsi="Roboto" w:cs="Tahoma"/>
-          <w:sz w:val="20"/>
-          <w:szCs w:val="20"/>
+          <w:rFonts w:cs="Arial"/>
+          <w:szCs w:val="22"/>
         </w:rPr>
         <w:t xml:space="preserve">Condiciones </w:t>
       </w:r>
       <w:r>
         <w:rPr>
-          <w:rFonts w:ascii="Roboto" w:hAnsi="Roboto" w:cs="Tahoma"/>
-          <w:sz w:val="20"/>
-          <w:szCs w:val="20"/>
+          <w:rFonts w:cs="Arial"/>
+          <w:szCs w:val="22"/>
         </w:rPr>
         <w:t xml:space="preserve">y </w:t>
       </w:r>
       <w:r>
         <w:rPr>
-          <w:rFonts w:ascii="Roboto" w:hAnsi="Roboto" w:cs="Tahoma"/>
-          <w:sz w:val="20"/>
-          <w:szCs w:val="20"/>
+          <w:rFonts w:cs="Arial"/>
+          <w:szCs w:val="22"/>
         </w:rPr>
         <w:t>me</w:t>
       </w:r>
       <w:r>
         <w:rPr>
-          <w:rFonts w:ascii="Roboto" w:hAnsi="Roboto" w:cs="Tahoma"/>
-          <w:sz w:val="20"/>
-          <w:szCs w:val="20"/>
+          <w:rFonts w:cs="Arial"/>
+          <w:szCs w:val="22"/>
         </w:rPr>
         <w:t xml:space="preserve"> comprome</w:t>
       </w:r>
       <w:r>
         <w:rPr>
-          <w:rFonts w:ascii="Roboto" w:hAnsi="Roboto" w:cs="Tahoma"/>
-          <w:sz w:val="20"/>
-          <w:szCs w:val="20"/>
+          <w:rFonts w:cs="Arial"/>
+          <w:szCs w:val="22"/>
         </w:rPr>
         <w:t>to</w:t>
       </w:r>
       <w:r>
         <w:rPr>
-          <w:rFonts w:ascii="Roboto" w:hAnsi="Roboto" w:cs="Tahoma"/>
-          <w:sz w:val="20"/>
-          <w:szCs w:val="20"/>
+          <w:rFonts w:cs="Arial"/>
+          <w:szCs w:val="22"/>
         </w:rPr>
         <w:t xml:space="preserve"> a darle estricto cumplimiento. </w:t>
       </w:r>
@@ -2789,24 +2452,21 @@
         <w:spacing w:before="0" w:after="0"/>
         <w:ind w:left="360"/>
         <w:rPr>
-          <w:rFonts w:ascii="Roboto" w:hAnsi="Roboto" w:cs="Tahoma"/>
-          <w:sz w:val="20"/>
-          <w:szCs w:val="20"/>
-        </w:rPr>
-      </w:pPr>
-      <w:r>
-        <w:rPr>
-          <w:rFonts w:ascii="Roboto" w:hAnsi="Roboto" w:cs="Tahoma"/>
-          <w:sz w:val="20"/>
-          <w:szCs w:val="20"/>
+          <w:rFonts w:cs="Arial"/>
+          <w:szCs w:val="22"/>
+        </w:rPr>
+      </w:pPr>
+      <w:r>
+        <w:rPr>
+          <w:rFonts w:cs="Arial"/>
+          <w:szCs w:val="22"/>
         </w:rPr>
         <w:t>Los recursos destinados al proyecto son de origen lícito y no hemos participado en actividades delictivas, así como no hemos recibido recursos o facilitado actividades contrarias a la ley</w:t>
       </w:r>
       <w:r>
         <w:rPr>
-          <w:rFonts w:ascii="Roboto" w:hAnsi="Roboto" w:cs="Tahoma"/>
-          <w:sz w:val="20"/>
-          <w:szCs w:val="20"/>
+          <w:rFonts w:cs="Arial"/>
+          <w:szCs w:val="22"/>
         </w:rPr>
         <w:t>.</w:t>
       </w:r>
@@ -2821,16 +2481,14 @@
         <w:spacing w:before="0" w:after="0"/>
         <w:ind w:left="360"/>
         <w:rPr>
-          <w:rFonts w:ascii="Roboto" w:hAnsi="Roboto" w:cs="Tahoma"/>
-          <w:sz w:val="20"/>
-          <w:szCs w:val="20"/>
-        </w:rPr>
-      </w:pPr>
-      <w:r>
-        <w:rPr>
-          <w:rFonts w:ascii="Roboto" w:hAnsi="Roboto" w:cs="Tahoma"/>
-          <w:sz w:val="20"/>
-          <w:szCs w:val="20"/>
+          <w:rFonts w:cs="Arial"/>
+          <w:szCs w:val="22"/>
+        </w:rPr>
+      </w:pPr>
+      <w:r>
+        <w:rPr>
+          <w:rFonts w:cs="Arial"/>
+          <w:szCs w:val="22"/>
         </w:rPr>
         <w:t xml:space="preserve">Al momento de la presentación de la oferta ni mis representados ni yo nos encontramos incursos en alguna de las causales de rechazo señaladas en la sección 1.15 del Documento Base. </w:t>
       </w:r>
@@ -2845,56 +2503,49 @@
         <w:spacing w:before="0" w:after="0"/>
         <w:ind w:left="360"/>
         <w:rPr>
-          <w:rFonts w:ascii="Roboto" w:hAnsi="Roboto" w:cs="Tahoma"/>
-          <w:sz w:val="20"/>
-          <w:szCs w:val="20"/>
-        </w:rPr>
-      </w:pPr>
-      <w:r>
-        <w:rPr>
-          <w:rFonts w:ascii="Roboto" w:hAnsi="Roboto" w:cs="Tahoma"/>
-          <w:sz w:val="20"/>
-          <w:szCs w:val="20"/>
+          <w:rFonts w:cs="Arial"/>
+          <w:szCs w:val="22"/>
+        </w:rPr>
+      </w:pPr>
+      <w:r>
+        <w:rPr>
+          <w:rFonts w:cs="Arial"/>
+          <w:szCs w:val="22"/>
         </w:rPr>
         <w:t xml:space="preserve">Si se adjudica el </w:t>
       </w:r>
       <w:r>
         <w:rPr>
-          <w:rFonts w:ascii="Roboto" w:hAnsi="Roboto" w:cs="Tahoma"/>
-          <w:sz w:val="20"/>
-          <w:szCs w:val="20"/>
+          <w:rFonts w:cs="Arial"/>
+          <w:szCs w:val="22"/>
         </w:rPr>
         <w:t>c</w:t>
       </w:r>
       <w:r>
         <w:rPr>
-          <w:rFonts w:ascii="Roboto" w:hAnsi="Roboto" w:cs="Tahoma"/>
-          <w:sz w:val="20"/>
-          <w:szCs w:val="20"/>
+          <w:rFonts w:cs="Arial"/>
+          <w:szCs w:val="22"/>
         </w:rPr>
         <w:t xml:space="preserve">ontrato </w:t>
       </w:r>
       <w:r>
         <w:rPr>
-          <w:rFonts w:ascii="Roboto" w:hAnsi="Roboto" w:cs="Tahoma"/>
-          <w:sz w:val="20"/>
-          <w:szCs w:val="20"/>
+          <w:rFonts w:cs="Arial"/>
+          <w:szCs w:val="22"/>
         </w:rPr>
         <w:t xml:space="preserve">me comprometo a constituir las </w:t>
       </w:r>
       <w:r>
         <w:rPr>
-          <w:rFonts w:ascii="Roboto" w:hAnsi="Roboto" w:cs="Tahoma"/>
-          <w:sz w:val="20"/>
-          <w:szCs w:val="20"/>
+          <w:rFonts w:cs="Arial"/>
+          <w:szCs w:val="22"/>
         </w:rPr>
         <w:t xml:space="preserve">Garantías </w:t>
       </w:r>
       <w:r>
         <w:rPr>
-          <w:rFonts w:ascii="Roboto" w:hAnsi="Roboto" w:cs="Tahoma"/>
-          <w:sz w:val="20"/>
-          <w:szCs w:val="20"/>
+          <w:rFonts w:cs="Arial"/>
+          <w:szCs w:val="22"/>
         </w:rPr>
         <w:t>requeridas y a suscribir estas y aquel dentro de los términos señalados para ello.</w:t>
       </w:r>
@@ -2909,64 +2560,56 @@
         <w:spacing w:before="0" w:after="0"/>
         <w:ind w:left="360"/>
         <w:rPr>
-          <w:rFonts w:ascii="Roboto" w:hAnsi="Roboto" w:cs="Tahoma"/>
-          <w:sz w:val="20"/>
-          <w:szCs w:val="20"/>
-        </w:rPr>
-      </w:pPr>
-      <w:r>
-        <w:rPr>
-          <w:rFonts w:ascii="Roboto" w:hAnsi="Roboto" w:cs="Tahoma"/>
-          <w:sz w:val="20"/>
-          <w:szCs w:val="20"/>
+          <w:rFonts w:cs="Arial"/>
+          <w:szCs w:val="22"/>
+        </w:rPr>
+      </w:pPr>
+      <w:r>
+        <w:rPr>
+          <w:rFonts w:cs="Arial"/>
+          <w:szCs w:val="22"/>
         </w:rPr>
         <w:t>L</w:t>
       </w:r>
       <w:r>
         <w:rPr>
-          <w:rFonts w:ascii="Roboto" w:hAnsi="Roboto" w:cs="Tahoma"/>
-          <w:sz w:val="20"/>
-          <w:szCs w:val="20"/>
+          <w:rFonts w:cs="Arial"/>
+          <w:szCs w:val="22"/>
         </w:rPr>
         <w:t>a oferta está constituida por todos los Formatos</w:t>
       </w:r>
       <w:r>
         <w:rPr>
-          <w:rFonts w:ascii="Roboto" w:hAnsi="Roboto" w:cs="Tahoma"/>
-          <w:sz w:val="20"/>
-          <w:szCs w:val="20"/>
+          <w:rFonts w:cs="Arial"/>
+          <w:szCs w:val="22"/>
         </w:rPr>
         <w:t>, Formularios, Anexos y Matrices</w:t>
       </w:r>
       <w:r>
         <w:rPr>
-          <w:rFonts w:ascii="Roboto" w:hAnsi="Roboto" w:cs="Tahoma"/>
-          <w:sz w:val="20"/>
-          <w:szCs w:val="20"/>
+          <w:rFonts w:cs="Arial"/>
+          <w:szCs w:val="22"/>
         </w:rPr>
         <w:t xml:space="preserve"> requeridos en los Documentos del Proceso </w:t>
       </w:r>
       <w:r>
         <w:rPr>
-          <w:rFonts w:ascii="Roboto" w:hAnsi="Roboto" w:cs="Tahoma"/>
-          <w:sz w:val="20"/>
-          <w:szCs w:val="20"/>
+          <w:rFonts w:cs="Arial"/>
+          <w:szCs w:val="22"/>
         </w:rPr>
         <w:t xml:space="preserve">aplicables al </w:t>
       </w:r>
       <w:r>
         <w:rPr>
-          <w:rFonts w:ascii="Roboto" w:hAnsi="Roboto" w:cs="Tahoma"/>
-          <w:sz w:val="20"/>
-          <w:szCs w:val="20"/>
+          <w:rFonts w:cs="Arial"/>
+          <w:szCs w:val="22"/>
         </w:rPr>
         <w:t xml:space="preserve">Proponente </w:t>
       </w:r>
       <w:r>
         <w:rPr>
-          <w:rFonts w:ascii="Roboto" w:hAnsi="Roboto" w:cs="Tahoma"/>
-          <w:sz w:val="20"/>
-          <w:szCs w:val="20"/>
+          <w:rFonts w:cs="Arial"/>
+          <w:szCs w:val="22"/>
         </w:rPr>
         <w:t>y documentos de soporte presentados.</w:t>
       </w:r>
@@ -2981,88 +2624,77 @@
         <w:spacing w:before="0" w:after="0"/>
         <w:ind w:left="360"/>
         <w:rPr>
-          <w:rFonts w:ascii="Roboto" w:hAnsi="Roboto" w:cs="Tahoma"/>
-          <w:sz w:val="20"/>
-          <w:szCs w:val="20"/>
-        </w:rPr>
-      </w:pPr>
-      <w:r>
-        <w:rPr>
-          <w:rFonts w:ascii="Roboto" w:hAnsi="Roboto" w:cs="Tahoma"/>
-          <w:sz w:val="20"/>
-          <w:szCs w:val="20"/>
+          <w:rFonts w:cs="Arial"/>
+          <w:szCs w:val="22"/>
+        </w:rPr>
+      </w:pPr>
+      <w:r>
+        <w:rPr>
+          <w:rFonts w:cs="Arial"/>
+          <w:szCs w:val="22"/>
         </w:rPr>
         <w:t>L</w:t>
       </w:r>
       <w:r>
         <w:rPr>
-          <w:rFonts w:ascii="Roboto" w:hAnsi="Roboto" w:cs="Tahoma"/>
-          <w:sz w:val="20"/>
-          <w:szCs w:val="20"/>
+          <w:rFonts w:cs="Arial"/>
+          <w:szCs w:val="22"/>
         </w:rPr>
         <w:t xml:space="preserve">a oferta fue elaborada teniendo en cuenta todos los gastos, costos, derechos, impuestos, tasas y demás contribuciones que se causen con ocasión de </w:t>
       </w:r>
       <w:r>
         <w:rPr>
-          <w:rFonts w:ascii="Roboto" w:hAnsi="Roboto" w:cs="Tahoma"/>
-          <w:sz w:val="20"/>
-          <w:szCs w:val="20"/>
+          <w:rFonts w:cs="Arial"/>
+          <w:szCs w:val="22"/>
         </w:rPr>
         <w:t>su</w:t>
       </w:r>
       <w:r>
         <w:rPr>
-          <w:rFonts w:ascii="Roboto" w:hAnsi="Roboto" w:cs="Tahoma"/>
-          <w:sz w:val="20"/>
-          <w:szCs w:val="20"/>
+          <w:rFonts w:cs="Arial"/>
+          <w:szCs w:val="22"/>
         </w:rPr>
         <w:t xml:space="preserve"> presentación </w:t>
       </w:r>
       <w:r>
         <w:rPr>
-          <w:rFonts w:ascii="Roboto" w:hAnsi="Roboto" w:cs="Tahoma"/>
-          <w:sz w:val="20"/>
-          <w:szCs w:val="20"/>
+          <w:rFonts w:cs="Arial"/>
+          <w:szCs w:val="22"/>
         </w:rPr>
         <w:t>y</w:t>
       </w:r>
       <w:r>
         <w:rPr>
-          <w:rFonts w:ascii="Roboto" w:hAnsi="Roboto" w:cs="Tahoma"/>
-          <w:sz w:val="20"/>
-          <w:szCs w:val="20"/>
+          <w:rFonts w:cs="Arial"/>
+          <w:szCs w:val="22"/>
         </w:rPr>
         <w:t xml:space="preserve"> suscripción del </w:t>
       </w:r>
       <w:r>
         <w:rPr>
-          <w:rFonts w:ascii="Roboto" w:hAnsi="Roboto" w:cs="Tahoma"/>
-          <w:sz w:val="20"/>
-          <w:szCs w:val="20"/>
+          <w:rFonts w:cs="Arial"/>
+          <w:szCs w:val="22"/>
         </w:rPr>
         <w:t>c</w:t>
       </w:r>
       <w:r>
         <w:rPr>
-          <w:rFonts w:ascii="Roboto" w:hAnsi="Roboto" w:cs="Tahoma"/>
-          <w:sz w:val="20"/>
-          <w:szCs w:val="20"/>
+          <w:rFonts w:cs="Arial"/>
+          <w:szCs w:val="22"/>
         </w:rPr>
         <w:t xml:space="preserve">ontrato y que en consecuencia no </w:t>
       </w:r>
       <w:r>
         <w:rPr>
-          <w:rFonts w:ascii="Roboto" w:hAnsi="Roboto" w:cs="Tahoma"/>
-          <w:sz w:val="20"/>
-          <w:szCs w:val="20"/>
+          <w:rFonts w:cs="Arial"/>
+          <w:szCs w:val="22"/>
         </w:rPr>
         <w:t>haré</w:t>
       </w:r>
       <w:r>
         <w:rPr>
-          <w:rFonts w:ascii="Roboto" w:hAnsi="Roboto" w:cs="Tahoma"/>
-          <w:sz w:val="20"/>
-          <w:szCs w:val="20"/>
+          <w:rFonts w:cs="Arial"/>
+          <w:szCs w:val="22"/>
         </w:rPr>
         <w:t xml:space="preserve"> reclamos con ocasión del pago de tales gastos. </w:t>
       </w:r>
@@ -3078,168 +2710,147 @@
         <w:spacing w:before="0" w:after="0"/>
         <w:ind w:left="360"/>
         <w:rPr>
-          <w:rFonts w:ascii="Roboto" w:hAnsi="Roboto" w:cs="Tahoma"/>
-          <w:sz w:val="20"/>
-          <w:szCs w:val="20"/>
-        </w:rPr>
-      </w:pPr>
-      <w:r>
-        <w:rPr>
-          <w:rFonts w:ascii="Roboto" w:hAnsi="Roboto" w:cs="Tahoma"/>
-          <w:sz w:val="20"/>
-          <w:szCs w:val="20"/>
+          <w:rFonts w:cs="Arial"/>
+          <w:szCs w:val="22"/>
+        </w:rPr>
+      </w:pPr>
+      <w:r>
+        <w:rPr>
+          <w:rFonts w:cs="Arial"/>
+          <w:szCs w:val="22"/>
         </w:rPr>
         <w:t xml:space="preserve">Declaro que me informaré de todas las etapas y decisiones del </w:t>
       </w:r>
       <w:r>
         <w:rPr>
-          <w:rFonts w:ascii="Roboto" w:hAnsi="Roboto" w:cs="Tahoma"/>
-          <w:sz w:val="20"/>
-          <w:szCs w:val="20"/>
+          <w:rFonts w:cs="Arial"/>
+          <w:szCs w:val="22"/>
         </w:rPr>
         <w:t xml:space="preserve">Proceso </w:t>
       </w:r>
       <w:r>
         <w:rPr>
-          <w:rFonts w:ascii="Roboto" w:hAnsi="Roboto" w:cs="Tahoma"/>
-          <w:sz w:val="20"/>
-          <w:szCs w:val="20"/>
+          <w:rFonts w:cs="Arial"/>
+          <w:szCs w:val="22"/>
         </w:rPr>
         <w:t xml:space="preserve">de </w:t>
       </w:r>
       <w:r>
         <w:rPr>
-          <w:rFonts w:ascii="Roboto" w:hAnsi="Roboto" w:cs="Tahoma"/>
-          <w:sz w:val="20"/>
-          <w:szCs w:val="20"/>
+          <w:rFonts w:cs="Arial"/>
+          <w:szCs w:val="22"/>
         </w:rPr>
         <w:t>Contratación</w:t>
       </w:r>
       <w:r>
         <w:rPr>
-          <w:rFonts w:ascii="Roboto" w:hAnsi="Roboto" w:cs="Tahoma"/>
-          <w:sz w:val="20"/>
-          <w:szCs w:val="20"/>
+          <w:rFonts w:cs="Arial"/>
+          <w:szCs w:val="22"/>
         </w:rPr>
         <w:t xml:space="preserve">, consultando el </w:t>
       </w:r>
       <w:r>
         <w:rPr>
-          <w:rFonts w:ascii="Roboto" w:hAnsi="Roboto" w:cs="Tahoma"/>
-          <w:sz w:val="20"/>
-          <w:szCs w:val="20"/>
+          <w:rFonts w:cs="Arial"/>
+          <w:szCs w:val="22"/>
         </w:rPr>
         <w:t>S</w:t>
       </w:r>
       <w:r>
         <w:rPr>
-          <w:rFonts w:ascii="Roboto" w:hAnsi="Roboto" w:cs="Tahoma"/>
-          <w:sz w:val="20"/>
-          <w:szCs w:val="20"/>
+          <w:rFonts w:cs="Arial"/>
+          <w:szCs w:val="22"/>
         </w:rPr>
         <w:t xml:space="preserve">istema </w:t>
       </w:r>
       <w:r>
         <w:rPr>
-          <w:rFonts w:ascii="Roboto" w:hAnsi="Roboto" w:cs="Tahoma"/>
-          <w:sz w:val="20"/>
-          <w:szCs w:val="20"/>
+          <w:rFonts w:cs="Arial"/>
+          <w:szCs w:val="22"/>
         </w:rPr>
         <w:t>E</w:t>
       </w:r>
       <w:r>
         <w:rPr>
-          <w:rFonts w:ascii="Roboto" w:hAnsi="Roboto" w:cs="Tahoma"/>
-          <w:sz w:val="20"/>
-          <w:szCs w:val="20"/>
+          <w:rFonts w:cs="Arial"/>
+          <w:szCs w:val="22"/>
         </w:rPr>
         <w:t xml:space="preserve">lectrónico </w:t>
       </w:r>
       <w:r>
         <w:rPr>
-          <w:rFonts w:ascii="Roboto" w:hAnsi="Roboto" w:cs="Tahoma"/>
-          <w:sz w:val="20"/>
-          <w:szCs w:val="20"/>
+          <w:rFonts w:cs="Arial"/>
+          <w:szCs w:val="22"/>
         </w:rPr>
         <w:t>p</w:t>
       </w:r>
       <w:r>
         <w:rPr>
-          <w:rFonts w:ascii="Roboto" w:hAnsi="Roboto" w:cs="Tahoma"/>
-          <w:sz w:val="20"/>
-          <w:szCs w:val="20"/>
+          <w:rFonts w:cs="Arial"/>
+          <w:szCs w:val="22"/>
         </w:rPr>
         <w:t xml:space="preserve">ara la </w:t>
       </w:r>
       <w:r>
         <w:rPr>
-          <w:rFonts w:ascii="Roboto" w:hAnsi="Roboto" w:cs="Tahoma"/>
-          <w:sz w:val="20"/>
-          <w:szCs w:val="20"/>
+          <w:rFonts w:cs="Arial"/>
+          <w:szCs w:val="22"/>
         </w:rPr>
         <w:t>C</w:t>
       </w:r>
       <w:r>
         <w:rPr>
-          <w:rFonts w:ascii="Roboto" w:hAnsi="Roboto" w:cs="Tahoma"/>
-          <w:sz w:val="20"/>
-          <w:szCs w:val="20"/>
+          <w:rFonts w:cs="Arial"/>
+          <w:szCs w:val="22"/>
         </w:rPr>
         <w:t>ontratación</w:t>
       </w:r>
       <w:r>
         <w:rPr>
-          <w:rFonts w:ascii="Roboto" w:hAnsi="Roboto" w:cs="Tahoma"/>
-          <w:sz w:val="20"/>
-          <w:szCs w:val="20"/>
+          <w:rFonts w:cs="Arial"/>
+          <w:szCs w:val="22"/>
         </w:rPr>
         <w:t xml:space="preserve"> </w:t>
       </w:r>
       <w:r>
         <w:rPr>
-          <w:rFonts w:ascii="Roboto" w:hAnsi="Roboto" w:cs="Tahoma"/>
-          <w:sz w:val="20"/>
-          <w:szCs w:val="20"/>
+          <w:rFonts w:cs="Arial"/>
+          <w:szCs w:val="22"/>
         </w:rPr>
         <w:t>P</w:t>
       </w:r>
       <w:r>
         <w:rPr>
-          <w:rFonts w:ascii="Roboto" w:hAnsi="Roboto" w:cs="Tahoma"/>
-          <w:sz w:val="20"/>
-          <w:szCs w:val="20"/>
+          <w:rFonts w:cs="Arial"/>
+          <w:szCs w:val="22"/>
         </w:rPr>
         <w:t>ública</w:t>
       </w:r>
       <w:r>
         <w:rPr>
-          <w:rFonts w:ascii="Roboto" w:hAnsi="Roboto" w:cs="Tahoma"/>
-          <w:sz w:val="20"/>
-          <w:szCs w:val="20"/>
+          <w:rFonts w:cs="Arial"/>
+          <w:szCs w:val="22"/>
         </w:rPr>
         <w:t xml:space="preserve"> (SECOP)</w:t>
       </w:r>
       <w:r>
         <w:rPr>
-          <w:rFonts w:ascii="Roboto" w:hAnsi="Roboto" w:cs="Tahoma"/>
-          <w:sz w:val="20"/>
-          <w:szCs w:val="20"/>
+          <w:rFonts w:cs="Arial"/>
+          <w:szCs w:val="22"/>
         </w:rPr>
         <w:t xml:space="preserve">; y en caso de que me deban comunicar o notificar alguna decisión, autorizo a la </w:t>
       </w:r>
       <w:r>
         <w:rPr>
-          <w:rFonts w:ascii="Roboto" w:hAnsi="Roboto" w:cs="Tahoma"/>
-          <w:sz w:val="20"/>
-          <w:szCs w:val="20"/>
+          <w:rFonts w:cs="Arial"/>
+          <w:szCs w:val="22"/>
         </w:rPr>
         <w:t xml:space="preserve">Entidad </w:t>
       </w:r>
       <w:r>
         <w:rPr>
-          <w:rFonts w:ascii="Roboto" w:hAnsi="Roboto" w:cs="Tahoma"/>
-          <w:sz w:val="20"/>
-          <w:szCs w:val="20"/>
+          <w:rFonts w:cs="Arial"/>
+          <w:szCs w:val="22"/>
         </w:rPr>
         <w:t>para que lo haga al correo electrónico indicado al final de este documento.</w:t>
       </w:r>
@@ -3250,17 +2861,16 @@
         <w:spacing w:before="0" w:after="0"/>
         <w:ind w:left="348"/>
         <w:rPr>
-          <w:rFonts w:ascii="Roboto" w:hAnsi="Roboto" w:cs="Tahoma"/>
-          <w:sz w:val="20"/>
-          <w:szCs w:val="20"/>
-        </w:rPr>
-      </w:pPr>
-      <w:r>
-        <w:rPr>
-          <w:rFonts w:ascii="Roboto" w:hAnsi="Roboto" w:cs="Tahoma"/>
-          <w:sz w:val="20"/>
-          <w:szCs w:val="20"/>
-        </w:rPr>
+          <w:rFonts w:cs="Arial"/>
+          <w:szCs w:val="22"/>
+        </w:rPr>
+      </w:pPr>
+      <w:r>
+        <w:rPr>
+          <w:rFonts w:cs="Arial"/>
+          <w:szCs w:val="22"/>
+        </w:rPr>
+        <w:lastRenderedPageBreak/>
         <w:t>Acepto que se comuniquen y notifiquen las decisiones surgidas en el Proceso de Contratación a través del usuario del SECOP II, de acuerdo con el Manual de Uso y Condiciones de la plataforma del SECOP II y el artículo 56 de la Ley 1437 de 2011.</w:t>
       </w:r>
     </w:p>
@@ -3274,32 +2884,28 @@
         <w:spacing w:before="0" w:after="0"/>
         <w:ind w:left="360"/>
         <w:rPr>
-          <w:rFonts w:ascii="Roboto" w:hAnsi="Roboto" w:cs="Tahoma"/>
-          <w:sz w:val="20"/>
-          <w:szCs w:val="20"/>
-        </w:rPr>
-      </w:pPr>
-      <w:r>
-        <w:rPr>
-          <w:rFonts w:ascii="Roboto" w:hAnsi="Roboto" w:cs="Tahoma"/>
-          <w:sz w:val="20"/>
-          <w:szCs w:val="20"/>
+          <w:rFonts w:cs="Arial"/>
+          <w:szCs w:val="22"/>
+        </w:rPr>
+      </w:pPr>
+      <w:r>
+        <w:rPr>
+          <w:rFonts w:cs="Arial"/>
+          <w:szCs w:val="22"/>
         </w:rPr>
         <w:t>Declaro</w:t>
       </w:r>
       <w:r>
         <w:rPr>
-          <w:rFonts w:ascii="Roboto" w:hAnsi="Roboto" w:cs="Tahoma"/>
-          <w:sz w:val="20"/>
-          <w:szCs w:val="20"/>
+          <w:rFonts w:cs="Arial"/>
+          <w:szCs w:val="22"/>
         </w:rPr>
         <w:t xml:space="preserve"> </w:t>
       </w:r>
       <w:r>
         <w:rPr>
-          <w:rFonts w:ascii="Roboto" w:hAnsi="Roboto" w:cs="Tahoma"/>
-          <w:sz w:val="20"/>
-          <w:szCs w:val="20"/>
+          <w:rFonts w:cs="Arial"/>
+          <w:szCs w:val="22"/>
         </w:rPr>
         <w:t>que:</w:t>
       </w:r>
@@ -3308,9 +2914,8 @@
       <w:pPr>
         <w:spacing w:before="0" w:after="0"/>
         <w:rPr>
-          <w:rFonts w:ascii="Roboto" w:hAnsi="Roboto" w:cs="Tahoma"/>
-          <w:sz w:val="20"/>
-          <w:szCs w:val="20"/>
+          <w:rFonts w:cs="Arial"/>
+          <w:szCs w:val="22"/>
         </w:rPr>
       </w:pPr>
     </w:p>
@@ -3354,45 +2959,40 @@
               <w:contextualSpacing/>
               <w:jc w:val="left"/>
               <w:rPr>
-                <w:rFonts w:ascii="Roboto" w:hAnsi="Roboto" w:cs="Tahoma"/>
+                <w:rFonts w:cs="Arial"/>
                 <w:b/>
-                <w:sz w:val="20"/>
-                <w:szCs w:val="20"/>
+                <w:szCs w:val="22"/>
               </w:rPr>
             </w:pPr>
             <w:r>
               <w:rPr>
-                <w:rFonts w:ascii="Roboto" w:hAnsi="Roboto" w:cs="Tahoma"/>
+                <w:rFonts w:cs="Arial"/>
                 <w:b/>
-                <w:sz w:val="20"/>
-                <w:szCs w:val="20"/>
+                <w:szCs w:val="22"/>
               </w:rPr>
               <w:t xml:space="preserve">El </w:t>
             </w:r>
             <w:r>
               <w:rPr>
-                <w:rFonts w:ascii="Roboto" w:hAnsi="Roboto" w:cs="Tahoma"/>
+                <w:rFonts w:cs="Arial"/>
                 <w:b/>
-                <w:sz w:val="20"/>
-                <w:szCs w:val="20"/>
+                <w:szCs w:val="22"/>
               </w:rPr>
               <w:t xml:space="preserve">Proponente </w:t>
             </w:r>
             <w:r>
               <w:rPr>
-                <w:rFonts w:ascii="Roboto" w:hAnsi="Roboto" w:cs="Tahoma"/>
+                <w:rFonts w:cs="Arial"/>
                 <w:b/>
-                <w:sz w:val="20"/>
-                <w:szCs w:val="20"/>
+                <w:szCs w:val="22"/>
               </w:rPr>
               <w:t>es</w:t>
             </w:r>
             <w:r>
               <w:rPr>
-                <w:rFonts w:ascii="Roboto" w:hAnsi="Roboto" w:cs="Tahoma"/>
+                <w:rFonts w:cs="Arial"/>
                 <w:b/>
-                <w:sz w:val="20"/>
-                <w:szCs w:val="20"/>
+                <w:szCs w:val="22"/>
               </w:rPr>
               <w:t xml:space="preserve">: </w:t>
             </w:r>
@@ -3416,117 +3016,129 @@
               <w:contextualSpacing/>
               <w:jc w:val="left"/>
               <w:rPr>
-                <w:rFonts w:ascii="Roboto" w:hAnsi="Roboto" w:cs="Tahoma"/>
-                <w:sz w:val="20"/>
-                <w:szCs w:val="20"/>
+                <w:rFonts w:cs="Arial"/>
+                <w:szCs w:val="22"/>
               </w:rPr>
             </w:pPr>
             <w:r>
               <w:rPr>
-                <w:rFonts w:ascii="Roboto" w:hAnsi="Roboto" w:cs="Tahoma"/>
-                <w:sz w:val="20"/>
-                <w:szCs w:val="20"/>
+                <w:rFonts w:cs="Arial"/>
+                <w:szCs w:val="22"/>
               </w:rPr>
               <w:t xml:space="preserve">Persona </w:t>
             </w:r>
             <w:r>
               <w:rPr>
-                <w:rFonts w:ascii="Roboto" w:hAnsi="Roboto" w:cs="Tahoma"/>
-                <w:sz w:val="20"/>
-                <w:szCs w:val="20"/>
+                <w:rFonts w:cs="Arial"/>
+                <w:szCs w:val="22"/>
               </w:rPr>
               <w:t>n</w:t>
             </w:r>
             <w:r>
               <w:rPr>
-                <w:rFonts w:ascii="Roboto" w:hAnsi="Roboto" w:cs="Tahoma"/>
-                <w:sz w:val="20"/>
-                <w:szCs w:val="20"/>
+                <w:rFonts w:cs="Arial"/>
+                <w:szCs w:val="22"/>
               </w:rPr>
               <w:t>atural</w:t>
             </w:r>
             <w:r>
               <w:rPr>
-                <w:rFonts w:ascii="Roboto" w:hAnsi="Roboto" w:cs="Tahoma"/>
-                <w:sz w:val="20"/>
-                <w:szCs w:val="20"/>
+                <w:rFonts w:cs="Arial"/>
+                <w:szCs w:val="22"/>
               </w:rPr>
               <w:t xml:space="preserve"> </w:t>
             </w:r>
             <w:r>
               <w:rPr>
-                <w:rFonts w:ascii="Roboto" w:hAnsi="Roboto" w:cs="Tahoma"/>
+                <w:rFonts w:cs="Arial"/>
                 <w:b/>
                 <w:bCs/>
-                <w:sz w:val="20"/>
-                <w:szCs w:val="20"/>
+                <w:szCs w:val="22"/>
                 <w:u w:val="single"/>
               </w:rPr>
               <w:t>_</w:t>
             </w:r>
             <w:r>
               <w:rPr>
-                <w:rFonts w:ascii="Roboto" w:hAnsi="Roboto" w:cs="Tahoma"/>
+                <w:rFonts w:cs="Arial"/>
                 <w:b/>
                 <w:bCs/>
-                <w:sz w:val="20"/>
-                <w:szCs w:val="20"/>
+                <w:szCs w:val="22"/>
                 <w:u w:val="single"/>
               </w:rPr>
               <w:fldChar w:fldCharType="begin"/>
             </w:r>
             <w:r>
               <w:rPr>
-                <w:rFonts w:ascii="Roboto" w:hAnsi="Roboto" w:cs="Tahoma"/>
+                <w:rFonts w:cs="Arial"/>
                 <w:b/>
                 <w:bCs/>
-                <w:sz w:val="20"/>
-                <w:szCs w:val="20"/>
+                <w:szCs w:val="22"/>
                 <w:u w:val="single"/>
               </w:rPr>
               <w:instrText xml:space="preserve"> MERGEFIELD "propo_per_natu" </w:instrText>
             </w:r>
             <w:r>
               <w:rPr>
-                <w:rFonts w:ascii="Roboto" w:hAnsi="Roboto" w:cs="Tahoma"/>
+                <w:rFonts w:cs="Arial"/>
                 <w:b/>
                 <w:bCs/>
-                <w:sz w:val="20"/>
-                <w:szCs w:val="20"/>
+                <w:szCs w:val="22"/>
                 <w:u w:val="single"/>
               </w:rPr>
               <w:fldChar w:fldCharType="separate"/>
             </w:r>
             <w:r>
               <w:rPr>
-                <w:rFonts w:ascii="Roboto" w:hAnsi="Roboto" w:cs="Tahoma"/>
+                <w:rFonts w:cs="Arial"/>
                 <w:b/>
                 <w:bCs/>
                 <w:noProof/>
-                <w:sz w:val="20"/>
-                <w:szCs w:val="20"/>
+                <w:szCs w:val="22"/>
                 <w:u w:val="single"/>
               </w:rPr>
-              <w:t>«propo_per_natu»</w:t>
-            </w:r>
-            <w:r>
-              <w:rPr>
-                <w:rFonts w:ascii="Roboto" w:hAnsi="Roboto" w:cs="Tahoma"/>
+              <w:t>«</w:t>
+            </w:r>
+            <w:proofErr w:type="spellStart"/>
+            <w:r>
+              <w:rPr>
+                <w:rFonts w:cs="Arial"/>
                 <w:b/>
                 <w:bCs/>
-                <w:sz w:val="20"/>
-                <w:szCs w:val="20"/>
+                <w:noProof/>
+                <w:szCs w:val="22"/>
                 <w:u w:val="single"/>
               </w:rPr>
-              <w:fldChar w:fldCharType="end"/>
-            </w:r>
-            <w:r>
-              <w:rPr>
-                <w:rFonts w:ascii="Roboto" w:hAnsi="Roboto" w:cs="Tahoma"/>
+              <w:t>propo_per_natu</w:t>
+            </w:r>
+            <w:proofErr w:type="spellEnd"/>
+            <w:r>
+              <w:rPr>
+                <w:rFonts w:cs="Arial"/>
                 <w:b/>
                 <w:bCs/>
-                <w:sz w:val="20"/>
-                <w:szCs w:val="20"/>
+                <w:noProof/>
+                <w:szCs w:val="22"/>
+                <w:u w:val="single"/>
+              </w:rPr>
+              <w:t>»</w:t>
+            </w:r>
+            <w:r>
+              <w:rPr>
+                <w:rFonts w:cs="Arial"/>
+                <w:b/>
+                <w:bCs/>
+                <w:szCs w:val="22"/>
+                <w:u w:val="single"/>
+              </w:rPr>
+              <w:fldChar w:fldCharType="end"/>
+            </w:r>
+            <w:r>
+              <w:rPr>
+                <w:rFonts w:cs="Arial"/>
+                <w:b/>
+                <w:bCs/>
+                <w:szCs w:val="22"/>
                 <w:u w:val="single"/>
               </w:rPr>
               <w:t>_</w:t>
@@ -3538,65 +3150,57 @@
               <w:contextualSpacing/>
               <w:jc w:val="left"/>
               <w:rPr>
-                <w:rFonts w:ascii="Roboto" w:hAnsi="Roboto" w:cs="Tahoma"/>
-                <w:sz w:val="20"/>
-                <w:szCs w:val="20"/>
+                <w:rFonts w:cs="Arial"/>
+                <w:szCs w:val="22"/>
               </w:rPr>
             </w:pPr>
             <w:r>
               <w:rPr>
-                <w:rFonts w:ascii="Roboto" w:hAnsi="Roboto" w:cs="Tahoma"/>
-                <w:sz w:val="20"/>
-                <w:szCs w:val="20"/>
+                <w:rFonts w:cs="Arial"/>
+                <w:szCs w:val="22"/>
               </w:rPr>
               <w:t xml:space="preserve">Persona </w:t>
             </w:r>
             <w:r>
               <w:rPr>
-                <w:rFonts w:ascii="Roboto" w:hAnsi="Roboto" w:cs="Tahoma"/>
-                <w:sz w:val="20"/>
-                <w:szCs w:val="20"/>
+                <w:rFonts w:cs="Arial"/>
+                <w:szCs w:val="22"/>
               </w:rPr>
               <w:t>j</w:t>
             </w:r>
             <w:r>
               <w:rPr>
-                <w:rFonts w:ascii="Roboto" w:hAnsi="Roboto" w:cs="Tahoma"/>
-                <w:sz w:val="20"/>
-                <w:szCs w:val="20"/>
+                <w:rFonts w:cs="Arial"/>
+                <w:szCs w:val="22"/>
               </w:rPr>
               <w:t xml:space="preserve">urídica </w:t>
             </w:r>
             <w:r>
               <w:rPr>
-                <w:rFonts w:ascii="Roboto" w:hAnsi="Roboto" w:cs="Tahoma"/>
-                <w:sz w:val="20"/>
-                <w:szCs w:val="20"/>
+                <w:rFonts w:cs="Arial"/>
+                <w:szCs w:val="22"/>
               </w:rPr>
               <w:t>n</w:t>
             </w:r>
             <w:r>
               <w:rPr>
-                <w:rFonts w:ascii="Roboto" w:hAnsi="Roboto" w:cs="Tahoma"/>
-                <w:sz w:val="20"/>
-                <w:szCs w:val="20"/>
+                <w:rFonts w:cs="Arial"/>
+                <w:szCs w:val="22"/>
               </w:rPr>
               <w:t xml:space="preserve">acional </w:t>
             </w:r>
             <w:r>
               <w:rPr>
-                <w:rFonts w:ascii="Roboto" w:hAnsi="Roboto" w:cs="Tahoma"/>
-                <w:sz w:val="20"/>
-                <w:szCs w:val="20"/>
+                <w:rFonts w:cs="Arial"/>
+                <w:szCs w:val="22"/>
                 <w:u w:val="single"/>
               </w:rPr>
               <w:t>___</w:t>
             </w:r>
             <w:r>
               <w:rPr>
-                <w:rFonts w:ascii="Roboto" w:hAnsi="Roboto" w:cs="Tahoma"/>
-                <w:sz w:val="20"/>
-                <w:szCs w:val="20"/>
+                <w:rFonts w:cs="Arial"/>
+                <w:szCs w:val="22"/>
               </w:rPr>
               <w:t xml:space="preserve"> </w:t>
             </w:r>
@@ -3607,80 +3211,70 @@
               <w:contextualSpacing/>
               <w:jc w:val="left"/>
               <w:rPr>
-                <w:rFonts w:ascii="Roboto" w:hAnsi="Roboto" w:cs="Tahoma"/>
-                <w:sz w:val="20"/>
-                <w:szCs w:val="20"/>
+                <w:rFonts w:cs="Arial"/>
+                <w:szCs w:val="22"/>
               </w:rPr>
             </w:pPr>
             <w:r>
               <w:rPr>
-                <w:rFonts w:ascii="Roboto" w:hAnsi="Roboto" w:cs="Tahoma"/>
-                <w:sz w:val="20"/>
-                <w:szCs w:val="20"/>
+                <w:rFonts w:cs="Arial"/>
+                <w:szCs w:val="22"/>
               </w:rPr>
               <w:t xml:space="preserve">Persona </w:t>
             </w:r>
             <w:r>
               <w:rPr>
-                <w:rFonts w:ascii="Roboto" w:hAnsi="Roboto" w:cs="Tahoma"/>
-                <w:sz w:val="20"/>
-                <w:szCs w:val="20"/>
+                <w:rFonts w:cs="Arial"/>
+                <w:szCs w:val="22"/>
               </w:rPr>
               <w:t>j</w:t>
             </w:r>
             <w:r>
               <w:rPr>
-                <w:rFonts w:ascii="Roboto" w:hAnsi="Roboto" w:cs="Tahoma"/>
-                <w:sz w:val="20"/>
-                <w:szCs w:val="20"/>
+                <w:rFonts w:cs="Arial"/>
+                <w:szCs w:val="22"/>
               </w:rPr>
               <w:t xml:space="preserve">urídica </w:t>
             </w:r>
             <w:r>
               <w:rPr>
-                <w:rFonts w:ascii="Roboto" w:hAnsi="Roboto" w:cs="Tahoma"/>
-                <w:sz w:val="20"/>
-                <w:szCs w:val="20"/>
+                <w:rFonts w:cs="Arial"/>
+                <w:szCs w:val="22"/>
               </w:rPr>
               <w:t>e</w:t>
             </w:r>
             <w:r>
               <w:rPr>
-                <w:rFonts w:ascii="Roboto" w:hAnsi="Roboto" w:cs="Tahoma"/>
-                <w:sz w:val="20"/>
-                <w:szCs w:val="20"/>
+                <w:rFonts w:cs="Arial"/>
+                <w:szCs w:val="22"/>
               </w:rPr>
               <w:t xml:space="preserve">xtranjera sin </w:t>
             </w:r>
             <w:r>
               <w:rPr>
-                <w:rFonts w:ascii="Roboto" w:hAnsi="Roboto" w:cs="Tahoma"/>
-                <w:sz w:val="20"/>
-                <w:szCs w:val="20"/>
+                <w:rFonts w:cs="Arial"/>
+                <w:szCs w:val="22"/>
               </w:rPr>
               <w:t>S</w:t>
             </w:r>
             <w:r>
               <w:rPr>
-                <w:rFonts w:ascii="Roboto" w:hAnsi="Roboto" w:cs="Tahoma"/>
-                <w:sz w:val="20"/>
-                <w:szCs w:val="20"/>
+                <w:rFonts w:cs="Arial"/>
+                <w:szCs w:val="22"/>
               </w:rPr>
               <w:t>ucursal en Colombia</w:t>
             </w:r>
             <w:r>
               <w:rPr>
-                <w:rFonts w:ascii="Roboto" w:hAnsi="Roboto" w:cs="Tahoma"/>
-                <w:sz w:val="20"/>
-                <w:szCs w:val="20"/>
+                <w:rFonts w:cs="Arial"/>
+                <w:szCs w:val="22"/>
               </w:rPr>
               <w:t xml:space="preserve"> </w:t>
             </w:r>
             <w:r>
               <w:rPr>
-                <w:rFonts w:ascii="Roboto" w:hAnsi="Roboto" w:cs="Tahoma"/>
-                <w:sz w:val="20"/>
-                <w:szCs w:val="20"/>
+                <w:rFonts w:cs="Arial"/>
+                <w:szCs w:val="22"/>
               </w:rPr>
               <w:t xml:space="preserve">___ </w:t>
             </w:r>
@@ -3691,58 +3285,51 @@
               <w:contextualSpacing/>
               <w:jc w:val="left"/>
               <w:rPr>
-                <w:rFonts w:ascii="Roboto" w:hAnsi="Roboto" w:cs="Tahoma"/>
-                <w:sz w:val="20"/>
-                <w:szCs w:val="20"/>
+                <w:rFonts w:cs="Arial"/>
+                <w:szCs w:val="22"/>
               </w:rPr>
             </w:pPr>
             <w:r>
               <w:rPr>
-                <w:rFonts w:ascii="Roboto" w:hAnsi="Roboto" w:cs="Tahoma"/>
-                <w:sz w:val="20"/>
-                <w:szCs w:val="20"/>
+                <w:rFonts w:cs="Arial"/>
+                <w:szCs w:val="22"/>
               </w:rPr>
               <w:t xml:space="preserve">Sucursal de </w:t>
             </w:r>
             <w:r>
               <w:rPr>
-                <w:rFonts w:ascii="Roboto" w:hAnsi="Roboto" w:cs="Tahoma"/>
-                <w:sz w:val="20"/>
-                <w:szCs w:val="20"/>
+                <w:rFonts w:cs="Arial"/>
+                <w:szCs w:val="22"/>
               </w:rPr>
               <w:t>s</w:t>
             </w:r>
             <w:r>
               <w:rPr>
-                <w:rFonts w:ascii="Roboto" w:hAnsi="Roboto" w:cs="Tahoma"/>
-                <w:sz w:val="20"/>
-                <w:szCs w:val="20"/>
+                <w:rFonts w:cs="Arial"/>
+                <w:szCs w:val="22"/>
               </w:rPr>
               <w:t xml:space="preserve">ociedad </w:t>
             </w:r>
             <w:r>
               <w:rPr>
-                <w:rFonts w:ascii="Roboto" w:hAnsi="Roboto" w:cs="Tahoma"/>
-                <w:sz w:val="20"/>
-                <w:szCs w:val="20"/>
+                <w:rFonts w:cs="Arial"/>
+                <w:szCs w:val="22"/>
               </w:rPr>
               <w:t>e</w:t>
             </w:r>
             <w:r>
               <w:rPr>
-                <w:rFonts w:ascii="Roboto" w:hAnsi="Roboto" w:cs="Tahoma"/>
-                <w:sz w:val="20"/>
-                <w:szCs w:val="20"/>
+                <w:rFonts w:cs="Arial"/>
+                <w:szCs w:val="22"/>
               </w:rPr>
               <w:t xml:space="preserve">xtranjera </w:t>
             </w:r>
             <w:r>
               <w:rPr>
-                <w:rFonts w:ascii="Roboto" w:hAnsi="Roboto" w:cs="Tahoma"/>
+                <w:rFonts w:cs="Arial"/>
                 <w:b/>
                 <w:bCs/>
-                <w:sz w:val="20"/>
-                <w:szCs w:val="20"/>
+                <w:szCs w:val="22"/>
               </w:rPr>
               <w:t xml:space="preserve">___ </w:t>
             </w:r>
@@ -3753,91 +3340,103 @@
               <w:contextualSpacing/>
               <w:jc w:val="left"/>
               <w:rPr>
-                <w:rFonts w:ascii="Roboto" w:hAnsi="Roboto" w:cs="Tahoma"/>
-                <w:sz w:val="20"/>
-                <w:szCs w:val="20"/>
+                <w:rFonts w:cs="Arial"/>
+                <w:szCs w:val="22"/>
               </w:rPr>
             </w:pPr>
             <w:r>
               <w:rPr>
-                <w:rFonts w:ascii="Roboto" w:hAnsi="Roboto" w:cs="Tahoma"/>
-                <w:sz w:val="20"/>
-                <w:szCs w:val="20"/>
+                <w:rFonts w:cs="Arial"/>
+                <w:szCs w:val="22"/>
               </w:rPr>
               <w:t xml:space="preserve">Unión </w:t>
             </w:r>
             <w:r>
               <w:rPr>
-                <w:rFonts w:ascii="Roboto" w:hAnsi="Roboto" w:cs="Tahoma"/>
-                <w:sz w:val="20"/>
-                <w:szCs w:val="20"/>
+                <w:rFonts w:cs="Arial"/>
+                <w:szCs w:val="22"/>
               </w:rPr>
               <w:t>T</w:t>
             </w:r>
             <w:r>
               <w:rPr>
-                <w:rFonts w:ascii="Roboto" w:hAnsi="Roboto" w:cs="Tahoma"/>
-                <w:sz w:val="20"/>
-                <w:szCs w:val="20"/>
+                <w:rFonts w:cs="Arial"/>
+                <w:szCs w:val="22"/>
               </w:rPr>
               <w:t>emporal _</w:t>
             </w:r>
             <w:r>
               <w:rPr>
-                <w:rFonts w:ascii="Roboto" w:hAnsi="Roboto" w:cs="Tahoma"/>
+                <w:rFonts w:cs="Arial"/>
                 <w:b/>
                 <w:bCs/>
-                <w:sz w:val="20"/>
-                <w:szCs w:val="20"/>
+                <w:szCs w:val="22"/>
               </w:rPr>
               <w:fldChar w:fldCharType="begin"/>
             </w:r>
             <w:r>
               <w:rPr>
-                <w:rFonts w:ascii="Roboto" w:hAnsi="Roboto" w:cs="Tahoma"/>
+                <w:rFonts w:cs="Arial"/>
                 <w:b/>
                 <w:bCs/>
-                <w:sz w:val="20"/>
-                <w:szCs w:val="20"/>
+                <w:szCs w:val="22"/>
               </w:rPr>
               <w:instrText xml:space="preserve"> MERGEFIELD propo_union </w:instrText>
             </w:r>
             <w:r>
               <w:rPr>
-                <w:rFonts w:ascii="Roboto" w:hAnsi="Roboto" w:cs="Tahoma"/>
+                <w:rFonts w:cs="Arial"/>
                 <w:b/>
                 <w:bCs/>
-                <w:sz w:val="20"/>
-                <w:szCs w:val="20"/>
+                <w:szCs w:val="22"/>
               </w:rPr>
               <w:fldChar w:fldCharType="separate"/>
             </w:r>
             <w:r>
               <w:rPr>
-                <w:rFonts w:ascii="Roboto" w:hAnsi="Roboto" w:cs="Tahoma"/>
+                <w:rFonts w:cs="Arial"/>
                 <w:b/>
                 <w:bCs/>
                 <w:noProof/>
-                <w:sz w:val="20"/>
-                <w:szCs w:val="20"/>
-              </w:rPr>
-              <w:t>«propo_union»</w:t>
-            </w:r>
-            <w:r>
-              <w:rPr>
-                <w:rFonts w:ascii="Roboto" w:hAnsi="Roboto" w:cs="Tahoma"/>
+                <w:szCs w:val="22"/>
+              </w:rPr>
+              <w:t>«</w:t>
+            </w:r>
+            <w:proofErr w:type="spellStart"/>
+            <w:r>
+              <w:rPr>
+                <w:rFonts w:cs="Arial"/>
                 <w:b/>
                 <w:bCs/>
-                <w:sz w:val="20"/>
-                <w:szCs w:val="20"/>
+                <w:noProof/>
+                <w:szCs w:val="22"/>
+              </w:rPr>
+              <w:t>propo_union</w:t>
+            </w:r>
+            <w:proofErr w:type="spellEnd"/>
+            <w:r>
+              <w:rPr>
+                <w:rFonts w:cs="Arial"/>
+                <w:b/>
+                <w:bCs/>
+                <w:noProof/>
+                <w:szCs w:val="22"/>
+              </w:rPr>
+              <w:t>»</w:t>
+            </w:r>
+            <w:r>
+              <w:rPr>
+                <w:rFonts w:cs="Arial"/>
+                <w:b/>
+                <w:bCs/>
+                <w:szCs w:val="22"/>
               </w:rPr>
               <w:fldChar w:fldCharType="end"/>
             </w:r>
             <w:r>
               <w:rPr>
-                <w:rFonts w:ascii="Roboto" w:hAnsi="Roboto" w:cs="Tahoma"/>
-                <w:sz w:val="20"/>
-                <w:szCs w:val="20"/>
+                <w:rFonts w:cs="Arial"/>
+                <w:szCs w:val="22"/>
               </w:rPr>
               <w:t xml:space="preserve">__ </w:t>
             </w:r>
@@ -3848,89 +3447,104 @@
               <w:contextualSpacing/>
               <w:jc w:val="left"/>
               <w:rPr>
-                <w:rFonts w:ascii="Roboto" w:hAnsi="Roboto" w:cs="Tahoma"/>
-                <w:sz w:val="20"/>
-                <w:szCs w:val="20"/>
+                <w:rFonts w:cs="Arial"/>
+                <w:szCs w:val="22"/>
               </w:rPr>
             </w:pPr>
             <w:r>
               <w:rPr>
-                <w:rFonts w:ascii="Roboto" w:hAnsi="Roboto" w:cs="Tahoma"/>
-                <w:sz w:val="20"/>
-                <w:szCs w:val="20"/>
+                <w:rFonts w:cs="Arial"/>
+                <w:szCs w:val="22"/>
               </w:rPr>
               <w:t xml:space="preserve">Consorcio </w:t>
             </w:r>
             <w:r>
               <w:rPr>
-                <w:rFonts w:ascii="Roboto" w:hAnsi="Roboto" w:cs="Tahoma"/>
-                <w:sz w:val="20"/>
-                <w:szCs w:val="20"/>
+                <w:rFonts w:cs="Arial"/>
+                <w:szCs w:val="22"/>
                 <w:u w:val="single"/>
               </w:rPr>
               <w:t>_</w:t>
             </w:r>
             <w:r>
               <w:rPr>
-                <w:rFonts w:ascii="Roboto" w:hAnsi="Roboto" w:cs="Tahoma"/>
+                <w:rFonts w:cs="Arial"/>
                 <w:b/>
                 <w:bCs/>
-                <w:sz w:val="20"/>
-                <w:szCs w:val="20"/>
+                <w:szCs w:val="22"/>
                 <w:u w:val="single"/>
               </w:rPr>
               <w:fldChar w:fldCharType="begin"/>
             </w:r>
             <w:r>
               <w:rPr>
-                <w:rFonts w:ascii="Roboto" w:hAnsi="Roboto" w:cs="Tahoma"/>
+                <w:rFonts w:cs="Arial"/>
                 <w:b/>
                 <w:bCs/>
-                <w:sz w:val="20"/>
-                <w:szCs w:val="20"/>
+                <w:szCs w:val="22"/>
                 <w:u w:val="single"/>
               </w:rPr>
               <w:instrText xml:space="preserve"> MERGEFIELD "propo_conso" </w:instrText>
             </w:r>
             <w:r>
               <w:rPr>
-                <w:rFonts w:ascii="Roboto" w:hAnsi="Roboto" w:cs="Tahoma"/>
+                <w:rFonts w:cs="Arial"/>
                 <w:b/>
                 <w:bCs/>
-                <w:sz w:val="20"/>
-                <w:szCs w:val="20"/>
+                <w:szCs w:val="22"/>
                 <w:u w:val="single"/>
               </w:rPr>
               <w:fldChar w:fldCharType="separate"/>
             </w:r>
             <w:r>
               <w:rPr>
-                <w:rFonts w:ascii="Roboto" w:hAnsi="Roboto" w:cs="Tahoma"/>
+                <w:rFonts w:cs="Arial"/>
                 <w:b/>
                 <w:bCs/>
                 <w:noProof/>
-                <w:sz w:val="20"/>
-                <w:szCs w:val="20"/>
+                <w:szCs w:val="22"/>
                 <w:u w:val="single"/>
               </w:rPr>
-              <w:t>«propo_conso»</w:t>
-            </w:r>
-            <w:r>
-              <w:rPr>
-                <w:rFonts w:ascii="Roboto" w:hAnsi="Roboto" w:cs="Tahoma"/>
+              <w:t>«</w:t>
+            </w:r>
+            <w:proofErr w:type="spellStart"/>
+            <w:r>
+              <w:rPr>
+                <w:rFonts w:cs="Arial"/>
                 <w:b/>
                 <w:bCs/>
-                <w:sz w:val="20"/>
-                <w:szCs w:val="20"/>
+                <w:noProof/>
+                <w:szCs w:val="22"/>
                 <w:u w:val="single"/>
               </w:rPr>
+              <w:t>propo_conso</w:t>
+            </w:r>
+            <w:proofErr w:type="spellEnd"/>
+            <w:r>
+              <w:rPr>
+                <w:rFonts w:cs="Arial"/>
+                <w:b/>
+                <w:bCs/>
+                <w:noProof/>
+                <w:szCs w:val="22"/>
+                <w:u w:val="single"/>
+              </w:rPr>
+              <w:t>»</w:t>
+            </w:r>
+            <w:r>
+              <w:rPr>
+                <w:rFonts w:cs="Arial"/>
+                <w:b/>
+                <w:bCs/>
+                <w:szCs w:val="22"/>
+                <w:u w:val="single"/>
+              </w:rPr>
               <w:fldChar w:fldCharType="end"/>
             </w:r>
             <w:r>
               <w:rPr>
-                <w:rFonts w:ascii="Roboto" w:hAnsi="Roboto" w:cs="Tahoma"/>
-                <w:sz w:val="20"/>
-                <w:szCs w:val="20"/>
+                <w:rFonts w:cs="Arial"/>
+                <w:szCs w:val="22"/>
                 <w:u w:val="single"/>
               </w:rPr>
               <w:t>__</w:t>
@@ -3942,68 +3556,60 @@
               <w:contextualSpacing/>
               <w:jc w:val="left"/>
               <w:rPr>
-                <w:rFonts w:ascii="Roboto" w:hAnsi="Roboto" w:cs="Tahoma"/>
-                <w:sz w:val="20"/>
-                <w:szCs w:val="20"/>
+                <w:rFonts w:cs="Arial"/>
+                <w:szCs w:val="22"/>
               </w:rPr>
             </w:pPr>
             <w:proofErr w:type="spellStart"/>
             <w:r>
               <w:rPr>
-                <w:rFonts w:ascii="Roboto" w:hAnsi="Roboto" w:cs="Tahoma"/>
-                <w:sz w:val="20"/>
-                <w:szCs w:val="20"/>
+                <w:rFonts w:cs="Arial"/>
+                <w:szCs w:val="22"/>
               </w:rPr>
               <w:t>Otro__</w:t>
             </w:r>
             <w:r>
               <w:rPr>
-                <w:rFonts w:ascii="Roboto" w:hAnsi="Roboto" w:cs="Tahoma"/>
-                <w:sz w:val="20"/>
-                <w:szCs w:val="20"/>
+                <w:rFonts w:cs="Arial"/>
+                <w:szCs w:val="22"/>
               </w:rPr>
               <w:fldChar w:fldCharType="begin"/>
             </w:r>
             <w:r>
               <w:rPr>
-                <w:rFonts w:ascii="Roboto" w:hAnsi="Roboto" w:cs="Tahoma"/>
-                <w:sz w:val="20"/>
-                <w:szCs w:val="20"/>
+                <w:rFonts w:cs="Arial"/>
+                <w:szCs w:val="22"/>
               </w:rPr>
               <w:instrText xml:space="preserve"> AUTHOR  "Nombre y Apellidos" \* FirstCap  \* MERGEFORMAT </w:instrText>
             </w:r>
             <w:r>
               <w:rPr>
-                <w:rFonts w:ascii="Roboto" w:hAnsi="Roboto" w:cs="Tahoma"/>
-                <w:sz w:val="20"/>
-                <w:szCs w:val="20"/>
+                <w:rFonts w:cs="Arial"/>
+                <w:szCs w:val="22"/>
               </w:rPr>
               <w:fldChar w:fldCharType="separate"/>
             </w:r>
             <w:r>
               <w:rPr>
-                <w:rFonts w:ascii="Roboto" w:hAnsi="Roboto" w:cs="Tahoma"/>
+                <w:rFonts w:cs="Arial"/>
                 <w:noProof/>
-                <w:sz w:val="20"/>
-                <w:szCs w:val="20"/>
+                <w:szCs w:val="22"/>
               </w:rPr>
               <w:t>Nombre</w:t>
             </w:r>
             <w:proofErr w:type="spellEnd"/>
             <w:r>
               <w:rPr>
-                <w:rFonts w:ascii="Roboto" w:hAnsi="Roboto" w:cs="Tahoma"/>
+                <w:rFonts w:cs="Arial"/>
                 <w:noProof/>
-                <w:sz w:val="20"/>
-                <w:szCs w:val="20"/>
+                <w:szCs w:val="22"/>
               </w:rPr>
               <w:t xml:space="preserve"> y Apellidos</w:t>
             </w:r>
             <w:r>
               <w:rPr>
-                <w:rFonts w:ascii="Roboto" w:hAnsi="Roboto" w:cs="Tahoma"/>
-                <w:sz w:val="20"/>
-                <w:szCs w:val="20"/>
+                <w:rFonts w:cs="Arial"/>
+                <w:szCs w:val="22"/>
               </w:rPr>
               <w:fldChar w:fldCharType="end"/>
             </w:r>
@@ -4033,37 +3639,32 @@
               <w:contextualSpacing/>
               <w:jc w:val="left"/>
               <w:rPr>
-                <w:rFonts w:ascii="Roboto" w:hAnsi="Roboto" w:cs="Tahoma"/>
+                <w:rFonts w:cs="Arial"/>
                 <w:b/>
-                <w:sz w:val="20"/>
-                <w:szCs w:val="20"/>
+                <w:szCs w:val="22"/>
               </w:rPr>
             </w:pPr>
             <w:r>
               <w:rPr>
-                <w:rFonts w:ascii="Roboto" w:hAnsi="Roboto" w:cs="Tahoma"/>
+                <w:rFonts w:cs="Arial"/>
                 <w:b/>
-                <w:sz w:val="20"/>
-                <w:szCs w:val="20"/>
-              </w:rPr>
-              <w:lastRenderedPageBreak/>
+                <w:szCs w:val="22"/>
+              </w:rPr>
               <w:t xml:space="preserve">Grupo </w:t>
             </w:r>
             <w:r>
               <w:rPr>
-                <w:rFonts w:ascii="Roboto" w:hAnsi="Roboto" w:cs="Tahoma"/>
+                <w:rFonts w:cs="Arial"/>
                 <w:b/>
-                <w:sz w:val="20"/>
-                <w:szCs w:val="20"/>
+                <w:szCs w:val="22"/>
               </w:rPr>
               <w:t>empresarial</w:t>
             </w:r>
             <w:r>
               <w:rPr>
-                <w:rFonts w:ascii="Roboto" w:hAnsi="Roboto" w:cs="Tahoma"/>
+                <w:rFonts w:cs="Arial"/>
                 <w:b/>
-                <w:sz w:val="20"/>
-                <w:szCs w:val="20"/>
+                <w:szCs w:val="22"/>
               </w:rPr>
               <w:t xml:space="preserve">: </w:t>
             </w:r>
@@ -4087,281 +3688,274 @@
               <w:contextualSpacing/>
               <w:jc w:val="left"/>
               <w:rPr>
-                <w:rFonts w:ascii="Roboto" w:hAnsi="Roboto" w:cs="Tahoma"/>
-                <w:sz w:val="20"/>
-                <w:szCs w:val="20"/>
+                <w:rFonts w:cs="Arial"/>
+                <w:szCs w:val="22"/>
               </w:rPr>
             </w:pPr>
             <w:r>
               <w:rPr>
-                <w:rFonts w:ascii="Roboto" w:hAnsi="Roboto" w:cs="Tahoma"/>
-                <w:sz w:val="20"/>
-                <w:szCs w:val="20"/>
+                <w:rFonts w:cs="Arial"/>
+                <w:szCs w:val="22"/>
               </w:rPr>
               <w:t xml:space="preserve">El </w:t>
             </w:r>
             <w:r>
               <w:rPr>
-                <w:rFonts w:ascii="Roboto" w:hAnsi="Roboto" w:cs="Tahoma"/>
-                <w:sz w:val="20"/>
-                <w:szCs w:val="20"/>
+                <w:rFonts w:cs="Arial"/>
+                <w:szCs w:val="22"/>
               </w:rPr>
               <w:t xml:space="preserve">Proponente </w:t>
             </w:r>
             <w:r>
               <w:rPr>
-                <w:rFonts w:ascii="Roboto" w:hAnsi="Roboto" w:cs="Tahoma"/>
-                <w:sz w:val="20"/>
-                <w:szCs w:val="20"/>
+                <w:rFonts w:cs="Arial"/>
+                <w:szCs w:val="22"/>
               </w:rPr>
               <w:t xml:space="preserve">o alguno de los miembros del </w:t>
             </w:r>
             <w:r>
               <w:rPr>
-                <w:rFonts w:ascii="Roboto" w:hAnsi="Roboto" w:cs="Tahoma"/>
-                <w:sz w:val="20"/>
-                <w:szCs w:val="20"/>
+                <w:rFonts w:cs="Arial"/>
+                <w:szCs w:val="22"/>
               </w:rPr>
               <w:t xml:space="preserve">Proponente Plural </w:t>
             </w:r>
             <w:r>
               <w:rPr>
-                <w:rFonts w:ascii="Roboto" w:hAnsi="Roboto" w:cs="Tahoma"/>
-                <w:sz w:val="20"/>
-                <w:szCs w:val="20"/>
+                <w:rFonts w:cs="Arial"/>
+                <w:szCs w:val="22"/>
               </w:rPr>
               <w:t xml:space="preserve">pertenece a un grupo </w:t>
             </w:r>
             <w:r>
               <w:rPr>
-                <w:rFonts w:ascii="Roboto" w:hAnsi="Roboto" w:cs="Tahoma"/>
-                <w:sz w:val="20"/>
-                <w:szCs w:val="20"/>
+                <w:rFonts w:cs="Arial"/>
+                <w:szCs w:val="22"/>
               </w:rPr>
               <w:t>empresarial</w:t>
             </w:r>
             <w:r>
               <w:rPr>
-                <w:rFonts w:ascii="Roboto" w:hAnsi="Roboto" w:cs="Tahoma"/>
-                <w:sz w:val="20"/>
-                <w:szCs w:val="20"/>
+                <w:rFonts w:cs="Arial"/>
+                <w:szCs w:val="22"/>
               </w:rPr>
               <w:t>:</w:t>
             </w:r>
             <w:r>
               <w:rPr>
-                <w:rFonts w:ascii="Roboto" w:hAnsi="Roboto" w:cs="Tahoma"/>
-                <w:sz w:val="20"/>
-                <w:szCs w:val="20"/>
+                <w:rFonts w:cs="Arial"/>
+                <w:szCs w:val="22"/>
               </w:rPr>
               <w:t xml:space="preserve"> </w:t>
             </w:r>
             <w:r>
               <w:rPr>
-                <w:rFonts w:ascii="Roboto" w:hAnsi="Roboto" w:cs="Tahoma"/>
-                <w:sz w:val="20"/>
-                <w:szCs w:val="20"/>
+                <w:rFonts w:cs="Arial"/>
+                <w:szCs w:val="22"/>
               </w:rPr>
               <w:t>Sí</w:t>
             </w:r>
             <w:r>
               <w:rPr>
-                <w:rFonts w:ascii="Roboto" w:hAnsi="Roboto" w:cs="Tahoma"/>
+                <w:rFonts w:cs="Arial"/>
                 <w:b/>
                 <w:bCs/>
-                <w:sz w:val="20"/>
-                <w:szCs w:val="20"/>
+                <w:szCs w:val="22"/>
                 <w:u w:val="single"/>
               </w:rPr>
               <w:t>_</w:t>
             </w:r>
             <w:r>
               <w:rPr>
-                <w:rFonts w:ascii="Roboto" w:hAnsi="Roboto" w:cs="Tahoma"/>
+                <w:rFonts w:cs="Arial"/>
                 <w:b/>
                 <w:bCs/>
-                <w:sz w:val="20"/>
-                <w:szCs w:val="20"/>
+                <w:szCs w:val="22"/>
                 <w:u w:val="single"/>
               </w:rPr>
               <w:fldChar w:fldCharType="begin"/>
             </w:r>
             <w:r>
               <w:rPr>
-                <w:rFonts w:ascii="Roboto" w:hAnsi="Roboto" w:cs="Tahoma"/>
+                <w:rFonts w:cs="Arial"/>
                 <w:b/>
                 <w:bCs/>
-                <w:sz w:val="20"/>
-                <w:szCs w:val="20"/>
+                <w:szCs w:val="22"/>
                 <w:u w:val="single"/>
               </w:rPr>
               <w:instrText xml:space="preserve"> MERGEFIELD "grupo_emp" </w:instrText>
             </w:r>
             <w:r>
               <w:rPr>
-                <w:rFonts w:ascii="Roboto" w:hAnsi="Roboto" w:cs="Tahoma"/>
+                <w:rFonts w:cs="Arial"/>
                 <w:b/>
                 <w:bCs/>
-                <w:sz w:val="20"/>
-                <w:szCs w:val="20"/>
+                <w:szCs w:val="22"/>
                 <w:u w:val="single"/>
               </w:rPr>
               <w:fldChar w:fldCharType="separate"/>
             </w:r>
             <w:r>
               <w:rPr>
-                <w:rFonts w:ascii="Roboto" w:hAnsi="Roboto" w:cs="Tahoma"/>
+                <w:rFonts w:cs="Arial"/>
                 <w:b/>
                 <w:bCs/>
                 <w:noProof/>
-                <w:sz w:val="20"/>
-                <w:szCs w:val="20"/>
+                <w:szCs w:val="22"/>
                 <w:u w:val="single"/>
               </w:rPr>
-              <w:t>«grupo_emp»</w:t>
-            </w:r>
-            <w:r>
-              <w:rPr>
-                <w:rFonts w:ascii="Roboto" w:hAnsi="Roboto" w:cs="Tahoma"/>
+              <w:t>«</w:t>
+            </w:r>
+            <w:proofErr w:type="spellStart"/>
+            <w:r>
+              <w:rPr>
+                <w:rFonts w:cs="Arial"/>
                 <w:b/>
                 <w:bCs/>
-                <w:sz w:val="20"/>
-                <w:szCs w:val="20"/>
+                <w:noProof/>
+                <w:szCs w:val="22"/>
                 <w:u w:val="single"/>
               </w:rPr>
-              <w:fldChar w:fldCharType="end"/>
-            </w:r>
-            <w:r>
-              <w:rPr>
-                <w:rFonts w:ascii="Roboto" w:hAnsi="Roboto" w:cs="Tahoma"/>
+              <w:t>grupo_emp</w:t>
+            </w:r>
+            <w:proofErr w:type="spellEnd"/>
+            <w:r>
+              <w:rPr>
+                <w:rFonts w:cs="Arial"/>
                 <w:b/>
                 <w:bCs/>
-                <w:sz w:val="20"/>
-                <w:szCs w:val="20"/>
+                <w:noProof/>
+                <w:szCs w:val="22"/>
                 <w:u w:val="single"/>
               </w:rPr>
-              <w:t>_</w:t>
-            </w:r>
-            <w:r>
-              <w:rPr>
-                <w:rFonts w:ascii="Roboto" w:hAnsi="Roboto" w:cs="Tahoma"/>
-                <w:sz w:val="20"/>
-                <w:szCs w:val="20"/>
-              </w:rPr>
-              <w:t xml:space="preserve"> </w:t>
-            </w:r>
-            <w:r>
-              <w:rPr>
-                <w:rFonts w:ascii="Roboto" w:hAnsi="Roboto" w:cs="Tahoma"/>
-                <w:sz w:val="20"/>
-                <w:szCs w:val="20"/>
-              </w:rPr>
-              <w:t>No</w:t>
-            </w:r>
-            <w:r>
-              <w:rPr>
-                <w:rFonts w:ascii="Roboto" w:hAnsi="Roboto" w:cs="Tahoma"/>
+              <w:t>»</w:t>
+            </w:r>
+            <w:r>
+              <w:rPr>
+                <w:rFonts w:cs="Arial"/>
                 <w:b/>
                 <w:bCs/>
-                <w:sz w:val="20"/>
-                <w:szCs w:val="20"/>
+                <w:szCs w:val="22"/>
                 <w:u w:val="single"/>
               </w:rPr>
-              <w:t>_</w:t>
-            </w:r>
-            <w:r>
-              <w:rPr>
-                <w:rFonts w:ascii="Roboto" w:hAnsi="Roboto" w:cs="Tahoma"/>
+              <w:fldChar w:fldCharType="end"/>
+            </w:r>
+            <w:r>
+              <w:rPr>
+                <w:rFonts w:cs="Arial"/>
                 <w:b/>
                 <w:bCs/>
-                <w:sz w:val="20"/>
-                <w:szCs w:val="20"/>
+                <w:szCs w:val="22"/>
                 <w:u w:val="single"/>
               </w:rPr>
               <w:t>_</w:t>
             </w:r>
             <w:r>
               <w:rPr>
-                <w:rFonts w:ascii="Roboto" w:hAnsi="Roboto" w:cs="Tahoma"/>
+                <w:rFonts w:cs="Arial"/>
+                <w:szCs w:val="22"/>
+              </w:rPr>
+              <w:t xml:space="preserve"> </w:t>
+            </w:r>
+            <w:r>
+              <w:rPr>
+                <w:rFonts w:cs="Arial"/>
+                <w:szCs w:val="22"/>
+              </w:rPr>
+              <w:t>No</w:t>
+            </w:r>
+            <w:r>
+              <w:rPr>
+                <w:rFonts w:cs="Arial"/>
                 <w:b/>
                 <w:bCs/>
-                <w:sz w:val="20"/>
-                <w:szCs w:val="20"/>
+                <w:szCs w:val="22"/>
                 <w:u w:val="single"/>
               </w:rPr>
               <w:t>_</w:t>
             </w:r>
             <w:r>
               <w:rPr>
-                <w:rFonts w:ascii="Roboto" w:hAnsi="Roboto" w:cs="Tahoma"/>
+                <w:rFonts w:cs="Arial"/>
                 <w:b/>
                 <w:bCs/>
-                <w:sz w:val="20"/>
-                <w:szCs w:val="20"/>
+                <w:szCs w:val="22"/>
+                <w:u w:val="single"/>
+              </w:rPr>
+              <w:t>_</w:t>
+            </w:r>
+            <w:r>
+              <w:rPr>
+                <w:rFonts w:cs="Arial"/>
+                <w:b/>
+                <w:bCs/>
+                <w:szCs w:val="22"/>
+                <w:u w:val="single"/>
+              </w:rPr>
+              <w:t>_</w:t>
+            </w:r>
+            <w:r>
+              <w:rPr>
+                <w:rFonts w:cs="Arial"/>
+                <w:b/>
+                <w:bCs/>
+                <w:szCs w:val="22"/>
               </w:rPr>
               <w:t xml:space="preserve"> </w:t>
             </w:r>
             <w:r>
               <w:rPr>
-                <w:rFonts w:ascii="Roboto" w:hAnsi="Roboto" w:cs="Tahoma"/>
-                <w:sz w:val="20"/>
-                <w:szCs w:val="20"/>
+                <w:rFonts w:cs="Arial"/>
+                <w:szCs w:val="22"/>
               </w:rPr>
               <w:t xml:space="preserve">Nombre del </w:t>
             </w:r>
             <w:r>
               <w:rPr>
-                <w:rFonts w:ascii="Roboto" w:hAnsi="Roboto" w:cs="Tahoma"/>
-                <w:sz w:val="20"/>
-                <w:szCs w:val="20"/>
+                <w:rFonts w:cs="Arial"/>
+                <w:szCs w:val="22"/>
               </w:rPr>
               <w:t>g</w:t>
             </w:r>
             <w:r>
               <w:rPr>
-                <w:rFonts w:ascii="Roboto" w:hAnsi="Roboto" w:cs="Tahoma"/>
-                <w:sz w:val="20"/>
-                <w:szCs w:val="20"/>
+                <w:rFonts w:cs="Arial"/>
+                <w:szCs w:val="22"/>
               </w:rPr>
               <w:t xml:space="preserve">rupo </w:t>
             </w:r>
             <w:r>
               <w:rPr>
-                <w:rFonts w:ascii="Roboto" w:hAnsi="Roboto" w:cs="Tahoma"/>
-                <w:sz w:val="20"/>
-                <w:szCs w:val="20"/>
+                <w:rFonts w:cs="Arial"/>
+                <w:szCs w:val="22"/>
               </w:rPr>
               <w:t>e</w:t>
             </w:r>
             <w:r>
               <w:rPr>
-                <w:rFonts w:ascii="Roboto" w:hAnsi="Roboto" w:cs="Tahoma"/>
-                <w:sz w:val="20"/>
-                <w:szCs w:val="20"/>
+                <w:rFonts w:cs="Arial"/>
+                <w:szCs w:val="22"/>
               </w:rPr>
               <w:t>mpresarial</w:t>
             </w:r>
             <w:r>
               <w:rPr>
-                <w:rFonts w:ascii="Roboto" w:hAnsi="Roboto" w:cs="Tahoma"/>
-                <w:sz w:val="20"/>
-                <w:szCs w:val="20"/>
+                <w:rFonts w:cs="Arial"/>
+                <w:szCs w:val="22"/>
               </w:rPr>
               <w:t>:</w:t>
             </w:r>
             <w:r>
               <w:rPr>
-                <w:rFonts w:ascii="Roboto" w:hAnsi="Roboto" w:cs="Tahoma"/>
-                <w:sz w:val="20"/>
-                <w:szCs w:val="20"/>
+                <w:rFonts w:cs="Arial"/>
+                <w:szCs w:val="22"/>
               </w:rPr>
               <w:t xml:space="preserve"> </w:t>
             </w:r>
             <w:r>
               <w:rPr>
-                <w:rFonts w:ascii="Roboto" w:hAnsi="Roboto" w:cs="Tahoma"/>
-                <w:sz w:val="20"/>
-                <w:szCs w:val="20"/>
+                <w:rFonts w:cs="Arial"/>
+                <w:szCs w:val="22"/>
               </w:rPr>
               <w:t xml:space="preserve">   </w:t>
             </w:r>
@@ -4372,11 +3966,10 @@
               <w:contextualSpacing/>
               <w:jc w:val="left"/>
               <w:rPr>
-                <w:rFonts w:ascii="Roboto" w:hAnsi="Roboto" w:cs="Tahoma"/>
+                <w:rFonts w:cs="Arial"/>
                 <w:b/>
                 <w:bCs/>
-                <w:sz w:val="20"/>
-                <w:szCs w:val="20"/>
+                <w:szCs w:val="22"/>
               </w:rPr>
             </w:pPr>
           </w:p>
@@ -4386,59 +3979,53 @@
               <w:contextualSpacing/>
               <w:jc w:val="left"/>
               <w:rPr>
-                <w:rFonts w:ascii="Roboto" w:hAnsi="Roboto" w:cs="Tahoma"/>
-                <w:sz w:val="20"/>
-                <w:szCs w:val="20"/>
+                <w:rFonts w:cs="Arial"/>
+                <w:szCs w:val="22"/>
               </w:rPr>
             </w:pPr>
             <w:r>
               <w:rPr>
-                <w:rFonts w:ascii="Roboto" w:hAnsi="Roboto" w:cs="Tahoma"/>
+                <w:rFonts w:cs="Arial"/>
                 <w:b/>
                 <w:bCs/>
-                <w:sz w:val="20"/>
-                <w:szCs w:val="20"/>
+                <w:szCs w:val="22"/>
               </w:rPr>
               <w:fldChar w:fldCharType="begin"/>
             </w:r>
             <w:r>
               <w:rPr>
-                <w:rFonts w:ascii="Roboto" w:hAnsi="Roboto" w:cs="Tahoma"/>
+                <w:rFonts w:cs="Arial"/>
                 <w:b/>
                 <w:bCs/>
-                <w:sz w:val="20"/>
-                <w:szCs w:val="20"/>
+                <w:szCs w:val="22"/>
               </w:rPr>
               <w:instrText xml:space="preserve"> MERGEFIELD nom_o_raz_soc_1 </w:instrText>
             </w:r>
             <w:r>
               <w:rPr>
-                <w:rFonts w:ascii="Roboto" w:hAnsi="Roboto" w:cs="Tahoma"/>
+                <w:rFonts w:cs="Arial"/>
                 <w:b/>
                 <w:bCs/>
-                <w:sz w:val="20"/>
-                <w:szCs w:val="20"/>
+                <w:szCs w:val="22"/>
               </w:rPr>
               <w:fldChar w:fldCharType="separate"/>
             </w:r>
             <w:r>
               <w:rPr>
-                <w:rFonts w:ascii="Roboto" w:hAnsi="Roboto" w:cs="Tahoma"/>
+                <w:rFonts w:cs="Arial"/>
                 <w:b/>
                 <w:bCs/>
                 <w:noProof/>
-                <w:sz w:val="20"/>
-                <w:szCs w:val="20"/>
+                <w:szCs w:val="22"/>
               </w:rPr>
               <w:t>«nom_o_raz_soc_1»</w:t>
             </w:r>
             <w:r>
               <w:rPr>
-                <w:rFonts w:ascii="Roboto" w:hAnsi="Roboto" w:cs="Tahoma"/>
+                <w:rFonts w:cs="Arial"/>
                 <w:b/>
                 <w:bCs/>
-                <w:sz w:val="20"/>
-                <w:szCs w:val="20"/>
+                <w:szCs w:val="22"/>
               </w:rPr>
               <w:fldChar w:fldCharType="end"/>
             </w:r>
@@ -4449,9 +4036,8 @@
               <w:contextualSpacing/>
               <w:jc w:val="left"/>
               <w:rPr>
-                <w:rFonts w:ascii="Roboto" w:hAnsi="Roboto" w:cs="Tahoma"/>
-                <w:sz w:val="20"/>
-                <w:szCs w:val="20"/>
+                <w:rFonts w:cs="Arial"/>
+                <w:szCs w:val="22"/>
               </w:rPr>
             </w:pPr>
           </w:p>
@@ -4461,40 +4047,35 @@
               <w:contextualSpacing/>
               <w:jc w:val="left"/>
               <w:rPr>
-                <w:rFonts w:ascii="Roboto" w:hAnsi="Roboto" w:cs="Tahoma"/>
-                <w:sz w:val="20"/>
-                <w:szCs w:val="20"/>
+                <w:rFonts w:cs="Arial"/>
+                <w:szCs w:val="22"/>
               </w:rPr>
             </w:pPr>
             <w:r>
               <w:rPr>
-                <w:rFonts w:ascii="Roboto" w:hAnsi="Roboto" w:cs="Tahoma"/>
-                <w:sz w:val="20"/>
-                <w:szCs w:val="20"/>
+                <w:rFonts w:cs="Arial"/>
+                <w:szCs w:val="22"/>
               </w:rPr>
               <w:t>En caso de que la respuesta anterior sea afirmativa, la</w:t>
             </w:r>
             <w:r>
               <w:rPr>
-                <w:rFonts w:ascii="Roboto" w:hAnsi="Roboto" w:cs="Tahoma"/>
-                <w:sz w:val="20"/>
-                <w:szCs w:val="20"/>
+                <w:rFonts w:cs="Arial"/>
+                <w:szCs w:val="22"/>
               </w:rPr>
               <w:t xml:space="preserve"> participación en el </w:t>
             </w:r>
             <w:r>
               <w:rPr>
-                <w:rFonts w:ascii="Roboto" w:hAnsi="Roboto" w:cs="Tahoma"/>
-                <w:sz w:val="20"/>
-                <w:szCs w:val="20"/>
+                <w:rFonts w:cs="Arial"/>
+                <w:szCs w:val="22"/>
               </w:rPr>
               <w:t xml:space="preserve">grupo </w:t>
             </w:r>
             <w:r>
               <w:rPr>
-                <w:rFonts w:ascii="Roboto" w:hAnsi="Roboto" w:cs="Tahoma"/>
-                <w:sz w:val="20"/>
-                <w:szCs w:val="20"/>
+                <w:rFonts w:cs="Arial"/>
+                <w:szCs w:val="22"/>
               </w:rPr>
               <w:t xml:space="preserve">empresarial es en calidad de: </w:t>
             </w:r>
@@ -4505,9 +4086,8 @@
               <w:contextualSpacing/>
               <w:jc w:val="left"/>
               <w:rPr>
-                <w:rFonts w:ascii="Roboto" w:hAnsi="Roboto" w:cs="Tahoma"/>
-                <w:sz w:val="20"/>
-                <w:szCs w:val="20"/>
+                <w:rFonts w:cs="Arial"/>
+                <w:szCs w:val="22"/>
               </w:rPr>
             </w:pPr>
           </w:p>
@@ -4517,88 +4097,103 @@
               <w:contextualSpacing/>
               <w:jc w:val="left"/>
               <w:rPr>
-                <w:rFonts w:ascii="Roboto" w:hAnsi="Roboto" w:cs="Tahoma"/>
-                <w:sz w:val="20"/>
-                <w:szCs w:val="20"/>
+                <w:rFonts w:cs="Arial"/>
+                <w:szCs w:val="22"/>
               </w:rPr>
             </w:pPr>
             <w:r>
               <w:rPr>
-                <w:rFonts w:ascii="Roboto" w:hAnsi="Roboto" w:cs="Tahoma"/>
-                <w:sz w:val="20"/>
-                <w:szCs w:val="20"/>
+                <w:rFonts w:cs="Arial"/>
+                <w:szCs w:val="22"/>
               </w:rPr>
               <w:t xml:space="preserve">Matriz </w:t>
             </w:r>
             <w:r>
               <w:rPr>
-                <w:rFonts w:ascii="Roboto" w:hAnsi="Roboto" w:cs="Tahoma"/>
-                <w:sz w:val="20"/>
-                <w:szCs w:val="20"/>
+                <w:rFonts w:cs="Arial"/>
+                <w:szCs w:val="22"/>
               </w:rPr>
               <w:t>_</w:t>
             </w:r>
             <w:r>
               <w:rPr>
-                <w:rFonts w:ascii="Roboto" w:hAnsi="Roboto" w:cs="Tahoma"/>
+                <w:rFonts w:cs="Arial"/>
                 <w:b/>
                 <w:bCs/>
-                <w:sz w:val="20"/>
-                <w:szCs w:val="20"/>
+                <w:szCs w:val="22"/>
                 <w:u w:val="single"/>
               </w:rPr>
               <w:fldChar w:fldCharType="begin"/>
             </w:r>
             <w:r>
               <w:rPr>
-                <w:rFonts w:ascii="Roboto" w:hAnsi="Roboto" w:cs="Tahoma"/>
+                <w:rFonts w:cs="Arial"/>
                 <w:b/>
                 <w:bCs/>
-                <w:sz w:val="20"/>
-                <w:szCs w:val="20"/>
+                <w:szCs w:val="22"/>
                 <w:u w:val="single"/>
               </w:rPr>
               <w:instrText xml:space="preserve"> MERGEFIELD "grupo_emp" </w:instrText>
             </w:r>
             <w:r>
               <w:rPr>
-                <w:rFonts w:ascii="Roboto" w:hAnsi="Roboto" w:cs="Tahoma"/>
+                <w:rFonts w:cs="Arial"/>
                 <w:b/>
                 <w:bCs/>
-                <w:sz w:val="20"/>
-                <w:szCs w:val="20"/>
+                <w:szCs w:val="22"/>
                 <w:u w:val="single"/>
               </w:rPr>
               <w:fldChar w:fldCharType="separate"/>
             </w:r>
             <w:r>
               <w:rPr>
-                <w:rFonts w:ascii="Roboto" w:hAnsi="Roboto" w:cs="Tahoma"/>
+                <w:rFonts w:cs="Arial"/>
                 <w:b/>
                 <w:bCs/>
                 <w:noProof/>
-                <w:sz w:val="20"/>
-                <w:szCs w:val="20"/>
+                <w:szCs w:val="22"/>
                 <w:u w:val="single"/>
               </w:rPr>
-              <w:t>«grupo_emp»</w:t>
-            </w:r>
-            <w:r>
-              <w:rPr>
-                <w:rFonts w:ascii="Roboto" w:hAnsi="Roboto" w:cs="Tahoma"/>
+              <w:t>«</w:t>
+            </w:r>
+            <w:proofErr w:type="spellStart"/>
+            <w:r>
+              <w:rPr>
+                <w:rFonts w:cs="Arial"/>
                 <w:b/>
                 <w:bCs/>
-                <w:sz w:val="20"/>
-                <w:szCs w:val="20"/>
+                <w:noProof/>
+                <w:szCs w:val="22"/>
                 <w:u w:val="single"/>
               </w:rPr>
+              <w:t>grupo_emp</w:t>
+            </w:r>
+            <w:proofErr w:type="spellEnd"/>
+            <w:r>
+              <w:rPr>
+                <w:rFonts w:cs="Arial"/>
+                <w:b/>
+                <w:bCs/>
+                <w:noProof/>
+                <w:szCs w:val="22"/>
+                <w:u w:val="single"/>
+              </w:rPr>
+              <w:t>»</w:t>
+            </w:r>
+            <w:r>
+              <w:rPr>
+                <w:rFonts w:cs="Arial"/>
+                <w:b/>
+                <w:bCs/>
+                <w:szCs w:val="22"/>
+                <w:u w:val="single"/>
+              </w:rPr>
               <w:fldChar w:fldCharType="end"/>
             </w:r>
             <w:r>
               <w:rPr>
-                <w:rFonts w:ascii="Roboto" w:hAnsi="Roboto" w:cs="Tahoma"/>
-                <w:sz w:val="20"/>
-                <w:szCs w:val="20"/>
+                <w:rFonts w:cs="Arial"/>
+                <w:szCs w:val="22"/>
               </w:rPr>
               <w:t xml:space="preserve">__ </w:t>
             </w:r>
@@ -4609,16 +4204,14 @@
               <w:contextualSpacing/>
               <w:jc w:val="left"/>
               <w:rPr>
-                <w:rFonts w:ascii="Roboto" w:hAnsi="Roboto" w:cs="Tahoma"/>
-                <w:sz w:val="20"/>
-                <w:szCs w:val="20"/>
+                <w:rFonts w:cs="Arial"/>
+                <w:szCs w:val="22"/>
               </w:rPr>
             </w:pPr>
             <w:r>
               <w:rPr>
-                <w:rFonts w:ascii="Roboto" w:hAnsi="Roboto" w:cs="Tahoma"/>
-                <w:sz w:val="20"/>
-                <w:szCs w:val="20"/>
+                <w:rFonts w:cs="Arial"/>
+                <w:szCs w:val="22"/>
               </w:rPr>
               <w:t xml:space="preserve">Subsidiaria ___ </w:t>
             </w:r>
@@ -4629,16 +4222,14 @@
               <w:contextualSpacing/>
               <w:jc w:val="left"/>
               <w:rPr>
-                <w:rFonts w:ascii="Roboto" w:hAnsi="Roboto" w:cs="Tahoma"/>
-                <w:sz w:val="20"/>
-                <w:szCs w:val="20"/>
+                <w:rFonts w:cs="Arial"/>
+                <w:szCs w:val="22"/>
               </w:rPr>
             </w:pPr>
             <w:r>
               <w:rPr>
-                <w:rFonts w:ascii="Roboto" w:hAnsi="Roboto" w:cs="Tahoma"/>
-                <w:sz w:val="20"/>
-                <w:szCs w:val="20"/>
+                <w:rFonts w:cs="Arial"/>
+                <w:szCs w:val="22"/>
               </w:rPr>
               <w:t xml:space="preserve">Filial ___ </w:t>
             </w:r>
@@ -4649,16 +4240,14 @@
               <w:contextualSpacing/>
               <w:jc w:val="left"/>
               <w:rPr>
-                <w:rFonts w:ascii="Roboto" w:hAnsi="Roboto" w:cs="Tahoma"/>
-                <w:sz w:val="20"/>
-                <w:szCs w:val="20"/>
+                <w:rFonts w:cs="Arial"/>
+                <w:szCs w:val="22"/>
               </w:rPr>
             </w:pPr>
             <w:r>
               <w:rPr>
-                <w:rFonts w:ascii="Roboto" w:hAnsi="Roboto" w:cs="Tahoma"/>
-                <w:sz w:val="20"/>
-                <w:szCs w:val="20"/>
+                <w:rFonts w:cs="Arial"/>
+                <w:szCs w:val="22"/>
               </w:rPr>
               <w:t xml:space="preserve">Subordinada ___ </w:t>
             </w:r>
@@ -4669,16 +4258,14 @@
               <w:contextualSpacing/>
               <w:jc w:val="left"/>
               <w:rPr>
-                <w:rFonts w:ascii="Roboto" w:hAnsi="Roboto" w:cs="Tahoma"/>
-                <w:sz w:val="20"/>
-                <w:szCs w:val="20"/>
+                <w:rFonts w:cs="Arial"/>
+                <w:szCs w:val="22"/>
               </w:rPr>
             </w:pPr>
             <w:r>
               <w:rPr>
-                <w:rFonts w:ascii="Roboto" w:hAnsi="Roboto" w:cs="Tahoma"/>
-                <w:sz w:val="20"/>
-                <w:szCs w:val="20"/>
+                <w:rFonts w:cs="Arial"/>
+                <w:szCs w:val="22"/>
               </w:rPr>
               <w:t>Otro (indicar cuál) ___________</w:t>
             </w:r>
@@ -4689,9 +4276,8 @@
               <w:contextualSpacing/>
               <w:jc w:val="left"/>
               <w:rPr>
-                <w:rFonts w:ascii="Roboto" w:hAnsi="Roboto" w:cs="Tahoma"/>
-                <w:sz w:val="20"/>
-                <w:szCs w:val="20"/>
+                <w:rFonts w:cs="Arial"/>
+                <w:szCs w:val="22"/>
               </w:rPr>
             </w:pPr>
           </w:p>
@@ -4719,36 +4305,32 @@
               <w:contextualSpacing/>
               <w:jc w:val="left"/>
               <w:rPr>
-                <w:rFonts w:ascii="Roboto" w:hAnsi="Roboto" w:cs="Tahoma"/>
+                <w:rFonts w:cs="Arial"/>
                 <w:b/>
-                <w:sz w:val="20"/>
-                <w:szCs w:val="20"/>
+                <w:szCs w:val="22"/>
               </w:rPr>
             </w:pPr>
             <w:r>
               <w:rPr>
-                <w:rFonts w:ascii="Roboto" w:hAnsi="Roboto" w:cs="Tahoma"/>
+                <w:rFonts w:cs="Arial"/>
                 <w:b/>
-                <w:sz w:val="20"/>
-                <w:szCs w:val="20"/>
+                <w:szCs w:val="22"/>
               </w:rPr>
               <w:t xml:space="preserve">Composición </w:t>
             </w:r>
             <w:r>
               <w:rPr>
-                <w:rFonts w:ascii="Roboto" w:hAnsi="Roboto" w:cs="Tahoma"/>
+                <w:rFonts w:cs="Arial"/>
                 <w:b/>
-                <w:sz w:val="20"/>
-                <w:szCs w:val="20"/>
+                <w:szCs w:val="22"/>
               </w:rPr>
               <w:t>de la persona jurídica</w:t>
             </w:r>
             <w:r>
               <w:rPr>
-                <w:rFonts w:ascii="Roboto" w:hAnsi="Roboto" w:cs="Tahoma"/>
+                <w:rFonts w:cs="Arial"/>
                 <w:b/>
-                <w:sz w:val="20"/>
-                <w:szCs w:val="20"/>
+                <w:szCs w:val="22"/>
               </w:rPr>
               <w:t>:</w:t>
             </w:r>
@@ -4770,128 +4352,139 @@
               <w:spacing w:before="0" w:after="0"/>
               <w:contextualSpacing/>
               <w:rPr>
-                <w:rFonts w:ascii="Roboto" w:hAnsi="Roboto" w:cs="Tahoma"/>
-                <w:sz w:val="20"/>
-                <w:szCs w:val="20"/>
+                <w:rFonts w:cs="Arial"/>
+                <w:szCs w:val="22"/>
               </w:rPr>
             </w:pPr>
             <w:r>
               <w:rPr>
-                <w:rFonts w:ascii="Roboto" w:hAnsi="Roboto" w:cs="Tahoma"/>
-                <w:sz w:val="20"/>
-                <w:szCs w:val="20"/>
+                <w:rFonts w:cs="Arial"/>
+                <w:szCs w:val="22"/>
               </w:rPr>
               <w:t xml:space="preserve">El </w:t>
             </w:r>
             <w:r>
               <w:rPr>
-                <w:rFonts w:ascii="Roboto" w:hAnsi="Roboto" w:cs="Tahoma"/>
-                <w:sz w:val="20"/>
-                <w:szCs w:val="20"/>
+                <w:rFonts w:cs="Arial"/>
+                <w:szCs w:val="22"/>
               </w:rPr>
               <w:t xml:space="preserve">Proponente </w:t>
             </w:r>
             <w:r>
               <w:rPr>
-                <w:rFonts w:ascii="Roboto" w:hAnsi="Roboto" w:cs="Tahoma"/>
-                <w:sz w:val="20"/>
-                <w:szCs w:val="20"/>
+                <w:rFonts w:cs="Arial"/>
+                <w:szCs w:val="22"/>
               </w:rPr>
               <w:t>cotiza en bolsa: sí</w:t>
             </w:r>
             <w:r>
               <w:rPr>
-                <w:rFonts w:ascii="Roboto" w:hAnsi="Roboto" w:cs="Tahoma"/>
+                <w:rFonts w:cs="Arial"/>
                 <w:b/>
                 <w:bCs/>
-                <w:sz w:val="20"/>
-                <w:szCs w:val="20"/>
+                <w:szCs w:val="22"/>
                 <w:u w:val="single"/>
               </w:rPr>
               <w:t>___</w:t>
             </w:r>
             <w:r>
               <w:rPr>
-                <w:rFonts w:ascii="Roboto" w:hAnsi="Roboto" w:cs="Tahoma"/>
-                <w:sz w:val="20"/>
-                <w:szCs w:val="20"/>
+                <w:rFonts w:cs="Arial"/>
+                <w:szCs w:val="22"/>
               </w:rPr>
               <w:t xml:space="preserve"> no</w:t>
             </w:r>
             <w:r>
               <w:rPr>
-                <w:rFonts w:ascii="Roboto" w:hAnsi="Roboto" w:cs="Tahoma"/>
+                <w:rFonts w:cs="Arial"/>
                 <w:b/>
                 <w:bCs/>
-                <w:sz w:val="20"/>
-                <w:szCs w:val="20"/>
+                <w:szCs w:val="22"/>
                 <w:u w:val="single"/>
               </w:rPr>
               <w:t>_</w:t>
             </w:r>
             <w:r>
               <w:rPr>
-                <w:rFonts w:ascii="Roboto" w:hAnsi="Roboto" w:cs="Tahoma"/>
+                <w:rFonts w:cs="Arial"/>
                 <w:b/>
                 <w:bCs/>
-                <w:sz w:val="20"/>
-                <w:szCs w:val="20"/>
+                <w:szCs w:val="22"/>
                 <w:u w:val="single"/>
               </w:rPr>
               <w:fldChar w:fldCharType="begin"/>
             </w:r>
             <w:r>
               <w:rPr>
-                <w:rFonts w:ascii="Roboto" w:hAnsi="Roboto" w:cs="Tahoma"/>
+                <w:rFonts w:cs="Arial"/>
                 <w:b/>
                 <w:bCs/>
-                <w:sz w:val="20"/>
-                <w:szCs w:val="20"/>
+                <w:szCs w:val="22"/>
                 <w:u w:val="single"/>
               </w:rPr>
               <w:instrText xml:space="preserve"> MERGEFIELD "cot_bolsa" </w:instrText>
             </w:r>
             <w:r>
               <w:rPr>
-                <w:rFonts w:ascii="Roboto" w:hAnsi="Roboto" w:cs="Tahoma"/>
+                <w:rFonts w:cs="Arial"/>
                 <w:b/>
                 <w:bCs/>
-                <w:sz w:val="20"/>
-                <w:szCs w:val="20"/>
+                <w:szCs w:val="22"/>
                 <w:u w:val="single"/>
               </w:rPr>
               <w:fldChar w:fldCharType="separate"/>
             </w:r>
             <w:r>
               <w:rPr>
-                <w:rFonts w:ascii="Roboto" w:hAnsi="Roboto" w:cs="Tahoma"/>
+                <w:rFonts w:cs="Arial"/>
                 <w:b/>
                 <w:bCs/>
                 <w:noProof/>
-                <w:sz w:val="20"/>
-                <w:szCs w:val="20"/>
+                <w:szCs w:val="22"/>
                 <w:u w:val="single"/>
               </w:rPr>
-              <w:t>«cot_bolsa»</w:t>
-            </w:r>
-            <w:r>
-              <w:rPr>
-                <w:rFonts w:ascii="Roboto" w:hAnsi="Roboto" w:cs="Tahoma"/>
+              <w:t>«</w:t>
+            </w:r>
+            <w:proofErr w:type="spellStart"/>
+            <w:r>
+              <w:rPr>
+                <w:rFonts w:cs="Arial"/>
                 <w:b/>
                 <w:bCs/>
-                <w:sz w:val="20"/>
-                <w:szCs w:val="20"/>
+                <w:noProof/>
+                <w:szCs w:val="22"/>
                 <w:u w:val="single"/>
               </w:rPr>
-              <w:fldChar w:fldCharType="end"/>
-            </w:r>
-            <w:r>
-              <w:rPr>
-                <w:rFonts w:ascii="Roboto" w:hAnsi="Roboto" w:cs="Tahoma"/>
+              <w:t>cot_bolsa</w:t>
+            </w:r>
+            <w:proofErr w:type="spellEnd"/>
+            <w:r>
+              <w:rPr>
+                <w:rFonts w:cs="Arial"/>
                 <w:b/>
                 <w:bCs/>
-                <w:sz w:val="20"/>
-                <w:szCs w:val="20"/>
+                <w:noProof/>
+                <w:szCs w:val="22"/>
+                <w:u w:val="single"/>
+              </w:rPr>
+              <w:t>»</w:t>
+            </w:r>
+            <w:r>
+              <w:rPr>
+                <w:rFonts w:cs="Arial"/>
+                <w:b/>
+                <w:bCs/>
+                <w:szCs w:val="22"/>
+                <w:u w:val="single"/>
+              </w:rPr>
+              <w:fldChar w:fldCharType="end"/>
+            </w:r>
+            <w:r>
+              <w:rPr>
+                <w:rFonts w:cs="Arial"/>
+                <w:b/>
+                <w:bCs/>
+                <w:szCs w:val="22"/>
                 <w:u w:val="single"/>
               </w:rPr>
               <w:t>_</w:t>
@@ -4902,72 +4495,63 @@
               <w:spacing w:before="0" w:after="0"/>
               <w:contextualSpacing/>
               <w:rPr>
-                <w:rFonts w:ascii="Roboto" w:hAnsi="Roboto" w:cs="Tahoma"/>
-                <w:sz w:val="20"/>
-                <w:szCs w:val="20"/>
+                <w:rFonts w:cs="Arial"/>
+                <w:szCs w:val="22"/>
               </w:rPr>
             </w:pPr>
             <w:r>
               <w:rPr>
-                <w:rFonts w:ascii="Roboto" w:hAnsi="Roboto" w:cs="Tahoma"/>
-                <w:sz w:val="20"/>
-                <w:szCs w:val="20"/>
+                <w:rFonts w:cs="Arial"/>
+                <w:szCs w:val="22"/>
               </w:rPr>
               <w:t xml:space="preserve">Composición </w:t>
             </w:r>
             <w:r>
               <w:rPr>
-                <w:rFonts w:ascii="Roboto" w:hAnsi="Roboto" w:cs="Tahoma"/>
-                <w:sz w:val="20"/>
-                <w:szCs w:val="20"/>
+                <w:rFonts w:cs="Arial"/>
+                <w:szCs w:val="22"/>
               </w:rPr>
               <w:t>a</w:t>
             </w:r>
             <w:r>
               <w:rPr>
-                <w:rFonts w:ascii="Roboto" w:hAnsi="Roboto" w:cs="Tahoma"/>
-                <w:sz w:val="20"/>
-                <w:szCs w:val="20"/>
+                <w:rFonts w:cs="Arial"/>
+                <w:szCs w:val="22"/>
               </w:rPr>
               <w:t xml:space="preserve">ccionaria </w:t>
             </w:r>
             <w:r>
               <w:rPr>
-                <w:rFonts w:ascii="Roboto" w:hAnsi="Roboto" w:cs="Tahoma"/>
-                <w:sz w:val="20"/>
-                <w:szCs w:val="20"/>
+                <w:rFonts w:cs="Arial"/>
+                <w:szCs w:val="22"/>
               </w:rPr>
               <w:t xml:space="preserve">del </w:t>
             </w:r>
             <w:r>
               <w:rPr>
-                <w:rFonts w:ascii="Roboto" w:hAnsi="Roboto" w:cs="Tahoma"/>
-                <w:sz w:val="20"/>
-                <w:szCs w:val="20"/>
+                <w:rFonts w:cs="Arial"/>
+                <w:szCs w:val="22"/>
               </w:rPr>
               <w:t>Proponente</w:t>
             </w:r>
             <w:r>
               <w:rPr>
-                <w:rFonts w:ascii="Roboto" w:hAnsi="Roboto" w:cs="Tahoma"/>
-                <w:sz w:val="20"/>
-                <w:szCs w:val="20"/>
+                <w:rFonts w:cs="Arial"/>
+                <w:szCs w:val="22"/>
               </w:rPr>
               <w:t xml:space="preserve"> o de las personas jurídicas que lo integra</w:t>
             </w:r>
             <w:r>
               <w:rPr>
-                <w:rFonts w:ascii="Roboto" w:hAnsi="Roboto" w:cs="Tahoma"/>
-                <w:sz w:val="20"/>
-                <w:szCs w:val="20"/>
+                <w:rFonts w:cs="Arial"/>
+                <w:szCs w:val="22"/>
               </w:rPr>
               <w:t>n (lo anterior no aplica para las sociedades anónimas abiertas</w:t>
             </w:r>
             <w:r>
               <w:rPr>
-                <w:rFonts w:ascii="Roboto" w:hAnsi="Roboto" w:cs="Tahoma"/>
-                <w:sz w:val="20"/>
-                <w:szCs w:val="20"/>
+                <w:rFonts w:cs="Arial"/>
+                <w:szCs w:val="22"/>
               </w:rPr>
               <w:t>):</w:t>
             </w:r>
@@ -4977,9 +4561,8 @@
               <w:spacing w:before="0" w:after="0"/>
               <w:contextualSpacing/>
               <w:rPr>
-                <w:rFonts w:ascii="Roboto" w:hAnsi="Roboto" w:cs="Tahoma"/>
-                <w:sz w:val="20"/>
-                <w:szCs w:val="20"/>
+                <w:rFonts w:cs="Arial"/>
+                <w:szCs w:val="22"/>
               </w:rPr>
             </w:pPr>
           </w:p>
@@ -4988,65 +4571,58 @@
               <w:spacing w:before="0" w:after="0"/>
               <w:contextualSpacing/>
               <w:rPr>
-                <w:rFonts w:ascii="Roboto" w:hAnsi="Roboto" w:cs="Tahoma"/>
-                <w:sz w:val="20"/>
-                <w:szCs w:val="20"/>
+                <w:rFonts w:cs="Arial"/>
+                <w:szCs w:val="22"/>
               </w:rPr>
             </w:pPr>
             <w:r>
               <w:rPr>
-                <w:rFonts w:ascii="Roboto" w:hAnsi="Roboto" w:cs="Tahoma"/>
-                <w:sz w:val="20"/>
-                <w:szCs w:val="20"/>
+                <w:rFonts w:cs="Arial"/>
+                <w:szCs w:val="22"/>
               </w:rPr>
               <w:t xml:space="preserve">PERSONA JURÍDICA: </w:t>
             </w:r>
             <w:r>
               <w:rPr>
-                <w:rFonts w:ascii="Roboto" w:hAnsi="Roboto" w:cs="Tahoma"/>
+                <w:rFonts w:cs="Arial"/>
                 <w:b/>
                 <w:bCs/>
-                <w:sz w:val="20"/>
-                <w:szCs w:val="20"/>
+                <w:szCs w:val="22"/>
               </w:rPr>
               <w:fldChar w:fldCharType="begin"/>
             </w:r>
             <w:r>
               <w:rPr>
-                <w:rFonts w:ascii="Roboto" w:hAnsi="Roboto" w:cs="Tahoma"/>
+                <w:rFonts w:cs="Arial"/>
                 <w:b/>
                 <w:bCs/>
-                <w:sz w:val="20"/>
-                <w:szCs w:val="20"/>
+                <w:szCs w:val="22"/>
               </w:rPr>
               <w:instrText xml:space="preserve"> MERGEFIELD nom_o_raz_soc_2 </w:instrText>
             </w:r>
             <w:r>
               <w:rPr>
-                <w:rFonts w:ascii="Roboto" w:hAnsi="Roboto" w:cs="Tahoma"/>
+                <w:rFonts w:cs="Arial"/>
                 <w:b/>
                 <w:bCs/>
-                <w:sz w:val="20"/>
-                <w:szCs w:val="20"/>
+                <w:szCs w:val="22"/>
               </w:rPr>
               <w:fldChar w:fldCharType="separate"/>
             </w:r>
             <w:r>
               <w:rPr>
-                <w:rFonts w:ascii="Roboto" w:hAnsi="Roboto" w:cs="Tahoma"/>
+                <w:rFonts w:cs="Arial"/>
                 <w:b/>
                 <w:bCs/>
                 <w:noProof/>
-                <w:sz w:val="20"/>
-                <w:szCs w:val="20"/>
+                <w:szCs w:val="22"/>
               </w:rPr>
               <w:t>«nom_o_raz_soc_2»</w:t>
             </w:r>
             <w:r>
               <w:rPr>
-                <w:rFonts w:ascii="Roboto" w:hAnsi="Roboto" w:cs="Tahoma"/>
-                <w:sz w:val="20"/>
-                <w:szCs w:val="20"/>
+                <w:rFonts w:cs="Arial"/>
+                <w:szCs w:val="22"/>
               </w:rPr>
               <w:fldChar w:fldCharType="end"/>
             </w:r>
@@ -5066,9 +4642,9 @@
               <w:tblLook w:val="0600" w:firstRow="0" w:lastRow="0" w:firstColumn="0" w:lastColumn="0" w:noHBand="1" w:noVBand="1"/>
             </w:tblPr>
             <w:tblGrid>
-              <w:gridCol w:w="1852"/>
-              <w:gridCol w:w="2342"/>
-              <w:gridCol w:w="2579"/>
+              <w:gridCol w:w="2072"/>
+              <w:gridCol w:w="2232"/>
+              <w:gridCol w:w="2469"/>
             </w:tblGrid>
             <w:tr>
               <w:trPr>
@@ -5093,40 +4669,36 @@
                     <w:contextualSpacing/>
                     <w:jc w:val="center"/>
                     <w:rPr>
-                      <w:rFonts w:ascii="Roboto" w:hAnsi="Roboto" w:cs="Tahoma"/>
+                      <w:rFonts w:cs="Arial"/>
                       <w:b/>
                       <w:bCs/>
-                      <w:sz w:val="20"/>
-                      <w:szCs w:val="20"/>
+                      <w:szCs w:val="22"/>
                     </w:rPr>
                   </w:pPr>
                   <w:r>
                     <w:rPr>
-                      <w:rFonts w:ascii="Roboto" w:hAnsi="Roboto" w:cs="Tahoma"/>
+                      <w:rFonts w:cs="Arial"/>
                       <w:b/>
                       <w:bCs/>
-                      <w:sz w:val="20"/>
-                      <w:szCs w:val="20"/>
+                      <w:szCs w:val="22"/>
                     </w:rPr>
                     <w:t xml:space="preserve">Porcentaje </w:t>
                   </w:r>
                   <w:r>
                     <w:rPr>
-                      <w:rFonts w:ascii="Roboto" w:hAnsi="Roboto" w:cs="Tahoma"/>
+                      <w:rFonts w:cs="Arial"/>
                       <w:b/>
                       <w:bCs/>
-                      <w:sz w:val="20"/>
-                      <w:szCs w:val="20"/>
+                      <w:szCs w:val="22"/>
                     </w:rPr>
                     <w:t>p</w:t>
                   </w:r>
                   <w:r>
                     <w:rPr>
-                      <w:rFonts w:ascii="Roboto" w:hAnsi="Roboto" w:cs="Tahoma"/>
+                      <w:rFonts w:cs="Arial"/>
                       <w:b/>
                       <w:bCs/>
-                      <w:sz w:val="20"/>
-                      <w:szCs w:val="20"/>
+                      <w:szCs w:val="22"/>
                     </w:rPr>
                     <w:t>articipación</w:t>
                   </w:r>
@@ -5149,20 +4721,18 @@
                     <w:contextualSpacing/>
                     <w:jc w:val="center"/>
                     <w:rPr>
-                      <w:rFonts w:ascii="Roboto" w:hAnsi="Roboto" w:cs="Tahoma"/>
+                      <w:rFonts w:cs="Arial"/>
                       <w:b/>
                       <w:bCs/>
-                      <w:sz w:val="20"/>
-                      <w:szCs w:val="20"/>
+                      <w:szCs w:val="22"/>
                     </w:rPr>
                   </w:pPr>
                   <w:r>
                     <w:rPr>
-                      <w:rFonts w:ascii="Roboto" w:hAnsi="Roboto" w:cs="Tahoma"/>
+                      <w:rFonts w:cs="Arial"/>
                       <w:b/>
                       <w:bCs/>
-                      <w:sz w:val="20"/>
-                      <w:szCs w:val="20"/>
+                      <w:szCs w:val="22"/>
                     </w:rPr>
                     <w:t>NIT, Cédula o Documento de Identificación</w:t>
                   </w:r>
@@ -5185,20 +4755,18 @@
                     <w:contextualSpacing/>
                     <w:jc w:val="center"/>
                     <w:rPr>
-                      <w:rFonts w:ascii="Roboto" w:hAnsi="Roboto" w:cs="Tahoma"/>
+                      <w:rFonts w:cs="Arial"/>
                       <w:b/>
                       <w:bCs/>
-                      <w:sz w:val="20"/>
-                      <w:szCs w:val="20"/>
+                      <w:szCs w:val="22"/>
                     </w:rPr>
                   </w:pPr>
                   <w:r>
                     <w:rPr>
-                      <w:rFonts w:ascii="Roboto" w:hAnsi="Roboto" w:cs="Tahoma"/>
+                      <w:rFonts w:cs="Arial"/>
                       <w:b/>
                       <w:bCs/>
-                      <w:sz w:val="20"/>
-                      <w:szCs w:val="20"/>
+                      <w:szCs w:val="22"/>
                     </w:rPr>
                     <w:t>Nombre o Razón social del Accionista</w:t>
                   </w:r>
@@ -5227,49 +4795,43 @@
                     <w:contextualSpacing/>
                     <w:jc w:val="center"/>
                     <w:rPr>
-                      <w:rFonts w:ascii="Roboto" w:hAnsi="Roboto" w:cs="Tahoma"/>
-                      <w:sz w:val="20"/>
-                      <w:szCs w:val="20"/>
+                      <w:rFonts w:cs="Arial"/>
+                      <w:szCs w:val="22"/>
                     </w:rPr>
                   </w:pPr>
                   <w:r>
                     <w:rPr>
-                      <w:rFonts w:ascii="Roboto" w:hAnsi="Roboto" w:cs="Tahoma"/>
-                      <w:sz w:val="20"/>
-                      <w:szCs w:val="20"/>
+                      <w:rFonts w:cs="Arial"/>
+                      <w:szCs w:val="22"/>
                     </w:rPr>
                     <w:fldChar w:fldCharType="begin"/>
                   </w:r>
                   <w:r>
                     <w:rPr>
-                      <w:rFonts w:ascii="Roboto" w:hAnsi="Roboto" w:cs="Tahoma"/>
-                      <w:sz w:val="20"/>
-                      <w:szCs w:val="20"/>
+                      <w:rFonts w:cs="Arial"/>
+                      <w:szCs w:val="22"/>
                     </w:rPr>
                     <w:instrText xml:space="preserve"> MERGEFIELD porcen_partici_1 </w:instrText>
                   </w:r>
                   <w:r>
                     <w:rPr>
-                      <w:rFonts w:ascii="Roboto" w:hAnsi="Roboto" w:cs="Tahoma"/>
-                      <w:sz w:val="20"/>
-                      <w:szCs w:val="20"/>
+                      <w:rFonts w:cs="Arial"/>
+                      <w:szCs w:val="22"/>
                     </w:rPr>
                     <w:fldChar w:fldCharType="separate"/>
                   </w:r>
                   <w:r>
                     <w:rPr>
-                      <w:rFonts w:ascii="Roboto" w:hAnsi="Roboto" w:cs="Tahoma"/>
+                      <w:rFonts w:cs="Arial"/>
                       <w:noProof/>
-                      <w:sz w:val="20"/>
-                      <w:szCs w:val="20"/>
+                      <w:szCs w:val="22"/>
                     </w:rPr>
                     <w:t>«porcen_partici_1»</w:t>
                   </w:r>
                   <w:r>
                     <w:rPr>
-                      <w:rFonts w:ascii="Roboto" w:hAnsi="Roboto" w:cs="Tahoma"/>
-                      <w:sz w:val="20"/>
-                      <w:szCs w:val="20"/>
+                      <w:rFonts w:cs="Arial"/>
+                      <w:szCs w:val="22"/>
                     </w:rPr>
                     <w:fldChar w:fldCharType="end"/>
                   </w:r>
@@ -5292,49 +4854,43 @@
                     <w:contextualSpacing/>
                     <w:jc w:val="center"/>
                     <w:rPr>
-                      <w:rFonts w:ascii="Roboto" w:hAnsi="Roboto" w:cs="Tahoma"/>
-                      <w:sz w:val="20"/>
-                      <w:szCs w:val="20"/>
+                      <w:rFonts w:cs="Arial"/>
+                      <w:szCs w:val="22"/>
                     </w:rPr>
                   </w:pPr>
                   <w:r>
                     <w:rPr>
-                      <w:rFonts w:ascii="Roboto" w:hAnsi="Roboto" w:cs="Tahoma"/>
-                      <w:sz w:val="20"/>
-                      <w:szCs w:val="20"/>
+                      <w:rFonts w:cs="Arial"/>
+                      <w:szCs w:val="22"/>
                     </w:rPr>
                     <w:fldChar w:fldCharType="begin"/>
                   </w:r>
                   <w:r>
                     <w:rPr>
-                      <w:rFonts w:ascii="Roboto" w:hAnsi="Roboto" w:cs="Tahoma"/>
-                      <w:sz w:val="20"/>
-                      <w:szCs w:val="20"/>
+                      <w:rFonts w:cs="Arial"/>
+                      <w:szCs w:val="22"/>
                     </w:rPr>
                     <w:instrText xml:space="preserve"> MERGEFIELD "cedula_accion_1" </w:instrText>
                   </w:r>
                   <w:r>
                     <w:rPr>
-                      <w:rFonts w:ascii="Roboto" w:hAnsi="Roboto" w:cs="Tahoma"/>
-                      <w:sz w:val="20"/>
-                      <w:szCs w:val="20"/>
+                      <w:rFonts w:cs="Arial"/>
+                      <w:szCs w:val="22"/>
                     </w:rPr>
                     <w:fldChar w:fldCharType="separate"/>
                   </w:r>
                   <w:r>
                     <w:rPr>
-                      <w:rFonts w:ascii="Roboto" w:hAnsi="Roboto" w:cs="Tahoma"/>
+                      <w:rFonts w:cs="Arial"/>
                       <w:noProof/>
-                      <w:sz w:val="20"/>
-                      <w:szCs w:val="20"/>
+                      <w:szCs w:val="22"/>
                     </w:rPr>
                     <w:t>«cedula_accion_1»</w:t>
                   </w:r>
                   <w:r>
                     <w:rPr>
-                      <w:rFonts w:ascii="Roboto" w:hAnsi="Roboto" w:cs="Tahoma"/>
-                      <w:sz w:val="20"/>
-                      <w:szCs w:val="20"/>
+                      <w:rFonts w:cs="Arial"/>
+                      <w:szCs w:val="22"/>
                     </w:rPr>
                     <w:fldChar w:fldCharType="end"/>
                   </w:r>
@@ -5357,49 +4913,43 @@
                     <w:contextualSpacing/>
                     <w:jc w:val="center"/>
                     <w:rPr>
-                      <w:rFonts w:ascii="Roboto" w:hAnsi="Roboto" w:cs="Tahoma"/>
-                      <w:sz w:val="20"/>
-                      <w:szCs w:val="20"/>
+                      <w:rFonts w:cs="Arial"/>
+                      <w:szCs w:val="22"/>
                     </w:rPr>
                   </w:pPr>
                   <w:r>
                     <w:rPr>
-                      <w:rFonts w:ascii="Roboto" w:hAnsi="Roboto" w:cs="Tahoma"/>
-                      <w:sz w:val="20"/>
-                      <w:szCs w:val="20"/>
+                      <w:rFonts w:cs="Arial"/>
+                      <w:szCs w:val="22"/>
                     </w:rPr>
                     <w:fldChar w:fldCharType="begin"/>
                   </w:r>
                   <w:r>
                     <w:rPr>
-                      <w:rFonts w:ascii="Roboto" w:hAnsi="Roboto" w:cs="Tahoma"/>
-                      <w:sz w:val="20"/>
-                      <w:szCs w:val="20"/>
+                      <w:rFonts w:cs="Arial"/>
+                      <w:szCs w:val="22"/>
                     </w:rPr>
                     <w:instrText xml:space="preserve"> MERGEFIELD nom_accion_1 </w:instrText>
                   </w:r>
                   <w:r>
                     <w:rPr>
-                      <w:rFonts w:ascii="Roboto" w:hAnsi="Roboto" w:cs="Tahoma"/>
-                      <w:sz w:val="20"/>
-                      <w:szCs w:val="20"/>
+                      <w:rFonts w:cs="Arial"/>
+                      <w:szCs w:val="22"/>
                     </w:rPr>
                     <w:fldChar w:fldCharType="separate"/>
                   </w:r>
                   <w:r>
                     <w:rPr>
-                      <w:rFonts w:ascii="Roboto" w:hAnsi="Roboto" w:cs="Tahoma"/>
+                      <w:rFonts w:cs="Arial"/>
                       <w:noProof/>
-                      <w:sz w:val="20"/>
-                      <w:szCs w:val="20"/>
+                      <w:szCs w:val="22"/>
                     </w:rPr>
                     <w:t>«nom_accion_1»</w:t>
                   </w:r>
                   <w:r>
                     <w:rPr>
-                      <w:rFonts w:ascii="Roboto" w:hAnsi="Roboto" w:cs="Tahoma"/>
-                      <w:sz w:val="20"/>
-                      <w:szCs w:val="20"/>
+                      <w:rFonts w:cs="Arial"/>
+                      <w:szCs w:val="22"/>
                     </w:rPr>
                     <w:fldChar w:fldCharType="end"/>
                   </w:r>
@@ -5428,49 +4978,43 @@
                     <w:contextualSpacing/>
                     <w:jc w:val="center"/>
                     <w:rPr>
-                      <w:rFonts w:ascii="Roboto" w:hAnsi="Roboto" w:cs="Tahoma"/>
-                      <w:sz w:val="20"/>
-                      <w:szCs w:val="20"/>
+                      <w:rFonts w:cs="Arial"/>
+                      <w:szCs w:val="22"/>
                     </w:rPr>
                   </w:pPr>
                   <w:r>
                     <w:rPr>
-                      <w:rFonts w:ascii="Roboto" w:hAnsi="Roboto" w:cs="Tahoma"/>
-                      <w:sz w:val="20"/>
-                      <w:szCs w:val="20"/>
+                      <w:rFonts w:cs="Arial"/>
+                      <w:szCs w:val="22"/>
                     </w:rPr>
                     <w:fldChar w:fldCharType="begin"/>
                   </w:r>
                   <w:r>
                     <w:rPr>
-                      <w:rFonts w:ascii="Roboto" w:hAnsi="Roboto" w:cs="Tahoma"/>
-                      <w:sz w:val="20"/>
-                      <w:szCs w:val="20"/>
+                      <w:rFonts w:cs="Arial"/>
+                      <w:szCs w:val="22"/>
                     </w:rPr>
                     <w:instrText xml:space="preserve"> MERGEFIELD porcen_partici_2 </w:instrText>
                   </w:r>
                   <w:r>
                     <w:rPr>
-                      <w:rFonts w:ascii="Roboto" w:hAnsi="Roboto" w:cs="Tahoma"/>
-                      <w:sz w:val="20"/>
-                      <w:szCs w:val="20"/>
+                      <w:rFonts w:cs="Arial"/>
+                      <w:szCs w:val="22"/>
                     </w:rPr>
                     <w:fldChar w:fldCharType="separate"/>
                   </w:r>
                   <w:r>
                     <w:rPr>
-                      <w:rFonts w:ascii="Roboto" w:hAnsi="Roboto" w:cs="Tahoma"/>
+                      <w:rFonts w:cs="Arial"/>
                       <w:noProof/>
-                      <w:sz w:val="20"/>
-                      <w:szCs w:val="20"/>
+                      <w:szCs w:val="22"/>
                     </w:rPr>
                     <w:t>«porcen_partici_2»</w:t>
                   </w:r>
                   <w:r>
                     <w:rPr>
-                      <w:rFonts w:ascii="Roboto" w:hAnsi="Roboto" w:cs="Tahoma"/>
-                      <w:sz w:val="20"/>
-                      <w:szCs w:val="20"/>
+                      <w:rFonts w:cs="Arial"/>
+                      <w:szCs w:val="22"/>
                     </w:rPr>
                     <w:fldChar w:fldCharType="end"/>
                   </w:r>
@@ -5493,49 +5037,43 @@
                     <w:contextualSpacing/>
                     <w:jc w:val="center"/>
                     <w:rPr>
-                      <w:rFonts w:ascii="Roboto" w:hAnsi="Roboto" w:cs="Tahoma"/>
-                      <w:sz w:val="20"/>
-                      <w:szCs w:val="20"/>
+                      <w:rFonts w:cs="Arial"/>
+                      <w:szCs w:val="22"/>
                     </w:rPr>
                   </w:pPr>
                   <w:r>
                     <w:rPr>
-                      <w:rFonts w:ascii="Roboto" w:hAnsi="Roboto" w:cs="Tahoma"/>
-                      <w:sz w:val="20"/>
-                      <w:szCs w:val="20"/>
+                      <w:rFonts w:cs="Arial"/>
+                      <w:szCs w:val="22"/>
                     </w:rPr>
                     <w:fldChar w:fldCharType="begin"/>
                   </w:r>
                   <w:r>
                     <w:rPr>
-                      <w:rFonts w:ascii="Roboto" w:hAnsi="Roboto" w:cs="Tahoma"/>
-                      <w:sz w:val="20"/>
-                      <w:szCs w:val="20"/>
+                      <w:rFonts w:cs="Arial"/>
+                      <w:szCs w:val="22"/>
                     </w:rPr>
                     <w:instrText xml:space="preserve"> MERGEFIELD cedula_accion_2 </w:instrText>
                   </w:r>
                   <w:r>
                     <w:rPr>
-                      <w:rFonts w:ascii="Roboto" w:hAnsi="Roboto" w:cs="Tahoma"/>
-                      <w:sz w:val="20"/>
-                      <w:szCs w:val="20"/>
+                      <w:rFonts w:cs="Arial"/>
+                      <w:szCs w:val="22"/>
                     </w:rPr>
                     <w:fldChar w:fldCharType="separate"/>
                   </w:r>
                   <w:r>
                     <w:rPr>
-                      <w:rFonts w:ascii="Roboto" w:hAnsi="Roboto" w:cs="Tahoma"/>
+                      <w:rFonts w:cs="Arial"/>
                       <w:noProof/>
-                      <w:sz w:val="20"/>
-                      <w:szCs w:val="20"/>
+                      <w:szCs w:val="22"/>
                     </w:rPr>
                     <w:t>«cedula_accion_2»</w:t>
                   </w:r>
                   <w:r>
                     <w:rPr>
-                      <w:rFonts w:ascii="Roboto" w:hAnsi="Roboto" w:cs="Tahoma"/>
-                      <w:sz w:val="20"/>
-                      <w:szCs w:val="20"/>
+                      <w:rFonts w:cs="Arial"/>
+                      <w:szCs w:val="22"/>
                     </w:rPr>
                     <w:fldChar w:fldCharType="end"/>
                   </w:r>
@@ -5558,49 +5096,43 @@
                     <w:contextualSpacing/>
                     <w:jc w:val="center"/>
                     <w:rPr>
-                      <w:rFonts w:ascii="Roboto" w:hAnsi="Roboto" w:cs="Tahoma"/>
-                      <w:sz w:val="20"/>
-                      <w:szCs w:val="20"/>
+                      <w:rFonts w:cs="Arial"/>
+                      <w:szCs w:val="22"/>
                     </w:rPr>
                   </w:pPr>
                   <w:r>
                     <w:rPr>
-                      <w:rFonts w:ascii="Roboto" w:hAnsi="Roboto" w:cs="Tahoma"/>
-                      <w:sz w:val="20"/>
-                      <w:szCs w:val="20"/>
+                      <w:rFonts w:cs="Arial"/>
+                      <w:szCs w:val="22"/>
                     </w:rPr>
                     <w:fldChar w:fldCharType="begin"/>
                   </w:r>
                   <w:r>
                     <w:rPr>
-                      <w:rFonts w:ascii="Roboto" w:hAnsi="Roboto" w:cs="Tahoma"/>
-                      <w:sz w:val="20"/>
-                      <w:szCs w:val="20"/>
+                      <w:rFonts w:cs="Arial"/>
+                      <w:szCs w:val="22"/>
                     </w:rPr>
                     <w:instrText xml:space="preserve"> MERGEFIELD nom_accion_2 </w:instrText>
                   </w:r>
                   <w:r>
                     <w:rPr>
-                      <w:rFonts w:ascii="Roboto" w:hAnsi="Roboto" w:cs="Tahoma"/>
-                      <w:sz w:val="20"/>
-                      <w:szCs w:val="20"/>
+                      <w:rFonts w:cs="Arial"/>
+                      <w:szCs w:val="22"/>
                     </w:rPr>
                     <w:fldChar w:fldCharType="separate"/>
                   </w:r>
                   <w:r>
                     <w:rPr>
-                      <w:rFonts w:ascii="Roboto" w:hAnsi="Roboto" w:cs="Tahoma"/>
+                      <w:rFonts w:cs="Arial"/>
                       <w:noProof/>
-                      <w:sz w:val="20"/>
-                      <w:szCs w:val="20"/>
+                      <w:szCs w:val="22"/>
                     </w:rPr>
                     <w:t>«nom_accion_2»</w:t>
                   </w:r>
                   <w:r>
                     <w:rPr>
-                      <w:rFonts w:ascii="Roboto" w:hAnsi="Roboto" w:cs="Tahoma"/>
-                      <w:sz w:val="20"/>
-                      <w:szCs w:val="20"/>
+                      <w:rFonts w:cs="Arial"/>
+                      <w:szCs w:val="22"/>
                     </w:rPr>
                     <w:fldChar w:fldCharType="end"/>
                   </w:r>
@@ -5613,9 +5145,8 @@
               <w:spacing w:before="0" w:after="0"/>
               <w:contextualSpacing/>
               <w:rPr>
-                <w:rFonts w:ascii="Roboto" w:hAnsi="Roboto" w:cs="Tahoma"/>
-                <w:sz w:val="20"/>
-                <w:szCs w:val="20"/>
+                <w:rFonts w:cs="Arial"/>
+                <w:szCs w:val="22"/>
               </w:rPr>
             </w:pPr>
           </w:p>
@@ -5628,9 +5159,8 @@
         <w:spacing w:before="0" w:after="0"/>
         <w:ind w:left="360"/>
         <w:rPr>
-          <w:rFonts w:ascii="Roboto" w:hAnsi="Roboto" w:cs="Tahoma"/>
-          <w:sz w:val="20"/>
-          <w:szCs w:val="20"/>
+          <w:rFonts w:cs="Arial"/>
+          <w:szCs w:val="22"/>
         </w:rPr>
       </w:pPr>
     </w:p>
@@ -5644,120 +5174,105 @@
         <w:spacing w:before="0" w:after="0"/>
         <w:ind w:left="360"/>
         <w:rPr>
-          <w:rFonts w:ascii="Roboto" w:hAnsi="Roboto" w:cs="Tahoma"/>
-          <w:sz w:val="20"/>
-          <w:szCs w:val="20"/>
-        </w:rPr>
-      </w:pPr>
-      <w:r>
-        <w:rPr>
-          <w:rFonts w:ascii="Roboto" w:hAnsi="Roboto" w:cs="Tahoma"/>
-          <w:sz w:val="20"/>
-          <w:szCs w:val="20"/>
+          <w:rFonts w:cs="Arial"/>
+          <w:szCs w:val="22"/>
+        </w:rPr>
+      </w:pPr>
+      <w:r>
+        <w:rPr>
+          <w:rFonts w:cs="Arial"/>
+          <w:szCs w:val="22"/>
         </w:rPr>
         <w:t xml:space="preserve">Autorizo que la </w:t>
       </w:r>
       <w:r>
         <w:rPr>
-          <w:rFonts w:ascii="Roboto" w:hAnsi="Roboto" w:cs="Tahoma"/>
-          <w:sz w:val="20"/>
-          <w:szCs w:val="20"/>
+          <w:rFonts w:cs="Arial"/>
+          <w:szCs w:val="22"/>
         </w:rPr>
         <w:t>Entidad</w:t>
       </w:r>
       <w:r>
         <w:rPr>
-          <w:rFonts w:ascii="Roboto" w:hAnsi="Roboto" w:cs="Tahoma"/>
-          <w:sz w:val="20"/>
-          <w:szCs w:val="20"/>
+          <w:rFonts w:cs="Arial"/>
+          <w:szCs w:val="22"/>
         </w:rPr>
         <w:t xml:space="preserve"> </w:t>
       </w:r>
       <w:r>
         <w:rPr>
-          <w:rFonts w:ascii="Roboto" w:hAnsi="Roboto" w:cs="Tahoma"/>
-          <w:sz w:val="20"/>
-          <w:szCs w:val="20"/>
+          <w:rFonts w:cs="Arial"/>
+          <w:szCs w:val="22"/>
         </w:rPr>
         <w:t>consulte</w:t>
       </w:r>
       <w:r>
         <w:rPr>
-          <w:rFonts w:ascii="Roboto" w:hAnsi="Roboto" w:cs="Tahoma"/>
-          <w:sz w:val="20"/>
-          <w:szCs w:val="20"/>
+          <w:rFonts w:cs="Arial"/>
+          <w:szCs w:val="22"/>
         </w:rPr>
         <w:t xml:space="preserve"> la información </w:t>
       </w:r>
       <w:r>
         <w:rPr>
-          <w:rFonts w:ascii="Roboto" w:hAnsi="Roboto" w:cs="Tahoma"/>
-          <w:sz w:val="20"/>
-          <w:szCs w:val="20"/>
+          <w:rFonts w:cs="Arial"/>
+          <w:szCs w:val="22"/>
         </w:rPr>
         <w:t xml:space="preserve">comercial o financiera </w:t>
       </w:r>
       <w:r>
         <w:rPr>
-          <w:rFonts w:ascii="Roboto" w:hAnsi="Roboto" w:cs="Tahoma"/>
-          <w:sz w:val="20"/>
-          <w:szCs w:val="20"/>
+          <w:rFonts w:cs="Arial"/>
+          <w:szCs w:val="22"/>
         </w:rPr>
         <w:t xml:space="preserve">pertinente para el </w:t>
       </w:r>
       <w:r>
         <w:rPr>
-          <w:rFonts w:ascii="Roboto" w:hAnsi="Roboto" w:cs="Tahoma"/>
-          <w:sz w:val="20"/>
-          <w:szCs w:val="20"/>
+          <w:rFonts w:cs="Arial"/>
+          <w:szCs w:val="22"/>
         </w:rPr>
         <w:t>Proceso</w:t>
       </w:r>
       <w:r>
         <w:rPr>
-          <w:rFonts w:ascii="Roboto" w:hAnsi="Roboto" w:cs="Tahoma"/>
-          <w:sz w:val="20"/>
-          <w:szCs w:val="20"/>
+          <w:rFonts w:cs="Arial"/>
+          <w:szCs w:val="22"/>
         </w:rPr>
         <w:t xml:space="preserve"> de </w:t>
       </w:r>
       <w:r>
         <w:rPr>
-          <w:rFonts w:ascii="Roboto" w:hAnsi="Roboto" w:cs="Tahoma"/>
-          <w:sz w:val="20"/>
-          <w:szCs w:val="20"/>
+          <w:rFonts w:cs="Arial"/>
+          <w:szCs w:val="22"/>
         </w:rPr>
         <w:t>Contratación</w:t>
       </w:r>
       <w:r>
         <w:rPr>
-          <w:rFonts w:ascii="Roboto" w:hAnsi="Roboto" w:cs="Tahoma"/>
-          <w:sz w:val="20"/>
-          <w:szCs w:val="20"/>
+          <w:rFonts w:cs="Arial"/>
+          <w:szCs w:val="22"/>
         </w:rPr>
         <w:t xml:space="preserve">, bajo el entendido que </w:t>
       </w:r>
       <w:r>
         <w:rPr>
-          <w:rFonts w:ascii="Roboto" w:hAnsi="Roboto" w:cs="Tahoma"/>
-          <w:sz w:val="20"/>
-          <w:szCs w:val="20"/>
+          <w:rFonts w:cs="Arial"/>
+          <w:szCs w:val="22"/>
         </w:rPr>
         <w:t xml:space="preserve">debe guardar confidencialidad sobre la </w:t>
       </w:r>
       <w:r>
         <w:rPr>
-          <w:rFonts w:ascii="Roboto" w:hAnsi="Roboto" w:cs="Tahoma"/>
-          <w:sz w:val="20"/>
-          <w:szCs w:val="20"/>
+          <w:rFonts w:cs="Arial"/>
+          <w:szCs w:val="22"/>
         </w:rPr>
         <w:t>información sujeta a reserva</w:t>
       </w:r>
       <w:r>
         <w:rPr>
-          <w:rFonts w:ascii="Roboto" w:hAnsi="Roboto" w:cs="Tahoma"/>
-          <w:sz w:val="20"/>
-          <w:szCs w:val="20"/>
+          <w:rFonts w:cs="Arial"/>
+          <w:szCs w:val="22"/>
         </w:rPr>
         <w:t xml:space="preserve">. </w:t>
       </w:r>
@@ -5772,48 +5287,42 @@
         <w:spacing w:before="0" w:after="0"/>
         <w:ind w:left="360"/>
         <w:rPr>
-          <w:rFonts w:ascii="Roboto" w:hAnsi="Roboto" w:cs="Tahoma"/>
-          <w:sz w:val="20"/>
-          <w:szCs w:val="20"/>
-        </w:rPr>
-      </w:pPr>
-      <w:r>
-        <w:rPr>
-          <w:rFonts w:ascii="Roboto" w:hAnsi="Roboto" w:cs="Tahoma"/>
-          <w:sz w:val="20"/>
-          <w:szCs w:val="20"/>
+          <w:rFonts w:cs="Arial"/>
+          <w:szCs w:val="22"/>
+        </w:rPr>
+      </w:pPr>
+      <w:r>
+        <w:rPr>
+          <w:rFonts w:cs="Arial"/>
+          <w:szCs w:val="22"/>
         </w:rPr>
         <w:t>Recibiré notificaciones</w:t>
       </w:r>
       <w:r>
         <w:rPr>
-          <w:rFonts w:ascii="Roboto" w:hAnsi="Roboto" w:cs="Tahoma"/>
-          <w:sz w:val="20"/>
-          <w:szCs w:val="20"/>
+          <w:rFonts w:cs="Arial"/>
+          <w:szCs w:val="22"/>
         </w:rPr>
         <w:t xml:space="preserve"> del </w:t>
       </w:r>
       <w:r>
         <w:rPr>
-          <w:rFonts w:ascii="Roboto" w:hAnsi="Roboto" w:cs="Tahoma"/>
-          <w:sz w:val="20"/>
-          <w:szCs w:val="20"/>
+          <w:rFonts w:cs="Arial"/>
+          <w:szCs w:val="22"/>
         </w:rPr>
         <w:t>c</w:t>
       </w:r>
       <w:r>
         <w:rPr>
-          <w:rFonts w:ascii="Roboto" w:hAnsi="Roboto" w:cs="Tahoma"/>
-          <w:sz w:val="20"/>
-          <w:szCs w:val="20"/>
+          <w:rFonts w:cs="Arial"/>
+          <w:szCs w:val="22"/>
         </w:rPr>
         <w:t>ontrato</w:t>
       </w:r>
       <w:r>
         <w:rPr>
-          <w:rFonts w:ascii="Roboto" w:hAnsi="Roboto" w:cs="Tahoma"/>
-          <w:sz w:val="20"/>
-          <w:szCs w:val="20"/>
+          <w:rFonts w:cs="Arial"/>
+          <w:szCs w:val="22"/>
         </w:rPr>
         <w:t xml:space="preserve"> en:</w:t>
       </w:r>
@@ -5822,9 +5331,8 @@
       <w:pPr>
         <w:spacing w:before="0" w:after="0"/>
         <w:rPr>
-          <w:rFonts w:ascii="Roboto" w:hAnsi="Roboto" w:cs="Tahoma"/>
-          <w:sz w:val="20"/>
-          <w:szCs w:val="20"/>
+          <w:rFonts w:cs="Arial"/>
+          <w:szCs w:val="22"/>
         </w:rPr>
       </w:pPr>
     </w:p>
@@ -5871,20 +5379,19 @@
               <w:contextualSpacing/>
               <w:jc w:val="left"/>
               <w:rPr>
-                <w:rFonts w:ascii="Roboto" w:hAnsi="Roboto" w:cs="Tahoma"/>
+                <w:rFonts w:cs="Arial"/>
                 <w:b/>
-                <w:sz w:val="20"/>
-                <w:szCs w:val="20"/>
+                <w:szCs w:val="22"/>
               </w:rPr>
             </w:pPr>
             <w:bookmarkStart w:id="4" w:name="_Hlk511125246"/>
             <w:r>
               <w:rPr>
-                <w:rFonts w:ascii="Roboto" w:hAnsi="Roboto" w:cs="Tahoma"/>
+                <w:rFonts w:cs="Arial"/>
                 <w:b/>
-                <w:sz w:val="20"/>
-                <w:szCs w:val="20"/>
-              </w:rPr>
+                <w:szCs w:val="22"/>
+              </w:rPr>
+              <w:lastRenderedPageBreak/>
               <w:t>Persona de contacto</w:t>
             </w:r>
           </w:p>
@@ -5908,49 +5415,43 @@
               <w:contextualSpacing/>
               <w:jc w:val="left"/>
               <w:rPr>
-                <w:rFonts w:ascii="Roboto" w:hAnsi="Roboto" w:cs="Tahoma"/>
-                <w:sz w:val="20"/>
-                <w:szCs w:val="20"/>
+                <w:rFonts w:cs="Arial"/>
+                <w:szCs w:val="22"/>
               </w:rPr>
             </w:pPr>
             <w:r>
               <w:rPr>
-                <w:rFonts w:ascii="Roboto" w:hAnsi="Roboto" w:cs="Tahoma"/>
-                <w:sz w:val="20"/>
-                <w:szCs w:val="20"/>
+                <w:rFonts w:cs="Arial"/>
+                <w:szCs w:val="22"/>
               </w:rPr>
               <w:fldChar w:fldCharType="begin"/>
             </w:r>
             <w:r>
               <w:rPr>
-                <w:rFonts w:ascii="Roboto" w:hAnsi="Roboto" w:cs="Tahoma"/>
-                <w:sz w:val="20"/>
-                <w:szCs w:val="20"/>
+                <w:rFonts w:cs="Arial"/>
+                <w:szCs w:val="22"/>
               </w:rPr>
               <w:instrText xml:space="preserve"> MERGEFIELD contac_nombre </w:instrText>
             </w:r>
             <w:r>
               <w:rPr>
-                <w:rFonts w:ascii="Roboto" w:hAnsi="Roboto" w:cs="Tahoma"/>
-                <w:sz w:val="20"/>
-                <w:szCs w:val="20"/>
+                <w:rFonts w:cs="Arial"/>
+                <w:szCs w:val="22"/>
               </w:rPr>
               <w:fldChar w:fldCharType="separate"/>
             </w:r>
             <w:r>
               <w:rPr>
-                <w:rFonts w:ascii="Roboto" w:hAnsi="Roboto" w:cs="Tahoma"/>
+                <w:rFonts w:cs="Arial"/>
                 <w:noProof/>
-                <w:sz w:val="20"/>
-                <w:szCs w:val="20"/>
+                <w:szCs w:val="22"/>
               </w:rPr>
               <w:t>«contac_nombre»</w:t>
             </w:r>
             <w:r>
               <w:rPr>
-                <w:rFonts w:ascii="Roboto" w:hAnsi="Roboto" w:cs="Tahoma"/>
-                <w:sz w:val="20"/>
-                <w:szCs w:val="20"/>
+                <w:rFonts w:cs="Arial"/>
+                <w:szCs w:val="22"/>
               </w:rPr>
               <w:fldChar w:fldCharType="end"/>
             </w:r>
@@ -5980,18 +5481,16 @@
               <w:contextualSpacing/>
               <w:jc w:val="left"/>
               <w:rPr>
-                <w:rFonts w:ascii="Roboto" w:hAnsi="Roboto" w:cs="Tahoma"/>
+                <w:rFonts w:cs="Arial"/>
                 <w:b/>
-                <w:sz w:val="20"/>
-                <w:szCs w:val="20"/>
+                <w:szCs w:val="22"/>
               </w:rPr>
             </w:pPr>
             <w:r>
               <w:rPr>
-                <w:rFonts w:ascii="Roboto" w:hAnsi="Roboto" w:cs="Tahoma"/>
+                <w:rFonts w:cs="Arial"/>
                 <w:b/>
-                <w:sz w:val="20"/>
-                <w:szCs w:val="20"/>
+                <w:szCs w:val="22"/>
               </w:rPr>
               <w:t>Dirección y ciudad</w:t>
             </w:r>
@@ -6016,49 +5515,43 @@
               <w:contextualSpacing/>
               <w:jc w:val="left"/>
               <w:rPr>
-                <w:rFonts w:ascii="Roboto" w:hAnsi="Roboto" w:cs="Tahoma"/>
-                <w:sz w:val="20"/>
-                <w:szCs w:val="20"/>
+                <w:rFonts w:cs="Arial"/>
+                <w:szCs w:val="22"/>
               </w:rPr>
             </w:pPr>
             <w:r>
               <w:rPr>
-                <w:rFonts w:ascii="Roboto" w:hAnsi="Roboto" w:cs="Tahoma"/>
-                <w:sz w:val="20"/>
-                <w:szCs w:val="20"/>
+                <w:rFonts w:cs="Arial"/>
+                <w:szCs w:val="22"/>
               </w:rPr>
               <w:fldChar w:fldCharType="begin"/>
             </w:r>
             <w:r>
               <w:rPr>
-                <w:rFonts w:ascii="Roboto" w:hAnsi="Roboto" w:cs="Tahoma"/>
-                <w:sz w:val="20"/>
-                <w:szCs w:val="20"/>
+                <w:rFonts w:cs="Arial"/>
+                <w:szCs w:val="22"/>
               </w:rPr>
               <w:instrText xml:space="preserve"> MERGEFIELD contac_dir_ciudad </w:instrText>
             </w:r>
             <w:r>
               <w:rPr>
-                <w:rFonts w:ascii="Roboto" w:hAnsi="Roboto" w:cs="Tahoma"/>
-                <w:sz w:val="20"/>
-                <w:szCs w:val="20"/>
+                <w:rFonts w:cs="Arial"/>
+                <w:szCs w:val="22"/>
               </w:rPr>
               <w:fldChar w:fldCharType="separate"/>
             </w:r>
             <w:r>
               <w:rPr>
-                <w:rFonts w:ascii="Roboto" w:hAnsi="Roboto" w:cs="Tahoma"/>
+                <w:rFonts w:cs="Arial"/>
                 <w:noProof/>
-                <w:sz w:val="20"/>
-                <w:szCs w:val="20"/>
+                <w:szCs w:val="22"/>
               </w:rPr>
               <w:t>«contac_dir_ciudad»</w:t>
             </w:r>
             <w:r>
               <w:rPr>
-                <w:rFonts w:ascii="Roboto" w:hAnsi="Roboto" w:cs="Tahoma"/>
-                <w:sz w:val="20"/>
-                <w:szCs w:val="20"/>
+                <w:rFonts w:cs="Arial"/>
+                <w:szCs w:val="22"/>
               </w:rPr>
               <w:fldChar w:fldCharType="end"/>
             </w:r>
@@ -6088,18 +5581,16 @@
               <w:contextualSpacing/>
               <w:jc w:val="left"/>
               <w:rPr>
-                <w:rFonts w:ascii="Roboto" w:hAnsi="Roboto" w:cs="Tahoma"/>
+                <w:rFonts w:cs="Arial"/>
                 <w:b/>
-                <w:sz w:val="20"/>
-                <w:szCs w:val="20"/>
+                <w:szCs w:val="22"/>
               </w:rPr>
             </w:pPr>
             <w:r>
               <w:rPr>
-                <w:rFonts w:ascii="Roboto" w:hAnsi="Roboto" w:cs="Tahoma"/>
+                <w:rFonts w:cs="Arial"/>
                 <w:b/>
-                <w:sz w:val="20"/>
-                <w:szCs w:val="20"/>
+                <w:szCs w:val="22"/>
               </w:rPr>
               <w:t>Teléfono</w:t>
             </w:r>
@@ -6123,49 +5614,43 @@
               <w:contextualSpacing/>
               <w:jc w:val="left"/>
               <w:rPr>
-                <w:rFonts w:ascii="Roboto" w:hAnsi="Roboto" w:cs="Tahoma"/>
-                <w:sz w:val="20"/>
-                <w:szCs w:val="20"/>
+                <w:rFonts w:cs="Arial"/>
+                <w:szCs w:val="22"/>
               </w:rPr>
             </w:pPr>
             <w:r>
               <w:rPr>
-                <w:rFonts w:ascii="Roboto" w:hAnsi="Roboto" w:cs="Tahoma"/>
-                <w:sz w:val="20"/>
-                <w:szCs w:val="20"/>
+                <w:rFonts w:cs="Arial"/>
+                <w:szCs w:val="22"/>
               </w:rPr>
               <w:fldChar w:fldCharType="begin"/>
             </w:r>
             <w:r>
               <w:rPr>
-                <w:rFonts w:ascii="Roboto" w:hAnsi="Roboto" w:cs="Tahoma"/>
-                <w:sz w:val="20"/>
-                <w:szCs w:val="20"/>
+                <w:rFonts w:cs="Arial"/>
+                <w:szCs w:val="22"/>
               </w:rPr>
               <w:instrText xml:space="preserve"> MERGEFIELD contac_tele </w:instrText>
             </w:r>
             <w:r>
               <w:rPr>
-                <w:rFonts w:ascii="Roboto" w:hAnsi="Roboto" w:cs="Tahoma"/>
-                <w:sz w:val="20"/>
-                <w:szCs w:val="20"/>
+                <w:rFonts w:cs="Arial"/>
+                <w:szCs w:val="22"/>
               </w:rPr>
               <w:fldChar w:fldCharType="separate"/>
             </w:r>
             <w:r>
               <w:rPr>
-                <w:rFonts w:ascii="Roboto" w:hAnsi="Roboto" w:cs="Tahoma"/>
+                <w:rFonts w:cs="Arial"/>
                 <w:noProof/>
-                <w:sz w:val="20"/>
-                <w:szCs w:val="20"/>
+                <w:szCs w:val="22"/>
               </w:rPr>
               <w:t>«contac_tele»</w:t>
             </w:r>
             <w:r>
               <w:rPr>
-                <w:rFonts w:ascii="Roboto" w:hAnsi="Roboto" w:cs="Tahoma"/>
-                <w:sz w:val="20"/>
-                <w:szCs w:val="20"/>
+                <w:rFonts w:cs="Arial"/>
+                <w:szCs w:val="22"/>
               </w:rPr>
               <w:fldChar w:fldCharType="end"/>
             </w:r>
@@ -6190,18 +5675,16 @@
               <w:contextualSpacing/>
               <w:jc w:val="left"/>
               <w:rPr>
-                <w:rFonts w:ascii="Roboto" w:hAnsi="Roboto" w:cs="Tahoma"/>
+                <w:rFonts w:cs="Arial"/>
                 <w:b/>
-                <w:sz w:val="20"/>
-                <w:szCs w:val="20"/>
+                <w:szCs w:val="22"/>
               </w:rPr>
             </w:pPr>
             <w:r>
               <w:rPr>
-                <w:rFonts w:ascii="Roboto" w:hAnsi="Roboto" w:cs="Tahoma"/>
+                <w:rFonts w:cs="Arial"/>
                 <w:b/>
-                <w:sz w:val="20"/>
-                <w:szCs w:val="20"/>
+                <w:szCs w:val="22"/>
               </w:rPr>
               <w:t>Celular</w:t>
             </w:r>
@@ -6223,49 +5706,43 @@
               <w:spacing w:before="0" w:after="0"/>
               <w:contextualSpacing/>
               <w:rPr>
-                <w:rFonts w:ascii="Roboto" w:hAnsi="Roboto" w:cs="Tahoma"/>
-                <w:sz w:val="20"/>
-                <w:szCs w:val="20"/>
+                <w:rFonts w:cs="Arial"/>
+                <w:szCs w:val="22"/>
               </w:rPr>
             </w:pPr>
             <w:r>
               <w:rPr>
-                <w:rFonts w:ascii="Roboto" w:hAnsi="Roboto" w:cs="Tahoma"/>
-                <w:sz w:val="20"/>
-                <w:szCs w:val="20"/>
+                <w:rFonts w:cs="Arial"/>
+                <w:szCs w:val="22"/>
               </w:rPr>
               <w:fldChar w:fldCharType="begin"/>
             </w:r>
             <w:r>
               <w:rPr>
-                <w:rFonts w:ascii="Roboto" w:hAnsi="Roboto" w:cs="Tahoma"/>
-                <w:sz w:val="20"/>
-                <w:szCs w:val="20"/>
+                <w:rFonts w:cs="Arial"/>
+                <w:szCs w:val="22"/>
               </w:rPr>
               <w:instrText xml:space="preserve"> MERGEFIELD contac_cel </w:instrText>
             </w:r>
             <w:r>
               <w:rPr>
-                <w:rFonts w:ascii="Roboto" w:hAnsi="Roboto" w:cs="Tahoma"/>
-                <w:sz w:val="20"/>
-                <w:szCs w:val="20"/>
+                <w:rFonts w:cs="Arial"/>
+                <w:szCs w:val="22"/>
               </w:rPr>
               <w:fldChar w:fldCharType="separate"/>
             </w:r>
             <w:r>
               <w:rPr>
-                <w:rFonts w:ascii="Roboto" w:hAnsi="Roboto" w:cs="Tahoma"/>
+                <w:rFonts w:cs="Arial"/>
                 <w:noProof/>
-                <w:sz w:val="20"/>
-                <w:szCs w:val="20"/>
+                <w:szCs w:val="22"/>
               </w:rPr>
               <w:t>«contac_cel»</w:t>
             </w:r>
             <w:r>
               <w:rPr>
-                <w:rFonts w:ascii="Roboto" w:hAnsi="Roboto" w:cs="Tahoma"/>
-                <w:sz w:val="20"/>
-                <w:szCs w:val="20"/>
+                <w:rFonts w:cs="Arial"/>
+                <w:szCs w:val="22"/>
               </w:rPr>
               <w:fldChar w:fldCharType="end"/>
             </w:r>
@@ -6295,18 +5772,16 @@
               <w:contextualSpacing/>
               <w:jc w:val="left"/>
               <w:rPr>
-                <w:rFonts w:ascii="Roboto" w:hAnsi="Roboto" w:cs="Tahoma"/>
+                <w:rFonts w:cs="Arial"/>
                 <w:b/>
-                <w:sz w:val="20"/>
-                <w:szCs w:val="20"/>
+                <w:szCs w:val="22"/>
               </w:rPr>
             </w:pPr>
             <w:r>
               <w:rPr>
-                <w:rFonts w:ascii="Roboto" w:hAnsi="Roboto" w:cs="Tahoma"/>
+                <w:rFonts w:cs="Arial"/>
                 <w:b/>
-                <w:sz w:val="20"/>
-                <w:szCs w:val="20"/>
+                <w:szCs w:val="22"/>
               </w:rPr>
               <w:t>Correo electrónico</w:t>
             </w:r>
@@ -6331,49 +5806,43 @@
               <w:contextualSpacing/>
               <w:jc w:val="left"/>
               <w:rPr>
-                <w:rFonts w:ascii="Roboto" w:hAnsi="Roboto" w:cs="Tahoma"/>
-                <w:sz w:val="20"/>
-                <w:szCs w:val="20"/>
+                <w:rFonts w:cs="Arial"/>
+                <w:szCs w:val="22"/>
               </w:rPr>
             </w:pPr>
             <w:r>
               <w:rPr>
-                <w:rFonts w:ascii="Roboto" w:hAnsi="Roboto" w:cs="Tahoma"/>
-                <w:sz w:val="20"/>
-                <w:szCs w:val="20"/>
+                <w:rFonts w:cs="Arial"/>
+                <w:szCs w:val="22"/>
               </w:rPr>
               <w:fldChar w:fldCharType="begin"/>
             </w:r>
             <w:r>
               <w:rPr>
-                <w:rFonts w:ascii="Roboto" w:hAnsi="Roboto" w:cs="Tahoma"/>
-                <w:sz w:val="20"/>
-                <w:szCs w:val="20"/>
+                <w:rFonts w:cs="Arial"/>
+                <w:szCs w:val="22"/>
               </w:rPr>
               <w:instrText xml:space="preserve"> MERGEFIELD contac_email </w:instrText>
             </w:r>
             <w:r>
               <w:rPr>
-                <w:rFonts w:ascii="Roboto" w:hAnsi="Roboto" w:cs="Tahoma"/>
-                <w:sz w:val="20"/>
-                <w:szCs w:val="20"/>
+                <w:rFonts w:cs="Arial"/>
+                <w:szCs w:val="22"/>
               </w:rPr>
               <w:fldChar w:fldCharType="separate"/>
             </w:r>
             <w:r>
               <w:rPr>
-                <w:rFonts w:ascii="Roboto" w:hAnsi="Roboto" w:cs="Tahoma"/>
+                <w:rFonts w:cs="Arial"/>
                 <w:noProof/>
-                <w:sz w:val="20"/>
-                <w:szCs w:val="20"/>
+                <w:szCs w:val="22"/>
               </w:rPr>
               <w:t>«contac_email»</w:t>
             </w:r>
             <w:r>
               <w:rPr>
-                <w:rFonts w:ascii="Roboto" w:hAnsi="Roboto" w:cs="Tahoma"/>
-                <w:sz w:val="20"/>
-                <w:szCs w:val="20"/>
+                <w:rFonts w:cs="Arial"/>
+                <w:szCs w:val="22"/>
               </w:rPr>
               <w:fldChar w:fldCharType="end"/>
             </w:r>
@@ -6392,16 +5861,14 @@
         <w:spacing w:before="0" w:after="0"/>
         <w:ind w:left="360"/>
         <w:rPr>
-          <w:rFonts w:ascii="Roboto" w:hAnsi="Roboto" w:cs="Tahoma"/>
-          <w:sz w:val="20"/>
-          <w:szCs w:val="20"/>
-        </w:rPr>
-      </w:pPr>
-      <w:r>
-        <w:rPr>
-          <w:rFonts w:ascii="Roboto" w:hAnsi="Roboto" w:cs="Tahoma"/>
-          <w:sz w:val="20"/>
-          <w:szCs w:val="20"/>
+          <w:rFonts w:cs="Arial"/>
+          <w:szCs w:val="22"/>
+        </w:rPr>
+      </w:pPr>
+      <w:r>
+        <w:rPr>
+          <w:rFonts w:cs="Arial"/>
+          <w:szCs w:val="22"/>
         </w:rPr>
         <w:t>He leído y acepto lo establecido en el Manual de Uso y Condiciones de la plataforma del SECOP II.</w:t>
       </w:r>
@@ -6416,48 +5883,42 @@
         <w:spacing w:before="0" w:after="0"/>
         <w:ind w:left="360"/>
         <w:rPr>
-          <w:rFonts w:ascii="Roboto" w:hAnsi="Roboto" w:cs="Tahoma"/>
-          <w:sz w:val="20"/>
-          <w:szCs w:val="20"/>
-        </w:rPr>
-      </w:pPr>
-      <w:r>
-        <w:rPr>
-          <w:rFonts w:ascii="Roboto" w:hAnsi="Roboto" w:cs="Tahoma"/>
-          <w:sz w:val="20"/>
-          <w:szCs w:val="20"/>
+          <w:rFonts w:cs="Arial"/>
+          <w:szCs w:val="22"/>
+        </w:rPr>
+      </w:pPr>
+      <w:r>
+        <w:rPr>
+          <w:rFonts w:cs="Arial"/>
+          <w:szCs w:val="22"/>
         </w:rPr>
         <w:t xml:space="preserve">Me comprometo a cumplir todos los ítems relacionados con el “Formulario 1 – </w:t>
       </w:r>
       <w:r>
         <w:rPr>
-          <w:rFonts w:ascii="Roboto" w:hAnsi="Roboto" w:cs="Tahoma"/>
-          <w:sz w:val="20"/>
-          <w:szCs w:val="20"/>
+          <w:rFonts w:cs="Arial"/>
+          <w:szCs w:val="22"/>
         </w:rPr>
         <w:t>Formulario oferta económica</w:t>
       </w:r>
       <w:r>
         <w:rPr>
-          <w:rFonts w:ascii="Roboto" w:hAnsi="Roboto" w:cs="Tahoma"/>
-          <w:sz w:val="20"/>
-          <w:szCs w:val="20"/>
+          <w:rFonts w:cs="Arial"/>
+          <w:szCs w:val="22"/>
         </w:rPr>
         <w:t>”</w:t>
       </w:r>
       <w:r>
         <w:rPr>
-          <w:rFonts w:ascii="Roboto" w:hAnsi="Roboto" w:cs="Tahoma"/>
-          <w:sz w:val="20"/>
-          <w:szCs w:val="20"/>
+          <w:rFonts w:cs="Arial"/>
+          <w:szCs w:val="22"/>
         </w:rPr>
         <w:t>,</w:t>
       </w:r>
       <w:r>
         <w:rPr>
-          <w:rFonts w:ascii="Roboto" w:hAnsi="Roboto" w:cs="Tahoma"/>
-          <w:sz w:val="20"/>
-          <w:szCs w:val="20"/>
+          <w:rFonts w:cs="Arial"/>
+          <w:szCs w:val="22"/>
         </w:rPr>
         <w:t xml:space="preserve"> en caso de resultar adjudicatario.</w:t>
       </w:r>
@@ -6467,9 +5928,8 @@
         <w:spacing w:before="0" w:after="0"/>
         <w:contextualSpacing/>
         <w:rPr>
-          <w:rFonts w:ascii="Roboto" w:hAnsi="Roboto" w:cs="Tahoma"/>
-          <w:sz w:val="20"/>
-          <w:szCs w:val="20"/>
+          <w:rFonts w:cs="Arial"/>
+          <w:szCs w:val="22"/>
         </w:rPr>
       </w:pPr>
     </w:p>
@@ -6478,20 +5938,8 @@
         <w:spacing w:before="0" w:after="0"/>
         <w:contextualSpacing/>
         <w:rPr>
-          <w:rFonts w:ascii="Roboto" w:hAnsi="Roboto" w:cs="Tahoma"/>
-          <w:sz w:val="20"/>
-          <w:szCs w:val="20"/>
-        </w:rPr>
-      </w:pPr>
-    </w:p>
-    <w:p>
-      <w:pPr>
-        <w:spacing w:before="0" w:after="0"/>
-        <w:contextualSpacing/>
-        <w:rPr>
-          <w:rFonts w:ascii="Roboto" w:hAnsi="Roboto" w:cs="Tahoma"/>
-          <w:sz w:val="20"/>
-          <w:szCs w:val="20"/>
+          <w:rFonts w:cs="Arial"/>
+          <w:szCs w:val="22"/>
         </w:rPr>
       </w:pPr>
     </w:p>
@@ -6504,16 +5952,14 @@
         <w:spacing w:before="0" w:after="0"/>
         <w:contextualSpacing/>
         <w:rPr>
-          <w:rFonts w:ascii="Roboto" w:hAnsi="Roboto" w:cs="Tahoma"/>
-          <w:sz w:val="20"/>
-          <w:szCs w:val="20"/>
-        </w:rPr>
-      </w:pPr>
-      <w:r>
-        <w:rPr>
-          <w:rFonts w:ascii="Roboto" w:hAnsi="Roboto" w:cs="Tahoma"/>
-          <w:sz w:val="20"/>
-          <w:szCs w:val="20"/>
+          <w:rFonts w:cs="Arial"/>
+          <w:szCs w:val="22"/>
+        </w:rPr>
+      </w:pPr>
+      <w:r>
+        <w:rPr>
+          <w:rFonts w:cs="Arial"/>
+          <w:szCs w:val="22"/>
         </w:rPr>
         <w:t>Atentamente,</w:t>
       </w:r>
@@ -6524,9 +5970,7 @@
         <w:spacing w:before="0" w:after="0"/>
         <w:contextualSpacing/>
         <w:rPr>
-          <w:rFonts w:ascii="Roboto" w:hAnsi="Roboto" w:cs="Tahoma"/>
-          <w:sz w:val="20"/>
-          <w:szCs w:val="20"/>
+          <w:szCs w:val="22"/>
         </w:rPr>
       </w:pPr>
     </w:p>
@@ -6535,11 +5979,10 @@
         <w:pStyle w:val="InviasNormal"/>
         <w:spacing w:before="0" w:after="0"/>
         <w:contextualSpacing/>
-        <w:rPr>
-          <w:rFonts w:ascii="Roboto" w:hAnsi="Roboto" w:cs="Tahoma"/>
+        <w:jc w:val="left"/>
+        <w:rPr>
           <w:noProof/>
-          <w:sz w:val="20"/>
-          <w:szCs w:val="20"/>
+          <w:szCs w:val="22"/>
         </w:rPr>
       </w:pPr>
       <w:bookmarkStart w:id="5" w:name="_Hlk103707280"/>
@@ -6547,74 +5990,44 @@
       <w:bookmarkStart w:id="7" w:name="_Hlk199969118"/>
       <w:r>
         <w:rPr>
-          <w:rFonts w:ascii="Roboto" w:hAnsi="Roboto" w:cs="Tahoma"/>
-          <w:sz w:val="20"/>
-          <w:szCs w:val="20"/>
+          <w:szCs w:val="22"/>
         </w:rPr>
         <w:t>Nombre del Proponente</w:t>
       </w:r>
       <w:r>
         <w:rPr>
-          <w:rFonts w:ascii="Roboto" w:hAnsi="Roboto" w:cs="Tahoma"/>
-          <w:sz w:val="20"/>
-          <w:szCs w:val="20"/>
+          <w:szCs w:val="22"/>
         </w:rPr>
         <w:tab/>
       </w:r>
       <w:r>
         <w:rPr>
-          <w:rFonts w:ascii="Roboto" w:hAnsi="Roboto" w:cs="Tahoma"/>
-          <w:sz w:val="20"/>
-          <w:szCs w:val="20"/>
-        </w:rPr>
-        <w:tab/>
-      </w:r>
-      <w:r>
-        <w:rPr>
-          <w:rFonts w:ascii="Roboto" w:hAnsi="Roboto" w:cs="Tahoma"/>
-          <w:sz w:val="20"/>
-          <w:szCs w:val="20"/>
-        </w:rPr>
-        <w:tab/>
-      </w:r>
-      <w:r>
-        <w:rPr>
-          <w:rFonts w:ascii="Roboto" w:hAnsi="Roboto" w:cs="Tahoma"/>
-          <w:sz w:val="20"/>
-          <w:szCs w:val="20"/>
+          <w:szCs w:val="22"/>
         </w:rPr>
         <w:fldChar w:fldCharType="begin"/>
       </w:r>
       <w:r>
         <w:rPr>
-          <w:rFonts w:ascii="Roboto" w:hAnsi="Roboto" w:cs="Tahoma"/>
-          <w:sz w:val="20"/>
-          <w:szCs w:val="20"/>
+          <w:szCs w:val="22"/>
         </w:rPr>
         <w:instrText xml:space="preserve"> MERGEFIELD nom_proponente </w:instrText>
       </w:r>
       <w:r>
         <w:rPr>
-          <w:rFonts w:ascii="Roboto" w:hAnsi="Roboto" w:cs="Tahoma"/>
-          <w:sz w:val="20"/>
-          <w:szCs w:val="20"/>
+          <w:szCs w:val="22"/>
         </w:rPr>
         <w:fldChar w:fldCharType="separate"/>
       </w:r>
       <w:r>
         <w:rPr>
-          <w:rFonts w:ascii="Roboto" w:hAnsi="Roboto" w:cs="Tahoma"/>
           <w:noProof/>
-          <w:sz w:val="20"/>
-          <w:szCs w:val="20"/>
+          <w:szCs w:val="22"/>
         </w:rPr>
         <w:t>«nom_proponente»</w:t>
       </w:r>
       <w:r>
         <w:rPr>
-          <w:rFonts w:ascii="Roboto" w:hAnsi="Roboto" w:cs="Tahoma"/>
-          <w:sz w:val="20"/>
-          <w:szCs w:val="20"/>
+          <w:szCs w:val="22"/>
         </w:rPr>
         <w:fldChar w:fldCharType="end"/>
       </w:r>
@@ -6624,74 +6037,51 @@
         <w:pStyle w:val="InviasNormal"/>
         <w:spacing w:before="0" w:after="0"/>
         <w:contextualSpacing/>
-        <w:rPr>
-          <w:rFonts w:ascii="Roboto" w:hAnsi="Roboto" w:cs="Tahoma"/>
-          <w:sz w:val="20"/>
-          <w:szCs w:val="20"/>
-        </w:rPr>
-      </w:pPr>
-      <w:r>
-        <w:rPr>
-          <w:rFonts w:ascii="Roboto" w:hAnsi="Roboto" w:cs="Tahoma"/>
-          <w:sz w:val="20"/>
-          <w:szCs w:val="20"/>
+        <w:jc w:val="left"/>
+        <w:rPr>
+          <w:szCs w:val="22"/>
+        </w:rPr>
+      </w:pPr>
+      <w:r>
+        <w:rPr>
+          <w:szCs w:val="22"/>
         </w:rPr>
         <w:t xml:space="preserve">Nombre del representante </w:t>
       </w:r>
       <w:r>
         <w:rPr>
-          <w:rFonts w:ascii="Roboto" w:hAnsi="Roboto" w:cs="Tahoma"/>
-          <w:sz w:val="20"/>
-          <w:szCs w:val="20"/>
+          <w:szCs w:val="22"/>
         </w:rPr>
         <w:tab/>
       </w:r>
       <w:r>
         <w:rPr>
-          <w:rFonts w:ascii="Roboto" w:hAnsi="Roboto" w:cs="Tahoma"/>
-          <w:sz w:val="20"/>
-          <w:szCs w:val="20"/>
-        </w:rPr>
-        <w:tab/>
-      </w:r>
-      <w:r>
-        <w:rPr>
-          <w:rFonts w:ascii="Roboto" w:hAnsi="Roboto" w:cs="Tahoma"/>
-          <w:sz w:val="20"/>
-          <w:szCs w:val="20"/>
+          <w:szCs w:val="22"/>
         </w:rPr>
         <w:fldChar w:fldCharType="begin"/>
       </w:r>
       <w:r>
         <w:rPr>
-          <w:rFonts w:ascii="Roboto" w:hAnsi="Roboto" w:cs="Tahoma"/>
-          <w:sz w:val="20"/>
-          <w:szCs w:val="20"/>
+          <w:szCs w:val="22"/>
         </w:rPr>
         <w:instrText xml:space="preserve"> MERGEFIELD nom_pers_nat__o_rp_propo_1 </w:instrText>
       </w:r>
       <w:r>
         <w:rPr>
-          <w:rFonts w:ascii="Roboto" w:hAnsi="Roboto" w:cs="Tahoma"/>
-          <w:sz w:val="20"/>
-          <w:szCs w:val="20"/>
+          <w:szCs w:val="22"/>
         </w:rPr>
         <w:fldChar w:fldCharType="separate"/>
       </w:r>
       <w:r>
         <w:rPr>
-          <w:rFonts w:ascii="Roboto" w:hAnsi="Roboto" w:cs="Tahoma"/>
           <w:noProof/>
-          <w:sz w:val="20"/>
-          <w:szCs w:val="20"/>
+          <w:szCs w:val="22"/>
         </w:rPr>
         <w:t>«nom_pers_nat__o_rp_propo_1»</w:t>
       </w:r>
       <w:r>
         <w:rPr>
-          <w:rFonts w:ascii="Roboto" w:hAnsi="Roboto" w:cs="Tahoma"/>
-          <w:sz w:val="20"/>
-          <w:szCs w:val="20"/>
+          <w:szCs w:val="22"/>
         </w:rPr>
         <w:fldChar w:fldCharType="end"/>
       </w:r>
@@ -6701,98 +6091,69 @@
         <w:pStyle w:val="InviasNormal"/>
         <w:spacing w:before="0" w:after="0"/>
         <w:contextualSpacing/>
-        <w:rPr>
-          <w:rFonts w:ascii="Roboto" w:hAnsi="Roboto" w:cs="Tahoma"/>
-          <w:sz w:val="20"/>
-          <w:szCs w:val="20"/>
-        </w:rPr>
-      </w:pPr>
-      <w:r>
-        <w:rPr>
-          <w:rFonts w:ascii="Roboto" w:hAnsi="Roboto" w:cs="Tahoma"/>
-          <w:sz w:val="20"/>
-          <w:szCs w:val="20"/>
+        <w:jc w:val="left"/>
+        <w:rPr>
+          <w:szCs w:val="22"/>
+        </w:rPr>
+      </w:pPr>
+      <w:r>
+        <w:rPr>
+          <w:szCs w:val="22"/>
         </w:rPr>
         <w:t>C. C.</w:t>
       </w:r>
       <w:r>
         <w:rPr>
-          <w:rFonts w:ascii="Roboto" w:hAnsi="Roboto" w:cs="Tahoma"/>
-          <w:sz w:val="20"/>
-          <w:szCs w:val="20"/>
+          <w:szCs w:val="22"/>
         </w:rPr>
         <w:tab/>
       </w:r>
       <w:r>
         <w:rPr>
-          <w:rFonts w:ascii="Roboto" w:hAnsi="Roboto" w:cs="Tahoma"/>
-          <w:sz w:val="20"/>
-          <w:szCs w:val="20"/>
+          <w:szCs w:val="22"/>
         </w:rPr>
         <w:tab/>
       </w:r>
       <w:r>
         <w:rPr>
-          <w:rFonts w:ascii="Roboto" w:hAnsi="Roboto" w:cs="Tahoma"/>
-          <w:sz w:val="20"/>
-          <w:szCs w:val="20"/>
+          <w:szCs w:val="22"/>
         </w:rPr>
         <w:tab/>
       </w:r>
       <w:r>
         <w:rPr>
-          <w:rFonts w:ascii="Roboto" w:hAnsi="Roboto" w:cs="Tahoma"/>
-          <w:sz w:val="20"/>
-          <w:szCs w:val="20"/>
+          <w:szCs w:val="22"/>
         </w:rPr>
         <w:tab/>
       </w:r>
       <w:r>
         <w:rPr>
-          <w:rFonts w:ascii="Roboto" w:hAnsi="Roboto" w:cs="Tahoma"/>
-          <w:sz w:val="20"/>
-          <w:szCs w:val="20"/>
-        </w:rPr>
-        <w:tab/>
-      </w:r>
-      <w:r>
-        <w:rPr>
-          <w:rFonts w:ascii="Roboto" w:hAnsi="Roboto" w:cs="Tahoma"/>
-          <w:sz w:val="20"/>
-          <w:szCs w:val="20"/>
+          <w:szCs w:val="22"/>
         </w:rPr>
         <w:fldChar w:fldCharType="begin"/>
       </w:r>
       <w:r>
         <w:rPr>
-          <w:rFonts w:ascii="Roboto" w:hAnsi="Roboto" w:cs="Tahoma"/>
-          <w:sz w:val="20"/>
-          <w:szCs w:val="20"/>
+          <w:szCs w:val="22"/>
         </w:rPr>
         <w:instrText xml:space="preserve"> MERGEFIELD repre_cedula </w:instrText>
       </w:r>
       <w:r>
         <w:rPr>
-          <w:rFonts w:ascii="Roboto" w:hAnsi="Roboto" w:cs="Tahoma"/>
-          <w:sz w:val="20"/>
-          <w:szCs w:val="20"/>
+          <w:szCs w:val="22"/>
         </w:rPr>
         <w:fldChar w:fldCharType="separate"/>
       </w:r>
       <w:r>
         <w:rPr>
-          <w:rFonts w:ascii="Roboto" w:hAnsi="Roboto" w:cs="Tahoma"/>
           <w:noProof/>
-          <w:sz w:val="20"/>
-          <w:szCs w:val="20"/>
+          <w:szCs w:val="22"/>
         </w:rPr>
         <w:t>«repre_cedula»</w:t>
       </w:r>
       <w:r>
         <w:rPr>
-          <w:rFonts w:ascii="Roboto" w:hAnsi="Roboto" w:cs="Tahoma"/>
-          <w:sz w:val="20"/>
-          <w:szCs w:val="20"/>
+          <w:szCs w:val="22"/>
         </w:rPr>
         <w:fldChar w:fldCharType="end"/>
       </w:r>
@@ -6802,82 +6163,57 @@
         <w:pStyle w:val="InviasNormal"/>
         <w:spacing w:before="0" w:after="0"/>
         <w:contextualSpacing/>
-        <w:rPr>
-          <w:rFonts w:ascii="Roboto" w:hAnsi="Roboto" w:cs="Tahoma"/>
-          <w:sz w:val="20"/>
-          <w:szCs w:val="20"/>
-        </w:rPr>
-      </w:pPr>
-      <w:r>
-        <w:rPr>
-          <w:rFonts w:ascii="Roboto" w:hAnsi="Roboto" w:cs="Tahoma"/>
-          <w:sz w:val="20"/>
-          <w:szCs w:val="20"/>
+        <w:jc w:val="left"/>
+        <w:rPr>
+          <w:szCs w:val="22"/>
+        </w:rPr>
+      </w:pPr>
+      <w:r>
+        <w:rPr>
+          <w:szCs w:val="22"/>
         </w:rPr>
         <w:t>Matrícula profesional</w:t>
       </w:r>
       <w:r>
         <w:rPr>
-          <w:rFonts w:ascii="Roboto" w:hAnsi="Roboto" w:cs="Tahoma"/>
-          <w:sz w:val="20"/>
-          <w:szCs w:val="20"/>
+          <w:szCs w:val="22"/>
         </w:rPr>
         <w:tab/>
       </w:r>
       <w:r>
         <w:rPr>
-          <w:rFonts w:ascii="Roboto" w:hAnsi="Roboto" w:cs="Tahoma"/>
-          <w:sz w:val="20"/>
-          <w:szCs w:val="20"/>
+          <w:szCs w:val="22"/>
         </w:rPr>
         <w:tab/>
       </w:r>
       <w:r>
         <w:rPr>
-          <w:rFonts w:ascii="Roboto" w:hAnsi="Roboto" w:cs="Tahoma"/>
-          <w:sz w:val="20"/>
-          <w:szCs w:val="20"/>
-        </w:rPr>
-        <w:tab/>
-      </w:r>
-      <w:r>
-        <w:rPr>
-          <w:rFonts w:ascii="Roboto" w:hAnsi="Roboto" w:cs="Tahoma"/>
-          <w:sz w:val="20"/>
-          <w:szCs w:val="20"/>
+          <w:szCs w:val="22"/>
         </w:rPr>
         <w:fldChar w:fldCharType="begin"/>
       </w:r>
       <w:r>
         <w:rPr>
-          <w:rFonts w:ascii="Roboto" w:hAnsi="Roboto" w:cs="Tahoma"/>
-          <w:sz w:val="20"/>
-          <w:szCs w:val="20"/>
+          <w:szCs w:val="22"/>
         </w:rPr>
         <w:instrText xml:space="preserve"> MERGEFIELD repre_mat_profe </w:instrText>
       </w:r>
       <w:r>
         <w:rPr>
-          <w:rFonts w:ascii="Roboto" w:hAnsi="Roboto" w:cs="Tahoma"/>
-          <w:sz w:val="20"/>
-          <w:szCs w:val="20"/>
+          <w:szCs w:val="22"/>
         </w:rPr>
         <w:fldChar w:fldCharType="separate"/>
       </w:r>
       <w:r>
         <w:rPr>
-          <w:rFonts w:ascii="Roboto" w:hAnsi="Roboto" w:cs="Tahoma"/>
           <w:noProof/>
-          <w:sz w:val="20"/>
-          <w:szCs w:val="20"/>
+          <w:szCs w:val="22"/>
         </w:rPr>
         <w:t>«repre_mat_profe»</w:t>
       </w:r>
       <w:r>
         <w:rPr>
-          <w:rFonts w:ascii="Roboto" w:hAnsi="Roboto" w:cs="Tahoma"/>
-          <w:sz w:val="20"/>
-          <w:szCs w:val="20"/>
+          <w:szCs w:val="22"/>
         </w:rPr>
         <w:fldChar w:fldCharType="end"/>
       </w:r>
@@ -6887,82 +6223,57 @@
         <w:pStyle w:val="InviasNormal"/>
         <w:spacing w:before="0" w:after="0"/>
         <w:contextualSpacing/>
-        <w:rPr>
-          <w:rFonts w:ascii="Roboto" w:hAnsi="Roboto" w:cs="Tahoma"/>
-          <w:sz w:val="20"/>
-          <w:szCs w:val="20"/>
-        </w:rPr>
-      </w:pPr>
-      <w:r>
-        <w:rPr>
-          <w:rFonts w:ascii="Roboto" w:hAnsi="Roboto" w:cs="Tahoma"/>
-          <w:sz w:val="20"/>
-          <w:szCs w:val="20"/>
+        <w:jc w:val="left"/>
+        <w:rPr>
+          <w:szCs w:val="22"/>
+        </w:rPr>
+      </w:pPr>
+      <w:r>
+        <w:rPr>
+          <w:szCs w:val="22"/>
         </w:rPr>
         <w:t>Dirección de correo</w:t>
       </w:r>
       <w:r>
         <w:rPr>
-          <w:rFonts w:ascii="Roboto" w:hAnsi="Roboto" w:cs="Tahoma"/>
-          <w:sz w:val="20"/>
-          <w:szCs w:val="20"/>
+          <w:szCs w:val="22"/>
         </w:rPr>
         <w:tab/>
       </w:r>
       <w:r>
         <w:rPr>
-          <w:rFonts w:ascii="Roboto" w:hAnsi="Roboto" w:cs="Tahoma"/>
-          <w:sz w:val="20"/>
-          <w:szCs w:val="20"/>
+          <w:szCs w:val="22"/>
         </w:rPr>
         <w:tab/>
       </w:r>
       <w:r>
         <w:rPr>
-          <w:rFonts w:ascii="Roboto" w:hAnsi="Roboto" w:cs="Tahoma"/>
-          <w:sz w:val="20"/>
-          <w:szCs w:val="20"/>
-        </w:rPr>
-        <w:tab/>
-      </w:r>
-      <w:r>
-        <w:rPr>
-          <w:rFonts w:ascii="Roboto" w:hAnsi="Roboto" w:cs="Tahoma"/>
-          <w:sz w:val="20"/>
-          <w:szCs w:val="20"/>
+          <w:szCs w:val="22"/>
         </w:rPr>
         <w:fldChar w:fldCharType="begin"/>
       </w:r>
       <w:r>
         <w:rPr>
-          <w:rFonts w:ascii="Roboto" w:hAnsi="Roboto" w:cs="Tahoma"/>
-          <w:sz w:val="20"/>
-          <w:szCs w:val="20"/>
+          <w:szCs w:val="22"/>
         </w:rPr>
         <w:instrText xml:space="preserve"> MERGEFIELD repre_direcc_corr </w:instrText>
       </w:r>
       <w:r>
         <w:rPr>
-          <w:rFonts w:ascii="Roboto" w:hAnsi="Roboto" w:cs="Tahoma"/>
-          <w:sz w:val="20"/>
-          <w:szCs w:val="20"/>
+          <w:szCs w:val="22"/>
         </w:rPr>
         <w:fldChar w:fldCharType="separate"/>
       </w:r>
       <w:r>
         <w:rPr>
-          <w:rFonts w:ascii="Roboto" w:hAnsi="Roboto" w:cs="Tahoma"/>
           <w:noProof/>
-          <w:sz w:val="20"/>
-          <w:szCs w:val="20"/>
+          <w:szCs w:val="22"/>
         </w:rPr>
         <w:t>«repre_direcc_corr»</w:t>
       </w:r>
       <w:r>
         <w:rPr>
-          <w:rFonts w:ascii="Roboto" w:hAnsi="Roboto" w:cs="Tahoma"/>
-          <w:sz w:val="20"/>
-          <w:szCs w:val="20"/>
+          <w:szCs w:val="22"/>
         </w:rPr>
         <w:fldChar w:fldCharType="end"/>
       </w:r>
@@ -6972,82 +6283,57 @@
         <w:pStyle w:val="InviasNormal"/>
         <w:spacing w:before="0" w:after="0"/>
         <w:contextualSpacing/>
-        <w:rPr>
-          <w:rFonts w:ascii="Roboto" w:hAnsi="Roboto" w:cs="Tahoma"/>
-          <w:sz w:val="20"/>
-          <w:szCs w:val="20"/>
-        </w:rPr>
-      </w:pPr>
-      <w:r>
-        <w:rPr>
-          <w:rFonts w:ascii="Roboto" w:hAnsi="Roboto" w:cs="Tahoma"/>
-          <w:sz w:val="20"/>
-          <w:szCs w:val="20"/>
+        <w:jc w:val="left"/>
+        <w:rPr>
+          <w:szCs w:val="22"/>
+        </w:rPr>
+      </w:pPr>
+      <w:r>
+        <w:rPr>
+          <w:szCs w:val="22"/>
         </w:rPr>
         <w:t>Correo electrónico</w:t>
       </w:r>
       <w:r>
         <w:rPr>
-          <w:rFonts w:ascii="Roboto" w:hAnsi="Roboto" w:cs="Tahoma"/>
-          <w:sz w:val="20"/>
-          <w:szCs w:val="20"/>
+          <w:szCs w:val="22"/>
         </w:rPr>
         <w:tab/>
       </w:r>
       <w:r>
         <w:rPr>
-          <w:rFonts w:ascii="Roboto" w:hAnsi="Roboto" w:cs="Tahoma"/>
-          <w:sz w:val="20"/>
-          <w:szCs w:val="20"/>
+          <w:szCs w:val="22"/>
         </w:rPr>
         <w:tab/>
       </w:r>
       <w:r>
         <w:rPr>
-          <w:rFonts w:ascii="Roboto" w:hAnsi="Roboto" w:cs="Tahoma"/>
-          <w:sz w:val="20"/>
-          <w:szCs w:val="20"/>
-        </w:rPr>
-        <w:tab/>
-      </w:r>
-      <w:r>
-        <w:rPr>
-          <w:rFonts w:ascii="Roboto" w:hAnsi="Roboto" w:cs="Tahoma"/>
-          <w:sz w:val="20"/>
-          <w:szCs w:val="20"/>
+          <w:szCs w:val="22"/>
         </w:rPr>
         <w:fldChar w:fldCharType="begin"/>
       </w:r>
       <w:r>
         <w:rPr>
-          <w:rFonts w:ascii="Roboto" w:hAnsi="Roboto" w:cs="Tahoma"/>
-          <w:sz w:val="20"/>
-          <w:szCs w:val="20"/>
+          <w:szCs w:val="22"/>
         </w:rPr>
         <w:instrText xml:space="preserve"> MERGEFIELD repre_email </w:instrText>
       </w:r>
       <w:r>
         <w:rPr>
-          <w:rFonts w:ascii="Roboto" w:hAnsi="Roboto" w:cs="Tahoma"/>
-          <w:sz w:val="20"/>
-          <w:szCs w:val="20"/>
+          <w:szCs w:val="22"/>
         </w:rPr>
         <w:fldChar w:fldCharType="separate"/>
       </w:r>
       <w:r>
         <w:rPr>
-          <w:rFonts w:ascii="Roboto" w:hAnsi="Roboto" w:cs="Tahoma"/>
           <w:noProof/>
-          <w:sz w:val="20"/>
-          <w:szCs w:val="20"/>
+          <w:szCs w:val="22"/>
         </w:rPr>
         <w:t>«repre_email»</w:t>
       </w:r>
       <w:r>
         <w:rPr>
-          <w:rFonts w:ascii="Roboto" w:hAnsi="Roboto" w:cs="Tahoma"/>
-          <w:sz w:val="20"/>
-          <w:szCs w:val="20"/>
+          <w:szCs w:val="22"/>
         </w:rPr>
         <w:fldChar w:fldCharType="end"/>
       </w:r>
@@ -7057,98 +6343,63 @@
         <w:pStyle w:val="InviasNormal"/>
         <w:spacing w:before="0" w:after="0"/>
         <w:contextualSpacing/>
-        <w:rPr>
-          <w:rFonts w:ascii="Roboto" w:hAnsi="Roboto" w:cs="Tahoma"/>
-          <w:sz w:val="20"/>
-          <w:szCs w:val="20"/>
-        </w:rPr>
-      </w:pPr>
-      <w:r>
-        <w:rPr>
-          <w:rFonts w:ascii="Roboto" w:hAnsi="Roboto" w:cs="Tahoma"/>
-          <w:sz w:val="20"/>
-          <w:szCs w:val="20"/>
+        <w:jc w:val="left"/>
+        <w:rPr>
+          <w:szCs w:val="22"/>
+        </w:rPr>
+      </w:pPr>
+      <w:r>
+        <w:rPr>
+          <w:szCs w:val="22"/>
         </w:rPr>
         <w:t>Telefax</w:t>
       </w:r>
       <w:r>
         <w:rPr>
-          <w:rFonts w:ascii="Roboto" w:hAnsi="Roboto" w:cs="Tahoma"/>
-          <w:sz w:val="20"/>
-          <w:szCs w:val="20"/>
+          <w:szCs w:val="22"/>
         </w:rPr>
         <w:tab/>
       </w:r>
       <w:r>
         <w:rPr>
-          <w:rFonts w:ascii="Roboto" w:hAnsi="Roboto" w:cs="Tahoma"/>
-          <w:sz w:val="20"/>
-          <w:szCs w:val="20"/>
+          <w:szCs w:val="22"/>
         </w:rPr>
         <w:tab/>
       </w:r>
       <w:r>
         <w:rPr>
-          <w:rFonts w:ascii="Roboto" w:hAnsi="Roboto" w:cs="Tahoma"/>
-          <w:sz w:val="20"/>
-          <w:szCs w:val="20"/>
+          <w:szCs w:val="22"/>
         </w:rPr>
         <w:tab/>
       </w:r>
       <w:r>
         <w:rPr>
-          <w:rFonts w:ascii="Roboto" w:hAnsi="Roboto" w:cs="Tahoma"/>
-          <w:sz w:val="20"/>
-          <w:szCs w:val="20"/>
-        </w:rPr>
-        <w:tab/>
-      </w:r>
-      <w:r>
-        <w:rPr>
-          <w:rFonts w:ascii="Roboto" w:hAnsi="Roboto" w:cs="Tahoma"/>
-          <w:sz w:val="20"/>
-          <w:szCs w:val="20"/>
-        </w:rPr>
-        <w:tab/>
-      </w:r>
-      <w:r>
-        <w:rPr>
-          <w:rFonts w:ascii="Roboto" w:hAnsi="Roboto" w:cs="Tahoma"/>
-          <w:sz w:val="20"/>
-          <w:szCs w:val="20"/>
+          <w:szCs w:val="22"/>
         </w:rPr>
         <w:fldChar w:fldCharType="begin"/>
       </w:r>
       <w:r>
         <w:rPr>
-          <w:rFonts w:ascii="Roboto" w:hAnsi="Roboto" w:cs="Tahoma"/>
-          <w:sz w:val="20"/>
-          <w:szCs w:val="20"/>
+          <w:szCs w:val="22"/>
         </w:rPr>
         <w:instrText xml:space="preserve"> MERGEFIELD repre_tele </w:instrText>
       </w:r>
       <w:r>
         <w:rPr>
-          <w:rFonts w:ascii="Roboto" w:hAnsi="Roboto" w:cs="Tahoma"/>
-          <w:sz w:val="20"/>
-          <w:szCs w:val="20"/>
+          <w:szCs w:val="22"/>
         </w:rPr>
         <w:fldChar w:fldCharType="separate"/>
       </w:r>
       <w:r>
         <w:rPr>
-          <w:rFonts w:ascii="Roboto" w:hAnsi="Roboto" w:cs="Tahoma"/>
           <w:noProof/>
-          <w:sz w:val="20"/>
-          <w:szCs w:val="20"/>
+          <w:szCs w:val="22"/>
         </w:rPr>
         <w:t>«repre_tele»</w:t>
       </w:r>
       <w:r>
         <w:rPr>
-          <w:rFonts w:ascii="Roboto" w:hAnsi="Roboto" w:cs="Tahoma"/>
-          <w:sz w:val="20"/>
-          <w:szCs w:val="20"/>
+          <w:szCs w:val="22"/>
         </w:rPr>
         <w:fldChar w:fldCharType="end"/>
       </w:r>
@@ -7158,98 +6409,69 @@
         <w:pStyle w:val="InviasNormal"/>
         <w:spacing w:before="0" w:after="0"/>
         <w:contextualSpacing/>
-        <w:rPr>
-          <w:rFonts w:ascii="Roboto" w:hAnsi="Roboto" w:cs="Tahoma"/>
-          <w:sz w:val="20"/>
-          <w:szCs w:val="20"/>
-        </w:rPr>
-      </w:pPr>
-      <w:r>
-        <w:rPr>
-          <w:rFonts w:ascii="Roboto" w:hAnsi="Roboto" w:cs="Tahoma"/>
-          <w:sz w:val="20"/>
-          <w:szCs w:val="20"/>
+        <w:jc w:val="left"/>
+        <w:rPr>
+          <w:szCs w:val="22"/>
+        </w:rPr>
+      </w:pPr>
+      <w:r>
+        <w:rPr>
+          <w:szCs w:val="22"/>
         </w:rPr>
         <w:t>Ciudad</w:t>
       </w:r>
       <w:r>
         <w:rPr>
-          <w:rFonts w:ascii="Roboto" w:hAnsi="Roboto" w:cs="Tahoma"/>
-          <w:sz w:val="20"/>
-          <w:szCs w:val="20"/>
+          <w:szCs w:val="22"/>
         </w:rPr>
         <w:tab/>
       </w:r>
       <w:r>
         <w:rPr>
-          <w:rFonts w:ascii="Roboto" w:hAnsi="Roboto" w:cs="Tahoma"/>
-          <w:sz w:val="20"/>
-          <w:szCs w:val="20"/>
+          <w:szCs w:val="22"/>
         </w:rPr>
         <w:tab/>
       </w:r>
       <w:r>
         <w:rPr>
-          <w:rFonts w:ascii="Roboto" w:hAnsi="Roboto" w:cs="Tahoma"/>
-          <w:sz w:val="20"/>
-          <w:szCs w:val="20"/>
+          <w:szCs w:val="22"/>
         </w:rPr>
         <w:tab/>
       </w:r>
       <w:r>
         <w:rPr>
-          <w:rFonts w:ascii="Roboto" w:hAnsi="Roboto" w:cs="Tahoma"/>
-          <w:sz w:val="20"/>
-          <w:szCs w:val="20"/>
+          <w:szCs w:val="22"/>
         </w:rPr>
         <w:tab/>
       </w:r>
       <w:r>
         <w:rPr>
-          <w:rFonts w:ascii="Roboto" w:hAnsi="Roboto" w:cs="Tahoma"/>
-          <w:sz w:val="20"/>
-          <w:szCs w:val="20"/>
-        </w:rPr>
-        <w:tab/>
-      </w:r>
-      <w:r>
-        <w:rPr>
-          <w:rFonts w:ascii="Roboto" w:hAnsi="Roboto" w:cs="Tahoma"/>
-          <w:sz w:val="20"/>
-          <w:szCs w:val="20"/>
+          <w:szCs w:val="22"/>
         </w:rPr>
         <w:fldChar w:fldCharType="begin"/>
       </w:r>
       <w:r>
         <w:rPr>
-          <w:rFonts w:ascii="Roboto" w:hAnsi="Roboto" w:cs="Tahoma"/>
-          <w:sz w:val="20"/>
-          <w:szCs w:val="20"/>
+          <w:szCs w:val="22"/>
         </w:rPr>
         <w:instrText xml:space="preserve"> MERGEFIELD repre_ciudad </w:instrText>
       </w:r>
       <w:r>
         <w:rPr>
-          <w:rFonts w:ascii="Roboto" w:hAnsi="Roboto" w:cs="Tahoma"/>
-          <w:sz w:val="20"/>
-          <w:szCs w:val="20"/>
+          <w:szCs w:val="22"/>
         </w:rPr>
         <w:fldChar w:fldCharType="separate"/>
       </w:r>
       <w:r>
         <w:rPr>
-          <w:rFonts w:ascii="Roboto" w:hAnsi="Roboto" w:cs="Tahoma"/>
           <w:noProof/>
-          <w:sz w:val="20"/>
-          <w:szCs w:val="20"/>
+          <w:szCs w:val="22"/>
         </w:rPr>
         <w:t>«repre_ciudad»</w:t>
       </w:r>
       <w:r>
         <w:rPr>
-          <w:rFonts w:ascii="Roboto" w:hAnsi="Roboto" w:cs="Tahoma"/>
-          <w:sz w:val="20"/>
-          <w:szCs w:val="20"/>
+          <w:szCs w:val="22"/>
         </w:rPr>
         <w:fldChar w:fldCharType="end"/>
       </w:r>
@@ -7261,9 +6483,7 @@
         <w:contextualSpacing/>
         <w:jc w:val="center"/>
         <w:rPr>
-          <w:rFonts w:ascii="Roboto" w:hAnsi="Roboto" w:cs="Tahoma"/>
-          <w:sz w:val="20"/>
-          <w:szCs w:val="20"/>
+          <w:szCs w:val="22"/>
         </w:rPr>
       </w:pPr>
     </w:p>
@@ -7274,18 +6494,14 @@
         <w:contextualSpacing/>
         <w:jc w:val="center"/>
         <w:rPr>
-          <w:rFonts w:ascii="Roboto" w:hAnsi="Roboto" w:cs="Tahoma"/>
           <w:noProof/>
-          <w:sz w:val="20"/>
-          <w:szCs w:val="20"/>
-        </w:rPr>
-      </w:pPr>
-      <w:r>
-        <w:rPr>
-          <w:rFonts w:ascii="Roboto" w:hAnsi="Roboto"/>
+          <w:szCs w:val="22"/>
+        </w:rPr>
+      </w:pPr>
+      <w:r>
+        <w:rPr>
           <w:noProof/>
-          <w:sz w:val="20"/>
-          <w:szCs w:val="20"/>
+          <w:szCs w:val="22"/>
         </w:rPr>
         <w:drawing>
           <wp:anchor distT="0" distB="0" distL="114300" distR="114300" simplePos="0" relativeHeight="251659264" behindDoc="0" locked="0" layoutInCell="1" allowOverlap="1" wp14:anchorId="6E27D0F1" wp14:editId="03FBAAA6">
@@ -7358,10 +6574,8 @@
         <w:contextualSpacing/>
         <w:jc w:val="center"/>
         <w:rPr>
-          <w:rFonts w:ascii="Roboto" w:hAnsi="Roboto" w:cs="Tahoma"/>
           <w:noProof/>
-          <w:sz w:val="20"/>
-          <w:szCs w:val="20"/>
+          <w:szCs w:val="22"/>
         </w:rPr>
       </w:pPr>
     </w:p>
@@ -7372,10 +6586,8 @@
         <w:contextualSpacing/>
         <w:jc w:val="center"/>
         <w:rPr>
-          <w:rFonts w:ascii="Roboto" w:hAnsi="Roboto" w:cs="Tahoma"/>
           <w:noProof/>
-          <w:sz w:val="20"/>
-          <w:szCs w:val="20"/>
+          <w:szCs w:val="22"/>
         </w:rPr>
       </w:pPr>
     </w:p>
@@ -7386,11 +6598,9 @@
         <w:contextualSpacing/>
         <w:jc w:val="center"/>
         <w:rPr>
-          <w:rFonts w:ascii="Roboto" w:hAnsi="Roboto" w:cs="Tahoma"/>
           <w:b/>
           <w:bCs/>
-          <w:sz w:val="20"/>
-          <w:szCs w:val="20"/>
+          <w:szCs w:val="22"/>
         </w:rPr>
       </w:pPr>
     </w:p>
@@ -7401,61 +6611,37 @@
         <w:contextualSpacing/>
         <w:jc w:val="center"/>
         <w:rPr>
-          <w:rFonts w:ascii="Roboto" w:hAnsi="Roboto" w:cs="Tahoma"/>
-          <w:b/>
-          <w:bCs/>
-          <w:sz w:val="20"/>
-          <w:szCs w:val="20"/>
-        </w:rPr>
-      </w:pPr>
-      <w:r>
-        <w:rPr>
-          <w:rFonts w:ascii="Roboto" w:hAnsi="Roboto" w:cs="Tahoma"/>
-          <w:b/>
-          <w:bCs/>
-          <w:sz w:val="20"/>
-          <w:szCs w:val="20"/>
+          <w:szCs w:val="22"/>
+        </w:rPr>
+      </w:pPr>
+      <w:r>
+        <w:rPr>
+          <w:szCs w:val="22"/>
         </w:rPr>
         <w:fldChar w:fldCharType="begin"/>
       </w:r>
       <w:r>
         <w:rPr>
-          <w:rFonts w:ascii="Roboto" w:hAnsi="Roboto" w:cs="Tahoma"/>
-          <w:b/>
-          <w:bCs/>
-          <w:sz w:val="20"/>
-          <w:szCs w:val="20"/>
+          <w:szCs w:val="22"/>
         </w:rPr>
         <w:instrText xml:space="preserve"> MERGEFIELD nom_pers_nat__o_rp_propo_1 </w:instrText>
       </w:r>
       <w:r>
         <w:rPr>
-          <w:rFonts w:ascii="Roboto" w:hAnsi="Roboto" w:cs="Tahoma"/>
-          <w:b/>
-          <w:bCs/>
-          <w:sz w:val="20"/>
-          <w:szCs w:val="20"/>
+          <w:szCs w:val="22"/>
         </w:rPr>
         <w:fldChar w:fldCharType="separate"/>
       </w:r>
       <w:r>
         <w:rPr>
-          <w:rFonts w:ascii="Roboto" w:hAnsi="Roboto" w:cs="Tahoma"/>
-          <w:b/>
-          <w:bCs/>
           <w:noProof/>
-          <w:sz w:val="20"/>
-          <w:szCs w:val="20"/>
+          <w:szCs w:val="22"/>
         </w:rPr>
         <w:t>«nom_pers_nat__o_rp_propo_1»</w:t>
       </w:r>
       <w:r>
         <w:rPr>
-          <w:rFonts w:ascii="Roboto" w:hAnsi="Roboto" w:cs="Tahoma"/>
-          <w:b/>
-          <w:bCs/>
-          <w:sz w:val="20"/>
-          <w:szCs w:val="20"/>
+          <w:szCs w:val="22"/>
         </w:rPr>
         <w:fldChar w:fldCharType="end"/>
       </w:r>
@@ -7467,57 +6653,43 @@
         <w:contextualSpacing/>
         <w:jc w:val="center"/>
         <w:rPr>
-          <w:rFonts w:ascii="Roboto" w:hAnsi="Roboto" w:cs="Tahoma"/>
-          <w:sz w:val="20"/>
-          <w:szCs w:val="20"/>
-        </w:rPr>
-      </w:pPr>
-      <w:r>
-        <w:rPr>
-          <w:rFonts w:ascii="Roboto" w:hAnsi="Roboto" w:cs="Tahoma"/>
-          <w:sz w:val="20"/>
-          <w:szCs w:val="20"/>
+          <w:szCs w:val="22"/>
+        </w:rPr>
+      </w:pPr>
+      <w:r>
+        <w:rPr>
+          <w:szCs w:val="22"/>
         </w:rPr>
         <w:t xml:space="preserve">C. C. </w:t>
       </w:r>
       <w:r>
         <w:rPr>
-          <w:rFonts w:ascii="Roboto" w:hAnsi="Roboto" w:cs="Tahoma"/>
-          <w:sz w:val="20"/>
-          <w:szCs w:val="20"/>
+          <w:szCs w:val="22"/>
         </w:rPr>
         <w:fldChar w:fldCharType="begin"/>
       </w:r>
       <w:r>
         <w:rPr>
-          <w:rFonts w:ascii="Roboto" w:hAnsi="Roboto" w:cs="Tahoma"/>
-          <w:sz w:val="20"/>
-          <w:szCs w:val="20"/>
+          <w:szCs w:val="22"/>
         </w:rPr>
         <w:instrText xml:space="preserve"> MERGEFIELD repre_cedula </w:instrText>
       </w:r>
       <w:r>
         <w:rPr>
-          <w:rFonts w:ascii="Roboto" w:hAnsi="Roboto" w:cs="Tahoma"/>
-          <w:sz w:val="20"/>
-          <w:szCs w:val="20"/>
+          <w:szCs w:val="22"/>
         </w:rPr>
         <w:fldChar w:fldCharType="separate"/>
       </w:r>
       <w:r>
         <w:rPr>
-          <w:rFonts w:ascii="Roboto" w:hAnsi="Roboto" w:cs="Tahoma"/>
           <w:noProof/>
-          <w:sz w:val="20"/>
-          <w:szCs w:val="20"/>
+          <w:szCs w:val="22"/>
         </w:rPr>
         <w:t>«repre_cedula»</w:t>
       </w:r>
       <w:r>
         <w:rPr>
-          <w:rFonts w:ascii="Roboto" w:hAnsi="Roboto" w:cs="Tahoma"/>
-          <w:sz w:val="20"/>
-          <w:szCs w:val="20"/>
+          <w:szCs w:val="22"/>
         </w:rPr>
         <w:fldChar w:fldCharType="end"/>
       </w:r>
@@ -7529,16 +6701,12 @@
         <w:contextualSpacing/>
         <w:jc w:val="center"/>
         <w:rPr>
-          <w:rFonts w:ascii="Roboto" w:hAnsi="Roboto" w:cs="Tahoma"/>
-          <w:sz w:val="20"/>
-          <w:szCs w:val="20"/>
-        </w:rPr>
-      </w:pPr>
-      <w:r>
-        <w:rPr>
-          <w:rFonts w:ascii="Roboto" w:hAnsi="Roboto" w:cs="Tahoma"/>
-          <w:sz w:val="20"/>
-          <w:szCs w:val="20"/>
+          <w:szCs w:val="22"/>
+        </w:rPr>
+      </w:pPr>
+      <w:r>
+        <w:rPr>
+          <w:szCs w:val="22"/>
         </w:rPr>
         <w:t xml:space="preserve">Representante </w:t>
       </w:r>
@@ -7546,42 +6714,32 @@
       <w:bookmarkEnd w:id="6"/>
       <w:r>
         <w:rPr>
-          <w:rFonts w:ascii="Roboto" w:hAnsi="Roboto" w:cs="Tahoma"/>
-          <w:sz w:val="20"/>
-          <w:szCs w:val="20"/>
+          <w:szCs w:val="22"/>
         </w:rPr>
         <w:fldChar w:fldCharType="begin"/>
       </w:r>
       <w:r>
         <w:rPr>
-          <w:rFonts w:ascii="Roboto" w:hAnsi="Roboto" w:cs="Tahoma"/>
-          <w:sz w:val="20"/>
-          <w:szCs w:val="20"/>
+          <w:szCs w:val="22"/>
         </w:rPr>
         <w:instrText xml:space="preserve"> MERGEFIELD nom_proponente </w:instrText>
       </w:r>
       <w:r>
         <w:rPr>
-          <w:rFonts w:ascii="Roboto" w:hAnsi="Roboto" w:cs="Tahoma"/>
-          <w:sz w:val="20"/>
-          <w:szCs w:val="20"/>
+          <w:szCs w:val="22"/>
         </w:rPr>
         <w:fldChar w:fldCharType="separate"/>
       </w:r>
       <w:r>
         <w:rPr>
-          <w:rFonts w:ascii="Roboto" w:hAnsi="Roboto" w:cs="Tahoma"/>
           <w:noProof/>
-          <w:sz w:val="20"/>
-          <w:szCs w:val="20"/>
+          <w:szCs w:val="22"/>
         </w:rPr>
         <w:t>«nom_proponente»</w:t>
       </w:r>
       <w:r>
         <w:rPr>
-          <w:rFonts w:ascii="Roboto" w:hAnsi="Roboto" w:cs="Tahoma"/>
-          <w:sz w:val="20"/>
-          <w:szCs w:val="20"/>
+          <w:szCs w:val="22"/>
         </w:rPr>
         <w:fldChar w:fldCharType="end"/>
       </w:r>
@@ -7668,7 +6826,7 @@
             <w:spacing w:before="0" w:after="4" w:line="249" w:lineRule="auto"/>
             <w:ind w:left="10" w:hanging="10"/>
             <w:rPr>
-              <w:rFonts w:ascii="Roboto" w:eastAsia="Arial" w:hAnsi="Roboto" w:cs="Tahoma"/>
+              <w:rFonts w:eastAsia="Arial" w:cs="Arial"/>
               <w:b/>
               <w:sz w:val="16"/>
               <w:szCs w:val="16"/>
@@ -7677,7 +6835,7 @@
           </w:pPr>
           <w:r>
             <w:rPr>
-              <w:rFonts w:ascii="Roboto" w:eastAsia="Arial" w:hAnsi="Roboto" w:cs="Tahoma"/>
+              <w:rFonts w:eastAsia="Arial" w:cs="Arial"/>
               <w:b/>
               <w:sz w:val="16"/>
               <w:szCs w:val="16"/>
@@ -7697,7 +6855,7 @@
             <w:spacing w:before="0" w:after="4" w:line="249" w:lineRule="auto"/>
             <w:ind w:left="10" w:hanging="10"/>
             <w:rPr>
-              <w:rFonts w:ascii="Roboto" w:eastAsia="Arial" w:hAnsi="Roboto" w:cs="Tahoma"/>
+              <w:rFonts w:eastAsia="Arial" w:cs="Arial"/>
               <w:sz w:val="16"/>
               <w:szCs w:val="16"/>
               <w:lang w:eastAsia="es-CO"/>
@@ -7705,7 +6863,7 @@
           </w:pPr>
           <w:r>
             <w:rPr>
-              <w:rFonts w:ascii="Roboto" w:eastAsia="Arial" w:hAnsi="Roboto" w:cs="Tahoma"/>
+              <w:rFonts w:eastAsia="Arial" w:cs="Arial"/>
               <w:color w:val="000000" w:themeColor="text1"/>
               <w:sz w:val="16"/>
               <w:szCs w:val="16"/>
@@ -7726,7 +6884,7 @@
             <w:ind w:left="10" w:hanging="10"/>
             <w:jc w:val="center"/>
             <w:rPr>
-              <w:rFonts w:ascii="Roboto" w:eastAsia="Arial" w:hAnsi="Roboto" w:cs="Tahoma"/>
+              <w:rFonts w:eastAsia="Arial" w:cs="Arial"/>
               <w:b/>
               <w:sz w:val="16"/>
               <w:szCs w:val="16"/>
@@ -7735,7 +6893,7 @@
           </w:pPr>
           <w:r>
             <w:rPr>
-              <w:rFonts w:ascii="Roboto" w:eastAsia="Arial" w:hAnsi="Roboto" w:cs="Tahoma"/>
+              <w:rFonts w:eastAsia="Arial" w:cs="Arial"/>
               <w:b/>
               <w:sz w:val="16"/>
               <w:szCs w:val="16"/>
@@ -7755,7 +6913,7 @@
             <w:spacing w:before="0" w:after="4" w:line="249" w:lineRule="auto"/>
             <w:ind w:left="10" w:hanging="10"/>
             <w:rPr>
-              <w:rFonts w:ascii="Roboto" w:eastAsia="Arial" w:hAnsi="Roboto" w:cs="Tahoma"/>
+              <w:rFonts w:eastAsia="Arial" w:cs="Arial"/>
               <w:sz w:val="16"/>
               <w:szCs w:val="16"/>
               <w:lang w:eastAsia="es-CO"/>
@@ -7763,7 +6921,7 @@
           </w:pPr>
           <w:r>
             <w:rPr>
-              <w:rFonts w:ascii="Roboto" w:eastAsia="Arial" w:hAnsi="Roboto" w:cs="Tahoma"/>
+              <w:rFonts w:eastAsia="Arial" w:cs="Arial"/>
               <w:sz w:val="16"/>
               <w:szCs w:val="16"/>
               <w:lang w:eastAsia="es-CO"/>
@@ -7853,7 +7011,7 @@
             <w:pStyle w:val="Encabezado"/>
             <w:jc w:val="center"/>
             <w:rPr>
-              <w:rFonts w:ascii="Roboto" w:hAnsi="Roboto" w:cs="Tahoma"/>
+              <w:rFonts w:cs="Arial"/>
               <w:b/>
               <w:sz w:val="16"/>
               <w:szCs w:val="16"/>
@@ -7861,7 +7019,7 @@
           </w:pPr>
           <w:r>
             <w:rPr>
-              <w:rFonts w:ascii="Roboto" w:hAnsi="Roboto" w:cs="Tahoma"/>
+              <w:rFonts w:cs="Arial"/>
               <w:b/>
               <w:sz w:val="16"/>
               <w:szCs w:val="16"/>
@@ -7874,7 +7032,7 @@
             <w:pStyle w:val="Encabezado"/>
             <w:jc w:val="center"/>
             <w:rPr>
-              <w:rFonts w:ascii="Roboto" w:hAnsi="Roboto" w:cs="Tahoma"/>
+              <w:rFonts w:cs="Arial"/>
               <w:b/>
               <w:sz w:val="16"/>
               <w:szCs w:val="16"/>
@@ -7882,7 +7040,7 @@
           </w:pPr>
           <w:r>
             <w:rPr>
-              <w:rFonts w:ascii="Roboto" w:hAnsi="Roboto" w:cs="Tahoma"/>
+              <w:rFonts w:cs="Arial"/>
               <w:b/>
               <w:sz w:val="16"/>
               <w:szCs w:val="16"/>
@@ -7907,7 +7065,7 @@
             <w:spacing w:before="0" w:after="0"/>
             <w:ind w:left="10" w:hanging="10"/>
             <w:rPr>
-              <w:rFonts w:ascii="Roboto" w:eastAsia="Arial" w:hAnsi="Roboto" w:cs="Tahoma"/>
+              <w:rFonts w:eastAsia="Arial" w:cs="Arial"/>
               <w:b/>
               <w:color w:val="000000" w:themeColor="text1"/>
               <w:sz w:val="16"/>
@@ -7917,7 +7075,7 @@
           </w:pPr>
           <w:r>
             <w:rPr>
-              <w:rFonts w:ascii="Roboto" w:eastAsia="Arial" w:hAnsi="Roboto" w:cs="Tahoma"/>
+              <w:rFonts w:eastAsia="Arial" w:cs="Arial"/>
               <w:b/>
               <w:color w:val="000000" w:themeColor="text1"/>
               <w:sz w:val="16"/>
@@ -7937,7 +7095,7 @@
             <w:spacing w:before="0" w:after="0"/>
             <w:ind w:left="10" w:hanging="10"/>
             <w:rPr>
-              <w:rFonts w:ascii="Roboto" w:eastAsia="Arial" w:hAnsi="Roboto" w:cs="Tahoma"/>
+              <w:rFonts w:eastAsia="Arial" w:cs="Arial"/>
               <w:color w:val="000000" w:themeColor="text1"/>
               <w:sz w:val="16"/>
               <w:szCs w:val="16"/>
@@ -7946,7 +7104,7 @@
           </w:pPr>
           <w:r>
             <w:rPr>
-              <w:rFonts w:ascii="Roboto" w:eastAsia="Arial" w:hAnsi="Roboto" w:cs="Tahoma"/>
+              <w:rFonts w:eastAsia="Arial" w:cs="Arial"/>
               <w:color w:val="000000" w:themeColor="text1"/>
               <w:sz w:val="16"/>
               <w:szCs w:val="16"/>
@@ -7967,7 +7125,7 @@
             <w:ind w:left="10" w:hanging="10"/>
             <w:jc w:val="center"/>
             <w:rPr>
-              <w:rFonts w:ascii="Roboto" w:eastAsia="Arial" w:hAnsi="Roboto" w:cs="Tahoma"/>
+              <w:rFonts w:eastAsia="Arial" w:cs="Arial"/>
               <w:b/>
               <w:color w:val="000000" w:themeColor="text1"/>
               <w:sz w:val="16"/>
@@ -7977,7 +7135,7 @@
           </w:pPr>
           <w:r>
             <w:rPr>
-              <w:rFonts w:ascii="Roboto" w:eastAsia="Arial" w:hAnsi="Roboto" w:cs="Tahoma"/>
+              <w:rFonts w:eastAsia="Arial" w:cs="Arial"/>
               <w:b/>
               <w:color w:val="000000" w:themeColor="text1"/>
               <w:sz w:val="16"/>
@@ -7997,7 +7155,7 @@
           <w:pPr>
             <w:spacing w:before="0" w:after="0" w:line="249" w:lineRule="auto"/>
             <w:rPr>
-              <w:rFonts w:ascii="Roboto" w:eastAsia="Arial" w:hAnsi="Roboto" w:cs="Tahoma"/>
+              <w:rFonts w:eastAsia="Arial" w:cs="Arial"/>
               <w:color w:val="000000" w:themeColor="text1"/>
               <w:sz w:val="16"/>
               <w:szCs w:val="16"/>
@@ -8006,7 +7164,7 @@
           </w:pPr>
           <w:r>
             <w:rPr>
-              <w:rFonts w:ascii="Roboto" w:eastAsia="Arial" w:hAnsi="Roboto" w:cs="Tahoma"/>
+              <w:rFonts w:eastAsia="Arial" w:cs="Arial"/>
               <w:color w:val="000000" w:themeColor="text1"/>
               <w:sz w:val="16"/>
               <w:szCs w:val="16"/>
@@ -8016,7 +7174,7 @@
           </w:r>
           <w:r>
             <w:rPr>
-              <w:rFonts w:ascii="Roboto" w:eastAsia="Arial" w:hAnsi="Roboto" w:cs="Tahoma"/>
+              <w:rFonts w:eastAsia="Arial" w:cs="Arial"/>
               <w:color w:val="000000" w:themeColor="text1"/>
               <w:sz w:val="16"/>
               <w:szCs w:val="16"/>
@@ -8026,7 +7184,7 @@
           </w:r>
           <w:r>
             <w:rPr>
-              <w:rFonts w:ascii="Roboto" w:eastAsia="Arial" w:hAnsi="Roboto" w:cs="Tahoma"/>
+              <w:rFonts w:eastAsia="Arial" w:cs="Arial"/>
               <w:color w:val="000000" w:themeColor="text1"/>
               <w:sz w:val="16"/>
               <w:szCs w:val="16"/>
@@ -8036,7 +7194,7 @@
           </w:r>
           <w:r>
             <w:rPr>
-              <w:rFonts w:ascii="Roboto" w:eastAsia="Arial" w:hAnsi="Roboto" w:cs="Tahoma"/>
+              <w:rFonts w:eastAsia="Arial" w:cs="Arial"/>
               <w:color w:val="000000" w:themeColor="text1"/>
               <w:sz w:val="16"/>
               <w:szCs w:val="16"/>
@@ -8046,7 +7204,7 @@
           </w:r>
           <w:r>
             <w:rPr>
-              <w:rFonts w:ascii="Roboto" w:eastAsia="Arial" w:hAnsi="Roboto" w:cs="Tahoma"/>
+              <w:rFonts w:eastAsia="Arial" w:cs="Arial"/>
               <w:color w:val="000000" w:themeColor="text1"/>
               <w:sz w:val="16"/>
               <w:szCs w:val="16"/>
@@ -8056,7 +7214,7 @@
           </w:r>
           <w:r>
             <w:rPr>
-              <w:rFonts w:ascii="Roboto" w:eastAsia="Arial" w:hAnsi="Roboto" w:cs="Tahoma"/>
+              <w:rFonts w:eastAsia="Arial" w:cs="Arial"/>
               <w:color w:val="000000" w:themeColor="text1"/>
               <w:sz w:val="16"/>
               <w:szCs w:val="16"/>
@@ -8066,7 +7224,7 @@
           </w:r>
           <w:r>
             <w:rPr>
-              <w:rFonts w:ascii="Roboto" w:eastAsia="Arial" w:hAnsi="Roboto" w:cs="Tahoma"/>
+              <w:rFonts w:eastAsia="Arial" w:cs="Arial"/>
               <w:color w:val="000000" w:themeColor="text1"/>
               <w:sz w:val="16"/>
               <w:szCs w:val="16"/>
@@ -8076,7 +7234,7 @@
           </w:r>
           <w:r>
             <w:rPr>
-              <w:rFonts w:ascii="Roboto" w:eastAsia="Arial" w:hAnsi="Roboto" w:cs="Tahoma"/>
+              <w:rFonts w:eastAsia="Arial" w:cs="Arial"/>
               <w:color w:val="000000" w:themeColor="text1"/>
               <w:sz w:val="16"/>
               <w:szCs w:val="16"/>
@@ -8086,7 +7244,7 @@
           </w:r>
           <w:r>
             <w:rPr>
-              <w:rFonts w:ascii="Roboto" w:eastAsia="Arial" w:hAnsi="Roboto" w:cs="Tahoma"/>
+              <w:rFonts w:eastAsia="Arial" w:cs="Arial"/>
               <w:color w:val="000000" w:themeColor="text1"/>
               <w:sz w:val="16"/>
               <w:szCs w:val="16"/>
@@ -8096,7 +7254,7 @@
           </w:r>
           <w:r>
             <w:rPr>
-              <w:rFonts w:ascii="Roboto" w:eastAsia="Arial" w:hAnsi="Roboto" w:cs="Tahoma"/>
+              <w:rFonts w:eastAsia="Arial" w:cs="Arial"/>
               <w:noProof/>
               <w:color w:val="000000" w:themeColor="text1"/>
               <w:sz w:val="16"/>
@@ -8107,7 +7265,7 @@
           </w:r>
           <w:r>
             <w:rPr>
-              <w:rFonts w:ascii="Roboto" w:eastAsia="Arial" w:hAnsi="Roboto" w:cs="Tahoma"/>
+              <w:rFonts w:eastAsia="Arial" w:cs="Arial"/>
               <w:color w:val="000000" w:themeColor="text1"/>
               <w:sz w:val="16"/>
               <w:szCs w:val="16"/>
@@ -8133,7 +7291,7 @@
             <w:spacing w:before="0" w:after="0"/>
             <w:ind w:left="10" w:hanging="10"/>
             <w:rPr>
-              <w:rFonts w:ascii="Roboto" w:eastAsia="Arial" w:hAnsi="Roboto" w:cs="Tahoma"/>
+              <w:rFonts w:eastAsia="Arial" w:cs="Arial"/>
               <w:b/>
               <w:color w:val="000000" w:themeColor="text1"/>
               <w:sz w:val="16"/>
@@ -8143,7 +7301,7 @@
           </w:pPr>
           <w:r>
             <w:rPr>
-              <w:rFonts w:ascii="Roboto" w:eastAsia="Arial" w:hAnsi="Roboto" w:cs="Tahoma"/>
+              <w:rFonts w:eastAsia="Arial" w:cs="Arial"/>
               <w:b/>
               <w:color w:val="000000" w:themeColor="text1"/>
               <w:sz w:val="16"/>
@@ -8165,7 +7323,7 @@
             <w:spacing w:before="0" w:after="0"/>
             <w:ind w:left="10" w:hanging="10"/>
             <w:rPr>
-              <w:rFonts w:ascii="Roboto" w:eastAsia="Arial" w:hAnsi="Roboto" w:cs="Tahoma"/>
+              <w:rFonts w:eastAsia="Arial" w:cs="Arial"/>
               <w:color w:val="000000" w:themeColor="text1"/>
               <w:sz w:val="16"/>
               <w:szCs w:val="16"/>
@@ -8174,7 +7332,7 @@
           </w:pPr>
           <w:r>
             <w:rPr>
-              <w:rFonts w:ascii="Roboto" w:eastAsia="Arial" w:hAnsi="Roboto" w:cs="Tahoma"/>
+              <w:rFonts w:eastAsia="Arial" w:cs="Arial"/>
               <w:color w:val="000000" w:themeColor="text1"/>
               <w:sz w:val="16"/>
               <w:szCs w:val="16"/>
@@ -9836,10 +8994,28 @@
 </file>
 
 <file path=customXml/item1.xml><?xml version="1.0" encoding="utf-8"?>
-<b:Sources xmlns:b="http://schemas.openxmlformats.org/officeDocument/2006/bibliography" xmlns="http://schemas.openxmlformats.org/officeDocument/2006/bibliography" SelectedStyle="\APASixthEditionOfficeOnline.xsl" StyleName="APA" Version="6"/>
+<p:properties xmlns:p="http://schemas.microsoft.com/office/2006/metadata/properties" xmlns:xsi="http://www.w3.org/2001/XMLSchema-instance" xmlns:pc="http://schemas.microsoft.com/office/infopath/2007/PartnerControls">
+  <documentManagement>
+    <No xmlns="9d85dbaf-23eb-4e57-a637-93dcacc8b1a1" xsi:nil="true"/>
+    <TaxCatchAll xmlns="a6cb9e4b-f1d1-4245-83ec-6cad768d538a" xsi:nil="true"/>
+    <lcf76f155ced4ddcb4097134ff3c332f xmlns="9d85dbaf-23eb-4e57-a637-93dcacc8b1a1">
+      <Terms xmlns="http://schemas.microsoft.com/office/infopath/2007/PartnerControls"/>
+    </lcf76f155ced4ddcb4097134ff3c332f>
+    <_Flow_SignoffStatus xmlns="9d85dbaf-23eb-4e57-a637-93dcacc8b1a1" xsi:nil="true"/>
+  </documentManagement>
+</p:properties>
 </file>
 
 <file path=customXml/item2.xml><?xml version="1.0" encoding="utf-8"?>
+<?mso-contentType ?>
+<FormTemplates xmlns="http://schemas.microsoft.com/sharepoint/v3/contenttype/forms">
+  <Display>DocumentLibraryForm</Display>
+  <Edit>DocumentLibraryForm</Edit>
+  <New>DocumentLibraryForm</New>
+</FormTemplates>
+</file>
+
+<file path=customXml/item3.xml><?xml version="1.0" encoding="utf-8"?>
 <ct:contentTypeSchema xmlns:ct="http://schemas.microsoft.com/office/2006/metadata/contentType" xmlns:ma="http://schemas.microsoft.com/office/2006/metadata/properties/metaAttributes" ct:_="" ma:_="" ma:contentTypeName="Documento" ma:contentTypeID="0x010100F2E0F32964D9B84EA054B84E5D4157A0" ma:contentTypeVersion="19" ma:contentTypeDescription="Crear nuevo documento." ma:contentTypeScope="" ma:versionID="d5ae9f8d474a6ffa893796061015c198">
   <xsd:schema xmlns:xsd="http://www.w3.org/2001/XMLSchema" xmlns:xs="http://www.w3.org/2001/XMLSchema" xmlns:p="http://schemas.microsoft.com/office/2006/metadata/properties" xmlns:ns2="9d85dbaf-23eb-4e57-a637-93dcacc8b1a1" xmlns:ns3="a6cb9e4b-f1d1-4245-83ec-6cad768d538a" targetNamespace="http://schemas.microsoft.com/office/2006/metadata/properties" ma:root="true" ma:fieldsID="b1a281eef382c5c83056bb39ef08c8eb" ns2:_="" ns3:_="">
     <xsd:import namespace="9d85dbaf-23eb-4e57-a637-93dcacc8b1a1"/>
@@ -10100,37 +9276,30 @@
 </ct:contentTypeSchema>
 </file>
 
-<file path=customXml/item3.xml><?xml version="1.0" encoding="utf-8"?>
-<?mso-contentType ?>
-<FormTemplates xmlns="http://schemas.microsoft.com/sharepoint/v3/contenttype/forms">
-  <Display>DocumentLibraryForm</Display>
-  <Edit>DocumentLibraryForm</Edit>
-  <New>DocumentLibraryForm</New>
-</FormTemplates>
-</file>
-
 <file path=customXml/item4.xml><?xml version="1.0" encoding="utf-8"?>
-<p:properties xmlns:p="http://schemas.microsoft.com/office/2006/metadata/properties" xmlns:xsi="http://www.w3.org/2001/XMLSchema-instance" xmlns:pc="http://schemas.microsoft.com/office/infopath/2007/PartnerControls">
-  <documentManagement>
-    <No xmlns="9d85dbaf-23eb-4e57-a637-93dcacc8b1a1" xsi:nil="true"/>
-    <TaxCatchAll xmlns="a6cb9e4b-f1d1-4245-83ec-6cad768d538a" xsi:nil="true"/>
-    <lcf76f155ced4ddcb4097134ff3c332f xmlns="9d85dbaf-23eb-4e57-a637-93dcacc8b1a1">
-      <Terms xmlns="http://schemas.microsoft.com/office/infopath/2007/PartnerControls"/>
-    </lcf76f155ced4ddcb4097134ff3c332f>
-    <_Flow_SignoffStatus xmlns="9d85dbaf-23eb-4e57-a637-93dcacc8b1a1" xsi:nil="true"/>
-  </documentManagement>
-</p:properties>
+<b:Sources xmlns:b="http://schemas.openxmlformats.org/officeDocument/2006/bibliography" xmlns="http://schemas.openxmlformats.org/officeDocument/2006/bibliography" SelectedStyle="\APASixthEditionOfficeOnline.xsl" StyleName="APA" Version="6"/>
 </file>
 
 <file path=customXml/itemProps1.xml><?xml version="1.0" encoding="utf-8"?>
-<ds:datastoreItem xmlns:ds="http://schemas.openxmlformats.org/officeDocument/2006/customXml" ds:itemID="{51BD4A60-82B9-4FF6-96C5-21C1C5A845AC}">
+<ds:datastoreItem xmlns:ds="http://schemas.openxmlformats.org/officeDocument/2006/customXml" ds:itemID="{20AFE142-C706-411C-801B-124264B3D5D0}">
   <ds:schemaRefs>
-    <ds:schemaRef ds:uri="http://schemas.openxmlformats.org/officeDocument/2006/bibliography"/>
+    <ds:schemaRef ds:uri="http://schemas.microsoft.com/office/2006/metadata/properties"/>
+    <ds:schemaRef ds:uri="http://schemas.microsoft.com/office/infopath/2007/PartnerControls"/>
+    <ds:schemaRef ds:uri="9d85dbaf-23eb-4e57-a637-93dcacc8b1a1"/>
+    <ds:schemaRef ds:uri="a6cb9e4b-f1d1-4245-83ec-6cad768d538a"/>
   </ds:schemaRefs>
 </ds:datastoreItem>
 </file>
 
 <file path=customXml/itemProps2.xml><?xml version="1.0" encoding="utf-8"?>
+<ds:datastoreItem xmlns:ds="http://schemas.openxmlformats.org/officeDocument/2006/customXml" ds:itemID="{59C9FEDF-BBDA-430B-9526-723A0B8279F4}">
+  <ds:schemaRefs>
+    <ds:schemaRef ds:uri="http://schemas.microsoft.com/sharepoint/v3/contenttype/forms"/>
+  </ds:schemaRefs>
+</ds:datastoreItem>
+</file>
+
+<file path=customXml/itemProps3.xml><?xml version="1.0" encoding="utf-8"?>
 <ds:datastoreItem xmlns:ds="http://schemas.openxmlformats.org/officeDocument/2006/customXml" ds:itemID="{301E73E4-551B-4AEC-A9AE-89FCD90CAAC1}">
   <ds:schemaRefs>
     <ds:schemaRef ds:uri="http://schemas.microsoft.com/office/2006/metadata/contentType"/>
@@ -10149,21 +9318,10 @@
 </ds:datastoreItem>
 </file>
 
-<file path=customXml/itemProps3.xml><?xml version="1.0" encoding="utf-8"?>
-<ds:datastoreItem xmlns:ds="http://schemas.openxmlformats.org/officeDocument/2006/customXml" ds:itemID="{59C9FEDF-BBDA-430B-9526-723A0B8279F4}">
+<file path=customXml/itemProps4.xml><?xml version="1.0" encoding="utf-8"?>
+<ds:datastoreItem xmlns:ds="http://schemas.openxmlformats.org/officeDocument/2006/customXml" ds:itemID="{51BD4A60-82B9-4FF6-96C5-21C1C5A845AC}">
   <ds:schemaRefs>
-    <ds:schemaRef ds:uri="http://schemas.microsoft.com/sharepoint/v3/contenttype/forms"/>
-  </ds:schemaRefs>
-</ds:datastoreItem>
-</file>
-
-<file path=customXml/itemProps4.xml><?xml version="1.0" encoding="utf-8"?>
-<ds:datastoreItem xmlns:ds="http://schemas.openxmlformats.org/officeDocument/2006/customXml" ds:itemID="{20AFE142-C706-411C-801B-124264B3D5D0}">
-  <ds:schemaRefs>
-    <ds:schemaRef ds:uri="http://schemas.microsoft.com/office/2006/metadata/properties"/>
-    <ds:schemaRef ds:uri="http://schemas.microsoft.com/office/infopath/2007/PartnerControls"/>
-    <ds:schemaRef ds:uri="9d85dbaf-23eb-4e57-a637-93dcacc8b1a1"/>
-    <ds:schemaRef ds:uri="a6cb9e4b-f1d1-4245-83ec-6cad768d538a"/>
+    <ds:schemaRef ds:uri="http://schemas.openxmlformats.org/officeDocument/2006/bibliography"/>
   </ds:schemaRefs>
 </ds:datastoreItem>
 </file>